--- a/ИУ5Ц-101б_Васильев_В_М_РПЗ.docx
+++ b/ИУ5Ц-101б_Васильев_В_М_РПЗ.docx
@@ -1792,21 +1792,7 @@
           <w:rFonts w:ascii="Times New Roman" w:eastAsia="Times New Roman" w:hAnsi="Times New Roman"/>
           <w:sz w:val="28"/>
         </w:rPr>
-        <w:t>Расчетно-пояснительная записка квалификационной работы бакалавра содержит 53 страниц без учета приложений. Общий объем расчетно-пояснительной записки составляет 7</w:t>
-      </w:r>
-      <w:r>
-        <w:rPr>
-          <w:rFonts w:ascii="Times New Roman" w:eastAsia="Times New Roman" w:hAnsi="Times New Roman"/>
-          <w:sz w:val="28"/>
-        </w:rPr>
-        <w:t>2</w:t>
-      </w:r>
-      <w:r>
-        <w:rPr>
-          <w:rFonts w:ascii="Times New Roman" w:eastAsia="Times New Roman" w:hAnsi="Times New Roman"/>
-          <w:sz w:val="28"/>
-        </w:rPr>
-        <w:t xml:space="preserve"> страниц. Работа включает в себя 3 таблицы, 10 иллюстраций, 14 использованных источников и 4 приложения.</w:t>
+        <w:t>Расчетно-пояснительная записка квалификационной работы бакалавра содержит 53 страниц без учета приложений. Общий объем расчетно-пояснительной записки составляет 72 страниц. Работа включает в себя 3 таблицы, 10 иллюстраций, 14 использованных источников и 4 приложения.</w:t>
       </w:r>
     </w:p>
     <w:p>
@@ -7675,7 +7661,7 @@
           <w:rFonts w:ascii="Times New Roman" w:eastAsia="Times New Roman" w:hAnsi="Times New Roman"/>
           <w:sz w:val="28"/>
         </w:rPr>
-        <w:t>Swagger UI: интерактивный веб-интерфейс документации API, позволяющий просматривать описание маршрутов и выполнять запросы к серверной части системы.</w:t>
+        <w:t>Swagger UI: интерактивный интерфейс документации API, позволяющий просматривать описание маршрутов и выполнять запросы к серверной части системы.</w:t>
       </w:r>
     </w:p>
     <w:p>
@@ -7852,7 +7838,7 @@
           <w:rFonts w:ascii="Times New Roman" w:eastAsia="Times New Roman" w:hAnsi="Times New Roman"/>
           <w:sz w:val="28"/>
         </w:rPr>
-        <w:t>Особенность разрабатываемой системы заключается в том, что она ориентирована не только на вычисление процента оригинальности, но и на полный прикладной цикл работы с документом. Пользователь может зарегистрировать учётную запись, добавить текст вручную или загрузить PDF-файл, определить тип документа, сформировать набор правил исключений и получить формализованный результат проверки с привязкой к конкретным источникам совпадений. Благодаря этому проект охватывает не отдельный алгоритм сравнения текста, а более широкую задачу организации локальной системы анализа документов.</w:t>
+        <w:t>Особенность разрабатываемой системы заключается в том, что она ориентирована не только на вычисление процента оригинальности, но и на полный прикладной цикл работы с документом. Пользователь может зарегистрировать учётную запись, войти в систему, выбрать профиль правил, добавить текст вручную или загрузить один либо несколько файлов, определить тип документа, сформировать набор правил исключений и получить формализованный результат проверки с привязкой к конкретным источникам совпадений.</w:t>
       </w:r>
     </w:p>
     <w:p>
@@ -8020,7 +8006,7 @@
           <w:rFonts w:ascii="Times New Roman" w:eastAsia="Times New Roman" w:hAnsi="Times New Roman"/>
           <w:sz w:val="28"/>
         </w:rPr>
-        <w:t>Графическая часть включает инфологическую модель системы (рисунок А.1), диаграмму развертывания (рисунок А.2), ER-диаграмму базы данных (рисунок А.3), диаграмму прецедентов (рисунок А.4), главную страницу Swagger UI (рисунок А.5), выполнение метода POST /checks (рисунок А.6) и пример ответа Swagger UI с результатом проверки (рисунок А.7). Полный перечень HTTP-методов разрабатываемого веб-сервиса приведен в приложении Г.</w:t>
+        <w:t>Графическая часть включает инфологическую модель системы (рисунок А.1), диаграмму развертывания (рисунок А.2), ER-диаграмму базы данных (рисунок А.3), диаграмму прецедентов (рисунок А.4), главную страницу Swagger UI (рисунок А.5), выполнение метода POST /checks (рисунок А.6) и пример ответа Swagger UI с результатом проверки (рисунок А.7). Полный перечень HTTP-методов веб-сервиса, включая методы авторизации, профилей, пакетной загрузки и проверки, приведен в приложении Г.</w:t>
       </w:r>
     </w:p>
     <w:p>
@@ -9155,7 +9141,7 @@
     </w:p>
     <w:tbl>
       <w:tblPr>
-        <w:tblStyle w:val="TableNormal0"/>
+        <w:tblStyle w:val="TableNormal1"/>
         <w:tblW w:w="0" w:type="auto"/>
         <w:tblInd w:w="5" w:type="dxa"/>
         <w:tblBorders>
@@ -9882,7 +9868,7 @@
     </w:p>
     <w:tbl>
       <w:tblPr>
-        <w:tblStyle w:val="TableNormal0"/>
+        <w:tblStyle w:val="TableNormal1"/>
         <w:tblW w:w="0" w:type="auto"/>
         <w:tblInd w:w="5" w:type="dxa"/>
         <w:tblBorders>
@@ -10665,7 +10651,6 @@
           <w:rFonts w:ascii="Times New Roman" w:eastAsia="Times New Roman" w:hAnsi="Times New Roman"/>
           <w:sz w:val="28"/>
         </w:rPr>
-        <w:lastRenderedPageBreak/>
         <w:t>Рисунок 3 – Интерфейс Turnitin</w:t>
       </w:r>
     </w:p>
@@ -10767,15 +10752,7 @@
           <w:rFonts w:ascii="Times New Roman" w:eastAsia="Times New Roman" w:hAnsi="Times New Roman"/>
           <w:sz w:val="28"/>
         </w:rPr>
-        <w:t xml:space="preserve">Таким образом, существующие системы антиплагиата обладают различными возможностями и ограничениями. Облачные решения обеспечивают высокую точность и широкий охват источников, однако требуют значительных затрат и зависят от внешней инфраструктуры. Локальные движки, в свою очередь, предоставляют гибкость настройки и контроль над данными, что </w:t>
-      </w:r>
-      <w:r>
-        <w:rPr>
-          <w:rFonts w:ascii="Times New Roman" w:eastAsia="Times New Roman" w:hAnsi="Times New Roman"/>
-          <w:sz w:val="28"/>
-        </w:rPr>
-        <w:lastRenderedPageBreak/>
-        <w:t>делает их перспективным направлением для использования в образовательных учреждениях при наличии соответствующих ресурсов.</w:t>
+        <w:t>Таким образом, существующие системы антиплагиата обладают различными возможностями и ограничениями. Облачные решения обеспечивают высокую точность и широкий охват источников, однако требуют значительных затрат и зависят от внешней инфраструктуры. Локальные движки, в свою очередь, предоставляют гибкость настройки и контроль над данными, что делает их перспективным направлением для использования в образовательных учреждениях при наличии соответствующих ресурсов.</w:t>
       </w:r>
     </w:p>
     <w:p>
@@ -10819,7 +10796,7 @@
     </w:p>
     <w:tbl>
       <w:tblPr>
-        <w:tblStyle w:val="TableNormal0"/>
+        <w:tblStyle w:val="TableNormal1"/>
         <w:tblW w:w="0" w:type="auto"/>
         <w:tblInd w:w="5" w:type="dxa"/>
         <w:tblBorders>
@@ -11673,7 +11650,6 @@
         <w:rPr>
           <w:rFonts w:eastAsia="Times New Roman"/>
         </w:rPr>
-        <w:lastRenderedPageBreak/>
         <w:t>Выводы по первой главе</w:t>
       </w:r>
       <w:bookmarkEnd w:id="13"/>
@@ -11731,7 +11707,7 @@
           <w:rFonts w:ascii="Times New Roman" w:eastAsia="Times New Roman" w:hAnsi="Times New Roman"/>
           <w:sz w:val="28"/>
         </w:rPr>
-        <w:t>По результатам постановки задачи сформулированы основные требования к системе: загрузка документов, извлечение текста из PDF-файлов, сохранение эталонных и проверяемых материалов, построение индексов, запуск проверки, расчет процента оригинальности, хранение найденных совпадений, формирование отчета и визуальное выделение подозрительных фрагментов. Эти требования используются далее при проектировании архитектуры и описании реализации системы.</w:t>
+        <w:t>По результатам постановки задачи сформулированы основные требования к системе: регистрация и вход пользователя, хранение профилей правил, загрузка одиночных и нескольких документов, извлечение текста из PDF, DOCX, PPTX и текстовых файлов, сохранение эталонных и проверяемых материалов, построение индексов, запуск проверки, расчет процента оригинальности, хранение найденных совпадений, формирование отчета и визуальное выделение подозрительных фрагментов.</w:t>
       </w:r>
     </w:p>
     <w:p>
@@ -11753,7 +11729,6 @@
       </w:pPr>
       <w:bookmarkStart w:id="14" w:name="_Toc230464216"/>
       <w:r>
-        <w:lastRenderedPageBreak/>
         <w:t>КОНСТРУКТОРСКО-ТЕХНОЛОГИЧЕСКАЯ ЧАСТЬ</w:t>
       </w:r>
       <w:bookmarkEnd w:id="14"/>
@@ -11849,7 +11824,7 @@
           <w:rFonts w:ascii="Times New Roman" w:eastAsia="Times New Roman" w:hAnsi="Times New Roman"/>
           <w:sz w:val="28"/>
         </w:rPr>
-        <w:t>- Загрузка PDF-документов с текстовым слоем для проверки на наличие заимствований.</w:t>
+        <w:t>- Загрузка PDF, DOCX, PPTX и текстовых файлов для проверки на наличие заимствований.</w:t>
       </w:r>
     </w:p>
     <w:p>
@@ -11868,7 +11843,7 @@
           <w:rFonts w:ascii="Times New Roman" w:eastAsia="Times New Roman" w:hAnsi="Times New Roman"/>
           <w:sz w:val="28"/>
         </w:rPr>
-        <w:t>- Извлечение текста из загруженного PDF-документа и его подготовка к дальнейшему анализу.</w:t>
+        <w:t>- Извлечение текста из загруженного файла и его подготовка к дальнейшему анализу; для иных офисных форматов допускается попытка конвертации в PDF при наличии внешнего конвертера.</w:t>
       </w:r>
     </w:p>
     <w:p>
@@ -11887,7 +11862,7 @@
           <w:rFonts w:ascii="Times New Roman" w:eastAsia="Times New Roman" w:hAnsi="Times New Roman"/>
           <w:sz w:val="28"/>
         </w:rPr>
-        <w:t>- Создание документа из текста, переданного через API.</w:t>
+        <w:t>- Создание документа из текста, переданного через API или введённого в пользовательском интерфейсе.</w:t>
       </w:r>
     </w:p>
     <w:p>
@@ -12058,7 +12033,7 @@
           <w:rFonts w:ascii="Times New Roman" w:eastAsia="Times New Roman" w:hAnsi="Times New Roman"/>
           <w:sz w:val="28"/>
         </w:rPr>
-        <w:t>1. Пользователь через Swagger UI вызывает метод создания пользователя либо сразу переходит к добавлению документов.</w:t>
+        <w:t>1. Пользователь регистрируется или входит в систему через Swagger UI, вызывая соответствующие методы API.</w:t>
       </w:r>
     </w:p>
     <w:p>
@@ -12077,8 +12052,7 @@
           <w:rFonts w:ascii="Times New Roman" w:eastAsia="Times New Roman" w:hAnsi="Times New Roman"/>
           <w:sz w:val="28"/>
         </w:rPr>
-        <w:lastRenderedPageBreak/>
-        <w:t>2. Документ сохраняется как reference или submission в зависимости от его роли в системе.</w:t>
+        <w:t>2. При необходимости пользователь выбирает или создаёт профиль правил, в котором будут храниться параметры исключений.</w:t>
       </w:r>
     </w:p>
     <w:p>
@@ -12097,7 +12071,7 @@
           <w:rFonts w:ascii="Times New Roman" w:eastAsia="Times New Roman" w:hAnsi="Times New Roman"/>
           <w:sz w:val="28"/>
         </w:rPr>
-        <w:t>3. Для нового или изменённого текста выполняется токенизация и формируется индекс из хешей 3-грамм.</w:t>
+        <w:t>3. Документ сохраняется как reference или submission в зависимости от его роли в системе; при массовой загрузке каждый файл обрабатывается независимо.</w:t>
       </w:r>
     </w:p>
     <w:p>
@@ -12116,7 +12090,7 @@
           <w:rFonts w:ascii="Times New Roman" w:eastAsia="Times New Roman" w:hAnsi="Times New Roman"/>
           <w:sz w:val="28"/>
         </w:rPr>
-        <w:t>4. При запуске проверки сервер определяет набор доступных источников сравнения: эталонные документы и, при необходимости, архив уникальных работ.</w:t>
+        <w:t>4. Для нового или изменённого текста выполняется токенизация и формируется индекс из хешей 3-грамм.</w:t>
       </w:r>
     </w:p>
     <w:p>
@@ -12135,7 +12109,7 @@
           <w:rFonts w:ascii="Times New Roman" w:eastAsia="Times New Roman" w:hAnsi="Times New Roman"/>
           <w:sz w:val="28"/>
         </w:rPr>
-        <w:t>5. К входному тексту применяются правила исключений, после чего рассчитываются токены, 3-граммы и множество хешей.</w:t>
+        <w:t>5. При запуске проверки сервер определяет набор доступных источников сравнения: эталонные документы и, при необходимости, архив уникальных работ.</w:t>
       </w:r>
     </w:p>
     <w:p>
@@ -12154,7 +12128,7 @@
           <w:rFonts w:ascii="Times New Roman" w:eastAsia="Times New Roman" w:hAnsi="Times New Roman"/>
           <w:sz w:val="28"/>
         </w:rPr>
-        <w:t>6. Полученное множество пересекается с индексами документов-источников, что позволяет выявить совпадающие фрагменты.</w:t>
+        <w:t>6. К входному тексту применяются глобальные правила и правила активного пользовательского профиля, после чего рассчитываются токены, 3-граммы и множество хешей.</w:t>
       </w:r>
     </w:p>
     <w:p>
@@ -12173,7 +12147,7 @@
           <w:rFonts w:ascii="Times New Roman" w:eastAsia="Times New Roman" w:hAnsi="Times New Roman"/>
           <w:sz w:val="28"/>
         </w:rPr>
-        <w:t>7. На основе найденных пересечений рассчитываются число совпавших токенов, процент оригинальности и итоговое представление результата.</w:t>
+        <w:t>7. Полученное множество пересекается с индексами документов-источников, что позволяет выявить совпадающие фрагменты.</w:t>
       </w:r>
     </w:p>
     <w:p>
@@ -12192,7 +12166,7 @@
           <w:rFonts w:ascii="Times New Roman" w:eastAsia="Times New Roman" w:hAnsi="Times New Roman"/>
           <w:sz w:val="28"/>
         </w:rPr>
-        <w:t>8. Если документ достигает заданного порога уникальности, он может быть автоматически или вручную помещён в архив уникальных работ.</w:t>
+        <w:t>8. На основе найденных пересечений рассчитываются число совпавших токенов, процент оригинальности и итоговое представление результата.</w:t>
       </w:r>
     </w:p>
     <w:p>
@@ -12230,7 +12204,7 @@
           <w:rFonts w:ascii="Times New Roman" w:eastAsia="Times New Roman" w:hAnsi="Times New Roman"/>
           <w:sz w:val="28"/>
         </w:rPr>
-        <w:t>Отдельно следует отметить и обработку ошибок. Если пользователь передаёт пустой текст, неподдерживаемое расширение файла или запускает проверку без доступных источников сравнения, сервер формирует понятный HTTP-ответ с пояснением причины отказа. Это делает поведение системы предсказуемым и облегчает её использование.</w:t>
+        <w:t>Отдельно следует отметить и обработку ошибок. Если пользователь передаёт пустой текст, файл без извлекаемого текстового слоя, неподдерживаемый бинарный формат или запускает проверку без доступных источников сравнения, сервер формирует понятный HTTP-ответ с пояснением причины отказа.</w:t>
       </w:r>
     </w:p>
     <w:p>
@@ -12250,7 +12224,6 @@
       </w:pPr>
       <w:bookmarkStart w:id="17" w:name="_Toc230464219"/>
       <w:r>
-        <w:lastRenderedPageBreak/>
         <w:t>Стек технологий</w:t>
       </w:r>
       <w:bookmarkEnd w:id="17"/>
@@ -12325,7 +12298,7 @@
           <w:rFonts w:ascii="Times New Roman" w:eastAsia="Times New Roman" w:hAnsi="Times New Roman"/>
           <w:sz w:val="28"/>
         </w:rPr>
-        <w:t>Отдельный пользовательский frontend в рамках данной работы не рассматривается. Для взаимодействия с системой используется Swagger UI, который автоматически создаётся FastAPI на основе описанных маршрутов и моделей данных OpenAPI. Такой подход соответствует масштабу проекта и позволяет сосредоточиться на реализации серверной логики проверки и документированного API.</w:t>
+        <w:t>Отдельный пользовательский frontend в рамках данной работы не рассматривается. Для взаимодействия с системой используется Swagger UI, который автоматически создаётся FastAPI на основе описанных маршрутов и моделей данных OpenAPI. В Swagger UI доступны вход, регистрация, работа с профилями правил, загрузка документов, массовая загрузка файлов и запуск проверки.</w:t>
       </w:r>
     </w:p>
     <w:p>
@@ -12359,7 +12332,6 @@
       </w:pPr>
       <w:bookmarkStart w:id="19" w:name="_Toc230464221"/>
       <w:r>
-        <w:lastRenderedPageBreak/>
         <w:t>Пользовательский доступ через Swagger UI</w:t>
       </w:r>
       <w:bookmarkEnd w:id="19"/>
@@ -12399,7 +12371,7 @@
           <w:rFonts w:ascii="Times New Roman" w:eastAsia="Times New Roman" w:hAnsi="Times New Roman"/>
           <w:sz w:val="28"/>
         </w:rPr>
-        <w:t>Через Swagger UI пользователь может выполнять основные сценарии работы с системой: создавать пользователей, добавлять документы, загружать PDF-файлы, задавать правила исключений, запускать проверку и получать отчёт по результатам анализа. Для каждой операции отображаются допустимые параметры, типы данных и пример структуры ответа.</w:t>
+        <w:t>Через Swagger UI пользователь может выполнять основные сценарии работы с системой: регистрироваться и входить в систему, создавать профили правил, добавлять документы, загружать несколько файлов за один раз, задавать правила исключений, запускать проверку и получать отчёт по результатам анализа.</w:t>
       </w:r>
     </w:p>
     <w:p>
@@ -12418,7 +12390,7 @@
           <w:rFonts w:ascii="Times New Roman" w:eastAsia="Times New Roman" w:hAnsi="Times New Roman"/>
           <w:sz w:val="28"/>
         </w:rPr>
-        <w:t>Использование Swagger UI позволяет отказаться от разработки отдельного прикладного интерфейса на раннем этапе и сосредоточиться на проверке серверной части. Для учебного проекта это также удобно тем, что документация и средство тестирования API объединяются в одном окне.</w:t>
+        <w:t>Использование Swagger UI позволяет отказаться от разработки отдельного прикладного интерфейса и сосредоточиться на проверке серверной части. Для учебного проекта это также удобно тем, что документация и средство тестирования API объединяются в одном окне.</w:t>
       </w:r>
     </w:p>
     <w:p>
@@ -12456,7 +12428,7 @@
           <w:rFonts w:ascii="Times New Roman" w:eastAsia="Times New Roman" w:hAnsi="Times New Roman"/>
           <w:sz w:val="28"/>
         </w:rPr>
-        <w:t>Такой способ взаимодействия особенно удобен в условиях, когда основной акцент проекта сделан на корректности серверной логики. Вместо разработки самостоятельного пользовательского интерфейса можно использовать готовую интерактивную оболочку и сосредоточиться на обработке текстов, хранении индексов и построении отчётов.</w:t>
+        <w:t>Такой способ взаимодействия особенно удобен в условиях, когда основной акцент проекта сделан на корректности серверной логики и воспроизводимости сценариев. Вместо разработки самостоятельного пользовательского интерфейса можно использовать готовую интерактивную оболочку Swagger UI и сосредоточиться на обработке текстов, хранении индексов и построении отчётов.</w:t>
       </w:r>
     </w:p>
     <w:p>
@@ -12471,7 +12443,6 @@
       </w:pPr>
       <w:bookmarkStart w:id="20" w:name="_Toc230464222"/>
       <w:r>
-        <w:lastRenderedPageBreak/>
         <w:t>Серверная часть</w:t>
       </w:r>
       <w:bookmarkEnd w:id="20"/>
@@ -12492,7 +12463,7 @@
           <w:rFonts w:ascii="Times New Roman" w:eastAsia="Times New Roman" w:hAnsi="Times New Roman"/>
           <w:sz w:val="28"/>
         </w:rPr>
-        <w:t>Серверная часть реализована в виде REST API на FastAPI. В модуле main.py сосредоточены маршруты для работы с пользователями, документами, правилами исключений, проверками, архивом уникальных работ и системными настройками. Для входных и выходных структур используются модели Pydantic, что упрощает контроль формата данных и снижает вероятность ошибок при обмене между клиентом и сервером.</w:t>
+        <w:t>Серверная часть реализована в виде REST API на FastAPI. В модуле main.py сосредоточены маршруты для авторизации, профилей пользователя, документов, массовой загрузки файлов, правил исключений, проверок, архива уникальных работ и системных настроек.</w:t>
       </w:r>
     </w:p>
     <w:p>
@@ -12530,7 +12501,7 @@
           <w:rFonts w:ascii="Times New Roman" w:eastAsia="Times New Roman" w:hAnsi="Times New Roman"/>
           <w:sz w:val="28"/>
         </w:rPr>
-        <w:t>Загрузка документов из PDF реализована в модуле file_ingest.py с использованием библиотеки pypdf . Система принимает только PDF-файлы; для файлов без текстового слоя предусмотрена корректная обработка ошибки с сообщением о том, что OCR пока не реализован. Это ограничение соответствует текущему объёму проекта и зафиксированным условиям испытаний.</w:t>
+        <w:t>Загрузка документов реализована в модуле file_ingest.py с использованием pypdf и встроенного разбора XML-структуры офисных файлов. Система принимает PDF, DOCX, PPTX и текстовые файлы; для других офисных форматов предусмотрена попытка конвертации в PDF через LibreOffice, если он установлен. Для PDF без текстового слоя сохраняется диагностическое сообщение о том, что OCR пока не реализован.</w:t>
       </w:r>
     </w:p>
     <w:p>
@@ -12568,34 +12539,26 @@
           <w:rFonts w:ascii="Times New Roman" w:eastAsia="Times New Roman" w:hAnsi="Times New Roman"/>
           <w:sz w:val="28"/>
         </w:rPr>
-        <w:t xml:space="preserve">Сервер организован по модульному принципу. Файл main.py выступает в роли точки входа и объединяет прикладные маршруты, storage.py инкапсулирует операции чтения и записи в базу данных, plagiarism.py содержит алгоритм сравнения текстов, а file_ingest.py отвечает за извлечение текста из PDF-файлов. Такое разделение делает структуру проекта достаточно прозрачной: логика </w:t>
-      </w:r>
+        <w:t>Сервер организован по модульному принципу. Файл main.py выступает в роли точки входа и объединяет прикладные маршруты, storage.py инкапсулирует операции чтения и записи в базу данных, plagiarism.py содержит алгоритм сравнения текстов, а file_ingest.py отвечает за извлечение текста из загруженных файлов разных форматов.</w:t>
+      </w:r>
+    </w:p>
+    <w:p>
+      <w:pPr>
+        <w:spacing w:after="0" w:line="360" w:lineRule="auto"/>
+        <w:ind w:firstLine="709"/>
+        <w:jc w:val="both"/>
+        <w:rPr>
+          <w:rFonts w:ascii="Times New Roman" w:eastAsia="Times New Roman" w:hAnsi="Times New Roman" w:cs="Times New Roman"/>
+          <w:sz w:val="28"/>
+          <w:szCs w:val="28"/>
+        </w:rPr>
+      </w:pPr>
       <w:r>
         <w:rPr>
           <w:rFonts w:ascii="Times New Roman" w:eastAsia="Times New Roman" w:hAnsi="Times New Roman"/>
           <w:sz w:val="28"/>
         </w:rPr>
-        <w:lastRenderedPageBreak/>
-        <w:t>хранения не смешивается с логикой анализа, а обработка входных файлов выделена в самостоятельный компонент.</w:t>
-      </w:r>
-    </w:p>
-    <w:p>
-      <w:pPr>
-        <w:spacing w:after="0" w:line="360" w:lineRule="auto"/>
-        <w:ind w:firstLine="709"/>
-        <w:jc w:val="both"/>
-        <w:rPr>
-          <w:rFonts w:ascii="Times New Roman" w:eastAsia="Times New Roman" w:hAnsi="Times New Roman" w:cs="Times New Roman"/>
-          <w:sz w:val="28"/>
-          <w:szCs w:val="28"/>
-        </w:rPr>
-      </w:pPr>
-      <w:r>
-        <w:rPr>
-          <w:rFonts w:ascii="Times New Roman" w:eastAsia="Times New Roman" w:hAnsi="Times New Roman"/>
-          <w:sz w:val="28"/>
-        </w:rPr>
-        <w:t>С точки зрения прикладных маршрутов сервер охватывает полный жизненный цикл работы с документом. Пользователь может сначала создать учётную запись, затем добавить документ, определить его роль как эталонного или проверяемого, задать правила исключений и только после этого запускать анализ. После завершения проверки API позволяет получить как краткий результат, так и детализированный отчёт, а также при необходимости вручную скорректировать процент оригинальности или включить документ в архив уникальных работ.</w:t>
+        <w:t>С точки зрения прикладных маршрутов сервер охватывает полный жизненный цикл работы с документом. Пользователь может зарегистрироваться, войти в систему, создать профиль правил, добавить один или несколько документов, определить их роль как эталонных или проверяемых, задать правила исключений и только после этого запускать анализ.</w:t>
       </w:r>
     </w:p>
     <w:p>
@@ -12687,8 +12650,7 @@
           <w:rFonts w:ascii="Times New Roman" w:eastAsia="Times New Roman" w:hAnsi="Times New Roman"/>
           <w:sz w:val="28"/>
         </w:rPr>
-        <w:lastRenderedPageBreak/>
-        <w:t>Особое место в алгоритме занимают правила исключений. До начала анализа пользователь может задать шаблоны, удаляющие из текста служебные участки: точные фразы, строки с заданным началом, строки с вхождением выражения или произвольные регулярные выражения. Это позволяет снизить влияние типовых элементов оформления на итоговый процент оригинальности и сделать результат ближе к реальной задаче анализа содержания.</w:t>
+        <w:t>Особое место в алгоритме занимают правила исключений. До начала анализа пользователь может задать шаблоны, удаляющие из текста служебные участки: точные фразы, строки с заданным началом, строки с вхождением выражения, произвольные регулярные выражения или диапазоны страниц. Правила могут быть глобальными либо привязанными к конкретному пользователю и профилю.</w:t>
       </w:r>
     </w:p>
     <w:p>
@@ -12742,7 +12704,7 @@
           <w:rFonts w:ascii="Times New Roman" w:eastAsia="Times New Roman" w:hAnsi="Times New Roman"/>
           <w:sz w:val="28"/>
         </w:rPr>
-        <w:t>В качестве основной системы управления базами данных используется PostgreSQL [11]. Выбор реляционной СУБД обусловлен необходимостью хранить взаимосвязанные сущности: пользователей, документы, индексы документов, правила исключений, проверки и найденные совпадения. Реляционная модель хорошо подходит для поддержки связей между объектами и формирования структурированных отчётов по результатам анализа.</w:t>
+        <w:t>В качестве основной системы управления базами данных используется PostgreSQL [11], а для локального запуска без доступного сервера PostgreSQL предусмотрен автоматический переход на SQLite. Выбор реляционной модели обусловлен необходимостью хранить взаимосвязанные сущности: пользователей, сессии, профили правил, документы, индексы документов, правила исключений, проверки и найденные совпадения.</w:t>
       </w:r>
     </w:p>
     <w:p>
@@ -12761,7 +12723,7 @@
           <w:rFonts w:ascii="Times New Roman" w:eastAsia="Times New Roman" w:hAnsi="Times New Roman"/>
           <w:sz w:val="28"/>
         </w:rPr>
-        <w:t>Для управления схемой базы данных используются миграции Alembic на базе SQLAlchemy [12]. При запуске приложения система может автоматически инициализировать базу данных и применить актуальную версию схемы. Это упрощает развёртывание проекта и снижает риск рассогласования между кодом приложения и структурой хранимых данных.</w:t>
+        <w:t>Для управления схемой базы данных используются миграции Alembic на базе SQLAlchemy [12]. При запуске приложения система может автоматически инициализировать базу данных и применить актуальную версию схемы, включая таблицы пользовательских профилей, сессий и новые поля привязки правил.</w:t>
       </w:r>
     </w:p>
     <w:p>
@@ -12780,15 +12742,26 @@
           <w:rFonts w:ascii="Times New Roman" w:eastAsia="Times New Roman" w:hAnsi="Times New Roman"/>
           <w:sz w:val="28"/>
         </w:rPr>
-        <w:t xml:space="preserve">Структура хранения ориентирована на разделение собственно документов и их индексов. Текст документа хранится отдельно от набора заранее вычисленных хешей, благодаря чему сравнение может выполняться с опорой на подготовленные данные. Дополнительно в базе фиксируются результаты каждой </w:t>
-      </w:r>
+        <w:t>Структура хранения ориентирована на разделение документов, их индексов, пользовательских настроек и результатов проверки. Текст документа хранится отдельно от набора заранее вычисленных хешей, правила исключений могут быть общими или связанными с пользователем и профилем, а результаты каждой проверки фиксируются вместе с найденными совпадениями.</w:t>
+      </w:r>
+    </w:p>
+    <w:p>
+      <w:pPr>
+        <w:spacing w:after="0" w:line="360" w:lineRule="auto"/>
+        <w:ind w:firstLine="709"/>
+        <w:jc w:val="both"/>
+        <w:rPr>
+          <w:rFonts w:ascii="Times New Roman" w:eastAsia="Times New Roman" w:hAnsi="Times New Roman" w:cs="Times New Roman"/>
+          <w:sz w:val="28"/>
+          <w:szCs w:val="28"/>
+        </w:rPr>
+      </w:pPr>
       <w:r>
         <w:rPr>
           <w:rFonts w:ascii="Times New Roman" w:eastAsia="Times New Roman" w:hAnsi="Times New Roman"/>
           <w:sz w:val="28"/>
         </w:rPr>
-        <w:lastRenderedPageBreak/>
-        <w:t>проверки, найденные совпадения и признак включения документа в архив уникальных работ.</w:t>
+        <w:t>Применение Alembic позволяет зафиксировать схему базы данных как полноценную часть проекта. Это особенно важно в учебной работе, где необходимо обеспечить воспроизводимость результата. Вместо ручного создания таблиц структура базы описывается в миграциях и может быть повторно развернута на другой машине или в новой среде без расхождений между кодом и хранилищем данных.</w:t>
       </w:r>
     </w:p>
     <w:p>
@@ -12807,7 +12780,7 @@
           <w:rFonts w:ascii="Times New Roman" w:eastAsia="Times New Roman" w:hAnsi="Times New Roman"/>
           <w:sz w:val="28"/>
         </w:rPr>
-        <w:t>Применение Alembic позволяет зафиксировать схему базы данных как полноценную часть проекта. Это особенно важно в учебной работе, где необходимо обеспечить воспроизводимость результата. Вместо ручного создания таблиц структура базы описывается в миграциях и может быть повторно развернута на другой машине или в новой среде без расхождений между кодом и хранилищем данных.</w:t>
+        <w:t>Таблица documents хранит исходное содержимое документов и их метаданные, тогда как document_indexes сохраняет уже подготовленное индексное представление, пригодное для сравнения. Таблицы user_profiles и user_sessions расширяют пользовательскую часть схемы: первая хранит наборы профилей правил, вторая фиксирует токены входа.</w:t>
       </w:r>
     </w:p>
     <w:p>
@@ -12826,26 +12799,7 @@
           <w:rFonts w:ascii="Times New Roman" w:eastAsia="Times New Roman" w:hAnsi="Times New Roman"/>
           <w:sz w:val="28"/>
         </w:rPr>
-        <w:t>Таблица documents хранит исходное содержимое документов и их метаданные, тогда как document_indexes сохраняет уже подготовленное индексное представление, пригодное для сравнения. За счёт этого документ не требуется заново индексировать при каждом обращении, если его содержимое не менялось. Такой подход уменьшает объём повторных вычислений и делает накопление архива более полезным.</w:t>
-      </w:r>
-    </w:p>
-    <w:p>
-      <w:pPr>
-        <w:spacing w:after="0" w:line="360" w:lineRule="auto"/>
-        <w:ind w:firstLine="709"/>
-        <w:jc w:val="both"/>
-        <w:rPr>
-          <w:rFonts w:ascii="Times New Roman" w:eastAsia="Times New Roman" w:hAnsi="Times New Roman" w:cs="Times New Roman"/>
-          <w:sz w:val="28"/>
-          <w:szCs w:val="28"/>
-        </w:rPr>
-      </w:pPr>
-      <w:r>
-        <w:rPr>
-          <w:rFonts w:ascii="Times New Roman" w:eastAsia="Times New Roman" w:hAnsi="Times New Roman"/>
-          <w:sz w:val="28"/>
-        </w:rPr>
-        <w:t>Таблицы checks и check_matches разделяют сводный результат и детальную информацию о совпадениях. В checks сохраняется итог проверки в целом, а в check_matches — конкретные совпавшие участки, источники и параметры перекрытия. Это делает модель данных удобной как для хранения результата, так и для последующего анализа причин, по которым процент оригинальности оказался именно таким.</w:t>
+        <w:t>Таблицы checks и check_matches разделяют сводный результат и детальную информацию о совпадениях. В checks сохраняется итог проверки в целом, а в check_matches — конкретные совпавшие участки, источники и параметры перекрытия. Таблица exclusion_rules дополнительно содержит owner_user_id и profile_id, что позволяет хранить как глобальные, так и пользовательские правила.</w:t>
       </w:r>
     </w:p>
     <w:p>
@@ -12880,7 +12834,7 @@
           <w:rFonts w:ascii="Times New Roman" w:eastAsia="Times New Roman" w:hAnsi="Times New Roman"/>
           <w:sz w:val="28"/>
         </w:rPr>
-        <w:t>Для ручной проверки API используется автоматически формируемый Swagger UI, доступный по адресу /docs . Он позволяет выполнять запросы к основным конечным точкам системы, проверять корректность входных параметров, просматривать схемы ответов и использовать его как инструмент быстрой отладки на этапе разработки.</w:t>
+        <w:t>Для ручной проверки API используется автоматически формируемый Swagger UI, доступный по адресу /docs . Он позволяет выполнять запросы к основным конечным точкам системы, включая вход, регистрацию, выбор профиля, массовую загрузку файлов и запуск проверки.</w:t>
       </w:r>
     </w:p>
     <w:p>
@@ -12899,15 +12853,7 @@
           <w:rFonts w:ascii="Times New Roman" w:eastAsia="Times New Roman" w:hAnsi="Times New Roman"/>
           <w:sz w:val="28"/>
         </w:rPr>
-        <w:t xml:space="preserve">Для автоматизированной проверки используется pytest в сочетании с FastAPI TestClient . Набор тестов охватывает ключевые сценарии: создание пользователя, добавление документов, запуск проверки, применение правил </w:t>
-      </w:r>
-      <w:r>
-        <w:rPr>
-          <w:rFonts w:ascii="Times New Roman" w:eastAsia="Times New Roman" w:hAnsi="Times New Roman"/>
-          <w:sz w:val="28"/>
-        </w:rPr>
-        <w:lastRenderedPageBreak/>
-        <w:t>исключений, наполнение архива уникальных работ, чтение настроек и обработку ошибки при загрузке PDF без текстового слоя. Такой подход позволяет контролировать корректность основной бизнес-логики и снижает риск регрессий при изменении кода [13].</w:t>
+        <w:t>Для автоматизированной проверки используется pytest. Набор тестов охватывает ключевые сценарии: создание пользователя и вход, работу с профилями правил, добавление документов, загрузку DOCX, массовую загрузку более 100 уникальных файлов, запуск проверки, применение правил исключений, наполнение архива уникальных работ, чтение настроек и обработку ошибки при загрузке PDF без текстового слоя.</w:t>
       </w:r>
     </w:p>
     <w:p>
@@ -13039,15 +12985,7 @@
           <w:rFonts w:ascii="Times New Roman" w:eastAsia="Times New Roman" w:hAnsi="Times New Roman"/>
           <w:sz w:val="28"/>
         </w:rPr>
-        <w:t xml:space="preserve">В архитектуре можно выделить три основных уровня: уровень взаимодействия через Swagger UI, уровень прикладной логики и уровень </w:t>
-      </w:r>
-      <w:r>
-        <w:rPr>
-          <w:rFonts w:ascii="Times New Roman" w:eastAsia="Times New Roman" w:hAnsi="Times New Roman"/>
-          <w:sz w:val="28"/>
-        </w:rPr>
-        <w:lastRenderedPageBreak/>
-        <w:t>хранения данных. Уровень взаимодействия отвечает за вызов методов API и просмотр документированных схем запросов и ответов. Уровень прикладной логики реализует загрузку и индексацию документов, применение правил исключений, запуск проверки и построение отчёта. Уровень хранения данных обеспечивает сохранение документов, индексов и результатов проверок между сессиями работы системы.</w:t>
+        <w:t>В архитектуре можно выделить три основных уровня: уровень взаимодействия через Swagger UI, уровень прикладной логики и уровень хранения данных. Уровень взаимодействия отвечает за вызов методов API и просмотр документированных схем запросов и ответов. Уровень прикладной логики реализует извлечение текста, индексацию документов, применение правил исключений, запуск проверки и построение отчёта.</w:t>
       </w:r>
     </w:p>
     <w:p>
@@ -13130,7 +13068,7 @@
           <w:rFonts w:ascii="Times New Roman" w:eastAsia="Times New Roman" w:hAnsi="Times New Roman"/>
           <w:sz w:val="28"/>
         </w:rPr>
-        <w:t>Архитектурно важным решением является отказ от отдельного пользовательского фронтенда в пользу Swagger UI. В контексте данной работы это не ограничение, а осознанное упрощение. Такой подход позволяет сосредоточиться на инженерно значимых частях системы: организации REST API, реализации алгоритма проверки, структуре базы данных и воспроизводимости результатов.</w:t>
+        <w:t>Архитектурно важным решением является отказ от отдельного пользовательского фронтенда в пользу Swagger UI. Такой подход позволяет сосредоточиться на инженерно значимых частях системы: организации REST API, реализации алгоритма проверки, структуре базы данных и воспроизводимости результатов.</w:t>
       </w:r>
     </w:p>
     <w:p>
@@ -13145,7 +13083,6 @@
       </w:pPr>
       <w:bookmarkStart w:id="26" w:name="_Toc230464228"/>
       <w:r>
-        <w:lastRenderedPageBreak/>
         <w:t>База данных</w:t>
       </w:r>
       <w:bookmarkEnd w:id="26"/>
@@ -13230,7 +13167,7 @@
           <w:rFonts w:ascii="Times New Roman" w:eastAsia="Times New Roman" w:hAnsi="Times New Roman"/>
           <w:sz w:val="28"/>
         </w:rPr>
-        <w:t>Выделение отдельной таблицы индексов позволяет повторно использовать результаты предварительной обработки документов. Это особенно важно при накоплении архива уникальных работ и многократном сравнении новых текстов с уже существующей базой.</w:t>
+        <w:t>Выделение отдельной таблицы индексов позволяет повторно использовать результаты предварительной обработки документов. Это особенно важно при накоплении архива уникальных работ и многократном сравнении новых текстов с уже существующей базой. Дополнительно схема расширена таблицами user_profiles и user_sessions, которые обеспечивают хранение профилей правил и сессий входа.</w:t>
       </w:r>
     </w:p>
     <w:p>
@@ -13249,7 +13186,7 @@
           <w:rFonts w:ascii="Times New Roman" w:eastAsia="Times New Roman" w:hAnsi="Times New Roman"/>
           <w:sz w:val="28"/>
         </w:rPr>
-        <w:t>Таблица users задаёт формальную основу для привязки документов к владельцам. Даже при отсутствии полноценной подсистемы авторизации это полезно для моделирования предметной области: становится ясно, какой пользователь добавил документ и с кем связана проверяемая работа.</w:t>
+        <w:t>Таблица users задаёт формальную основу для привязки документов, профилей и правил к владельцам. В отличие от первоначального варианта, пользователь теперь может не только быть владельцем документа, но и входить в систему, выбирать активный профиль и получать сохранённые правила после авторизации.</w:t>
       </w:r>
     </w:p>
     <w:p>
@@ -13287,34 +13224,26 @@
           <w:rFonts w:ascii="Times New Roman" w:eastAsia="Times New Roman" w:hAnsi="Times New Roman"/>
           <w:sz w:val="28"/>
         </w:rPr>
-        <w:t xml:space="preserve">Таблица document_indexes отражает важное проектное решение: хранить рядом с исходным документом не только текст, но и его подготовленный индекс. </w:t>
-      </w:r>
+        <w:t>Таблица document_indexes отражает важное проектное решение: хранить рядом с исходным документом не только текст, но и его подготовленный индекс. За счёт этого система не выполняет одинаковую работу повторно при каждом запросе и может быстрее переходить непосредственно к этапу сопоставления множеств хешей.</w:t>
+      </w:r>
+    </w:p>
+    <w:p>
+      <w:pPr>
+        <w:spacing w:after="0" w:line="360" w:lineRule="auto"/>
+        <w:ind w:firstLine="709"/>
+        <w:jc w:val="both"/>
+        <w:rPr>
+          <w:rFonts w:ascii="Times New Roman" w:eastAsia="Times New Roman" w:hAnsi="Times New Roman" w:cs="Times New Roman"/>
+          <w:sz w:val="28"/>
+          <w:szCs w:val="28"/>
+        </w:rPr>
+      </w:pPr>
       <w:r>
         <w:rPr>
           <w:rFonts w:ascii="Times New Roman" w:eastAsia="Times New Roman" w:hAnsi="Times New Roman"/>
           <w:sz w:val="28"/>
         </w:rPr>
-        <w:lastRenderedPageBreak/>
-        <w:t>За счёт этого система не выполняет одинаковую работу повторно при каждом запросе и может быстрее переходить непосредственно к этапу сопоставления множеств хешей.</w:t>
-      </w:r>
-    </w:p>
-    <w:p>
-      <w:pPr>
-        <w:spacing w:after="0" w:line="360" w:lineRule="auto"/>
-        <w:ind w:firstLine="709"/>
-        <w:jc w:val="both"/>
-        <w:rPr>
-          <w:rFonts w:ascii="Times New Roman" w:eastAsia="Times New Roman" w:hAnsi="Times New Roman" w:cs="Times New Roman"/>
-          <w:sz w:val="28"/>
-          <w:szCs w:val="28"/>
-        </w:rPr>
-      </w:pPr>
-      <w:r>
-        <w:rPr>
-          <w:rFonts w:ascii="Times New Roman" w:eastAsia="Times New Roman" w:hAnsi="Times New Roman"/>
-          <w:sz w:val="28"/>
-        </w:rPr>
-        <w:t>Таблицы checks и check_matches образуют связку “итог проверки — детализация совпадений”. В checks хранится сводный результат, пригодный для общего анализа, а в check_matches — список конкретных совпадений по источникам. Такое разделение делает схему данных более гибкой и позволяет при необходимости расширять представление о проверке, не изменяя базовую структуру документа.</w:t>
+        <w:t>Таблицы checks и check_matches образуют связку “итог проверки — детализация совпадений”. Таблица exclusion_rules хранит правила исключений и содержит поля owner_user_id и profile_id для привязки к пользователю и профилю. Такое расширение схемы делает правила постоянными для вошедшего пользователя и позволяет использовать разные наборы правил в разных учебных сценариях.</w:t>
       </w:r>
     </w:p>
     <w:p>
@@ -13349,7 +13278,7 @@
           <w:rFonts w:ascii="Times New Roman" w:eastAsia="Times New Roman" w:hAnsi="Times New Roman"/>
           <w:sz w:val="28"/>
         </w:rPr>
-        <w:t>Работа системы начинается с формирования пользовательских данных и добавления документов. Документ может быть создан вручную из текста или загружен из PDF-файла. После сохранения текста система выполняет токенизацию и, при необходимости, сразу строит индекс документа для дальнейшего сравнения.</w:t>
+        <w:t>Работа системы начинается с формирования пользовательских данных, входа в систему и добавления документов. Документ может быть создан вручную из текста или загружен из файла; при массовой загрузке сервер обрабатывает список файлов и по каждому возвращает отдельный статус сохранения или ошибку.</w:t>
       </w:r>
     </w:p>
     <w:p>
@@ -13368,7 +13297,7 @@
           <w:rFonts w:ascii="Times New Roman" w:eastAsia="Times New Roman" w:hAnsi="Times New Roman"/>
           <w:sz w:val="28"/>
         </w:rPr>
-        <w:t>При запуске проверки сервер получает либо идентификатор уже сохранённого документа, либо произвольный текст, переданный напрямую в запросе. Далее система применяет правила исключений, формирует последовательности токенов, строит 3-граммы и вычисляет для них SHA-1 хеши. Полученный набор сравнивается с индексами эталонных документов и архивом ранее признанных уникальными работ.</w:t>
+        <w:t>При запуске проверки сервер получает либо идентификатор уже сохранённого документа, либо произвольный текст, переданный напрямую в запросе. Далее система применяет глобальные правила и правила выбранного пользовательского профиля, формирует последовательности токенов, строит 3-граммы и вычисляет для них SHA-1 хеши.</w:t>
       </w:r>
     </w:p>
     <w:p>
@@ -13406,7 +13335,6 @@
           <w:rFonts w:ascii="Times New Roman" w:eastAsia="Times New Roman" w:hAnsi="Times New Roman"/>
           <w:sz w:val="28"/>
         </w:rPr>
-        <w:lastRenderedPageBreak/>
         <w:t>Таким образом, архитектура системы ориентирована на локальную обработку данных, повторное использование накопленных индексов и предоставление пользователю сразу двух форм результата: числовой оценки оригинальности и наглядного отображения совпавших участков текста.</w:t>
       </w:r>
     </w:p>
@@ -13445,7 +13373,7 @@
           <w:rFonts w:ascii="Times New Roman" w:eastAsia="Times New Roman" w:hAnsi="Times New Roman"/>
           <w:sz w:val="28"/>
         </w:rPr>
-        <w:t>1. Пользователь через Swagger UI вызывает метод создания пользователя либо сразу переходит к добавлению документов.</w:t>
+        <w:t>1. Пользователь регистрируется или входит в систему, после чего выбирает основной или дополнительный профиль правил.</w:t>
       </w:r>
     </w:p>
     <w:p>
@@ -13464,7 +13392,7 @@
           <w:rFonts w:ascii="Times New Roman" w:eastAsia="Times New Roman" w:hAnsi="Times New Roman"/>
           <w:sz w:val="28"/>
         </w:rPr>
-        <w:t>2. Документ сохраняется как reference или submission в зависимости от его роли в системе.</w:t>
+        <w:t>2. Документ сохраняется как reference или submission в зависимости от его роли в системе; при пакетной загрузке сохраняется несколько документов за один запрос.</w:t>
       </w:r>
     </w:p>
     <w:p>
@@ -13521,7 +13449,7 @@
           <w:rFonts w:ascii="Times New Roman" w:eastAsia="Times New Roman" w:hAnsi="Times New Roman"/>
           <w:sz w:val="28"/>
         </w:rPr>
-        <w:t>5. К входному тексту применяются правила исключений, после чего рассчитываются токены, 3-граммы и множество хешей.</w:t>
+        <w:t>5. К входному тексту применяются правила исключений активного профиля, после чего рассчитываются токены, 3-граммы и множество хешей.</w:t>
       </w:r>
     </w:p>
     <w:p>
@@ -13616,7 +13544,6 @@
           <w:rFonts w:ascii="Times New Roman" w:eastAsia="Times New Roman" w:hAnsi="Times New Roman"/>
           <w:sz w:val="28"/>
         </w:rPr>
-        <w:lastRenderedPageBreak/>
         <w:t>Отдельно следует отметить и обработку ошибок. Если пользователь передаёт пустой текст, неподдерживаемое расширение файла или запускает проверку без доступных источников сравнения, сервер формирует понятный HTTP-ответ с пояснением причины отказа. Это делает поведение системы предсказуемым и облегчает её использование.</w:t>
       </w:r>
     </w:p>
@@ -13676,7 +13603,7 @@
           <w:rFonts w:ascii="Times New Roman" w:eastAsia="Times New Roman" w:hAnsi="Times New Roman"/>
           <w:sz w:val="28"/>
         </w:rPr>
-        <w:t>Структурно Swagger UI разделяет методы по смысловым группам: системные операции, работа с пользователями, документами, архивом уникальных работ, правилами исключений и проверками. Для каждого маршрута можно раскрыть описание, изучить параметры, посмотреть модель данных и выполнить запрос в интерактивном режиме.</w:t>
+        <w:t>Структурно Swagger UI разделяет операции по смысловым группам: авторизация, профили, работа с документами, архивом уникальных работ, правилами исключений и проверками. Для каждого маршрута можно раскрыть описание, изучить параметры, посмотреть модель данных и выполнить запрос в интерактивном режиме.</w:t>
       </w:r>
     </w:p>
     <w:p>
@@ -13695,7 +13622,7 @@
           <w:rFonts w:ascii="Times New Roman" w:eastAsia="Times New Roman" w:hAnsi="Times New Roman"/>
           <w:sz w:val="28"/>
         </w:rPr>
-        <w:t>С точки зрения сценариев работы структура интерфейса поддерживает следующий порядок действий: создание пользователя, загрузка или ввод документа, настройка исключений, запуск проверки, просмотр результата, при необходимости корректировка процента оригинальности и помещение документа в архив уникальных работ.</w:t>
+        <w:t>С точки зрения сценариев работы структура Swagger UI поддерживает следующий порядок действий: регистрация или вход, выбор профиля правил, загрузка одного или нескольких документов, настройка исключений, запуск проверки, просмотр результата, при необходимости корректировка процента оригинальности и помещение документа в архив уникальных работ.</w:t>
       </w:r>
     </w:p>
     <w:p>
@@ -13733,15 +13660,7 @@
           <w:rFonts w:ascii="Times New Roman" w:eastAsia="Times New Roman" w:hAnsi="Times New Roman"/>
           <w:sz w:val="28"/>
         </w:rPr>
-        <w:t xml:space="preserve">Пользователь системы может создавать учётную запись и добавлять документ в систему. Добавление документа возможно двумя способами: загрузкой PDF-документа или вводом текста вручную. Преподаватель, в свою </w:t>
-      </w:r>
-      <w:r>
-        <w:rPr>
-          <w:rFonts w:ascii="Times New Roman" w:eastAsia="Times New Roman" w:hAnsi="Times New Roman"/>
-          <w:sz w:val="28"/>
-        </w:rPr>
-        <w:lastRenderedPageBreak/>
-        <w:t>очередь, использует функции, связанные с настройкой правил исключения, запуском проверки на заимствования, просмотром результатов анализа, получением отчёта по проверке, просмотром архива уникальных работ и добавлением документов в архив.</w:t>
+        <w:t>Пользователь системы может создавать учётную запись, входить в систему, создавать профили правил и добавлять документы. Добавление документа возможно тремя способами: загрузкой одного файла, массовой загрузкой нескольких файлов или вводом текста вручную.</w:t>
       </w:r>
     </w:p>
     <w:p>
@@ -13823,34 +13742,26 @@
           <w:rFonts w:ascii="Times New Roman" w:eastAsia="Times New Roman" w:hAnsi="Times New Roman"/>
           <w:sz w:val="28"/>
         </w:rPr>
-        <w:t xml:space="preserve">На основе диаграммы прецедентов видно, что разработанная система охватывает полный цикл работы с документами: от их загрузки и предварительной подготовки до выполнения проверки и анализа результата. </w:t>
-      </w:r>
+        <w:t>На основе диаграммы прецедентов видно, что разработанная система охватывает полный цикл работы с документами: от их загрузки и предварительной подготовки до выполнения проверки и анализа результата. Разделение функций между пользователем и преподавателем показывает, что в системе предусмотрены как базовые действия по вводу данных, так и расширенные операции, связанные с управлением проверкой и накоплением архива уникальных работ.</w:t>
+      </w:r>
+    </w:p>
+    <w:p>
+      <w:pPr>
+        <w:spacing w:after="0" w:line="360" w:lineRule="auto"/>
+        <w:ind w:firstLine="709"/>
+        <w:jc w:val="both"/>
+        <w:rPr>
+          <w:rFonts w:ascii="Times New Roman" w:eastAsia="Times New Roman" w:hAnsi="Times New Roman" w:cs="Times New Roman"/>
+          <w:sz w:val="28"/>
+          <w:szCs w:val="28"/>
+        </w:rPr>
+      </w:pPr>
       <w:r>
         <w:rPr>
           <w:rFonts w:ascii="Times New Roman" w:eastAsia="Times New Roman" w:hAnsi="Times New Roman"/>
           <w:sz w:val="28"/>
         </w:rPr>
-        <w:lastRenderedPageBreak/>
-        <w:t>Разделение функций между пользователем и преподавателем показывает, что в системе предусмотрены как базовые действия по вводу данных, так и расширенные операции, связанные с управлением проверкой и накоплением архива уникальных работ.</w:t>
-      </w:r>
-    </w:p>
-    <w:p>
-      <w:pPr>
-        <w:spacing w:after="0" w:line="360" w:lineRule="auto"/>
-        <w:ind w:firstLine="709"/>
-        <w:jc w:val="both"/>
-        <w:rPr>
-          <w:rFonts w:ascii="Times New Roman" w:eastAsia="Times New Roman" w:hAnsi="Times New Roman" w:cs="Times New Roman"/>
-          <w:sz w:val="28"/>
-          <w:szCs w:val="28"/>
-        </w:rPr>
-      </w:pPr>
-      <w:r>
-        <w:rPr>
-          <w:rFonts w:ascii="Times New Roman" w:eastAsia="Times New Roman" w:hAnsi="Times New Roman"/>
-          <w:sz w:val="28"/>
-        </w:rPr>
-        <w:t>Практическая реализация указанных сценариев осуществляется через интерфейс Swagger UI, который предоставляет доступ ко всем основным методам системы. На главной странице интерфейса пользователь может увидеть перечень логических групп API и перейти к вызову нужных операций.</w:t>
+        <w:t>Практическая реализация указанных сценариев осуществляется через Swagger UI, который предоставляет доступ ко всем основным методам системы. На главной странице документации пользователь видит перечень логических групп API и может перейти к вызову нужных операций.</w:t>
       </w:r>
     </w:p>
     <w:p>
@@ -13932,15 +13843,26 @@
           <w:rFonts w:ascii="Times New Roman" w:eastAsia="Times New Roman" w:hAnsi="Times New Roman"/>
           <w:sz w:val="28"/>
         </w:rPr>
-        <w:t xml:space="preserve">На верхнем уровне интерфейса пользователь видит перечень логических групп методов и краткое описание API. Каждая группа раскрывается отдельно, </w:t>
-      </w:r>
+        <w:t>На верхнем уровне интерфейса пользователь видит перечень логических групп методов и краткое описание API. Каждая группа раскрывается отдельно, поэтому с интерфейсом удобно работать поэтапно: сначала подготовить данные, затем перейти к запуску проверки и только после этого анализировать результат.</w:t>
+      </w:r>
+    </w:p>
+    <w:p>
+      <w:pPr>
+        <w:spacing w:after="0" w:line="360" w:lineRule="auto"/>
+        <w:ind w:firstLine="709"/>
+        <w:jc w:val="both"/>
+        <w:rPr>
+          <w:rFonts w:ascii="Times New Roman" w:eastAsia="Times New Roman" w:hAnsi="Times New Roman" w:cs="Times New Roman"/>
+          <w:sz w:val="28"/>
+          <w:szCs w:val="28"/>
+        </w:rPr>
+      </w:pPr>
       <w:r>
         <w:rPr>
           <w:rFonts w:ascii="Times New Roman" w:eastAsia="Times New Roman" w:hAnsi="Times New Roman"/>
           <w:sz w:val="28"/>
         </w:rPr>
-        <w:lastRenderedPageBreak/>
-        <w:t>поэтому с интерфейсом удобно работать поэтапно: сначала подготовить данные, затем перейти к запуску проверки и только после этого анализировать результат.</w:t>
+        <w:t>Внутри каждого метода Swagger UI отображает назначение маршрута, набор параметров, схему тела запроса и ожидаемые ответы. После нажатия Try it out и выполнения метода пользователь получает HTTP-код, JSON-тело ответа и, при наличии ошибки, поясняющее сообщение. Таким образом, интерфейс не только документирует API, но и делает поведение системы наглядным.</w:t>
       </w:r>
     </w:p>
     <w:p>
@@ -13959,7 +13881,7 @@
           <w:rFonts w:ascii="Times New Roman" w:eastAsia="Times New Roman" w:hAnsi="Times New Roman"/>
           <w:sz w:val="28"/>
         </w:rPr>
-        <w:t>Внутри каждого метода Swagger UI отображает назначение маршрута, набор параметров, схему тела запроса и ожидаемые ответы. После нажатия Try it out и выполнения метода пользователь получает HTTP-код, JSON-тело ответа и, при наличии ошибки, поясняющее сообщение. Таким образом, интерфейс не только документирует API, но и делает поведение системы наглядным.</w:t>
+        <w:t>Описание интерфейса</w:t>
       </w:r>
     </w:p>
     <w:p>
@@ -13978,7 +13900,7 @@
           <w:rFonts w:ascii="Times New Roman" w:eastAsia="Times New Roman" w:hAnsi="Times New Roman"/>
           <w:sz w:val="28"/>
         </w:rPr>
-        <w:t>Описание интерфейса</w:t>
+        <w:t>Раздел auth обеспечивает регистрацию, вход пользователя и получение сведений о текущей сессии. После авторизации пользователь получает доступ к своим сохранённым профилям правил и может применять их при проверке документов.</w:t>
       </w:r>
     </w:p>
     <w:p>
@@ -13997,7 +13919,7 @@
           <w:rFonts w:ascii="Times New Roman" w:eastAsia="Times New Roman" w:hAnsi="Times New Roman"/>
           <w:sz w:val="28"/>
         </w:rPr>
-        <w:t>Раздел users подготавливает предметную область к дальнейшей работе. После создания пользователя его идентификатор можно использовать при добавлении документов. Даже в упрощённом варианте без полноценной подсистемы входа это создаёт корректную связь между документами и владельцами.</w:t>
+        <w:t>Раздел documents является основным на раннем этапе сценария. Через него можно сохранить эталонный документ, добавить проверяемую работу, загрузить один файл или выполнить массовую загрузку, прочитать список уже имеющихся материалов, изменить их свойства или удалить ненужные записи.</w:t>
       </w:r>
     </w:p>
     <w:p>
@@ -14016,7 +13938,7 @@
           <w:rFonts w:ascii="Times New Roman" w:eastAsia="Times New Roman" w:hAnsi="Times New Roman"/>
           <w:sz w:val="28"/>
         </w:rPr>
-        <w:t>Раздел documents является основным на раннем этапе сценария. Через него можно сохранить эталонный документ, добавить проверяемую работу, прочитать список уже имеющихся материалов, изменить их свойства или удалить ненужные записи. Возможность добавлять документы как из текста, так и из PDF делает этот раздел наиболее прикладным с точки зрения практической работы пользователя.</w:t>
+        <w:t>Раздел rules отвечает за настройку правил исключений. Здесь пользователь задаёт шаблоны, которые должны быть удалены из текста перед анализом. Правила могут сохраняться как глобальные или как принадлежащие конкретному пользователю и профилю.</w:t>
       </w:r>
     </w:p>
     <w:p>
@@ -14035,7 +13957,7 @@
           <w:rFonts w:ascii="Times New Roman" w:eastAsia="Times New Roman" w:hAnsi="Times New Roman"/>
           <w:sz w:val="28"/>
         </w:rPr>
-        <w:t>Раздел rules отвечает за настройку правил исключений. Здесь пользователь задаёт шаблоны, которые должны быть удалены из текста перед анализом. Это важно, потому что без подобного механизма типовые заголовки, служебные надписи и стандартные элементы оформления могли бы искусственно занижать процент оригинальности.</w:t>
+        <w:t>Раздел checks является центральным с точки зрения логики системы. Именно через него пользователь запускает анализ текста и получает основной результат. Запрос может учитывать profile_id, список выбранных источников, архив уникальных работ, включение правил исключений и порог уникальности.</w:t>
       </w:r>
     </w:p>
     <w:p>
@@ -14054,7 +13976,7 @@
           <w:rFonts w:ascii="Times New Roman" w:eastAsia="Times New Roman" w:hAnsi="Times New Roman"/>
           <w:sz w:val="28"/>
         </w:rPr>
-        <w:t>Раздел checks является центральным с точки зрения логики системы. Именно через него пользователь запускает анализ текста и получает основной результат. Ответ включает процент оригинальности, число совпавших токенов, перечень источников, обработанный текст и HTML-фрагмент с визуальным выделением. После этого через дополнительные методы можно прочитать подробный отчёт или скорректировать итоговый показатель.</w:t>
+        <w:t>Раздел archive завершает рабочий цикл и позволяет увидеть список документов, признанных уникальными. Это подчёркивает, что система не ограничивается единичной проверкой, а постепенно формирует собственный архив, который затем участвует в новых сравнениях. Для локальной антиплагиатной системы это одна из ключевых характеристик.</w:t>
       </w:r>
     </w:p>
     <w:p>
@@ -14073,8 +13995,7 @@
           <w:rFonts w:ascii="Times New Roman" w:eastAsia="Times New Roman" w:hAnsi="Times New Roman"/>
           <w:sz w:val="28"/>
         </w:rPr>
-        <w:lastRenderedPageBreak/>
-        <w:t>Раздел archive завершает рабочий цикл и позволяет увидеть список документов, признанных уникальными. Это подчёркивает, что система не ограничивается единичной проверкой, а постепенно формирует собственный архив, который затем участвует в новых сравнениях. Для локальной антиплагиатной системы это одна из ключевых характеристик.</w:t>
+        <w:t>Ниже приведён типовой сценарий взаимодействия пользователя с системой через Swagger UI:</w:t>
       </w:r>
     </w:p>
     <w:p>
@@ -14093,7 +14014,7 @@
           <w:rFonts w:ascii="Times New Roman" w:eastAsia="Times New Roman" w:hAnsi="Times New Roman"/>
           <w:sz w:val="28"/>
         </w:rPr>
-        <w:t>Ниже приведён типовой сценарий взаимодействия пользователя с системой через Swagger UI:</w:t>
+        <w:t>1. Вызов POST /auth/register или POST /auth/login для регистрации либо входа пользователя.</w:t>
       </w:r>
     </w:p>
     <w:p>
@@ -14112,7 +14033,7 @@
           <w:rFonts w:ascii="Times New Roman" w:eastAsia="Times New Roman" w:hAnsi="Times New Roman"/>
           <w:sz w:val="28"/>
         </w:rPr>
-        <w:t>1. Вызов POST /users для создания пользователя.</w:t>
+        <w:t>2. При необходимости вызов POST /profiles для создания отдельного профиля правил.</w:t>
       </w:r>
     </w:p>
     <w:p>
@@ -14124,14 +14045,106 @@
           <w:rFonts w:ascii="Times New Roman" w:eastAsia="Times New Roman" w:hAnsi="Times New Roman" w:cs="Times New Roman"/>
           <w:sz w:val="28"/>
           <w:szCs w:val="28"/>
+          <w:lang w:val="en-US"/>
         </w:rPr>
       </w:pPr>
       <w:r>
         <w:rPr>
           <w:rFonts w:ascii="Times New Roman" w:eastAsia="Times New Roman" w:hAnsi="Times New Roman"/>
           <w:sz w:val="28"/>
-        </w:rPr>
-        <w:t>2. Вызов POST /documents или POST /documents/upload для добавления исходных документов.</w:t>
+          <w:lang w:val="en-US"/>
+        </w:rPr>
+        <w:t xml:space="preserve">3. </w:t>
+      </w:r>
+      <w:r>
+        <w:rPr>
+          <w:rFonts w:ascii="Times New Roman" w:eastAsia="Times New Roman" w:hAnsi="Times New Roman"/>
+          <w:sz w:val="28"/>
+        </w:rPr>
+        <w:t>Вызов</w:t>
+      </w:r>
+      <w:r>
+        <w:rPr>
+          <w:rFonts w:ascii="Times New Roman" w:eastAsia="Times New Roman" w:hAnsi="Times New Roman"/>
+          <w:sz w:val="28"/>
+          <w:lang w:val="en-US"/>
+        </w:rPr>
+        <w:t xml:space="preserve"> POST /documents, POST /documents/upload </w:t>
+      </w:r>
+      <w:r>
+        <w:rPr>
+          <w:rFonts w:ascii="Times New Roman" w:eastAsia="Times New Roman" w:hAnsi="Times New Roman"/>
+          <w:sz w:val="28"/>
+        </w:rPr>
+        <w:t>или</w:t>
+      </w:r>
+      <w:r>
+        <w:rPr>
+          <w:rFonts w:ascii="Times New Roman" w:eastAsia="Times New Roman" w:hAnsi="Times New Roman"/>
+          <w:sz w:val="28"/>
+          <w:lang w:val="en-US"/>
+        </w:rPr>
+        <w:t xml:space="preserve"> POST /documents/upload/batch </w:t>
+      </w:r>
+      <w:r>
+        <w:rPr>
+          <w:rFonts w:ascii="Times New Roman" w:eastAsia="Times New Roman" w:hAnsi="Times New Roman"/>
+          <w:sz w:val="28"/>
+        </w:rPr>
+        <w:t>для</w:t>
+      </w:r>
+      <w:r>
+        <w:rPr>
+          <w:rFonts w:ascii="Times New Roman" w:eastAsia="Times New Roman" w:hAnsi="Times New Roman"/>
+          <w:sz w:val="28"/>
+          <w:lang w:val="en-US"/>
+        </w:rPr>
+        <w:t xml:space="preserve"> </w:t>
+      </w:r>
+      <w:r>
+        <w:rPr>
+          <w:rFonts w:ascii="Times New Roman" w:eastAsia="Times New Roman" w:hAnsi="Times New Roman"/>
+          <w:sz w:val="28"/>
+        </w:rPr>
+        <w:t>добавления</w:t>
+      </w:r>
+      <w:r>
+        <w:rPr>
+          <w:rFonts w:ascii="Times New Roman" w:eastAsia="Times New Roman" w:hAnsi="Times New Roman"/>
+          <w:sz w:val="28"/>
+          <w:lang w:val="en-US"/>
+        </w:rPr>
+        <w:t xml:space="preserve"> </w:t>
+      </w:r>
+      <w:r>
+        <w:rPr>
+          <w:rFonts w:ascii="Times New Roman" w:eastAsia="Times New Roman" w:hAnsi="Times New Roman"/>
+          <w:sz w:val="28"/>
+        </w:rPr>
+        <w:t>исходных</w:t>
+      </w:r>
+      <w:r>
+        <w:rPr>
+          <w:rFonts w:ascii="Times New Roman" w:eastAsia="Times New Roman" w:hAnsi="Times New Roman"/>
+          <w:sz w:val="28"/>
+          <w:lang w:val="en-US"/>
+        </w:rPr>
+        <w:t xml:space="preserve"> </w:t>
+      </w:r>
+      <w:r>
+        <w:rPr>
+          <w:rFonts w:ascii="Times New Roman" w:eastAsia="Times New Roman" w:hAnsi="Times New Roman"/>
+          <w:sz w:val="28"/>
+        </w:rPr>
+        <w:t>документов</w:t>
+      </w:r>
+      <w:r>
+        <w:rPr>
+          <w:rFonts w:ascii="Times New Roman" w:eastAsia="Times New Roman" w:hAnsi="Times New Roman"/>
+          <w:sz w:val="28"/>
+          <w:lang w:val="en-US"/>
+        </w:rPr>
+        <w:t>.</w:t>
       </w:r>
     </w:p>
     <w:p>
@@ -14150,7 +14163,7 @@
           <w:rFonts w:ascii="Times New Roman" w:eastAsia="Times New Roman" w:hAnsi="Times New Roman"/>
           <w:sz w:val="28"/>
         </w:rPr>
-        <w:t>3. При необходимости вызов POST /rules/exclusions для настройки исключаемых шаблонов.</w:t>
+        <w:t>4. При необходимости вызов POST /rules/exclusions для настройки исключаемых шаблонов в выбранном профиле.</w:t>
       </w:r>
     </w:p>
     <w:p>
@@ -14169,88 +14182,37 @@
           <w:rFonts w:ascii="Times New Roman" w:eastAsia="Times New Roman" w:hAnsi="Times New Roman"/>
           <w:sz w:val="28"/>
         </w:rPr>
-        <w:t>4. Вызов POST /checks для запуска проверки текста или ранее сохранённого документа.</w:t>
-      </w:r>
-    </w:p>
-    <w:p>
-      <w:pPr>
-        <w:spacing w:after="0" w:line="360" w:lineRule="auto"/>
-        <w:ind w:firstLine="709"/>
-        <w:jc w:val="both"/>
-        <w:rPr>
-          <w:rFonts w:ascii="Times New Roman" w:eastAsia="Times New Roman" w:hAnsi="Times New Roman" w:cs="Times New Roman"/>
-          <w:sz w:val="28"/>
-          <w:szCs w:val="28"/>
+        <w:t xml:space="preserve">5. Вызов </w:t>
+      </w:r>
+      <w:r>
+        <w:rPr>
+          <w:rFonts w:ascii="Times New Roman" w:eastAsia="Times New Roman" w:hAnsi="Times New Roman"/>
+          <w:sz w:val="28"/>
           <w:lang w:val="en-US"/>
         </w:rPr>
-      </w:pPr>
+        <w:t>POST</w:t>
+      </w:r>
       <w:r>
         <w:rPr>
           <w:rFonts w:ascii="Times New Roman" w:eastAsia="Times New Roman" w:hAnsi="Times New Roman"/>
           <w:sz w:val="28"/>
+        </w:rPr>
+        <w:t xml:space="preserve"> /</w:t>
+      </w:r>
+      <w:r>
+        <w:rPr>
+          <w:rFonts w:ascii="Times New Roman" w:eastAsia="Times New Roman" w:hAnsi="Times New Roman"/>
+          <w:sz w:val="28"/>
           <w:lang w:val="en-US"/>
         </w:rPr>
-        <w:t xml:space="preserve">5. </w:t>
+        <w:t>checks</w:t>
       </w:r>
       <w:r>
         <w:rPr>
           <w:rFonts w:ascii="Times New Roman" w:eastAsia="Times New Roman" w:hAnsi="Times New Roman"/>
           <w:sz w:val="28"/>
         </w:rPr>
-        <w:t>Анализ</w:t>
-      </w:r>
-      <w:r>
-        <w:rPr>
-          <w:rFonts w:ascii="Times New Roman" w:eastAsia="Times New Roman" w:hAnsi="Times New Roman"/>
-          <w:sz w:val="28"/>
-          <w:lang w:val="en-US"/>
-        </w:rPr>
-        <w:t xml:space="preserve"> </w:t>
-      </w:r>
-      <w:r>
-        <w:rPr>
-          <w:rFonts w:ascii="Times New Roman" w:eastAsia="Times New Roman" w:hAnsi="Times New Roman"/>
-          <w:sz w:val="28"/>
-        </w:rPr>
-        <w:t>результата</w:t>
-      </w:r>
-      <w:r>
-        <w:rPr>
-          <w:rFonts w:ascii="Times New Roman" w:eastAsia="Times New Roman" w:hAnsi="Times New Roman"/>
-          <w:sz w:val="28"/>
-          <w:lang w:val="en-US"/>
-        </w:rPr>
-        <w:t xml:space="preserve"> </w:t>
-      </w:r>
-      <w:r>
-        <w:rPr>
-          <w:rFonts w:ascii="Times New Roman" w:eastAsia="Times New Roman" w:hAnsi="Times New Roman"/>
-          <w:sz w:val="28"/>
-        </w:rPr>
-        <w:t>через</w:t>
-      </w:r>
-      <w:r>
-        <w:rPr>
-          <w:rFonts w:ascii="Times New Roman" w:eastAsia="Times New Roman" w:hAnsi="Times New Roman"/>
-          <w:sz w:val="28"/>
-          <w:lang w:val="en-US"/>
-        </w:rPr>
-        <w:t xml:space="preserve"> GET /checks/{check_id} </w:t>
-      </w:r>
-      <w:r>
-        <w:rPr>
-          <w:rFonts w:ascii="Times New Roman" w:eastAsia="Times New Roman" w:hAnsi="Times New Roman"/>
-          <w:sz w:val="28"/>
-        </w:rPr>
-        <w:t>и</w:t>
-      </w:r>
-      <w:r>
-        <w:rPr>
-          <w:rFonts w:ascii="Times New Roman" w:eastAsia="Times New Roman" w:hAnsi="Times New Roman"/>
-          <w:sz w:val="28"/>
-          <w:lang w:val="en-US"/>
-        </w:rPr>
-        <w:t xml:space="preserve"> GET /checks/{check_id}/report .</w:t>
+        <w:t xml:space="preserve"> для запуска проверки текста или ранее сохранённого документа.</w:t>
       </w:r>
     </w:p>
     <w:p>
@@ -14332,7 +14294,6 @@
           <w:rFonts w:ascii="Times New Roman" w:eastAsia="Times New Roman" w:hAnsi="Times New Roman"/>
           <w:sz w:val="28"/>
         </w:rPr>
-        <w:lastRenderedPageBreak/>
         <w:t>Рисунок 9 – Выполнение метода POST /checks в Swagger UI</w:t>
       </w:r>
     </w:p>
@@ -14414,7 +14375,6 @@
         <w:rPr>
           <w:rFonts w:eastAsia="Times New Roman"/>
         </w:rPr>
-        <w:lastRenderedPageBreak/>
         <w:t>Подготовка и загрузка исходных документов</w:t>
       </w:r>
       <w:bookmarkEnd w:id="29"/>
@@ -14430,7 +14390,7 @@
           <w:rFonts w:ascii="Times New Roman" w:eastAsia="Times New Roman" w:hAnsi="Times New Roman"/>
           <w:sz w:val="28"/>
         </w:rPr>
-        <w:t>Технологический процесс работы системы начинается с поступления документа в серверную часть приложения. Пользователь может передать текст непосредственно через метод API либо загрузить PDF-файл с текстовым слоем. В обоих случаях задача первого этапа состоит в получении однородного текстового представления, пригодного для дальнейшей нормализации и построения индекса.</w:t>
+        <w:t>Технологический процесс работы системы начинается с поступления документа в серверную часть приложения. Пользователь может передать текст непосредственно через метод API, загрузить один файл или отправить несколько файлов за один запрос. Во всех случаях задача первого этапа состоит в получении однородного текстового представления, пригодного для дальнейшей нормализации и построения индекса.</w:t>
       </w:r>
     </w:p>
     <w:p>
@@ -14444,7 +14404,7 @@
           <w:rFonts w:ascii="Times New Roman" w:eastAsia="Times New Roman" w:hAnsi="Times New Roman"/>
           <w:sz w:val="28"/>
         </w:rPr>
-        <w:t>При загрузке PDF-документа система проверяет расширение файла, считывает его содержимое и извлекает текст постранично. Если документ не содержит текстового слоя, пользователю возвращается диагностическое сообщение. Такое ограничение зафиксировано явно, поскольку обработка сканированных изображений требует отдельного OCR-модуля и выходит за пределы текущей версии работы.</w:t>
+        <w:t>При загрузке файла система проверяет его содержимое и пытается извлечь текст. Для PDF используется постраничное извлечение, для DOCX и PPTX — разбор XML-структуры офисного документа, для текстовых файлов — декодирование содержимого. Если документ не содержит извлекаемого текста, пользователю возвращается диагностическое сообщение.</w:t>
       </w:r>
     </w:p>
     <w:p>
@@ -14472,7 +14432,7 @@
           <w:rFonts w:ascii="Times New Roman" w:eastAsia="Times New Roman" w:hAnsi="Times New Roman"/>
           <w:sz w:val="28"/>
         </w:rPr>
-        <w:t>Созданный документ сохраняется в базе данных с указанием роли. Эталонные материалы используются как источники сравнения, а проверяемые документы служат объектами анализа. Разделение ролей позволяет использовать одну и ту же таблицу документов для разных сценариев и не создавать избыточные сущности хранения.</w:t>
+        <w:t>Созданный документ сохраняется в базе данных с указанием роли. Эталонные материалы используются как источники сравнения, а проверяемые документы служат объектами анализа. При массовой загрузке каждый файл сохраняется независимо, поэтому ошибка одного документа не блокирует сохранение остальных.</w:t>
       </w:r>
     </w:p>
     <w:p>
@@ -14498,7 +14458,6 @@
         <w:rPr>
           <w:rFonts w:eastAsia="Times New Roman"/>
         </w:rPr>
-        <w:lastRenderedPageBreak/>
         <w:t>Индексация документов и хранение промежуточных данных</w:t>
       </w:r>
       <w:bookmarkEnd w:id="30"/>
@@ -14597,15 +14556,21 @@
           <w:rFonts w:ascii="Times New Roman" w:eastAsia="Times New Roman" w:hAnsi="Times New Roman"/>
           <w:sz w:val="28"/>
         </w:rPr>
-        <w:t xml:space="preserve">Проверка запускается через соответствующий метод API. На вход передается идентификатор документа или текст, который необходимо сопоставить с доступными источниками. Перед сравнением система применяет </w:t>
-      </w:r>
+        <w:t>Проверка запускается через соответствующий метод API. На вход передается идентификатор документа или текст, который необходимо сопоставить с доступными источниками. Перед сравнением система применяет активные правила исключений: глобальные правила, а также правила пользователя и выбранного профиля, если запрос выполняется в авторизованной сессии.</w:t>
+      </w:r>
+    </w:p>
+    <w:p>
+      <w:pPr>
+        <w:spacing w:after="0" w:line="360" w:lineRule="auto"/>
+        <w:ind w:firstLine="709"/>
+        <w:jc w:val="both"/>
+      </w:pPr>
       <w:r>
         <w:rPr>
           <w:rFonts w:ascii="Times New Roman" w:eastAsia="Times New Roman" w:hAnsi="Times New Roman"/>
           <w:sz w:val="28"/>
         </w:rPr>
-        <w:lastRenderedPageBreak/>
-        <w:t>активные правила исключений, если они заданы пользователем. Это позволяет исключить из анализа типовые фрагменты, например титульные данные, повторяющиеся служебные формулировки или список литературы.</w:t>
+        <w:t>После подготовки проверяемого текста строится его индекс. Далее множество хешей проверяемого документа сопоставляется с индексами документов-источников. Если одинаковая 3-грамма присутствует в нескольких источниках, система фиксирует соответствующее совпадение и сохраняет связь с каждым документом, участвующим в результате.</w:t>
       </w:r>
     </w:p>
     <w:p>
@@ -14619,7 +14584,7 @@
           <w:rFonts w:ascii="Times New Roman" w:eastAsia="Times New Roman" w:hAnsi="Times New Roman"/>
           <w:sz w:val="28"/>
         </w:rPr>
-        <w:t>После подготовки проверяемого текста строится его индекс. Далее множество хешей проверяемого документа сопоставляется с индексами документов-источников. Если одинаковая 3-грамма присутствует в нескольких источниках, система фиксирует соответствующее совпадение и сохраняет связь с каждым документом, участвующим в результате.</w:t>
+        <w:t>Для вычисления процента оригинальности используется отношение количества токенов, вошедших в найденные совпадения, к общему количеству токенов проверяемого документа. Чем больше покрытие текста совпавшими участками, тем ниже итоговый процент оригинальности. При этом результат не является юридической оценкой заимствования, а служит инструментом первичного анализа.</w:t>
       </w:r>
     </w:p>
     <w:p>
@@ -14633,7 +14598,7 @@
           <w:rFonts w:ascii="Times New Roman" w:eastAsia="Times New Roman" w:hAnsi="Times New Roman"/>
           <w:sz w:val="28"/>
         </w:rPr>
-        <w:t>Для вычисления процента оригинальности используется отношение количества токенов, вошедших в найденные совпадения, к общему количеству токенов проверяемого документа. Чем больше покрытие текста совпавшими участками, тем ниже итоговый процент оригинальности. При этом результат не является юридической оценкой заимствования, а служит инструментом первичного анализа.</w:t>
+        <w:t>Отдельно формируется детализированное представление совпадений. Для каждого источника сохраняется количество совпавших слов, диапазоны фрагментов и служебная информация, необходимая для отображения результата. Такое разделение итогового процента и детализации совпадений делает отчет более полезным для преподавателя или проверяющего специалиста.</w:t>
       </w:r>
     </w:p>
     <w:p>
@@ -14647,7 +14612,7 @@
           <w:rFonts w:ascii="Times New Roman" w:eastAsia="Times New Roman" w:hAnsi="Times New Roman"/>
           <w:sz w:val="28"/>
         </w:rPr>
-        <w:t>Отдельно формируется детализированное представление совпадений. Для каждого источника сохраняется количество совпавших слов, диапазоны фрагментов и служебная информация, необходимая для отображения результата. Такое разделение итогового процента и детализации совпадений делает отчет более полезным для преподавателя или проверяющего специалиста.</w:t>
+        <w:t>HTML-представление результата создается на основе координат токенов в исходном тексте. Совпавшие участки оборачиваются в тег mark, благодаря чему пользователь видит не только числовой показатель, но и конкретные места, требующие внимания. Это повышает объяснимость работы системы и снижает риск неправильной интерпретации результата.</w:t>
       </w:r>
     </w:p>
     <w:p>
@@ -14661,8 +14626,21 @@
           <w:rFonts w:ascii="Times New Roman" w:eastAsia="Times New Roman" w:hAnsi="Times New Roman"/>
           <w:sz w:val="28"/>
         </w:rPr>
-        <w:t>HTML-представление результата создается на основе координат токенов в исходном тексте. Совпавшие участки оборачиваются в тег mark, благодаря чему пользователь видит не только числовой показатель, но и конкретные места, требующие внимания. Это повышает объяснимость работы системы и снижает риск неправильной интерпретации результата.</w:t>
-      </w:r>
+        <w:t>Если документ достигает заданного порога оригинальности, он может быть помещен в архив уникальных работ. После этого его индекс используется в последующих проверках как дополнительный источник сравнения. Такой механизм позволяет системе постепенно накапливать локальную базу материалов и становиться полезнее по мере эксплуатации.</w:t>
+      </w:r>
+    </w:p>
+    <w:p>
+      <w:pPr>
+        <w:pStyle w:val="30"/>
+      </w:pPr>
+      <w:bookmarkStart w:id="32" w:name="_Toc230464234"/>
+      <w:r>
+        <w:rPr>
+          <w:rFonts w:eastAsia="Times New Roman"/>
+        </w:rPr>
+        <w:t>Проверяемые сценарии</w:t>
+      </w:r>
+      <w:bookmarkEnd w:id="32"/>
     </w:p>
     <w:p>
       <w:pPr>
@@ -14675,22 +14653,77 @@
           <w:rFonts w:ascii="Times New Roman" w:eastAsia="Times New Roman" w:hAnsi="Times New Roman"/>
           <w:sz w:val="28"/>
         </w:rPr>
-        <w:t>Если документ достигает заданного порога оригинальности, он может быть помещен в архив уникальных работ. После этого его индекс используется в последующих проверках как дополнительный источник сравнения. Такой механизм позволяет системе постепенно накапливать локальную базу материалов и становиться полезнее по мере эксплуатации.</w:t>
+        <w:t>Контрольные испытания направлены на подтверждение того, что реализованные функции соответствуют требованиям технического задания и ожидаемому пользовательскому сценарию. Основные действия включают регистрацию и вход пользователя, создание профиля правил, добавление документа, загрузку DOCX-файла, массовую загрузку набора уникальных файлов, настройку правил исключений, запуск проверки и получение отчета.</w:t>
+      </w:r>
+    </w:p>
+    <w:p>
+      <w:pPr>
+        <w:spacing w:after="0" w:line="360" w:lineRule="auto"/>
+        <w:ind w:firstLine="709"/>
+        <w:jc w:val="both"/>
+      </w:pPr>
+      <w:r>
+        <w:rPr>
+          <w:rFonts w:ascii="Times New Roman" w:eastAsia="Times New Roman" w:hAnsi="Times New Roman"/>
+          <w:sz w:val="28"/>
+        </w:rPr>
+        <w:t>Первый сценарий проверяет создание пользователя, вход в систему и последующую привязку документов, правил и профилей к его идентификатору. Если пользователь успешно создан, API возвращает структурированный ответ с токеном сессии, а документ или правило могут быть сохранены с корректной связью с владельцем.</w:t>
+      </w:r>
+    </w:p>
+    <w:p>
+      <w:pPr>
+        <w:spacing w:after="0" w:line="360" w:lineRule="auto"/>
+        <w:ind w:firstLine="709"/>
+        <w:jc w:val="both"/>
+      </w:pPr>
+      <w:r>
+        <w:rPr>
+          <w:rFonts w:ascii="Times New Roman" w:eastAsia="Times New Roman" w:hAnsi="Times New Roman"/>
+          <w:sz w:val="28"/>
+        </w:rPr>
+        <w:t>Второй сценарий связан с добавлением документов. Проверяется возможность сохранить эталонный текст, добавить проверяемую работу, загрузить DOCX-файл и выполнить массовую загрузку более 100 уникальных текстовых файлов. Дополнительно проверяется обработка ошибочного случая, когда файл не может быть использован для извлечения текста.</w:t>
+      </w:r>
+    </w:p>
+    <w:p>
+      <w:pPr>
+        <w:spacing w:after="0" w:line="360" w:lineRule="auto"/>
+        <w:ind w:firstLine="709"/>
+        <w:jc w:val="both"/>
+      </w:pPr>
+      <w:r>
+        <w:rPr>
+          <w:rFonts w:ascii="Times New Roman" w:eastAsia="Times New Roman" w:hAnsi="Times New Roman"/>
+          <w:sz w:val="28"/>
+        </w:rPr>
+        <w:t>Третий сценарий проверяет собственно процедуру анализа на заимствования. В базу добавляется источник, затем запускается проверка документа с частично совпадающим фрагментом. Ожидаемым результатом является ненулевой список совпадений, рассчитанный процент оригинальности и наличие HTML-фрагмента с визуальным выделением найденного текста.</w:t>
+      </w:r>
+    </w:p>
+    <w:p>
+      <w:pPr>
+        <w:spacing w:after="0" w:line="360" w:lineRule="auto"/>
+        <w:ind w:firstLine="709"/>
+        <w:jc w:val="both"/>
+      </w:pPr>
+      <w:r>
+        <w:rPr>
+          <w:rFonts w:ascii="Times New Roman" w:eastAsia="Times New Roman" w:hAnsi="Times New Roman"/>
+          <w:sz w:val="28"/>
+        </w:rPr>
+        <w:t>Четвертый сценарий связан с правилами исключений. Пользователь добавляет шаблон в выбранный профиль, который должен быть удален из текста до сравнения. После запуска проверки ожидается, что исключенный фрагмент не будет влиять на итоговый процент оригинальности. Этот сценарий подтверждает возможность адаптировать анализ под типовые элементы оформления учебных документов.</w:t>
       </w:r>
     </w:p>
     <w:p>
       <w:pPr>
         <w:pStyle w:val="30"/>
       </w:pPr>
-      <w:bookmarkStart w:id="32" w:name="_Toc230464234"/>
+      <w:bookmarkStart w:id="33" w:name="_Toc230464235"/>
       <w:r>
         <w:rPr>
           <w:rFonts w:eastAsia="Times New Roman"/>
         </w:rPr>
-        <w:lastRenderedPageBreak/>
-        <w:t>Проверяемые сценарии</w:t>
-      </w:r>
-      <w:bookmarkEnd w:id="32"/>
+        <w:t>Оценка ограничений разработанного решения</w:t>
+      </w:r>
+      <w:bookmarkEnd w:id="33"/>
     </w:p>
     <w:p>
       <w:pPr>
@@ -14703,7 +14736,7 @@
           <w:rFonts w:ascii="Times New Roman" w:eastAsia="Times New Roman" w:hAnsi="Times New Roman"/>
           <w:sz w:val="28"/>
         </w:rPr>
-        <w:t>Контрольные испытания направлены на подтверждение того, что реализованные функции соответствуют требованиям технического задания и ожидаемому пользовательскому сценарию. Основные действия включают создание пользователя, добавление документа, загрузку PDF-файла, настройку правил исключений, запуск проверки и получение отчета. Подробная программа испытаний приведена в приложении В.</w:t>
+        <w:t>Разработанная система является локальным прототипом и ориентирована на демонстрацию полного технологического цикла проверки. Поэтому в текущей версии не реализованы некоторые функции, характерные для промышленных систем: поиск по внешним интернет-источникам, OCR для сканированных документов, сложная семантическая оценка перефразированных фрагментов и экспорт отдельного файла отчета.</w:t>
       </w:r>
     </w:p>
     <w:p>
@@ -14717,7 +14750,7 @@
           <w:rFonts w:ascii="Times New Roman" w:eastAsia="Times New Roman" w:hAnsi="Times New Roman"/>
           <w:sz w:val="28"/>
         </w:rPr>
-        <w:t>Первый сценарий проверяет создание пользователя и последующую привязку документов к его идентификатору. Если пользователь успешно создан, API возвращает структурированный ответ, а документ может быть сохранен с корректной связью с владельцем. Этот сценарий подтверждает базовую целостность данных предметной области.</w:t>
+        <w:t>Ограничение по OCR означает, что система корректно работает с PDF-файлами, содержащими текстовый слой, но не извлекает текст из изображений. Такое решение принято осознанно: подключение распознавания потребовало бы отдельного набора зависимостей, дополнительной настройки качества распознавания и специальных тестовых данных.</w:t>
       </w:r>
     </w:p>
     <w:p>
@@ -14731,7 +14764,7 @@
           <w:rFonts w:ascii="Times New Roman" w:eastAsia="Times New Roman" w:hAnsi="Times New Roman"/>
           <w:sz w:val="28"/>
         </w:rPr>
-        <w:t>Второй сценарий связан с добавлением документов. Проверяется возможность сохранить эталонный текст, добавить проверяемую работу и загрузить PDF-файл с текстовым слоем. Дополнительно проверяется обработка ошибочного случая, когда файл не может быть использован для извлечения текста. Для учебного проекта такая проверка важна, поскольку пользователь часто работает именно с PDF-материалами.</w:t>
+        <w:t>Ограничение по внешним источникам связано с локальным характером проекта. Система сопоставляет проверяемый документ с материалами, уже находящимися в базе данных. Это уменьшает охват поиска по сравнению с облачными сервисами, но обеспечивает конфиденциальность, воспроизводимость и независимость от сторонних платформ.</w:t>
       </w:r>
     </w:p>
     <w:p>
@@ -14745,7 +14778,7 @@
           <w:rFonts w:ascii="Times New Roman" w:eastAsia="Times New Roman" w:hAnsi="Times New Roman"/>
           <w:sz w:val="28"/>
         </w:rPr>
-        <w:t>Третий сценарий проверяет собственно процедуру анализа на заимствования. В базу добавляется источник, затем запускается проверка документа с частично совпадающим фрагментом. Ожидаемым результатом является ненулевой список совпадений, рассчитанный процент оригинальности и наличие HTML-фрагмента с визуальным выделением найденного текста.</w:t>
+        <w:t>Использование 3-грамм и хешей хорошо подходит для поиска прямых и частично измененных совпадений, но не решает полностью задачу выявления глубокого перефразирования. В дальнейшем систему можно расширить методами лексического сходства, векторными представлениями текста или дополнительной статистической обработкой совпадений.</w:t>
       </w:r>
     </w:p>
     <w:p>
@@ -14759,22 +14792,21 @@
           <w:rFonts w:ascii="Times New Roman" w:eastAsia="Times New Roman" w:hAnsi="Times New Roman"/>
           <w:sz w:val="28"/>
         </w:rPr>
-        <w:t>Четвертый сценарий связан с правилами исключений. Пользователь добавляет шаблон, который должен быть удален из текста до сравнения. После запуска проверки ожидается, что исключенный фрагмент не будет влиять на итоговый процент оригинальности. Этот сценарий подтверждает возможность адаптировать анализ под типовые элементы оформления учебных документов.</w:t>
+        <w:t>Несмотря на перечисленные ограничения, разработанное решение удовлетворяет цели работы: оно реализует воспроизводимый локальный механизм проверки, хранит результаты, формирует понятный отчет и демонстрирует основные принципы построения системы антиплагиата для образовательной среды.</w:t>
       </w:r>
     </w:p>
     <w:p>
       <w:pPr>
         <w:pStyle w:val="30"/>
       </w:pPr>
-      <w:bookmarkStart w:id="33" w:name="_Toc230464235"/>
+      <w:bookmarkStart w:id="34" w:name="_Toc230464236"/>
       <w:r>
         <w:rPr>
           <w:rFonts w:eastAsia="Times New Roman"/>
         </w:rPr>
-        <w:lastRenderedPageBreak/>
-        <w:t>Оценка ограничений разработанного решения</w:t>
-      </w:r>
-      <w:bookmarkEnd w:id="33"/>
+        <w:t>Направления дальнейшего развития системы</w:t>
+      </w:r>
+      <w:bookmarkEnd w:id="34"/>
     </w:p>
     <w:p>
       <w:pPr>
@@ -14787,7 +14819,7 @@
           <w:rFonts w:ascii="Times New Roman" w:eastAsia="Times New Roman" w:hAnsi="Times New Roman"/>
           <w:sz w:val="28"/>
         </w:rPr>
-        <w:t>Разработанная система является локальным прототипом и ориентирована на демонстрацию полного технологического цикла проверки. Поэтому в текущей версии не реализованы некоторые функции, характерные для промышленных систем: поиск по внешним интернет-источникам, OCR для сканированных документов, сложная семантическая оценка перефразированных фрагментов и полнофункциональный пользовательский интерфейс.</w:t>
+        <w:t>Первым направлением дальнейшего развития является подключение модуля оптического распознавания символов. Это позволит принимать не только файлы с текстовым слоем, но и сканированные материалы. Для такой доработки потребуется определить допустимые форматы изображений, выбрать OCR-инструмент и добавить этап контроля качества распознанного текста.</w:t>
       </w:r>
     </w:p>
     <w:p>
@@ -14801,7 +14833,7 @@
           <w:rFonts w:ascii="Times New Roman" w:eastAsia="Times New Roman" w:hAnsi="Times New Roman"/>
           <w:sz w:val="28"/>
         </w:rPr>
-        <w:t>Ограничение по OCR означает, что система корректно работает с PDF-файлами, содержащими текстовый слой, но не извлекает текст из изображений. Такое решение принято осознанно: подключение распознавания потребовало бы отдельного набора зависимостей, дополнительной настройки качества распознавания и специальных тестовых данных.</w:t>
+        <w:t>Второе направление связано с расширением набора источников сравнения. Текущая версия использует локальную базу документов, что соответствует задаче конфиденциальной проверки внутри организации. В дальнейшем можно добавить импорт внешних архивов и механизм разграничения наборов источников по дисциплинам или учебным группам.</w:t>
       </w:r>
     </w:p>
     <w:p>
@@ -14815,7 +14847,7 @@
           <w:rFonts w:ascii="Times New Roman" w:eastAsia="Times New Roman" w:hAnsi="Times New Roman"/>
           <w:sz w:val="28"/>
         </w:rPr>
-        <w:t>Ограничение по внешним источникам связано с локальным характером проекта. Система сопоставляет проверяемый документ с материалами, уже находящимися в базе данных. Это уменьшает охват поиска по сравнению с облачными сервисами, но обеспечивает конфиденциальность, воспроизводимость и независимость от сторонних платформ.</w:t>
+        <w:t>Третье направление состоит в развитии пользовательского интерфейса. В текущей версии уже реализована рабочая страница с входом, профилями, загрузкой документов и запуском проверки, однако для регулярного использования преподавателем целесообразно расширить её фильтрами, историей проверок, экспортом отчета и более удобным управлением большими архивами.</w:t>
       </w:r>
     </w:p>
     <w:p>
@@ -14829,7 +14861,7 @@
           <w:rFonts w:ascii="Times New Roman" w:eastAsia="Times New Roman" w:hAnsi="Times New Roman"/>
           <w:sz w:val="28"/>
         </w:rPr>
-        <w:t>Использование 3-грамм и хешей хорошо подходит для поиска прямых и частично измененных совпадений, но не решает полностью задачу выявления глубокого перефразирования. В дальнейшем систему можно расширить методами лексического сходства, векторными представлениями текста или дополнительной статистической обработкой совпадений.</w:t>
+        <w:t>Четвертое направление связано с настройкой критериев проверки. В текущей версии правила исключений уже могут сохраняться в профилях пользователя. В дальнейшем можно расширить профиль порогами оригинальности, наборами источников сравнения и типовыми параметрами анализа для разных видов учебных работ.</w:t>
       </w:r>
     </w:p>
     <w:p>
@@ -14843,21 +14875,49 @@
           <w:rFonts w:ascii="Times New Roman" w:eastAsia="Times New Roman" w:hAnsi="Times New Roman"/>
           <w:sz w:val="28"/>
         </w:rPr>
-        <w:t>Несмотря на перечисленные ограничения, разработанное решение удовлетворяет цели работы: оно реализует воспроизводимый локальный механизм проверки, хранит результаты, формирует понятный отчет и демонстрирует основные принципы построения системы антиплагиата для образовательной среды.</w:t>
+        <w:t>Пятое направление предполагает улучшение алгоритма сопоставления. Помимо 3-грамм и хешей, могут использоваться меры лексического сходства, анализ устойчивых словосочетаний, сравнение структуры документа и статистические признаки распределения совпадений. Такие методы позволят точнее различать случайные совпадения, корректное цитирование и содержательные заимствования.</w:t>
+      </w:r>
+    </w:p>
+    <w:p>
+      <w:pPr>
+        <w:spacing w:after="0" w:line="360" w:lineRule="auto"/>
+        <w:ind w:firstLine="709"/>
+        <w:jc w:val="both"/>
+      </w:pPr>
+      <w:r>
+        <w:rPr>
+          <w:rFonts w:ascii="Times New Roman" w:eastAsia="Times New Roman" w:hAnsi="Times New Roman"/>
+          <w:sz w:val="28"/>
+        </w:rPr>
+        <w:t>Шестое направление касается отчетности. Перспективным является формирование отдельного файла отчета, в котором будут указаны итоговый процент оригинальности, список источников совпадений, фрагменты текста, параметры проверки, примененные правила исключений и время выполнения анализа. Такой отчет можно использовать как приложение к проверяемой работе.</w:t>
+      </w:r>
+    </w:p>
+    <w:p>
+      <w:pPr>
+        <w:spacing w:after="0" w:line="360" w:lineRule="auto"/>
+        <w:ind w:firstLine="709"/>
+        <w:jc w:val="both"/>
+      </w:pPr>
+      <w:r>
+        <w:rPr>
+          <w:rFonts w:ascii="Times New Roman" w:eastAsia="Times New Roman" w:hAnsi="Times New Roman"/>
+          <w:sz w:val="28"/>
+        </w:rPr>
+        <w:t>Седьмое направление связано с журналированием действий пользователя. Для учебной среды важно понимать, кто загрузил документ, когда была запущена проверка, какие правила применялись и изменялся ли итоговый процент вручную. Журналирование повышает прозрачность работы системы и позволяет разбирать спорные случаи проверки.</w:t>
       </w:r>
     </w:p>
     <w:p>
       <w:pPr>
         <w:pStyle w:val="30"/>
       </w:pPr>
-      <w:bookmarkStart w:id="34" w:name="_Toc230464236"/>
+      <w:bookmarkStart w:id="35" w:name="_Toc230464237"/>
       <w:r>
         <w:rPr>
           <w:rFonts w:eastAsia="Times New Roman"/>
         </w:rPr>
-        <w:t>Направления дальнейшего развития системы</w:t>
-      </w:r>
-      <w:bookmarkEnd w:id="34"/>
+        <w:t>Безопасность и воспроизводимость эксплуатации</w:t>
+      </w:r>
+      <w:bookmarkEnd w:id="35"/>
     </w:p>
     <w:p>
       <w:pPr>
@@ -14870,15 +14930,21 @@
           <w:rFonts w:ascii="Times New Roman" w:eastAsia="Times New Roman" w:hAnsi="Times New Roman"/>
           <w:sz w:val="28"/>
         </w:rPr>
-        <w:t xml:space="preserve">Первым направлением дальнейшего развития является подключение модуля оптического распознавания символов. Это позволит принимать не только </w:t>
-      </w:r>
+        <w:t>При эксплуатации локальной системы проверки необходимо учитывать безопасность данных. Документы студентов и преподавателей могут содержать персональные сведения, поэтому доступ к базе данных и API должен ограничиваться только уполномоченными пользователями. В текущей версии реализованы регистрация, вход и сессионный токен; при промышленном развёртывании их следует дополнить HTTPS, политиками доступа и безопасным хранением секретов.</w:t>
+      </w:r>
+    </w:p>
+    <w:p>
+      <w:pPr>
+        <w:spacing w:after="0" w:line="360" w:lineRule="auto"/>
+        <w:ind w:firstLine="709"/>
+        <w:jc w:val="both"/>
+      </w:pPr>
       <w:r>
         <w:rPr>
           <w:rFonts w:ascii="Times New Roman" w:eastAsia="Times New Roman" w:hAnsi="Times New Roman"/>
           <w:sz w:val="28"/>
         </w:rPr>
-        <w:lastRenderedPageBreak/>
-        <w:t>PDF-файлы с текстовым слоем, но и сканированные материалы. Для такой доработки потребуется определить допустимые форматы изображений, выбрать OCR-инструмент и добавить этап контроля качества распознанного текста.</w:t>
+        <w:t>Для защиты передаваемых данных при сетевом развертывании следует использовать HTTPS и корректные настройки CORS. В демонстрационной версии система запускается локально, но архитектура REST API позволяет перенести ее в закрытую сеть образовательной организации при добавлении соответствующей инфраструктуры.</w:t>
       </w:r>
     </w:p>
     <w:p>
@@ -14892,7 +14958,7 @@
           <w:rFonts w:ascii="Times New Roman" w:eastAsia="Times New Roman" w:hAnsi="Times New Roman"/>
           <w:sz w:val="28"/>
         </w:rPr>
-        <w:t>Второе направление связано с расширением набора источников сравнения. Текущая версия использует локальную базу документов, что соответствует задаче конфиденциальной проверки внутри организации. В дальнейшем можно добавить импорт внешних архивов, пакетную загрузку материалов и механизм разграничения наборов источников по дисциплинам или учебным группам.</w:t>
+        <w:t>Воспроизводимость эксплуатации обеспечивается тем, что все основные параметры системы явно описаны: состав зависимостей, команда запуска, структура базы данных, миграции и проверяемые сценарии. При переносе проекта на другой компьютер достаточно подготовить окружение, применить миграции и запустить серверную часть командой uvicorn app.main:app --reload.</w:t>
       </w:r>
     </w:p>
     <w:p>
@@ -14906,7 +14972,7 @@
           <w:rFonts w:ascii="Times New Roman" w:eastAsia="Times New Roman" w:hAnsi="Times New Roman"/>
           <w:sz w:val="28"/>
         </w:rPr>
-        <w:t>Третье направление состоит в развитии пользовательского интерфейса. Swagger UI удобен для демонстрации и ручной проверки REST API, однако для регулярного использования преподавателем целесообразно разработать отдельную веб-страницу с формами загрузки документов, списком проверок, фильтрами, карточками результатов и экспортом отчета.</w:t>
+        <w:t>Дополнительную устойчивость дает автоматизированное тестирование. Набор тестов должен запускаться после изменения алгоритма проверки, структуры базы данных или маршрутов API. Это позволяет своевременно обнаруживать регрессии и подтверждать, что основные пользовательские сценарии продолжают работать корректно.</w:t>
       </w:r>
     </w:p>
     <w:p>
@@ -14920,7 +14986,7 @@
           <w:rFonts w:ascii="Times New Roman" w:eastAsia="Times New Roman" w:hAnsi="Times New Roman"/>
           <w:sz w:val="28"/>
         </w:rPr>
-        <w:t>Четвертое направление связано с настройкой критериев проверки. В текущей версии правила исключений задаются как шаблоны обработки текста. В дальнейшем можно добавить профили проверки, в которых будут заранее сохранены наборы правил, пороги оригинальности и типовые параметры анализа для разных видов учебных работ.</w:t>
+        <w:t>Отдельного внимания требует резервное копирование базы данных. Так как ценность локальной системы возрастает по мере накопления архива уникальных работ, потеря базы приведет не только к утрате отдельных проверок, но и к снижению качества будущего сравнения. Поэтому при практической эксплуатации необходимо предусмотреть регулярное создание резервных копий.</w:t>
       </w:r>
     </w:p>
     <w:p>
@@ -14934,8 +15000,21 @@
           <w:rFonts w:ascii="Times New Roman" w:eastAsia="Times New Roman" w:hAnsi="Times New Roman"/>
           <w:sz w:val="28"/>
         </w:rPr>
-        <w:t>Пятое направление предполагает улучшение алгоритма сопоставления. Помимо 3-грамм и хешей, могут использоваться меры лексического сходства, анализ устойчивых словосочетаний, сравнение структуры документа и статистические признаки распределения совпадений. Такие методы позволят точнее различать случайные совпадения, корректное цитирование и содержательные заимствования.</w:t>
-      </w:r>
+        <w:t>Важным условием корректной работы является документирование ограничений системы. Пользователь должен понимать, что результат проверки является инструментом предварительного анализа и не заменяет экспертную оценку преподавателя. Итоговый процент оригинальности следует рассматривать вместе с найденными фрагментами, источниками совпадений и контекстом выполнения работы.</w:t>
+      </w:r>
+    </w:p>
+    <w:p>
+      <w:pPr>
+        <w:pStyle w:val="20"/>
+      </w:pPr>
+      <w:bookmarkStart w:id="36" w:name="_Toc230464238"/>
+      <w:r>
+        <w:rPr>
+          <w:rFonts w:eastAsia="Times New Roman"/>
+        </w:rPr>
+        <w:t>Выводы по второй главе</w:t>
+      </w:r>
+      <w:bookmarkEnd w:id="36"/>
     </w:p>
     <w:p>
       <w:pPr>
@@ -14948,7 +15027,7 @@
           <w:rFonts w:ascii="Times New Roman" w:eastAsia="Times New Roman" w:hAnsi="Times New Roman"/>
           <w:sz w:val="28"/>
         </w:rPr>
-        <w:t>Шестое направление касается отчетности. Перспективным является формирование отдельного файла отчета, в котором будут указаны итоговый процент оригинальности, список источников совпадений, фрагменты текста, параметры проверки, примененные правила исключений и время выполнения анализа. Такой отчет можно использовать как приложение к проверяемой работе.</w:t>
+        <w:t>Во второй главе описаны проектные решения, определяющие структуру и функционирование автоматизированной системы проверки текстовых работ на заимствования. Рассмотрены основные функции системы, технологический стек, архитектура серверной части, структура базы данных, алгоритм текстового анализа, интерфейс Swagger UI и технологический процесс обработки документов.</w:t>
       </w:r>
     </w:p>
     <w:p>
@@ -14962,22 +15041,8 @@
           <w:rFonts w:ascii="Times New Roman" w:eastAsia="Times New Roman" w:hAnsi="Times New Roman"/>
           <w:sz w:val="28"/>
         </w:rPr>
-        <w:lastRenderedPageBreak/>
-        <w:t>Седьмое направление связано с журналированием действий пользователя. Для учебной среды важно понимать, кто загрузил документ, когда была запущена проверка, какие правила применялись и изменялся ли итоговый процент вручную. Журналирование повышает прозрачность работы системы и позволяет разбирать спорные случаи проверки.</w:t>
-      </w:r>
-    </w:p>
-    <w:p>
-      <w:pPr>
-        <w:pStyle w:val="30"/>
-      </w:pPr>
-      <w:bookmarkStart w:id="35" w:name="_Toc230464237"/>
-      <w:r>
-        <w:rPr>
-          <w:rFonts w:eastAsia="Times New Roman"/>
-        </w:rPr>
-        <w:t>Безопасность и воспроизводимость эксплуатации</w:t>
-      </w:r>
-      <w:bookmarkEnd w:id="35"/>
+        <w:t>В качестве основы реализации выбран стек Python, FastAPI, Pydantic, Uvicorn, PostgreSQL/SQLite, SQLAlchemy, pytest и Swagger UI [8, 9, 10, 11, 12, 13, 14]. Такой набор технологий соответствует задаче локального веб-сервиса: он обеспечивает быстрый запуск, документированное API, структурированное хранение данных, возможность автоматизированного тестирования и удобный интерактивный доступ к функциям системы.</w:t>
+      </w:r>
     </w:p>
     <w:p>
       <w:pPr>
@@ -14990,7 +15055,7 @@
           <w:rFonts w:ascii="Times New Roman" w:eastAsia="Times New Roman" w:hAnsi="Times New Roman"/>
           <w:sz w:val="28"/>
         </w:rPr>
-        <w:t>При эксплуатации локальной системы проверки необходимо учитывать безопасность данных. Документы студентов и преподавателей могут содержать персональные сведения, поэтому доступ к базе данных и API должен ограничиваться только уполномоченными пользователями. В дальнейшем это требует полноценной авторизации и разграничения ролей.</w:t>
+        <w:t>Разработанная архитектура разделяет функции взаимодействия с пользователем, прикладной обработки и хранения данных. Это повышает сопровождаемость проекта и позволяет развивать отдельные части системы независимо: добавлять новые форматы загрузки, менять алгоритм сравнения, расширять модель данных, развивать пользовательский интерфейс или подключать дополнительные средства отчетности.</w:t>
       </w:r>
     </w:p>
     <w:p>
@@ -15004,148 +15069,7 @@
           <w:rFonts w:ascii="Times New Roman" w:eastAsia="Times New Roman" w:hAnsi="Times New Roman"/>
           <w:sz w:val="28"/>
         </w:rPr>
-        <w:t>Для защиты передаваемых данных при сетевом развертывании следует использовать HTTPS и корректные настройки CORS. В демонстрационной версии система запускается локально, но архитектура REST API позволяет перенести ее в закрытую сеть образовательной организации при добавлении соответствующей инфраструктуры.</w:t>
-      </w:r>
-    </w:p>
-    <w:p>
-      <w:pPr>
-        <w:spacing w:after="0" w:line="360" w:lineRule="auto"/>
-        <w:ind w:firstLine="709"/>
-        <w:jc w:val="both"/>
-      </w:pPr>
-      <w:r>
-        <w:rPr>
-          <w:rFonts w:ascii="Times New Roman" w:eastAsia="Times New Roman" w:hAnsi="Times New Roman"/>
-          <w:sz w:val="28"/>
-        </w:rPr>
-        <w:t>Воспроизводимость эксплуатации обеспечивается тем, что все основные параметры системы явно описаны: состав зависимостей, команда запуска, структура базы данных, миграции и проверяемые сценарии. При переносе проекта на другой компьютер достаточно подготовить окружение, применить миграции и запустить серверную часть командой uvicorn app.main:app --reload.</w:t>
-      </w:r>
-    </w:p>
-    <w:p>
-      <w:pPr>
-        <w:spacing w:after="0" w:line="360" w:lineRule="auto"/>
-        <w:ind w:firstLine="709"/>
-        <w:jc w:val="both"/>
-      </w:pPr>
-      <w:r>
-        <w:rPr>
-          <w:rFonts w:ascii="Times New Roman" w:eastAsia="Times New Roman" w:hAnsi="Times New Roman"/>
-          <w:sz w:val="28"/>
-        </w:rPr>
-        <w:t>Дополнительную устойчивость дает автоматизированное тестирование. Набор тестов должен запускаться после изменения алгоритма проверки, структуры базы данных или маршрутов API. Это позволяет своевременно обнаруживать регрессии и подтверждать, что основные пользовательские сценарии продолжают работать корректно.</w:t>
-      </w:r>
-    </w:p>
-    <w:p>
-      <w:pPr>
-        <w:spacing w:after="0" w:line="360" w:lineRule="auto"/>
-        <w:ind w:firstLine="709"/>
-        <w:jc w:val="both"/>
-      </w:pPr>
-      <w:r>
-        <w:rPr>
-          <w:rFonts w:ascii="Times New Roman" w:eastAsia="Times New Roman" w:hAnsi="Times New Roman"/>
-          <w:sz w:val="28"/>
-        </w:rPr>
-        <w:t xml:space="preserve">Отдельного внимания требует резервное копирование базы данных. Так как ценность локальной системы возрастает по мере накопления архива уникальных работ, потеря базы приведет не только к утрате отдельных проверок, </w:t>
-      </w:r>
-      <w:r>
-        <w:rPr>
-          <w:rFonts w:ascii="Times New Roman" w:eastAsia="Times New Roman" w:hAnsi="Times New Roman"/>
-          <w:sz w:val="28"/>
-        </w:rPr>
-        <w:lastRenderedPageBreak/>
-        <w:t>но и к снижению качества будущего сравнения. Поэтому при практической эксплуатации необходимо предусмотреть регулярное создание резервных копий.</w:t>
-      </w:r>
-    </w:p>
-    <w:p>
-      <w:pPr>
-        <w:spacing w:after="0" w:line="360" w:lineRule="auto"/>
-        <w:ind w:firstLine="709"/>
-        <w:jc w:val="both"/>
-      </w:pPr>
-      <w:r>
-        <w:rPr>
-          <w:rFonts w:ascii="Times New Roman" w:eastAsia="Times New Roman" w:hAnsi="Times New Roman"/>
-          <w:sz w:val="28"/>
-        </w:rPr>
-        <w:t>Важным условием корректной работы является документирование ограничений системы. Пользователь должен понимать, что результат проверки является инструментом предварительного анализа и не заменяет экспертную оценку преподавателя. Итоговый процент оригинальности следует рассматривать вместе с найденными фрагментами, источниками совпадений и контекстом выполнения работы.</w:t>
-      </w:r>
-    </w:p>
-    <w:p>
-      <w:pPr>
-        <w:pStyle w:val="20"/>
-      </w:pPr>
-      <w:bookmarkStart w:id="36" w:name="_Toc230464238"/>
-      <w:r>
-        <w:rPr>
-          <w:rFonts w:eastAsia="Times New Roman"/>
-        </w:rPr>
-        <w:t>Выводы по второй главе</w:t>
-      </w:r>
-      <w:bookmarkEnd w:id="36"/>
-    </w:p>
-    <w:p>
-      <w:pPr>
-        <w:spacing w:after="0" w:line="360" w:lineRule="auto"/>
-        <w:ind w:firstLine="709"/>
-        <w:jc w:val="both"/>
-      </w:pPr>
-      <w:r>
-        <w:rPr>
-          <w:rFonts w:ascii="Times New Roman" w:eastAsia="Times New Roman" w:hAnsi="Times New Roman"/>
-          <w:sz w:val="28"/>
-        </w:rPr>
-        <w:t>Во второй главе описаны проектные решения, определяющие структуру и функционирование автоматизированной системы проверки текстовых работ на заимствования. Рассмотрены основные функции системы, технологический стек, архитектура серверной части, структура базы данных, алгоритм текстового анализа, интерфейс Swagger UI и технологический процесс обработки документов.</w:t>
-      </w:r>
-    </w:p>
-    <w:p>
-      <w:pPr>
-        <w:spacing w:after="0" w:line="360" w:lineRule="auto"/>
-        <w:ind w:firstLine="709"/>
-        <w:jc w:val="both"/>
-      </w:pPr>
-      <w:r>
-        <w:rPr>
-          <w:rFonts w:ascii="Times New Roman" w:eastAsia="Times New Roman" w:hAnsi="Times New Roman"/>
-          <w:sz w:val="28"/>
-        </w:rPr>
-        <w:t>В качестве основы реализации выбран стек Python, FastAPI, Pydantic, Uvicorn, PostgreSQL, SQLAlchemy, pytest и Swagger UI [8, 9, 10, 11, 12, 13, 14]. Такой набор технологий соответствует задаче локального веб-сервиса: он обеспечивает быстрый запуск, документированное API, структурированное хранение данных, возможность автоматизированного тестирования и удобный интерактивный доступ к функциям системы.</w:t>
-      </w:r>
-    </w:p>
-    <w:p>
-      <w:pPr>
-        <w:spacing w:after="0" w:line="360" w:lineRule="auto"/>
-        <w:ind w:firstLine="709"/>
-        <w:jc w:val="both"/>
-      </w:pPr>
-      <w:r>
-        <w:rPr>
-          <w:rFonts w:ascii="Times New Roman" w:eastAsia="Times New Roman" w:hAnsi="Times New Roman"/>
-          <w:sz w:val="28"/>
-        </w:rPr>
-        <w:t>Разработанная архитектура разделяет функции взаимодействия с пользователем, прикладной обработки и хранения данных. Это повышает сопровождаемость проекта и позволяет развивать отдельные части системы независимо: добавлять новые правила исключений, менять алгоритм сравнения, расширять модель данных или подключать отдельный пользовательский интерфейс.</w:t>
-      </w:r>
-    </w:p>
-    <w:p>
-      <w:pPr>
-        <w:spacing w:after="0" w:line="360" w:lineRule="auto"/>
-        <w:ind w:firstLine="709"/>
-        <w:jc w:val="both"/>
-      </w:pPr>
-      <w:r>
-        <w:rPr>
-          <w:rFonts w:ascii="Times New Roman" w:eastAsia="Times New Roman" w:hAnsi="Times New Roman"/>
-          <w:sz w:val="28"/>
-        </w:rPr>
-        <w:t xml:space="preserve">Результаты испытаний и анализа ограничений показывают, что система пригодна для демонстрации полного базового сценария проверки: от загрузки документа и построения индекса до расчета оригинальности и формирования </w:t>
-      </w:r>
-      <w:r>
-        <w:rPr>
-          <w:rFonts w:ascii="Times New Roman" w:eastAsia="Times New Roman" w:hAnsi="Times New Roman"/>
-          <w:sz w:val="28"/>
-        </w:rPr>
-        <w:lastRenderedPageBreak/>
-        <w:t>отчета с визуальным выделением совпавших фрагментов. Дальнейшее развитие может быть связано с OCR, расширением источников сравнения, улучшением пользовательского интерфейса и применением дополнительных методов анализа текста.</w:t>
+        <w:t>Результаты испытаний и анализа ограничений показывают, что система пригодна для демонстрации полного базового сценария проверки: от входа пользователя, выбора профиля и загрузки документов до расчета оригинальности и формирования отчета с визуальным выделением совпавших фрагментов. Дальнейшее развитие может быть связано с OCR, расширением источников сравнения, улучшением отчетности и применением дополнительных методов анализа текста.</w:t>
       </w:r>
     </w:p>
     <w:p>
@@ -15160,7 +15084,6 @@
       </w:pPr>
       <w:bookmarkStart w:id="37" w:name="_Toc230464239"/>
       <w:r>
-        <w:lastRenderedPageBreak/>
         <w:t>ЗАКЛЮЧЕНИЕ</w:t>
       </w:r>
       <w:bookmarkEnd w:id="37"/>
@@ -15238,7 +15161,7 @@
           <w:rFonts w:ascii="Times New Roman" w:eastAsia="Times New Roman" w:hAnsi="Times New Roman"/>
           <w:sz w:val="28"/>
         </w:rPr>
-        <w:t>3. Рассмотрена архитектура системы, обеспечивающая загрузку документов, повторное использование индексов, применение правил исключений и формирование результата проверки.</w:t>
+        <w:t>3. Рассмотрена архитектура системы, обеспечивающая загрузку документов разных форматов, повторное использование индексов, применение пользовательских профилей правил и формирование результата проверки.</w:t>
       </w:r>
     </w:p>
     <w:p>
@@ -15276,7 +15199,7 @@
           <w:rFonts w:ascii="Times New Roman" w:eastAsia="Times New Roman" w:hAnsi="Times New Roman"/>
           <w:sz w:val="28"/>
         </w:rPr>
-        <w:t>Результатом работы стала автоматизированная система проверки текстовых работ на плагиат с визуальным выделением заимствований в тексте. Система предоставляет локальный REST API, доступный через Swagger UI, поддержку архива уникальных работ и структурированный результат проверки. Текущее решение ориентировано на работу с текстовыми документами и PDF-файлами с текстовым слоем; распознавание сканированных изображений в рамках проекта не реализовано.</w:t>
+        <w:t>Результатом работы стала автоматизированная система проверки текстовых работ на плагиат с визуальным выделением заимствований в тексте. Система предоставляет локальный REST API, доступный через Swagger UI, поддержку архива уникальных работ, авторизацию, профили правил, массовую загрузку файлов и структурированный результат проверки.</w:t>
       </w:r>
     </w:p>
     <w:p>
@@ -15295,7 +15218,7 @@
           <w:rFonts w:ascii="Times New Roman" w:eastAsia="Times New Roman" w:hAnsi="Times New Roman"/>
           <w:sz w:val="28"/>
         </w:rPr>
-        <w:t>В отличие от абстрактного описания концепции антиплагиатной проверки, в рамках данной работы сформировано практически применимое решение с воспроизводимой структурой хранения, документированным API и реализованной процедурой анализа текста. Проект уже в текущем виде пригоден для демонстрации полного базового сценария: от загрузки документа и задания правил исключений до получения структурированного результата с визуальным выделением совпадений.</w:t>
+        <w:t>В отличие от абстрактного описания концепции антиплагиатной проверки, в рамках данной работы сформировано практически применимое решение с воспроизводимой структурой хранения, документированным API и реализованной процедурой анализа текста. Проект уже в текущем виде пригоден для демонстрации полного базового сценария: от входа пользователя и загрузки документов до задания профильных правил и получения результата с визуальным выделением совпадений.</w:t>
       </w:r>
     </w:p>
     <w:p>
@@ -15314,15 +15237,7 @@
           <w:rFonts w:ascii="Times New Roman" w:eastAsia="Times New Roman" w:hAnsi="Times New Roman"/>
           <w:sz w:val="28"/>
         </w:rPr>
-        <w:t xml:space="preserve">Практическая ценность выполненной работы состоит в том, что проект может использоваться не только как исследовательский прототип, но и как основа для дальнейшего развития локальной системы проверки текстов. Уже реализованные модули загрузки документов, хранения индексов, расчёта </w:t>
-      </w:r>
-      <w:r>
-        <w:rPr>
-          <w:rFonts w:ascii="Times New Roman" w:eastAsia="Times New Roman" w:hAnsi="Times New Roman"/>
-          <w:sz w:val="28"/>
-        </w:rPr>
-        <w:lastRenderedPageBreak/>
-        <w:t>оригинальности и формирования отчёта создают базовую инфраструктуру, к которой в дальнейшем можно добавлять новые способы извлечения текста, дополнительные правила анализа и расширенные средства интерпретации результатов. Тем самым работа демонстрирует возможность поэтапного перехода от учебного варианта системы к более функциональному инструменту поддержки проверки оригинальности документов.</w:t>
+        <w:t>Практическая ценность выполненной работы состоит в том, что проект может использоваться не только как исследовательский прототип, но и как основа для дальнейшего развития локальной системы проверки текстов. Уже реализованные модули загрузки документов разных форматов, хранения индексов, расчёта оригинальности, профилей правил и формирования отчёта создают базовую инфраструктуру, к которой в дальнейшем можно добавлять OCR, расширенные права доступа и дополнительные средства интерпретации результатов.</w:t>
       </w:r>
     </w:p>
     <w:p>
@@ -15342,7 +15257,6 @@
       </w:pPr>
       <w:bookmarkStart w:id="38" w:name="_Toc230464240"/>
       <w:r>
-        <w:lastRenderedPageBreak/>
         <w:t>СПИСОК ИСПОЛЬЗОВАННЫХ ИСТОЧНИКОВ</w:t>
       </w:r>
       <w:bookmarkEnd w:id="38"/>
@@ -15739,7 +15653,6 @@
           <w:sz w:val="28"/>
           <w:lang w:val="en-US"/>
         </w:rPr>
-        <w:lastRenderedPageBreak/>
         <w:t xml:space="preserve">OpenAPI Initiative. OpenAPI Specification [Electronic resource]. </w:t>
       </w:r>
       <w:r>
@@ -15771,7 +15684,6 @@
         <w:rPr>
           <w:rFonts w:eastAsia="Times New Roman"/>
         </w:rPr>
-        <w:lastRenderedPageBreak/>
         <w:t>ПРИЛОЖЕНИЕ А ГРАФИЧЕСКАЯ ЧАСТЬ</w:t>
       </w:r>
       <w:bookmarkEnd w:id="39"/>
@@ -16045,7 +15957,6 @@
         <w:rPr>
           <w:noProof/>
         </w:rPr>
-        <w:lastRenderedPageBreak/>
         <w:drawing>
           <wp:inline distT="0" distB="0" distL="0" distR="0" wp14:anchorId="2E54421B" wp14:editId="7178CC2A">
             <wp:extent cx="5616000" cy="3459922"/>
@@ -16105,7 +16016,6 @@
         <w:rPr>
           <w:noProof/>
         </w:rPr>
-        <w:lastRenderedPageBreak/>
         <w:drawing>
           <wp:inline distT="0" distB="0" distL="0" distR="0" wp14:anchorId="423D569A" wp14:editId="463028CA">
             <wp:extent cx="5616000" cy="5656294"/>
@@ -16165,7 +16075,6 @@
         <w:rPr>
           <w:noProof/>
         </w:rPr>
-        <w:lastRenderedPageBreak/>
         <w:drawing>
           <wp:inline distT="0" distB="0" distL="0" distR="0" wp14:anchorId="409994DD" wp14:editId="5EF0C710">
             <wp:extent cx="5616000" cy="4997094"/>
@@ -16284,7 +16193,6 @@
         <w:rPr>
           <w:noProof/>
         </w:rPr>
-        <w:lastRenderedPageBreak/>
         <w:drawing>
           <wp:inline distT="0" distB="0" distL="0" distR="0" wp14:anchorId="33BFA5D5" wp14:editId="5A4998D8">
             <wp:extent cx="5616000" cy="2533995"/>
@@ -16370,7 +16278,6 @@
         <w:rPr>
           <w:color w:val="000000"/>
         </w:rPr>
-        <w:lastRenderedPageBreak/>
         <w:t>ПРИЛОЖЕНИЕ Б ТЕХНИЧЕСКОЕ ЗАДАНИЕ</w:t>
       </w:r>
       <w:bookmarkEnd w:id="40"/>
@@ -17171,7 +17078,6 @@
           <w:sz w:val="28"/>
           <w:szCs w:val="28"/>
         </w:rPr>
-        <w:lastRenderedPageBreak/>
         <w:t>ВВЕДЕНИЕ</w:t>
       </w:r>
     </w:p>
@@ -17354,7 +17260,6 @@
           <w:sz w:val="28"/>
           <w:szCs w:val="28"/>
         </w:rPr>
-        <w:lastRenderedPageBreak/>
         <w:t>2</w:t>
       </w:r>
       <w:r>
@@ -17518,6 +17423,46 @@
           <w:sz w:val="28"/>
           <w:szCs w:val="28"/>
         </w:rPr>
+        <w:t>- Загрузка PDF, DOCX, PPTX и текстовых файлов для проверки на наличие заимствований.</w:t>
+      </w:r>
+    </w:p>
+    <w:p>
+      <w:pPr>
+        <w:spacing w:line="360" w:lineRule="auto"/>
+        <w:ind w:firstLine="709"/>
+        <w:jc w:val="both"/>
+        <w:rPr>
+          <w:rFonts w:ascii="Times New Roman" w:eastAsia="Times New Roman" w:hAnsi="Times New Roman" w:cs="Times New Roman"/>
+          <w:sz w:val="28"/>
+          <w:szCs w:val="28"/>
+        </w:rPr>
+      </w:pPr>
+      <w:r>
+        <w:rPr>
+          <w:rFonts w:ascii="Times New Roman" w:eastAsia="Times New Roman" w:hAnsi="Times New Roman" w:cs="Times New Roman"/>
+          <w:sz w:val="28"/>
+          <w:szCs w:val="28"/>
+        </w:rPr>
+        <w:t>- Извлечение текста из загруженного файла и его подготовка к дальнейшему анализу.</w:t>
+      </w:r>
+    </w:p>
+    <w:p>
+      <w:pPr>
+        <w:spacing w:line="360" w:lineRule="auto"/>
+        <w:ind w:firstLine="709"/>
+        <w:jc w:val="both"/>
+        <w:rPr>
+          <w:rFonts w:ascii="Times New Roman" w:eastAsia="Times New Roman" w:hAnsi="Times New Roman" w:cs="Times New Roman"/>
+          <w:sz w:val="28"/>
+          <w:szCs w:val="28"/>
+        </w:rPr>
+      </w:pPr>
+      <w:r>
+        <w:rPr>
+          <w:rFonts w:ascii="Times New Roman" w:eastAsia="Times New Roman" w:hAnsi="Times New Roman" w:cs="Times New Roman"/>
+          <w:sz w:val="28"/>
+          <w:szCs w:val="28"/>
+        </w:rPr>
         <w:t xml:space="preserve">- </w:t>
       </w:r>
       <w:r>
@@ -17526,7 +17471,7 @@
           <w:sz w:val="28"/>
           <w:szCs w:val="28"/>
         </w:rPr>
-        <w:t>Загрузка PDF-документов с текстовым слоем для проверки на наличие заимствований</w:t>
+        <w:t>Создание документа из текста, переданного через API</w:t>
       </w:r>
       <w:r>
         <w:rPr>
@@ -17554,6 +17499,66 @@
           <w:sz w:val="28"/>
           <w:szCs w:val="28"/>
         </w:rPr>
+        <w:t>- Сравнение проверяемого текста с материалами, находящимися в базе данных системы.</w:t>
+      </w:r>
+    </w:p>
+    <w:p>
+      <w:pPr>
+        <w:spacing w:line="360" w:lineRule="auto"/>
+        <w:ind w:firstLine="709"/>
+        <w:jc w:val="both"/>
+        <w:rPr>
+          <w:rFonts w:ascii="Times New Roman" w:eastAsia="Times New Roman" w:hAnsi="Times New Roman" w:cs="Times New Roman"/>
+          <w:sz w:val="28"/>
+          <w:szCs w:val="28"/>
+        </w:rPr>
+      </w:pPr>
+      <w:r>
+        <w:rPr>
+          <w:rFonts w:ascii="Times New Roman" w:eastAsia="Times New Roman" w:hAnsi="Times New Roman" w:cs="Times New Roman"/>
+          <w:sz w:val="28"/>
+          <w:szCs w:val="28"/>
+        </w:rPr>
+        <w:t>- Поиск совпадающих фрагментов текста.</w:t>
+      </w:r>
+    </w:p>
+    <w:p>
+      <w:pPr>
+        <w:spacing w:line="360" w:lineRule="auto"/>
+        <w:ind w:firstLine="709"/>
+        <w:jc w:val="both"/>
+        <w:rPr>
+          <w:rFonts w:ascii="Times New Roman" w:eastAsia="Times New Roman" w:hAnsi="Times New Roman" w:cs="Times New Roman"/>
+          <w:sz w:val="28"/>
+          <w:szCs w:val="28"/>
+        </w:rPr>
+      </w:pPr>
+      <w:r>
+        <w:rPr>
+          <w:rFonts w:ascii="Times New Roman" w:eastAsia="Times New Roman" w:hAnsi="Times New Roman" w:cs="Times New Roman"/>
+          <w:sz w:val="28"/>
+          <w:szCs w:val="28"/>
+        </w:rPr>
+        <w:t>- Определение степени оригинальности документа.</w:t>
+      </w:r>
+    </w:p>
+    <w:p>
+      <w:pPr>
+        <w:spacing w:line="360" w:lineRule="auto"/>
+        <w:ind w:firstLine="709"/>
+        <w:jc w:val="both"/>
+        <w:rPr>
+          <w:rFonts w:ascii="Times New Roman" w:eastAsia="Times New Roman" w:hAnsi="Times New Roman" w:cs="Times New Roman"/>
+          <w:sz w:val="28"/>
+          <w:szCs w:val="28"/>
+        </w:rPr>
+      </w:pPr>
+      <w:r>
+        <w:rPr>
+          <w:rFonts w:ascii="Times New Roman" w:eastAsia="Times New Roman" w:hAnsi="Times New Roman" w:cs="Times New Roman"/>
+          <w:sz w:val="28"/>
+          <w:szCs w:val="28"/>
+        </w:rPr>
         <w:t xml:space="preserve">- </w:t>
       </w:r>
       <w:r>
@@ -17562,15 +17567,7 @@
           <w:sz w:val="28"/>
           <w:szCs w:val="28"/>
         </w:rPr>
-        <w:t>Извлечение текста из загруженного PDF-документа и его подготовка к дальнейшему анализу</w:t>
-      </w:r>
-      <w:r>
-        <w:rPr>
-          <w:rFonts w:ascii="Times New Roman" w:eastAsia="Times New Roman" w:hAnsi="Times New Roman" w:cs="Times New Roman"/>
-          <w:sz w:val="28"/>
-          <w:szCs w:val="28"/>
-        </w:rPr>
-        <w:t>.</w:t>
+        <w:t>Определение заимствований должно выполняться с использованием 3-грамм, хеширования фрагментов текста алгоритмом SHA-1.</w:t>
       </w:r>
     </w:p>
     <w:p>
@@ -17590,23 +17587,7 @@
           <w:sz w:val="28"/>
           <w:szCs w:val="28"/>
         </w:rPr>
-        <w:t xml:space="preserve">- </w:t>
-      </w:r>
-      <w:r>
-        <w:rPr>
-          <w:rFonts w:ascii="Times New Roman" w:eastAsia="Times New Roman" w:hAnsi="Times New Roman" w:cs="Times New Roman"/>
-          <w:sz w:val="28"/>
-          <w:szCs w:val="28"/>
-        </w:rPr>
-        <w:t>Создание документа из текста, переданного через API</w:t>
-      </w:r>
-      <w:r>
-        <w:rPr>
-          <w:rFonts w:ascii="Times New Roman" w:eastAsia="Times New Roman" w:hAnsi="Times New Roman" w:cs="Times New Roman"/>
-          <w:sz w:val="28"/>
-          <w:szCs w:val="28"/>
-        </w:rPr>
-        <w:t>.</w:t>
+        <w:t>- Визуальное выделение найденных заимствований в тексте.</w:t>
       </w:r>
     </w:p>
     <w:p>
@@ -17626,7 +17607,7 @@
           <w:sz w:val="28"/>
           <w:szCs w:val="28"/>
         </w:rPr>
-        <w:t>- Сравнение проверяемого текста с материалами, находящимися в базе данных системы.</w:t>
+        <w:t>- Формирование отчёта по результатам проверки.</w:t>
       </w:r>
     </w:p>
     <w:p>
@@ -17646,7 +17627,7 @@
           <w:sz w:val="28"/>
           <w:szCs w:val="28"/>
         </w:rPr>
-        <w:t>- Поиск совпадающих фрагментов текста.</w:t>
+        <w:t>- Сохранение результатов выполненной проверки, пользовательских профилей и правил исключений для последующего просмотра и анализа.</w:t>
       </w:r>
     </w:p>
     <w:p>
@@ -17666,7 +17647,7 @@
           <w:sz w:val="28"/>
           <w:szCs w:val="28"/>
         </w:rPr>
-        <w:t>- Определение степени оригинальности документа.</w:t>
+        <w:t>3.2 Требования к надёжности:</w:t>
       </w:r>
     </w:p>
     <w:p>
@@ -17686,15 +17667,7 @@
           <w:sz w:val="28"/>
           <w:szCs w:val="28"/>
         </w:rPr>
-        <w:t xml:space="preserve">- </w:t>
-      </w:r>
-      <w:r>
-        <w:rPr>
-          <w:rFonts w:ascii="Times New Roman" w:eastAsia="Times New Roman" w:hAnsi="Times New Roman" w:cs="Times New Roman"/>
-          <w:sz w:val="28"/>
-          <w:szCs w:val="28"/>
-        </w:rPr>
-        <w:t>Определение заимствований должно выполняться с использованием 3-грамм, хеширования фрагментов текста алгоритмом SHA-1.</w:t>
+        <w:t>-   Система должна обеспечивать стабильную и корректную работу при загрузке, обработке и проверке текстовых документов.</w:t>
       </w:r>
     </w:p>
     <w:p>
@@ -17714,8 +17687,7 @@
           <w:sz w:val="28"/>
           <w:szCs w:val="28"/>
         </w:rPr>
-        <w:lastRenderedPageBreak/>
-        <w:t>- Визуальное выделение найденных заимствований в тексте.</w:t>
+        <w:t>- Должны быть предусмотрены обработка ошибок загрузки и анализа документов, а также защита от потери результатов проверки при сбоях в работе системы.</w:t>
       </w:r>
     </w:p>
     <w:p>
@@ -17735,7 +17707,7 @@
           <w:sz w:val="28"/>
           <w:szCs w:val="28"/>
         </w:rPr>
-        <w:t>- Формирование отчёта по результатам проверки.</w:t>
+        <w:t>- Система должна сохранять работоспособность при многократном выполнении проверок и обеспечивать корректное отображение результатов анализа.</w:t>
       </w:r>
     </w:p>
     <w:p>
@@ -17755,7 +17727,7 @@
           <w:sz w:val="28"/>
           <w:szCs w:val="28"/>
         </w:rPr>
-        <w:t>- Сохранение результатов выполненной проверки для последующего просмотра и анализа.</w:t>
+        <w:t>3.3 Лингвистические требования:</w:t>
       </w:r>
     </w:p>
     <w:p>
@@ -17775,7 +17747,7 @@
           <w:sz w:val="28"/>
           <w:szCs w:val="28"/>
         </w:rPr>
-        <w:t>3.2 Требования к надёжности:</w:t>
+        <w:t>-  Интерфейс системы должен быть реализован на русском языке.</w:t>
       </w:r>
     </w:p>
     <w:p>
@@ -17795,7 +17767,7 @@
           <w:sz w:val="28"/>
           <w:szCs w:val="28"/>
         </w:rPr>
-        <w:t>-   Система должна обеспечивать стабильную и корректную работу при загрузке, обработке и проверке текстовых документов.</w:t>
+        <w:t>- Все сообщения, элементы управления и результаты проверки должны отображаться в понятной для пользователя форме.</w:t>
       </w:r>
     </w:p>
     <w:p>
@@ -17815,7 +17787,7 @@
           <w:sz w:val="28"/>
           <w:szCs w:val="28"/>
         </w:rPr>
-        <w:t>- Должны быть предусмотрены обработка ошибок загрузки и анализа документов, а также защита от потери результатов проверки при сбоях в работе системы.</w:t>
+        <w:t>3.4 Условия эксплуатации:</w:t>
       </w:r>
     </w:p>
     <w:p>
@@ -17835,7 +17807,7 @@
           <w:sz w:val="28"/>
           <w:szCs w:val="28"/>
         </w:rPr>
-        <w:t>- Система должна сохранять работоспособность при многократном выполнении проверок и обеспечивать корректное отображение результатов анализа.</w:t>
+        <w:t>-  Программа должна эксплуатироваться как локальный веб-сервис с интерфейсом Swagger UI.</w:t>
       </w:r>
     </w:p>
     <w:p>
@@ -17855,7 +17827,7 @@
           <w:sz w:val="28"/>
           <w:szCs w:val="28"/>
         </w:rPr>
-        <w:t>3.3 Лингвистические требования:</w:t>
+        <w:t>- Система должна корректно работать на персональных компьютерах и ноутбуках, подключённых к локальной сети или сети Интернет.</w:t>
       </w:r>
     </w:p>
     <w:p>
@@ -17875,7 +17847,7 @@
           <w:sz w:val="28"/>
           <w:szCs w:val="28"/>
         </w:rPr>
-        <w:t>-  Интерфейс системы должен быть реализован на русском языке.</w:t>
+        <w:t>- Должна обеспечиваться поддержка современных браузеров, включая Google Chrome, Mozilla Firefox, Microsoft Edge и Yandex Browser.</w:t>
       </w:r>
     </w:p>
     <w:p>
@@ -17895,7 +17867,7 @@
           <w:sz w:val="28"/>
           <w:szCs w:val="28"/>
         </w:rPr>
-        <w:t>- Все сообщения, элементы управления и результаты проверки должны отображаться в понятной для пользователя форме.</w:t>
+        <w:t>3.5 Требования к информационной и программной совместимости:</w:t>
       </w:r>
     </w:p>
     <w:p>
@@ -17915,7 +17887,7 @@
           <w:sz w:val="28"/>
           <w:szCs w:val="28"/>
         </w:rPr>
-        <w:t>3.4 Условия эксплуатации:</w:t>
+        <w:t>- Система должна обеспечивать загрузку PDF, DOCX, PPTX и текстовых файлов, а также создание документов из текста, введённого через API.</w:t>
       </w:r>
     </w:p>
     <w:p>
@@ -17935,23 +17907,7 @@
           <w:sz w:val="28"/>
           <w:szCs w:val="28"/>
         </w:rPr>
-        <w:t xml:space="preserve">-  </w:t>
-      </w:r>
-      <w:r>
-        <w:rPr>
-          <w:rFonts w:ascii="Times New Roman" w:eastAsia="Times New Roman" w:hAnsi="Times New Roman" w:cs="Times New Roman"/>
-          <w:sz w:val="28"/>
-          <w:szCs w:val="28"/>
-        </w:rPr>
-        <w:t>Программа должна эксплуатироваться как локальный веб-сервис с интерфейсом Swagger UI</w:t>
-      </w:r>
-      <w:r>
-        <w:rPr>
-          <w:rFonts w:ascii="Times New Roman" w:eastAsia="Times New Roman" w:hAnsi="Times New Roman" w:cs="Times New Roman"/>
-          <w:sz w:val="28"/>
-          <w:szCs w:val="28"/>
-        </w:rPr>
-        <w:t>.</w:t>
+        <w:t>- Должна быть обеспечена совместимость с базой данных, используемой для хранения загруженных документов, результатов проверки и сведений о найденных совпадениях.</w:t>
       </w:r>
     </w:p>
     <w:p>
@@ -17971,7 +17927,7 @@
           <w:sz w:val="28"/>
           <w:szCs w:val="28"/>
         </w:rPr>
-        <w:t>- Система должна корректно работать на персональных компьютерах и ноутбуках, подключённых к локальной сети или сети Интернет.</w:t>
+        <w:t>-  Программа должна обеспечивать корректное взаимодействие клиентской и серверной частей системы.</w:t>
       </w:r>
     </w:p>
     <w:p>
@@ -17991,7 +17947,7 @@
           <w:sz w:val="28"/>
           <w:szCs w:val="28"/>
         </w:rPr>
-        <w:t>- Должна обеспечиваться поддержка современных браузеров, включая Google Chrome, Mozilla Firefox, Microsoft Edge и Yandex Browser.</w:t>
+        <w:t>3.6 Специальные требования:</w:t>
       </w:r>
     </w:p>
     <w:p>
@@ -18011,8 +17967,7 @@
           <w:sz w:val="28"/>
           <w:szCs w:val="28"/>
         </w:rPr>
-        <w:lastRenderedPageBreak/>
-        <w:t>3.5 Требования к информационной и программной совместимости:</w:t>
+        <w:t>- Система должна обеспечивать регистрацию, вход пользователя, хранение сведений о пользователях, владельцах документов и профилях правил.</w:t>
       </w:r>
     </w:p>
     <w:p>
@@ -18032,23 +17987,7 @@
           <w:sz w:val="28"/>
           <w:szCs w:val="28"/>
         </w:rPr>
-        <w:t xml:space="preserve">- </w:t>
-      </w:r>
-      <w:r>
-        <w:rPr>
-          <w:rFonts w:ascii="Times New Roman" w:eastAsia="Times New Roman" w:hAnsi="Times New Roman" w:cs="Times New Roman"/>
-          <w:sz w:val="28"/>
-          <w:szCs w:val="28"/>
-        </w:rPr>
-        <w:t>Система должна обеспечивать загрузку PDF-документов с текстовым слоем, а также создание документов из текста, введённого через API</w:t>
-      </w:r>
-      <w:r>
-        <w:rPr>
-          <w:rFonts w:ascii="Times New Roman" w:eastAsia="Times New Roman" w:hAnsi="Times New Roman" w:cs="Times New Roman"/>
-          <w:sz w:val="28"/>
-          <w:szCs w:val="28"/>
-        </w:rPr>
-        <w:t>.</w:t>
+        <w:t>- Интерфейс Swagger UI должен обеспечивать выполнение основных операций API: вход, загрузку документов, массовую загрузку файлов, запуск проверки, просмотр результата и получение отчёта.</w:t>
       </w:r>
     </w:p>
     <w:p>
@@ -18068,7 +18007,7 @@
           <w:sz w:val="28"/>
           <w:szCs w:val="28"/>
         </w:rPr>
-        <w:t>- Должна быть обеспечена совместимость с базой данных, используемой для хранения загруженных документов, результатов проверки и сведений о найденных совпадениях.</w:t>
+        <w:t>- Результаты проверки должны представляться в наглядной форме, с визуальным выделением заимствованных фрагментов непосредственно в тексте документа.</w:t>
       </w:r>
     </w:p>
     <w:p>
@@ -18088,7 +18027,7 @@
           <w:sz w:val="28"/>
           <w:szCs w:val="28"/>
         </w:rPr>
-        <w:t>-  Программа должна обеспечивать корректное взаимодействие клиентской и серверной частей системы.</w:t>
+        <w:t>3.7 Требования к составу и параметрам технических средств:</w:t>
       </w:r>
     </w:p>
     <w:p>
@@ -18108,7 +18047,7 @@
           <w:sz w:val="28"/>
           <w:szCs w:val="28"/>
         </w:rPr>
-        <w:t>3.6 Специальные требования:</w:t>
+        <w:t>Минимальные системные требования</w:t>
       </w:r>
     </w:p>
     <w:p>
@@ -18128,23 +18067,7 @@
           <w:sz w:val="28"/>
           <w:szCs w:val="28"/>
         </w:rPr>
-        <w:t xml:space="preserve">- </w:t>
-      </w:r>
-      <w:r>
-        <w:rPr>
-          <w:rFonts w:ascii="Times New Roman" w:eastAsia="Times New Roman" w:hAnsi="Times New Roman" w:cs="Times New Roman"/>
-          <w:sz w:val="28"/>
-          <w:szCs w:val="28"/>
-        </w:rPr>
-        <w:t>Система должна обеспечивать хранение сведений о пользователях и владельцах документов</w:t>
-      </w:r>
-      <w:r>
-        <w:rPr>
-          <w:rFonts w:ascii="Times New Roman" w:eastAsia="Times New Roman" w:hAnsi="Times New Roman" w:cs="Times New Roman"/>
-          <w:sz w:val="28"/>
-          <w:szCs w:val="28"/>
-        </w:rPr>
-        <w:t>.</w:t>
+        <w:t>- Операционная система семейства Linux или Windows.</w:t>
       </w:r>
     </w:p>
     <w:p>
@@ -18164,23 +18087,7 @@
           <w:sz w:val="28"/>
           <w:szCs w:val="28"/>
         </w:rPr>
-        <w:t xml:space="preserve">- </w:t>
-      </w:r>
-      <w:r>
-        <w:rPr>
-          <w:rFonts w:ascii="Times New Roman" w:eastAsia="Times New Roman" w:hAnsi="Times New Roman" w:cs="Times New Roman"/>
-          <w:sz w:val="28"/>
-          <w:szCs w:val="28"/>
-        </w:rPr>
-        <w:t>Интерфейс Swagger UI должен обеспечивать выполнение основных операций API: загрузку документов, запуск проверки, просмотр результата и получение отчёта</w:t>
-      </w:r>
-      <w:r>
-        <w:rPr>
-          <w:rFonts w:ascii="Times New Roman" w:eastAsia="Times New Roman" w:hAnsi="Times New Roman" w:cs="Times New Roman"/>
-          <w:sz w:val="28"/>
-          <w:szCs w:val="28"/>
-        </w:rPr>
-        <w:t>.</w:t>
+        <w:t>- Процессор с тактовой частотой не менее 2.4 ГГц.</w:t>
       </w:r>
     </w:p>
     <w:p>
@@ -18200,7 +18107,7 @@
           <w:sz w:val="28"/>
           <w:szCs w:val="28"/>
         </w:rPr>
-        <w:t>- Результаты проверки должны представляться в наглядной форме, с визуальным выделением заимствованных фрагментов непосредственно в тексте документа.</w:t>
+        <w:t>- Оперативная память не менее 8 ГБ.</w:t>
       </w:r>
     </w:p>
     <w:p>
@@ -18220,7 +18127,7 @@
           <w:sz w:val="28"/>
           <w:szCs w:val="28"/>
         </w:rPr>
-        <w:t>3.7 Требования к составу и параметрам технических средств:</w:t>
+        <w:t>- Дисковое пространство не менее 20 ГБ.</w:t>
       </w:r>
     </w:p>
     <w:p>
@@ -18240,7 +18147,7 @@
           <w:sz w:val="28"/>
           <w:szCs w:val="28"/>
         </w:rPr>
-        <w:t>Минимальные системные требования</w:t>
+        <w:t>- Доступ к базе данных системы.</w:t>
       </w:r>
     </w:p>
     <w:p>
@@ -18260,107 +18167,6 @@
           <w:sz w:val="28"/>
           <w:szCs w:val="28"/>
         </w:rPr>
-        <w:t>- Операционная система семейства Linux или Windows.</w:t>
-      </w:r>
-    </w:p>
-    <w:p>
-      <w:pPr>
-        <w:spacing w:line="360" w:lineRule="auto"/>
-        <w:ind w:firstLine="709"/>
-        <w:jc w:val="both"/>
-        <w:rPr>
-          <w:rFonts w:ascii="Times New Roman" w:eastAsia="Times New Roman" w:hAnsi="Times New Roman" w:cs="Times New Roman"/>
-          <w:sz w:val="28"/>
-          <w:szCs w:val="28"/>
-        </w:rPr>
-      </w:pPr>
-      <w:r>
-        <w:rPr>
-          <w:rFonts w:ascii="Times New Roman" w:eastAsia="Times New Roman" w:hAnsi="Times New Roman" w:cs="Times New Roman"/>
-          <w:sz w:val="28"/>
-          <w:szCs w:val="28"/>
-        </w:rPr>
-        <w:t>- Процессор с тактовой частотой не менее 2.4 ГГц.</w:t>
-      </w:r>
-    </w:p>
-    <w:p>
-      <w:pPr>
-        <w:spacing w:line="360" w:lineRule="auto"/>
-        <w:ind w:firstLine="709"/>
-        <w:jc w:val="both"/>
-        <w:rPr>
-          <w:rFonts w:ascii="Times New Roman" w:eastAsia="Times New Roman" w:hAnsi="Times New Roman" w:cs="Times New Roman"/>
-          <w:sz w:val="28"/>
-          <w:szCs w:val="28"/>
-        </w:rPr>
-      </w:pPr>
-      <w:r>
-        <w:rPr>
-          <w:rFonts w:ascii="Times New Roman" w:eastAsia="Times New Roman" w:hAnsi="Times New Roman" w:cs="Times New Roman"/>
-          <w:sz w:val="28"/>
-          <w:szCs w:val="28"/>
-        </w:rPr>
-        <w:t>- Оперативная память не менее 8 ГБ.</w:t>
-      </w:r>
-    </w:p>
-    <w:p>
-      <w:pPr>
-        <w:spacing w:line="360" w:lineRule="auto"/>
-        <w:ind w:firstLine="709"/>
-        <w:jc w:val="both"/>
-        <w:rPr>
-          <w:rFonts w:ascii="Times New Roman" w:eastAsia="Times New Roman" w:hAnsi="Times New Roman" w:cs="Times New Roman"/>
-          <w:sz w:val="28"/>
-          <w:szCs w:val="28"/>
-        </w:rPr>
-      </w:pPr>
-      <w:r>
-        <w:rPr>
-          <w:rFonts w:ascii="Times New Roman" w:eastAsia="Times New Roman" w:hAnsi="Times New Roman" w:cs="Times New Roman"/>
-          <w:sz w:val="28"/>
-          <w:szCs w:val="28"/>
-        </w:rPr>
-        <w:t>- Дисковое пространство не менее 20 ГБ.</w:t>
-      </w:r>
-    </w:p>
-    <w:p>
-      <w:pPr>
-        <w:spacing w:line="360" w:lineRule="auto"/>
-        <w:ind w:firstLine="709"/>
-        <w:jc w:val="both"/>
-        <w:rPr>
-          <w:rFonts w:ascii="Times New Roman" w:eastAsia="Times New Roman" w:hAnsi="Times New Roman" w:cs="Times New Roman"/>
-          <w:sz w:val="28"/>
-          <w:szCs w:val="28"/>
-        </w:rPr>
-      </w:pPr>
-      <w:r>
-        <w:rPr>
-          <w:rFonts w:ascii="Times New Roman" w:eastAsia="Times New Roman" w:hAnsi="Times New Roman" w:cs="Times New Roman"/>
-          <w:sz w:val="28"/>
-          <w:szCs w:val="28"/>
-        </w:rPr>
-        <w:t>- Доступ к базе данных системы.</w:t>
-      </w:r>
-    </w:p>
-    <w:p>
-      <w:pPr>
-        <w:spacing w:line="360" w:lineRule="auto"/>
-        <w:ind w:firstLine="709"/>
-        <w:jc w:val="both"/>
-        <w:rPr>
-          <w:rFonts w:ascii="Times New Roman" w:eastAsia="Times New Roman" w:hAnsi="Times New Roman" w:cs="Times New Roman"/>
-          <w:sz w:val="28"/>
-          <w:szCs w:val="28"/>
-        </w:rPr>
-      </w:pPr>
-      <w:r>
-        <w:rPr>
-          <w:rFonts w:ascii="Times New Roman" w:eastAsia="Times New Roman" w:hAnsi="Times New Roman" w:cs="Times New Roman"/>
-          <w:sz w:val="28"/>
-          <w:szCs w:val="28"/>
-        </w:rPr>
-        <w:lastRenderedPageBreak/>
         <w:t>- Сетевой адаптер.</w:t>
       </w:r>
     </w:p>
@@ -18618,7 +18424,6 @@
           <w:sz w:val="28"/>
           <w:szCs w:val="28"/>
         </w:rPr>
-        <w:lastRenderedPageBreak/>
         <w:t>5.2 Предполагаемая потребность. Разрабатываемая система может использоваться в учебных заведениях, научных организациях, редакциях и других учреждениях, где требуется проверка текстовых материалов на оригинальность.</w:t>
       </w:r>
     </w:p>
@@ -20721,7 +20526,6 @@
           <w:sz w:val="28"/>
           <w:szCs w:val="28"/>
         </w:rPr>
-        <w:lastRenderedPageBreak/>
         <w:t>Запуск автоматизированной системы проверки статей на плагиат с визуальным выделением заимствований в тексте</w:t>
       </w:r>
     </w:p>
@@ -20784,7 +20588,7 @@
           <w:sz w:val="28"/>
           <w:szCs w:val="28"/>
         </w:rPr>
-        <w:t>Проверка наличия установленного интерпретатора Python, зависимостей проекта и доступа к базе данных PostgreSQL, содержащей документы, индексы документов, результаты проверок и сведения о найденных совпадениях.</w:t>
+        <w:t>Проверка наличия установленного интерпретатора Python, зависимостей проекта и доступа к базе данных PostgreSQL или SQLite, содержащей пользователей, сессии, профили правил, документы, индексы документов, результаты проверок и сведения о найденных совпадениях.</w:t>
       </w:r>
     </w:p>
     <w:p>
@@ -20815,7 +20619,7 @@
           <w:sz w:val="28"/>
           <w:szCs w:val="28"/>
         </w:rPr>
-        <w:t>Подготовка базы данных. Проверка наличия доступа к базе данных PostgreSQL, в которой хранятся документы, индексы документов, результаты проверок и сведения о найденных совпадениях.</w:t>
+        <w:t>Подготовка базы данных. Проверка наличия доступа к базе данных PostgreSQL или локальному файлу SQLite, в котором хранятся пользователи, профили правил, документы, индексы документов, результаты проверок и сведения о найденных совпадениях.</w:t>
       </w:r>
     </w:p>
     <w:p>
@@ -21262,7 +21066,6 @@
           <w:rFonts w:cs="Times New Roman"/>
           <w:szCs w:val="28"/>
         </w:rPr>
-        <w:lastRenderedPageBreak/>
         <w:t>Требования к программным средствам</w:t>
       </w:r>
       <w:bookmarkEnd w:id="63"/>
@@ -21417,7 +21220,7 @@
           <w:sz w:val="28"/>
           <w:szCs w:val="28"/>
         </w:rPr>
-        <w:t>Установленные зависимости проекта, включая FastAPI, Uvicorn, psycopg, Alembic, а также библиотеки для обработки текста, вычисления хешей и взаимодействия с базой данных;</w:t>
+        <w:t>Установленные зависимости проекта, включая FastAPI, Uvicorn, psycopg, Alembic, pypdf, python-multipart, а также библиотеки для обработки текста, вычисления хешей и взаимодействия с базой данных;</w:t>
       </w:r>
     </w:p>
     <w:p>
@@ -21448,7 +21251,7 @@
           <w:sz w:val="28"/>
           <w:szCs w:val="28"/>
         </w:rPr>
-        <w:t>Система управления базой данных PostgreSQL, используемая для хранения документов, индексов документов, результатов проверки и сведений о найденных совпадениях;</w:t>
+        <w:t>Система управления базой данных PostgreSQL или SQLite, используемая для хранения пользователей, сессий, профилей правил, документов, индексов документов, результатов проверки и сведений о найденных совпадениях;</w:t>
       </w:r>
     </w:p>
     <w:p>
@@ -21843,7 +21646,7 @@
                 <w:sz w:val="28"/>
                 <w:szCs w:val="28"/>
               </w:rPr>
-              <w:t>Запуск Swagger UI при вводе ссылки http://127.0.0.1:8000/docs в поле браузера</w:t>
+              <w:t>Запуск Swagger UI по локальному адресу</w:t>
             </w:r>
           </w:p>
         </w:tc>
@@ -21865,7 +21668,7 @@
                 <w:sz w:val="28"/>
                 <w:szCs w:val="28"/>
               </w:rPr>
-              <w:t>Открытие интерфейса Swagger UI в браузере по адресу http://127.0.0.1:8000/docs.</w:t>
+              <w:t>Открывается Swagger UI с перечнем методов API.</w:t>
             </w:r>
           </w:p>
         </w:tc>
@@ -21903,7 +21706,6 @@
                 <w:sz w:val="28"/>
                 <w:szCs w:val="28"/>
               </w:rPr>
-              <w:lastRenderedPageBreak/>
               <w:t>2.</w:t>
             </w:r>
           </w:p>
@@ -21926,7 +21728,7 @@
                 <w:sz w:val="28"/>
                 <w:szCs w:val="28"/>
               </w:rPr>
-              <w:t>Загрузка PDF-документа с текстовым слоем через метод POST /documents/upload или создание документа из текста через метод POST /documents</w:t>
+              <w:t>Загрузка PDF, DOCX, PPTX или текстового файла через POST /documents/upload, массовая загрузка через POST /documents/upload/batch или создание документа из текста через POST /documents</w:t>
             </w:r>
           </w:p>
         </w:tc>
@@ -21948,7 +21750,598 @@
                 <w:sz w:val="28"/>
                 <w:szCs w:val="28"/>
               </w:rPr>
-              <w:t>Успешная загрузка PDF-документа или создание документа из текста, извлечение текста и его подготовка к дальнейшему анализу</w:t>
+              <w:t>Успешная загрузка одного или нескольких документов, извлечение текста и подготовка к анализу</w:t>
+            </w:r>
+          </w:p>
+        </w:tc>
+        <w:tc>
+          <w:tcPr>
+            <w:tcW w:w="1306" w:type="dxa"/>
+          </w:tcPr>
+          <w:p>
+            <w:pPr>
+              <w:rPr>
+                <w:rFonts w:ascii="Times New Roman" w:hAnsi="Times New Roman" w:cs="Times New Roman"/>
+                <w:sz w:val="28"/>
+                <w:szCs w:val="28"/>
+              </w:rPr>
+            </w:pPr>
+            <w:r>
+              <w:rPr>
+                <w:rFonts w:ascii="Times New Roman" w:hAnsi="Times New Roman" w:cs="Times New Roman"/>
+                <w:sz w:val="28"/>
+                <w:szCs w:val="28"/>
+              </w:rPr>
+              <w:t>3.13.5; 3.6</w:t>
+            </w:r>
+            <w:r>
+              <w:rPr>
+                <w:rFonts w:ascii="Times New Roman" w:hAnsi="Times New Roman" w:cs="Times New Roman"/>
+                <w:sz w:val="28"/>
+                <w:szCs w:val="28"/>
+              </w:rPr>
+              <w:br/>
+            </w:r>
+            <w:r>
+              <w:rPr>
+                <w:rFonts w:ascii="Times New Roman" w:hAnsi="Times New Roman" w:cs="Times New Roman"/>
+                <w:sz w:val="28"/>
+                <w:szCs w:val="28"/>
+              </w:rPr>
+              <w:br/>
+            </w:r>
+          </w:p>
+        </w:tc>
+      </w:tr>
+      <w:tr>
+        <w:tc>
+          <w:tcPr>
+            <w:tcW w:w="722" w:type="dxa"/>
+          </w:tcPr>
+          <w:p>
+            <w:pPr>
+              <w:rPr>
+                <w:rFonts w:ascii="Times New Roman" w:hAnsi="Times New Roman" w:cs="Times New Roman"/>
+                <w:sz w:val="28"/>
+                <w:szCs w:val="28"/>
+              </w:rPr>
+            </w:pPr>
+            <w:r>
+              <w:rPr>
+                <w:rFonts w:ascii="Times New Roman" w:hAnsi="Times New Roman" w:cs="Times New Roman"/>
+                <w:sz w:val="28"/>
+                <w:szCs w:val="28"/>
+              </w:rPr>
+              <w:t>3.</w:t>
+            </w:r>
+          </w:p>
+        </w:tc>
+        <w:tc>
+          <w:tcPr>
+            <w:tcW w:w="3668" w:type="dxa"/>
+          </w:tcPr>
+          <w:p>
+            <w:pPr>
+              <w:rPr>
+                <w:rFonts w:ascii="Times New Roman" w:hAnsi="Times New Roman" w:cs="Times New Roman"/>
+                <w:sz w:val="28"/>
+                <w:szCs w:val="28"/>
+              </w:rPr>
+            </w:pPr>
+            <w:r>
+              <w:rPr>
+                <w:rFonts w:ascii="Times New Roman" w:hAnsi="Times New Roman" w:cs="Times New Roman"/>
+                <w:sz w:val="28"/>
+                <w:szCs w:val="28"/>
+              </w:rPr>
+              <w:t>Регистрация или вход пользователя и выбор профиля правил</w:t>
+            </w:r>
+          </w:p>
+        </w:tc>
+        <w:tc>
+          <w:tcPr>
+            <w:tcW w:w="3936" w:type="dxa"/>
+          </w:tcPr>
+          <w:p>
+            <w:pPr>
+              <w:rPr>
+                <w:rFonts w:ascii="Times New Roman" w:hAnsi="Times New Roman" w:cs="Times New Roman"/>
+                <w:sz w:val="28"/>
+                <w:szCs w:val="28"/>
+              </w:rPr>
+            </w:pPr>
+            <w:r>
+              <w:rPr>
+                <w:rFonts w:ascii="Times New Roman" w:hAnsi="Times New Roman" w:cs="Times New Roman"/>
+                <w:sz w:val="28"/>
+                <w:szCs w:val="28"/>
+              </w:rPr>
+              <w:t>Пользователь получает сессионный токен, а правила сохраняются и загружаются в рамках выбранного профиля.</w:t>
+            </w:r>
+          </w:p>
+        </w:tc>
+        <w:tc>
+          <w:tcPr>
+            <w:tcW w:w="1306" w:type="dxa"/>
+          </w:tcPr>
+          <w:p>
+            <w:pPr>
+              <w:rPr>
+                <w:rFonts w:ascii="Times New Roman" w:hAnsi="Times New Roman" w:cs="Times New Roman"/>
+                <w:sz w:val="28"/>
+                <w:szCs w:val="28"/>
+              </w:rPr>
+            </w:pPr>
+            <w:r>
+              <w:rPr>
+                <w:rFonts w:ascii="Times New Roman" w:hAnsi="Times New Roman" w:cs="Times New Roman"/>
+                <w:sz w:val="28"/>
+                <w:szCs w:val="28"/>
+              </w:rPr>
+              <w:t>3.1; 3.6</w:t>
+            </w:r>
+            <w:r>
+              <w:rPr>
+                <w:rFonts w:ascii="Times New Roman" w:hAnsi="Times New Roman" w:cs="Times New Roman"/>
+                <w:sz w:val="28"/>
+                <w:szCs w:val="28"/>
+              </w:rPr>
+              <w:br/>
+            </w:r>
+          </w:p>
+        </w:tc>
+      </w:tr>
+      <w:tr>
+        <w:tc>
+          <w:tcPr>
+            <w:tcW w:w="722" w:type="dxa"/>
+          </w:tcPr>
+          <w:p>
+            <w:pPr>
+              <w:rPr>
+                <w:rFonts w:ascii="Times New Roman" w:hAnsi="Times New Roman" w:cs="Times New Roman"/>
+                <w:sz w:val="28"/>
+                <w:szCs w:val="28"/>
+              </w:rPr>
+            </w:pPr>
+            <w:r>
+              <w:rPr>
+                <w:rFonts w:ascii="Times New Roman" w:hAnsi="Times New Roman" w:cs="Times New Roman"/>
+                <w:sz w:val="28"/>
+                <w:szCs w:val="28"/>
+              </w:rPr>
+              <w:t>4.</w:t>
+            </w:r>
+          </w:p>
+        </w:tc>
+        <w:tc>
+          <w:tcPr>
+            <w:tcW w:w="3668" w:type="dxa"/>
+          </w:tcPr>
+          <w:p>
+            <w:pPr>
+              <w:rPr>
+                <w:rFonts w:ascii="Times New Roman" w:hAnsi="Times New Roman" w:cs="Times New Roman"/>
+                <w:sz w:val="28"/>
+                <w:szCs w:val="28"/>
+              </w:rPr>
+            </w:pPr>
+            <w:r>
+              <w:rPr>
+                <w:rFonts w:ascii="Times New Roman" w:hAnsi="Times New Roman" w:cs="Times New Roman"/>
+                <w:sz w:val="28"/>
+                <w:szCs w:val="28"/>
+              </w:rPr>
+              <w:t>Просмотр степени оригинальности документа после завершения проверки</w:t>
+            </w:r>
+          </w:p>
+        </w:tc>
+        <w:tc>
+          <w:tcPr>
+            <w:tcW w:w="3936" w:type="dxa"/>
+          </w:tcPr>
+          <w:p>
+            <w:pPr>
+              <w:rPr>
+                <w:rFonts w:ascii="Times New Roman" w:hAnsi="Times New Roman" w:cs="Times New Roman"/>
+                <w:sz w:val="28"/>
+                <w:szCs w:val="28"/>
+              </w:rPr>
+            </w:pPr>
+            <w:r>
+              <w:rPr>
+                <w:rFonts w:ascii="Times New Roman" w:hAnsi="Times New Roman" w:cs="Times New Roman"/>
+                <w:sz w:val="28"/>
+                <w:szCs w:val="28"/>
+              </w:rPr>
+              <w:t>Отображается процент оригинальности документа.</w:t>
+            </w:r>
+          </w:p>
+        </w:tc>
+        <w:tc>
+          <w:tcPr>
+            <w:tcW w:w="1306" w:type="dxa"/>
+          </w:tcPr>
+          <w:p>
+            <w:pPr>
+              <w:rPr>
+                <w:rFonts w:ascii="Times New Roman" w:hAnsi="Times New Roman" w:cs="Times New Roman"/>
+                <w:sz w:val="28"/>
+                <w:szCs w:val="28"/>
+              </w:rPr>
+            </w:pPr>
+            <w:r>
+              <w:rPr>
+                <w:rFonts w:ascii="Times New Roman" w:hAnsi="Times New Roman" w:cs="Times New Roman"/>
+                <w:sz w:val="28"/>
+                <w:szCs w:val="28"/>
+              </w:rPr>
+              <w:t>3.1</w:t>
+            </w:r>
+            <w:r>
+              <w:rPr>
+                <w:rFonts w:ascii="Times New Roman" w:hAnsi="Times New Roman" w:cs="Times New Roman"/>
+                <w:sz w:val="28"/>
+                <w:szCs w:val="28"/>
+              </w:rPr>
+              <w:br/>
+              <w:t>3.6</w:t>
+            </w:r>
+          </w:p>
+        </w:tc>
+      </w:tr>
+      <w:tr>
+        <w:tc>
+          <w:tcPr>
+            <w:tcW w:w="722" w:type="dxa"/>
+          </w:tcPr>
+          <w:p>
+            <w:pPr>
+              <w:rPr>
+                <w:rFonts w:ascii="Times New Roman" w:hAnsi="Times New Roman" w:cs="Times New Roman"/>
+                <w:sz w:val="28"/>
+                <w:szCs w:val="28"/>
+              </w:rPr>
+            </w:pPr>
+            <w:r>
+              <w:rPr>
+                <w:rFonts w:ascii="Times New Roman" w:hAnsi="Times New Roman" w:cs="Times New Roman"/>
+                <w:sz w:val="28"/>
+                <w:szCs w:val="28"/>
+              </w:rPr>
+              <w:t>5.</w:t>
+            </w:r>
+          </w:p>
+        </w:tc>
+        <w:tc>
+          <w:tcPr>
+            <w:tcW w:w="3668" w:type="dxa"/>
+          </w:tcPr>
+          <w:p>
+            <w:pPr>
+              <w:rPr>
+                <w:rFonts w:ascii="Times New Roman" w:hAnsi="Times New Roman" w:cs="Times New Roman"/>
+                <w:sz w:val="28"/>
+                <w:szCs w:val="28"/>
+              </w:rPr>
+            </w:pPr>
+            <w:r>
+              <w:rPr>
+                <w:rFonts w:ascii="Times New Roman" w:hAnsi="Times New Roman" w:cs="Times New Roman"/>
+                <w:sz w:val="28"/>
+                <w:szCs w:val="28"/>
+              </w:rPr>
+              <w:t>Просмотр текста документа с визуальным выделением найденных заимствований</w:t>
+            </w:r>
+          </w:p>
+        </w:tc>
+        <w:tc>
+          <w:tcPr>
+            <w:tcW w:w="3936" w:type="dxa"/>
+          </w:tcPr>
+          <w:p>
+            <w:pPr>
+              <w:rPr>
+                <w:rFonts w:ascii="Times New Roman" w:hAnsi="Times New Roman" w:cs="Times New Roman"/>
+                <w:sz w:val="28"/>
+                <w:szCs w:val="28"/>
+              </w:rPr>
+            </w:pPr>
+            <w:r>
+              <w:rPr>
+                <w:rFonts w:ascii="Times New Roman" w:hAnsi="Times New Roman" w:cs="Times New Roman"/>
+                <w:sz w:val="28"/>
+                <w:szCs w:val="28"/>
+              </w:rPr>
+              <w:t>Совпадающие фрагменты текста выделяются в наглядной форме непосредственно в документе.</w:t>
+            </w:r>
+          </w:p>
+        </w:tc>
+        <w:tc>
+          <w:tcPr>
+            <w:tcW w:w="1306" w:type="dxa"/>
+          </w:tcPr>
+          <w:p>
+            <w:pPr>
+              <w:rPr>
+                <w:rFonts w:ascii="Times New Roman" w:hAnsi="Times New Roman" w:cs="Times New Roman"/>
+                <w:sz w:val="28"/>
+                <w:szCs w:val="28"/>
+              </w:rPr>
+            </w:pPr>
+            <w:r>
+              <w:rPr>
+                <w:rFonts w:ascii="Times New Roman" w:hAnsi="Times New Roman" w:cs="Times New Roman"/>
+                <w:sz w:val="28"/>
+                <w:szCs w:val="28"/>
+              </w:rPr>
+              <w:t>3.1</w:t>
+            </w:r>
+            <w:r>
+              <w:rPr>
+                <w:rFonts w:ascii="Times New Roman" w:hAnsi="Times New Roman" w:cs="Times New Roman"/>
+                <w:sz w:val="28"/>
+                <w:szCs w:val="28"/>
+              </w:rPr>
+              <w:br/>
+              <w:t>3.6</w:t>
+            </w:r>
+          </w:p>
+        </w:tc>
+      </w:tr>
+      <w:tr>
+        <w:tc>
+          <w:tcPr>
+            <w:tcW w:w="722" w:type="dxa"/>
+          </w:tcPr>
+          <w:p>
+            <w:pPr>
+              <w:rPr>
+                <w:rFonts w:ascii="Times New Roman" w:hAnsi="Times New Roman" w:cs="Times New Roman"/>
+                <w:sz w:val="28"/>
+                <w:szCs w:val="28"/>
+              </w:rPr>
+            </w:pPr>
+            <w:r>
+              <w:rPr>
+                <w:rFonts w:ascii="Times New Roman" w:hAnsi="Times New Roman" w:cs="Times New Roman"/>
+                <w:sz w:val="28"/>
+                <w:szCs w:val="28"/>
+              </w:rPr>
+              <w:t>6.</w:t>
+            </w:r>
+          </w:p>
+        </w:tc>
+        <w:tc>
+          <w:tcPr>
+            <w:tcW w:w="3668" w:type="dxa"/>
+          </w:tcPr>
+          <w:p>
+            <w:pPr>
+              <w:rPr>
+                <w:rFonts w:ascii="Times New Roman" w:hAnsi="Times New Roman" w:cs="Times New Roman"/>
+                <w:sz w:val="28"/>
+                <w:szCs w:val="28"/>
+              </w:rPr>
+            </w:pPr>
+            <w:r>
+              <w:rPr>
+                <w:rFonts w:ascii="Times New Roman" w:hAnsi="Times New Roman" w:cs="Times New Roman"/>
+                <w:sz w:val="28"/>
+                <w:szCs w:val="28"/>
+              </w:rPr>
+              <w:t>Формирование отчёта по результатам проверки</w:t>
+            </w:r>
+          </w:p>
+        </w:tc>
+        <w:tc>
+          <w:tcPr>
+            <w:tcW w:w="3936" w:type="dxa"/>
+          </w:tcPr>
+          <w:p>
+            <w:pPr>
+              <w:rPr>
+                <w:rFonts w:ascii="Times New Roman" w:hAnsi="Times New Roman" w:cs="Times New Roman"/>
+                <w:sz w:val="28"/>
+                <w:szCs w:val="28"/>
+              </w:rPr>
+            </w:pPr>
+            <w:r>
+              <w:rPr>
+                <w:rFonts w:ascii="Times New Roman" w:hAnsi="Times New Roman" w:cs="Times New Roman"/>
+                <w:sz w:val="28"/>
+                <w:szCs w:val="28"/>
+              </w:rPr>
+              <w:t>Отображается структурированный отчёт по результатам проверки с информацией о найденных совпадениях.</w:t>
+            </w:r>
+          </w:p>
+        </w:tc>
+        <w:tc>
+          <w:tcPr>
+            <w:tcW w:w="1306" w:type="dxa"/>
+          </w:tcPr>
+          <w:p>
+            <w:pPr>
+              <w:rPr>
+                <w:rFonts w:ascii="Times New Roman" w:hAnsi="Times New Roman" w:cs="Times New Roman"/>
+                <w:sz w:val="28"/>
+                <w:szCs w:val="28"/>
+              </w:rPr>
+            </w:pPr>
+            <w:r>
+              <w:rPr>
+                <w:rFonts w:ascii="Times New Roman" w:hAnsi="Times New Roman" w:cs="Times New Roman"/>
+                <w:sz w:val="28"/>
+                <w:szCs w:val="28"/>
+              </w:rPr>
+              <w:t>3.1</w:t>
+            </w:r>
+          </w:p>
+        </w:tc>
+      </w:tr>
+      <w:tr>
+        <w:tc>
+          <w:tcPr>
+            <w:tcW w:w="722" w:type="dxa"/>
+          </w:tcPr>
+          <w:p>
+            <w:pPr>
+              <w:rPr>
+                <w:rFonts w:ascii="Times New Roman" w:hAnsi="Times New Roman" w:cs="Times New Roman"/>
+                <w:sz w:val="28"/>
+                <w:szCs w:val="28"/>
+              </w:rPr>
+            </w:pPr>
+            <w:r>
+              <w:rPr>
+                <w:rFonts w:ascii="Times New Roman" w:hAnsi="Times New Roman" w:cs="Times New Roman"/>
+                <w:sz w:val="28"/>
+                <w:szCs w:val="28"/>
+              </w:rPr>
+              <w:t>7.</w:t>
+            </w:r>
+          </w:p>
+        </w:tc>
+        <w:tc>
+          <w:tcPr>
+            <w:tcW w:w="3668" w:type="dxa"/>
+          </w:tcPr>
+          <w:p>
+            <w:pPr>
+              <w:rPr>
+                <w:rFonts w:ascii="Times New Roman" w:hAnsi="Times New Roman" w:cs="Times New Roman"/>
+                <w:sz w:val="28"/>
+                <w:szCs w:val="28"/>
+              </w:rPr>
+            </w:pPr>
+            <w:r>
+              <w:rPr>
+                <w:rFonts w:ascii="Times New Roman" w:hAnsi="Times New Roman" w:cs="Times New Roman"/>
+                <w:sz w:val="28"/>
+                <w:szCs w:val="28"/>
+              </w:rPr>
+              <w:t>Сохранение результатов выполненной проверки</w:t>
+            </w:r>
+          </w:p>
+        </w:tc>
+        <w:tc>
+          <w:tcPr>
+            <w:tcW w:w="3936" w:type="dxa"/>
+          </w:tcPr>
+          <w:p>
+            <w:pPr>
+              <w:rPr>
+                <w:rFonts w:ascii="Times New Roman" w:hAnsi="Times New Roman" w:cs="Times New Roman"/>
+                <w:sz w:val="28"/>
+                <w:szCs w:val="28"/>
+              </w:rPr>
+            </w:pPr>
+            <w:r>
+              <w:rPr>
+                <w:rFonts w:ascii="Times New Roman" w:hAnsi="Times New Roman" w:cs="Times New Roman"/>
+                <w:sz w:val="28"/>
+                <w:szCs w:val="28"/>
+              </w:rPr>
+              <w:t>Результаты проверки сохраняются в системе и доступны для последующего просмотра и анализа.</w:t>
+            </w:r>
+          </w:p>
+        </w:tc>
+        <w:tc>
+          <w:tcPr>
+            <w:tcW w:w="1306" w:type="dxa"/>
+          </w:tcPr>
+          <w:p>
+            <w:pPr>
+              <w:rPr>
+                <w:rFonts w:ascii="Times New Roman" w:hAnsi="Times New Roman" w:cs="Times New Roman"/>
+                <w:sz w:val="28"/>
+                <w:szCs w:val="28"/>
+              </w:rPr>
+            </w:pPr>
+            <w:r>
+              <w:rPr>
+                <w:rFonts w:ascii="Times New Roman" w:hAnsi="Times New Roman" w:cs="Times New Roman"/>
+                <w:sz w:val="28"/>
+                <w:szCs w:val="28"/>
+              </w:rPr>
+              <w:t>3.1</w:t>
+            </w:r>
+            <w:r>
+              <w:rPr>
+                <w:rFonts w:ascii="Times New Roman" w:hAnsi="Times New Roman" w:cs="Times New Roman"/>
+                <w:sz w:val="28"/>
+                <w:szCs w:val="28"/>
+              </w:rPr>
+              <w:br/>
+              <w:t>3.2</w:t>
+            </w:r>
+          </w:p>
+        </w:tc>
+      </w:tr>
+      <w:tr>
+        <w:tc>
+          <w:tcPr>
+            <w:tcW w:w="722" w:type="dxa"/>
+          </w:tcPr>
+          <w:p>
+            <w:pPr>
+              <w:rPr>
+                <w:rFonts w:ascii="Times New Roman" w:hAnsi="Times New Roman" w:cs="Times New Roman"/>
+                <w:sz w:val="28"/>
+                <w:szCs w:val="28"/>
+              </w:rPr>
+            </w:pPr>
+            <w:r>
+              <w:rPr>
+                <w:rFonts w:ascii="Times New Roman" w:hAnsi="Times New Roman" w:cs="Times New Roman"/>
+                <w:sz w:val="28"/>
+                <w:szCs w:val="28"/>
+              </w:rPr>
+              <w:t>8.</w:t>
+            </w:r>
+          </w:p>
+        </w:tc>
+        <w:tc>
+          <w:tcPr>
+            <w:tcW w:w="3668" w:type="dxa"/>
+          </w:tcPr>
+          <w:p>
+            <w:pPr>
+              <w:rPr>
+                <w:rFonts w:ascii="Times New Roman" w:hAnsi="Times New Roman" w:cs="Times New Roman"/>
+                <w:sz w:val="28"/>
+                <w:szCs w:val="28"/>
+              </w:rPr>
+            </w:pPr>
+            <w:r>
+              <w:rPr>
+                <w:rFonts w:ascii="Times New Roman" w:hAnsi="Times New Roman" w:cs="Times New Roman"/>
+                <w:sz w:val="28"/>
+                <w:szCs w:val="28"/>
+              </w:rPr>
+              <w:t>Получение ранее сохранённого результата проверки через метод GET /checks/{check_id} в Swagger UI</w:t>
+            </w:r>
+          </w:p>
+        </w:tc>
+        <w:tc>
+          <w:tcPr>
+            <w:tcW w:w="3936" w:type="dxa"/>
+          </w:tcPr>
+          <w:p>
+            <w:pPr>
+              <w:rPr>
+                <w:rFonts w:ascii="Times New Roman" w:hAnsi="Times New Roman" w:cs="Times New Roman"/>
+                <w:sz w:val="28"/>
+                <w:szCs w:val="28"/>
+              </w:rPr>
+            </w:pPr>
+            <w:r>
+              <w:rPr>
+                <w:rFonts w:ascii="Times New Roman" w:hAnsi="Times New Roman" w:cs="Times New Roman"/>
+                <w:sz w:val="28"/>
+                <w:szCs w:val="28"/>
+              </w:rPr>
+              <w:t>Система возвращает сохранённый результат проверки и сведения о найденных совпадениях.</w:t>
             </w:r>
           </w:p>
         </w:tc>
@@ -22012,7 +22405,7 @@
                 <w:sz w:val="28"/>
                 <w:szCs w:val="28"/>
               </w:rPr>
-              <w:t>3.</w:t>
+              <w:t>9.</w:t>
             </w:r>
           </w:p>
         </w:tc>
@@ -22034,7 +22427,7 @@
                 <w:sz w:val="28"/>
                 <w:szCs w:val="28"/>
               </w:rPr>
-              <w:t>Запуск проверки загруженного документа на заимствования</w:t>
+              <w:t>Загрузка файла без извлекаемого текста или неподдерживаемого бинарного формата</w:t>
             </w:r>
           </w:p>
         </w:tc>
@@ -22056,7 +22449,7 @@
                 <w:sz w:val="28"/>
                 <w:szCs w:val="28"/>
               </w:rPr>
-              <w:t>Система выполняет сравнение текста с материалами базы данных PostgreSQL, определяет совпадающие фрагменты и отображает результат проверки.</w:t>
+              <w:t>Система возвращает понятное сообщение об ошибке; остальные файлы при массовой загрузке продолжают обрабатываться независимо.</w:t>
             </w:r>
           </w:p>
         </w:tc>
@@ -22078,7 +22471,7 @@
                 <w:sz w:val="28"/>
                 <w:szCs w:val="28"/>
               </w:rPr>
-              <w:t>3.1</w:t>
+              <w:t>3.2; 3.6</w:t>
             </w:r>
             <w:r>
               <w:rPr>
@@ -22087,611 +22480,6 @@
                 <w:szCs w:val="28"/>
               </w:rPr>
               <w:br/>
-              <w:t>3.2</w:t>
-            </w:r>
-          </w:p>
-        </w:tc>
-      </w:tr>
-      <w:tr>
-        <w:tc>
-          <w:tcPr>
-            <w:tcW w:w="722" w:type="dxa"/>
-          </w:tcPr>
-          <w:p>
-            <w:pPr>
-              <w:rPr>
-                <w:rFonts w:ascii="Times New Roman" w:hAnsi="Times New Roman" w:cs="Times New Roman"/>
-                <w:sz w:val="28"/>
-                <w:szCs w:val="28"/>
-              </w:rPr>
-            </w:pPr>
-            <w:r>
-              <w:rPr>
-                <w:rFonts w:ascii="Times New Roman" w:hAnsi="Times New Roman" w:cs="Times New Roman"/>
-                <w:sz w:val="28"/>
-                <w:szCs w:val="28"/>
-              </w:rPr>
-              <w:t>4.</w:t>
-            </w:r>
-          </w:p>
-        </w:tc>
-        <w:tc>
-          <w:tcPr>
-            <w:tcW w:w="3668" w:type="dxa"/>
-          </w:tcPr>
-          <w:p>
-            <w:pPr>
-              <w:rPr>
-                <w:rFonts w:ascii="Times New Roman" w:hAnsi="Times New Roman" w:cs="Times New Roman"/>
-                <w:sz w:val="28"/>
-                <w:szCs w:val="28"/>
-              </w:rPr>
-            </w:pPr>
-            <w:r>
-              <w:rPr>
-                <w:rFonts w:ascii="Times New Roman" w:hAnsi="Times New Roman" w:cs="Times New Roman"/>
-                <w:sz w:val="28"/>
-                <w:szCs w:val="28"/>
-              </w:rPr>
-              <w:t>Просмотр степени оригинальности документа после завершения проверки</w:t>
-            </w:r>
-          </w:p>
-        </w:tc>
-        <w:tc>
-          <w:tcPr>
-            <w:tcW w:w="3936" w:type="dxa"/>
-          </w:tcPr>
-          <w:p>
-            <w:pPr>
-              <w:rPr>
-                <w:rFonts w:ascii="Times New Roman" w:hAnsi="Times New Roman" w:cs="Times New Roman"/>
-                <w:sz w:val="28"/>
-                <w:szCs w:val="28"/>
-              </w:rPr>
-            </w:pPr>
-            <w:r>
-              <w:rPr>
-                <w:rFonts w:ascii="Times New Roman" w:hAnsi="Times New Roman" w:cs="Times New Roman"/>
-                <w:sz w:val="28"/>
-                <w:szCs w:val="28"/>
-              </w:rPr>
-              <w:t>Отображается процент оригинальности документа.</w:t>
-            </w:r>
-          </w:p>
-        </w:tc>
-        <w:tc>
-          <w:tcPr>
-            <w:tcW w:w="1306" w:type="dxa"/>
-          </w:tcPr>
-          <w:p>
-            <w:pPr>
-              <w:rPr>
-                <w:rFonts w:ascii="Times New Roman" w:hAnsi="Times New Roman" w:cs="Times New Roman"/>
-                <w:sz w:val="28"/>
-                <w:szCs w:val="28"/>
-              </w:rPr>
-            </w:pPr>
-            <w:r>
-              <w:rPr>
-                <w:rFonts w:ascii="Times New Roman" w:hAnsi="Times New Roman" w:cs="Times New Roman"/>
-                <w:sz w:val="28"/>
-                <w:szCs w:val="28"/>
-              </w:rPr>
-              <w:t>3.1</w:t>
-            </w:r>
-            <w:r>
-              <w:rPr>
-                <w:rFonts w:ascii="Times New Roman" w:hAnsi="Times New Roman" w:cs="Times New Roman"/>
-                <w:sz w:val="28"/>
-                <w:szCs w:val="28"/>
-              </w:rPr>
-              <w:br/>
-              <w:t>3.6</w:t>
-            </w:r>
-          </w:p>
-        </w:tc>
-      </w:tr>
-      <w:tr>
-        <w:tc>
-          <w:tcPr>
-            <w:tcW w:w="722" w:type="dxa"/>
-          </w:tcPr>
-          <w:p>
-            <w:pPr>
-              <w:rPr>
-                <w:rFonts w:ascii="Times New Roman" w:hAnsi="Times New Roman" w:cs="Times New Roman"/>
-                <w:sz w:val="28"/>
-                <w:szCs w:val="28"/>
-              </w:rPr>
-            </w:pPr>
-            <w:r>
-              <w:rPr>
-                <w:rFonts w:ascii="Times New Roman" w:hAnsi="Times New Roman" w:cs="Times New Roman"/>
-                <w:sz w:val="28"/>
-                <w:szCs w:val="28"/>
-              </w:rPr>
-              <w:t>5.</w:t>
-            </w:r>
-          </w:p>
-        </w:tc>
-        <w:tc>
-          <w:tcPr>
-            <w:tcW w:w="3668" w:type="dxa"/>
-          </w:tcPr>
-          <w:p>
-            <w:pPr>
-              <w:rPr>
-                <w:rFonts w:ascii="Times New Roman" w:hAnsi="Times New Roman" w:cs="Times New Roman"/>
-                <w:sz w:val="28"/>
-                <w:szCs w:val="28"/>
-              </w:rPr>
-            </w:pPr>
-            <w:r>
-              <w:rPr>
-                <w:rFonts w:ascii="Times New Roman" w:hAnsi="Times New Roman" w:cs="Times New Roman"/>
-                <w:sz w:val="28"/>
-                <w:szCs w:val="28"/>
-              </w:rPr>
-              <w:t>Просмотр текста документа с визуальным выделением найденных заимствований</w:t>
-            </w:r>
-          </w:p>
-        </w:tc>
-        <w:tc>
-          <w:tcPr>
-            <w:tcW w:w="3936" w:type="dxa"/>
-          </w:tcPr>
-          <w:p>
-            <w:pPr>
-              <w:rPr>
-                <w:rFonts w:ascii="Times New Roman" w:hAnsi="Times New Roman" w:cs="Times New Roman"/>
-                <w:sz w:val="28"/>
-                <w:szCs w:val="28"/>
-              </w:rPr>
-            </w:pPr>
-            <w:r>
-              <w:rPr>
-                <w:rFonts w:ascii="Times New Roman" w:hAnsi="Times New Roman" w:cs="Times New Roman"/>
-                <w:sz w:val="28"/>
-                <w:szCs w:val="28"/>
-              </w:rPr>
-              <w:t>Совпадающие фрагменты текста выделяются в наглядной форме непосредственно в документе.</w:t>
-            </w:r>
-          </w:p>
-        </w:tc>
-        <w:tc>
-          <w:tcPr>
-            <w:tcW w:w="1306" w:type="dxa"/>
-          </w:tcPr>
-          <w:p>
-            <w:pPr>
-              <w:rPr>
-                <w:rFonts w:ascii="Times New Roman" w:hAnsi="Times New Roman" w:cs="Times New Roman"/>
-                <w:sz w:val="28"/>
-                <w:szCs w:val="28"/>
-              </w:rPr>
-            </w:pPr>
-            <w:r>
-              <w:rPr>
-                <w:rFonts w:ascii="Times New Roman" w:hAnsi="Times New Roman" w:cs="Times New Roman"/>
-                <w:sz w:val="28"/>
-                <w:szCs w:val="28"/>
-              </w:rPr>
-              <w:t>3.1</w:t>
-            </w:r>
-            <w:r>
-              <w:rPr>
-                <w:rFonts w:ascii="Times New Roman" w:hAnsi="Times New Roman" w:cs="Times New Roman"/>
-                <w:sz w:val="28"/>
-                <w:szCs w:val="28"/>
-              </w:rPr>
-              <w:br/>
-              <w:t>3.6</w:t>
-            </w:r>
-          </w:p>
-        </w:tc>
-      </w:tr>
-      <w:tr>
-        <w:tc>
-          <w:tcPr>
-            <w:tcW w:w="722" w:type="dxa"/>
-          </w:tcPr>
-          <w:p>
-            <w:pPr>
-              <w:rPr>
-                <w:rFonts w:ascii="Times New Roman" w:hAnsi="Times New Roman" w:cs="Times New Roman"/>
-                <w:sz w:val="28"/>
-                <w:szCs w:val="28"/>
-              </w:rPr>
-            </w:pPr>
-            <w:r>
-              <w:rPr>
-                <w:rFonts w:ascii="Times New Roman" w:hAnsi="Times New Roman" w:cs="Times New Roman"/>
-                <w:sz w:val="28"/>
-                <w:szCs w:val="28"/>
-              </w:rPr>
-              <w:t>6.</w:t>
-            </w:r>
-          </w:p>
-        </w:tc>
-        <w:tc>
-          <w:tcPr>
-            <w:tcW w:w="3668" w:type="dxa"/>
-          </w:tcPr>
-          <w:p>
-            <w:pPr>
-              <w:rPr>
-                <w:rFonts w:ascii="Times New Roman" w:hAnsi="Times New Roman" w:cs="Times New Roman"/>
-                <w:sz w:val="28"/>
-                <w:szCs w:val="28"/>
-              </w:rPr>
-            </w:pPr>
-            <w:r>
-              <w:rPr>
-                <w:rFonts w:ascii="Times New Roman" w:hAnsi="Times New Roman" w:cs="Times New Roman"/>
-                <w:sz w:val="28"/>
-                <w:szCs w:val="28"/>
-              </w:rPr>
-              <w:t>Формирование отчёта по результатам проверки</w:t>
-            </w:r>
-          </w:p>
-        </w:tc>
-        <w:tc>
-          <w:tcPr>
-            <w:tcW w:w="3936" w:type="dxa"/>
-          </w:tcPr>
-          <w:p>
-            <w:pPr>
-              <w:rPr>
-                <w:rFonts w:ascii="Times New Roman" w:hAnsi="Times New Roman" w:cs="Times New Roman"/>
-                <w:sz w:val="28"/>
-                <w:szCs w:val="28"/>
-              </w:rPr>
-            </w:pPr>
-            <w:r>
-              <w:rPr>
-                <w:rFonts w:ascii="Times New Roman" w:hAnsi="Times New Roman" w:cs="Times New Roman"/>
-                <w:sz w:val="28"/>
-                <w:szCs w:val="28"/>
-              </w:rPr>
-              <w:t>Отображается структурированный отчёт по результатам проверки с информацией о найденных совпадениях.</w:t>
-            </w:r>
-          </w:p>
-        </w:tc>
-        <w:tc>
-          <w:tcPr>
-            <w:tcW w:w="1306" w:type="dxa"/>
-          </w:tcPr>
-          <w:p>
-            <w:pPr>
-              <w:rPr>
-                <w:rFonts w:ascii="Times New Roman" w:hAnsi="Times New Roman" w:cs="Times New Roman"/>
-                <w:sz w:val="28"/>
-                <w:szCs w:val="28"/>
-              </w:rPr>
-            </w:pPr>
-            <w:r>
-              <w:rPr>
-                <w:rFonts w:ascii="Times New Roman" w:hAnsi="Times New Roman" w:cs="Times New Roman"/>
-                <w:sz w:val="28"/>
-                <w:szCs w:val="28"/>
-              </w:rPr>
-              <w:t>3.1</w:t>
-            </w:r>
-          </w:p>
-        </w:tc>
-      </w:tr>
-      <w:tr>
-        <w:tc>
-          <w:tcPr>
-            <w:tcW w:w="722" w:type="dxa"/>
-          </w:tcPr>
-          <w:p>
-            <w:pPr>
-              <w:rPr>
-                <w:rFonts w:ascii="Times New Roman" w:hAnsi="Times New Roman" w:cs="Times New Roman"/>
-                <w:sz w:val="28"/>
-                <w:szCs w:val="28"/>
-              </w:rPr>
-            </w:pPr>
-            <w:r>
-              <w:rPr>
-                <w:rFonts w:ascii="Times New Roman" w:hAnsi="Times New Roman" w:cs="Times New Roman"/>
-                <w:sz w:val="28"/>
-                <w:szCs w:val="28"/>
-              </w:rPr>
-              <w:t>7.</w:t>
-            </w:r>
-          </w:p>
-        </w:tc>
-        <w:tc>
-          <w:tcPr>
-            <w:tcW w:w="3668" w:type="dxa"/>
-          </w:tcPr>
-          <w:p>
-            <w:pPr>
-              <w:rPr>
-                <w:rFonts w:ascii="Times New Roman" w:hAnsi="Times New Roman" w:cs="Times New Roman"/>
-                <w:sz w:val="28"/>
-                <w:szCs w:val="28"/>
-              </w:rPr>
-            </w:pPr>
-            <w:r>
-              <w:rPr>
-                <w:rFonts w:ascii="Times New Roman" w:hAnsi="Times New Roman" w:cs="Times New Roman"/>
-                <w:sz w:val="28"/>
-                <w:szCs w:val="28"/>
-              </w:rPr>
-              <w:t>Сохранение результатов выполненной проверки</w:t>
-            </w:r>
-          </w:p>
-        </w:tc>
-        <w:tc>
-          <w:tcPr>
-            <w:tcW w:w="3936" w:type="dxa"/>
-          </w:tcPr>
-          <w:p>
-            <w:pPr>
-              <w:rPr>
-                <w:rFonts w:ascii="Times New Roman" w:hAnsi="Times New Roman" w:cs="Times New Roman"/>
-                <w:sz w:val="28"/>
-                <w:szCs w:val="28"/>
-              </w:rPr>
-            </w:pPr>
-            <w:r>
-              <w:rPr>
-                <w:rFonts w:ascii="Times New Roman" w:hAnsi="Times New Roman" w:cs="Times New Roman"/>
-                <w:sz w:val="28"/>
-                <w:szCs w:val="28"/>
-              </w:rPr>
-              <w:t>Результаты проверки сохраняются в системе и доступны для последующего просмотра и анализа.</w:t>
-            </w:r>
-          </w:p>
-        </w:tc>
-        <w:tc>
-          <w:tcPr>
-            <w:tcW w:w="1306" w:type="dxa"/>
-          </w:tcPr>
-          <w:p>
-            <w:pPr>
-              <w:rPr>
-                <w:rFonts w:ascii="Times New Roman" w:hAnsi="Times New Roman" w:cs="Times New Roman"/>
-                <w:sz w:val="28"/>
-                <w:szCs w:val="28"/>
-              </w:rPr>
-            </w:pPr>
-            <w:r>
-              <w:rPr>
-                <w:rFonts w:ascii="Times New Roman" w:hAnsi="Times New Roman" w:cs="Times New Roman"/>
-                <w:sz w:val="28"/>
-                <w:szCs w:val="28"/>
-              </w:rPr>
-              <w:t>3.1</w:t>
-            </w:r>
-            <w:r>
-              <w:rPr>
-                <w:rFonts w:ascii="Times New Roman" w:hAnsi="Times New Roman" w:cs="Times New Roman"/>
-                <w:sz w:val="28"/>
-                <w:szCs w:val="28"/>
-              </w:rPr>
-              <w:br/>
-              <w:t>3.2</w:t>
-            </w:r>
-          </w:p>
-        </w:tc>
-      </w:tr>
-      <w:tr>
-        <w:tc>
-          <w:tcPr>
-            <w:tcW w:w="722" w:type="dxa"/>
-          </w:tcPr>
-          <w:p>
-            <w:pPr>
-              <w:rPr>
-                <w:rFonts w:ascii="Times New Roman" w:hAnsi="Times New Roman" w:cs="Times New Roman"/>
-                <w:sz w:val="28"/>
-                <w:szCs w:val="28"/>
-              </w:rPr>
-            </w:pPr>
-            <w:r>
-              <w:rPr>
-                <w:rFonts w:ascii="Times New Roman" w:hAnsi="Times New Roman" w:cs="Times New Roman"/>
-                <w:sz w:val="28"/>
-                <w:szCs w:val="28"/>
-              </w:rPr>
-              <w:t>8.</w:t>
-            </w:r>
-          </w:p>
-        </w:tc>
-        <w:tc>
-          <w:tcPr>
-            <w:tcW w:w="3668" w:type="dxa"/>
-          </w:tcPr>
-          <w:p>
-            <w:pPr>
-              <w:rPr>
-                <w:rFonts w:ascii="Times New Roman" w:hAnsi="Times New Roman" w:cs="Times New Roman"/>
-                <w:sz w:val="28"/>
-                <w:szCs w:val="28"/>
-              </w:rPr>
-            </w:pPr>
-            <w:r>
-              <w:rPr>
-                <w:rFonts w:ascii="Times New Roman" w:hAnsi="Times New Roman" w:cs="Times New Roman"/>
-                <w:sz w:val="28"/>
-                <w:szCs w:val="28"/>
-              </w:rPr>
-              <w:t xml:space="preserve">Получение ранее сохранённого результата проверки через метод GET </w:t>
-            </w:r>
-            <w:r>
-              <w:rPr>
-                <w:rFonts w:ascii="Times New Roman" w:hAnsi="Times New Roman" w:cs="Times New Roman"/>
-                <w:sz w:val="28"/>
-                <w:szCs w:val="28"/>
-              </w:rPr>
-              <w:lastRenderedPageBreak/>
-              <w:t>/checks/{check_id} в Swagger UI</w:t>
-            </w:r>
-          </w:p>
-        </w:tc>
-        <w:tc>
-          <w:tcPr>
-            <w:tcW w:w="3936" w:type="dxa"/>
-          </w:tcPr>
-          <w:p>
-            <w:pPr>
-              <w:rPr>
-                <w:rFonts w:ascii="Times New Roman" w:hAnsi="Times New Roman" w:cs="Times New Roman"/>
-                <w:sz w:val="28"/>
-                <w:szCs w:val="28"/>
-              </w:rPr>
-            </w:pPr>
-            <w:r>
-              <w:rPr>
-                <w:rFonts w:ascii="Times New Roman" w:hAnsi="Times New Roman" w:cs="Times New Roman"/>
-                <w:sz w:val="28"/>
-                <w:szCs w:val="28"/>
-              </w:rPr>
-              <w:lastRenderedPageBreak/>
-              <w:t>Система возвращает сохранённый результат проверки и сведения о найденных совпадениях.</w:t>
-            </w:r>
-          </w:p>
-        </w:tc>
-        <w:tc>
-          <w:tcPr>
-            <w:tcW w:w="1306" w:type="dxa"/>
-          </w:tcPr>
-          <w:p>
-            <w:pPr>
-              <w:rPr>
-                <w:rFonts w:ascii="Times New Roman" w:hAnsi="Times New Roman" w:cs="Times New Roman"/>
-                <w:sz w:val="28"/>
-                <w:szCs w:val="28"/>
-              </w:rPr>
-            </w:pPr>
-            <w:r>
-              <w:rPr>
-                <w:rFonts w:ascii="Times New Roman" w:hAnsi="Times New Roman" w:cs="Times New Roman"/>
-                <w:sz w:val="28"/>
-                <w:szCs w:val="28"/>
-              </w:rPr>
-              <w:t>3.1</w:t>
-            </w:r>
-            <w:r>
-              <w:rPr>
-                <w:rFonts w:ascii="Times New Roman" w:hAnsi="Times New Roman" w:cs="Times New Roman"/>
-                <w:sz w:val="28"/>
-                <w:szCs w:val="28"/>
-              </w:rPr>
-              <w:br/>
-              <w:t>3.5</w:t>
-            </w:r>
-            <w:r>
-              <w:rPr>
-                <w:rFonts w:ascii="Times New Roman" w:hAnsi="Times New Roman" w:cs="Times New Roman"/>
-                <w:sz w:val="28"/>
-                <w:szCs w:val="28"/>
-              </w:rPr>
-              <w:br/>
-              <w:t>3.6</w:t>
-            </w:r>
-          </w:p>
-        </w:tc>
-      </w:tr>
-      <w:tr>
-        <w:tc>
-          <w:tcPr>
-            <w:tcW w:w="722" w:type="dxa"/>
-          </w:tcPr>
-          <w:p>
-            <w:pPr>
-              <w:rPr>
-                <w:rFonts w:ascii="Times New Roman" w:hAnsi="Times New Roman" w:cs="Times New Roman"/>
-                <w:sz w:val="28"/>
-                <w:szCs w:val="28"/>
-              </w:rPr>
-            </w:pPr>
-            <w:r>
-              <w:rPr>
-                <w:rFonts w:ascii="Times New Roman" w:hAnsi="Times New Roman" w:cs="Times New Roman"/>
-                <w:sz w:val="28"/>
-                <w:szCs w:val="28"/>
-              </w:rPr>
-              <w:t>9.</w:t>
-            </w:r>
-          </w:p>
-        </w:tc>
-        <w:tc>
-          <w:tcPr>
-            <w:tcW w:w="3668" w:type="dxa"/>
-          </w:tcPr>
-          <w:p>
-            <w:pPr>
-              <w:rPr>
-                <w:rFonts w:ascii="Times New Roman" w:hAnsi="Times New Roman" w:cs="Times New Roman"/>
-                <w:sz w:val="28"/>
-                <w:szCs w:val="28"/>
-              </w:rPr>
-            </w:pPr>
-            <w:r>
-              <w:rPr>
-                <w:rFonts w:ascii="Times New Roman" w:hAnsi="Times New Roman" w:cs="Times New Roman"/>
-                <w:sz w:val="28"/>
-                <w:szCs w:val="28"/>
-              </w:rPr>
-              <w:t>Загрузка файла неподдерживаемого формата или PDF-документа без текстового слоя</w:t>
-            </w:r>
-          </w:p>
-        </w:tc>
-        <w:tc>
-          <w:tcPr>
-            <w:tcW w:w="3936" w:type="dxa"/>
-          </w:tcPr>
-          <w:p>
-            <w:pPr>
-              <w:rPr>
-                <w:rFonts w:ascii="Times New Roman" w:hAnsi="Times New Roman" w:cs="Times New Roman"/>
-                <w:sz w:val="28"/>
-                <w:szCs w:val="28"/>
-              </w:rPr>
-            </w:pPr>
-            <w:r>
-              <w:rPr>
-                <w:rFonts w:ascii="Times New Roman" w:hAnsi="Times New Roman" w:cs="Times New Roman"/>
-                <w:sz w:val="28"/>
-                <w:szCs w:val="28"/>
-              </w:rPr>
-              <w:t>Система возвращает понятное сообщение об ошибке: для неподдерживаемого расширения - 400 Bad Request, для PDF без текстового слоя - 501 Not Implemented.</w:t>
-            </w:r>
-          </w:p>
-        </w:tc>
-        <w:tc>
-          <w:tcPr>
-            <w:tcW w:w="1306" w:type="dxa"/>
-          </w:tcPr>
-          <w:p>
-            <w:pPr>
-              <w:rPr>
-                <w:rFonts w:ascii="Times New Roman" w:hAnsi="Times New Roman" w:cs="Times New Roman"/>
-                <w:sz w:val="28"/>
-                <w:szCs w:val="28"/>
-              </w:rPr>
-            </w:pPr>
-            <w:r>
-              <w:rPr>
-                <w:rFonts w:ascii="Times New Roman" w:hAnsi="Times New Roman" w:cs="Times New Roman"/>
-                <w:sz w:val="28"/>
-                <w:szCs w:val="28"/>
-              </w:rPr>
-              <w:t>3.2</w:t>
-            </w:r>
-            <w:r>
-              <w:rPr>
-                <w:rFonts w:ascii="Times New Roman" w:hAnsi="Times New Roman" w:cs="Times New Roman"/>
-                <w:sz w:val="28"/>
-                <w:szCs w:val="28"/>
-              </w:rPr>
-              <w:br/>
-              <w:t>3.6</w:t>
             </w:r>
           </w:p>
         </w:tc>
@@ -22808,7 +22596,6 @@
         <w:rPr>
           <w:rFonts w:eastAsia="Times New Roman"/>
         </w:rPr>
-        <w:lastRenderedPageBreak/>
         <w:t>ПРИЛОЖЕНИЕ Г СПИСОК HTTP-МЕТОДОВ</w:t>
       </w:r>
       <w:bookmarkEnd w:id="69"/>
@@ -23182,7 +22969,7 @@
                 <w:rFonts w:ascii="Times New Roman" w:eastAsia="Times New Roman" w:hAnsi="Times New Roman" w:cs="Times New Roman"/>
                 <w:lang w:val="en-US"/>
               </w:rPr>
-              <w:t>{</w:t>
+              <w:t>{full_name: string,email: string,role: string,password: string}</w:t>
             </w:r>
             <w:r>
               <w:rPr>
@@ -23190,7 +22977,6 @@
                 <w:lang w:val="en-US"/>
               </w:rPr>
               <w:br/>
-              <w:t>full_name: string,</w:t>
             </w:r>
             <w:r>
               <w:rPr>
@@ -23198,7 +22984,6 @@
                 <w:lang w:val="en-US"/>
               </w:rPr>
               <w:br/>
-              <w:t>email: string,</w:t>
             </w:r>
             <w:r>
               <w:rPr>
@@ -23206,7 +22991,6 @@
                 <w:lang w:val="en-US"/>
               </w:rPr>
               <w:br/>
-              <w:t>role: string,</w:t>
             </w:r>
             <w:r>
               <w:rPr>
@@ -23214,7 +22998,6 @@
                 <w:lang w:val="en-US"/>
               </w:rPr>
               <w:br/>
-              <w:t>password: string</w:t>
             </w:r>
             <w:r>
               <w:rPr>
@@ -23222,7 +23005,6 @@
                 <w:lang w:val="en-US"/>
               </w:rPr>
               <w:br/>
-              <w:t>}</w:t>
             </w:r>
           </w:p>
         </w:tc>
@@ -23247,7 +23029,7 @@
               <w:rPr>
                 <w:rFonts w:ascii="Times New Roman" w:eastAsia="Times New Roman" w:hAnsi="Times New Roman" w:cs="Times New Roman"/>
               </w:rPr>
-              <w:t>233 OK / 433 Bad Request</w:t>
+              <w:t>{user: UserOut}</w:t>
             </w:r>
           </w:p>
         </w:tc>
@@ -23395,15 +23177,41 @@
               </w:rPr>
               <w:t>Нет</w:t>
             </w:r>
-          </w:p>
-          <w:p>
-            <w:pPr>
-              <w:spacing w:line="360" w:lineRule="auto"/>
+            <w:r>
               <w:rPr>
                 <w:rFonts w:ascii="Times New Roman" w:eastAsia="Times New Roman" w:hAnsi="Times New Roman" w:cs="Times New Roman"/>
                 <w:lang w:val="en-US"/>
               </w:rPr>
-            </w:pPr>
+              <w:br/>
+            </w:r>
+            <w:r>
+              <w:rPr>
+                <w:rFonts w:ascii="Times New Roman" w:eastAsia="Times New Roman" w:hAnsi="Times New Roman" w:cs="Times New Roman"/>
+                <w:lang w:val="en-US"/>
+              </w:rPr>
+              <w:br/>
+            </w:r>
+            <w:r>
+              <w:rPr>
+                <w:rFonts w:ascii="Times New Roman" w:eastAsia="Times New Roman" w:hAnsi="Times New Roman" w:cs="Times New Roman"/>
+                <w:lang w:val="en-US"/>
+              </w:rPr>
+              <w:br/>
+            </w:r>
+            <w:r>
+              <w:rPr>
+                <w:rFonts w:ascii="Times New Roman" w:eastAsia="Times New Roman" w:hAnsi="Times New Roman" w:cs="Times New Roman"/>
+                <w:lang w:val="en-US"/>
+              </w:rPr>
+              <w:br/>
+            </w:r>
+            <w:r>
+              <w:rPr>
+                <w:rFonts w:ascii="Times New Roman" w:eastAsia="Times New Roman" w:hAnsi="Times New Roman" w:cs="Times New Roman"/>
+                <w:lang w:val="en-US"/>
+              </w:rPr>
+              <w:br/>
+            </w:r>
           </w:p>
         </w:tc>
         <w:tc>
@@ -23419,30 +23227,15 @@
           <w:p>
             <w:pPr>
               <w:spacing w:line="360" w:lineRule="auto"/>
-              <w:ind w:right="247"/>
-              <w:rPr>
-                <w:rFonts w:ascii="Times New Roman" w:eastAsia="Times New Roman" w:hAnsi="Times New Roman" w:cs="Times New Roman"/>
-              </w:rPr>
-            </w:pPr>
-            <w:r>
-              <w:rPr>
-                <w:rFonts w:ascii="Times New Roman" w:eastAsia="Times New Roman" w:hAnsi="Times New Roman" w:cs="Times New Roman"/>
-              </w:rPr>
-              <w:t>{</w:t>
-            </w:r>
-            <w:r>
-              <w:rPr>
-                <w:rFonts w:ascii="Times New Roman" w:eastAsia="Times New Roman" w:hAnsi="Times New Roman" w:cs="Times New Roman"/>
-              </w:rPr>
-              <w:br/>
-              <w:t>users: UserOut[]</w:t>
-            </w:r>
-            <w:r>
-              <w:rPr>
-                <w:rFonts w:ascii="Times New Roman" w:eastAsia="Times New Roman" w:hAnsi="Times New Roman" w:cs="Times New Roman"/>
-              </w:rPr>
-              <w:br/>
-              <w:t>}</w:t>
+              <w:rPr>
+                <w:rFonts w:ascii="Times New Roman" w:eastAsia="Times New Roman" w:hAnsi="Times New Roman" w:cs="Times New Roman"/>
+              </w:rPr>
+            </w:pPr>
+            <w:r>
+              <w:rPr>
+                <w:rFonts w:ascii="Times New Roman" w:eastAsia="Times New Roman" w:hAnsi="Times New Roman" w:cs="Times New Roman"/>
+              </w:rPr>
+              <w:t>{users: UserOut[]}</w:t>
             </w:r>
           </w:p>
         </w:tc>
@@ -23531,7 +23324,7 @@
               <w:rPr>
                 <w:rFonts w:ascii="Times New Roman" w:eastAsia="Times New Roman" w:hAnsi="Times New Roman" w:cs="Times New Roman"/>
               </w:rPr>
-              <w:t>/documents</w:t>
+              <w:t>/auth/register</w:t>
             </w:r>
           </w:p>
         </w:tc>
@@ -23561,7 +23354,7 @@
                 <w:sz w:val="28"/>
                 <w:szCs w:val="28"/>
               </w:rPr>
-              <w:t>Создание документа из текста</w:t>
+              <w:t>Регистрация и вход пользователя</w:t>
             </w:r>
           </w:p>
         </w:tc>
@@ -23588,7 +23381,7 @@
                 <w:rFonts w:ascii="Times New Roman" w:eastAsia="Times New Roman" w:hAnsi="Times New Roman" w:cs="Times New Roman"/>
                 <w:lang w:val="en-US"/>
               </w:rPr>
-              <w:t>{</w:t>
+              <w:t>{full_name: string,email: string,role: string,password: string}</w:t>
             </w:r>
             <w:r>
               <w:rPr>
@@ -23596,7 +23389,6 @@
                 <w:lang w:val="en-US"/>
               </w:rPr>
               <w:br/>
-              <w:t>title: string,</w:t>
             </w:r>
             <w:r>
               <w:rPr>
@@ -23604,7 +23396,6 @@
                 <w:lang w:val="en-US"/>
               </w:rPr>
               <w:br/>
-              <w:t>text: string,</w:t>
             </w:r>
             <w:r>
               <w:rPr>
@@ -23612,7 +23403,6 @@
                 <w:lang w:val="en-US"/>
               </w:rPr>
               <w:br/>
-              <w:t>kind: string,</w:t>
             </w:r>
             <w:r>
               <w:rPr>
@@ -23620,7 +23410,6 @@
                 <w:lang w:val="en-US"/>
               </w:rPr>
               <w:br/>
-              <w:t>owner_user_id?: string</w:t>
             </w:r>
             <w:r>
               <w:rPr>
@@ -23628,7 +23417,6 @@
                 <w:lang w:val="en-US"/>
               </w:rPr>
               <w:br/>
-              <w:t>}</w:t>
             </w:r>
           </w:p>
         </w:tc>
@@ -23653,21 +23441,7 @@
               <w:rPr>
                 <w:rFonts w:ascii="Times New Roman" w:eastAsia="Times New Roman" w:hAnsi="Times New Roman" w:cs="Times New Roman"/>
               </w:rPr>
-              <w:t>{</w:t>
-            </w:r>
-            <w:r>
-              <w:rPr>
-                <w:rFonts w:ascii="Times New Roman" w:eastAsia="Times New Roman" w:hAnsi="Times New Roman" w:cs="Times New Roman"/>
-              </w:rPr>
-              <w:br/>
-              <w:t>document: DocumentOut</w:t>
-            </w:r>
-            <w:r>
-              <w:rPr>
-                <w:rFonts w:ascii="Times New Roman" w:eastAsia="Times New Roman" w:hAnsi="Times New Roman" w:cs="Times New Roman"/>
-              </w:rPr>
-              <w:br/>
-              <w:t>}</w:t>
+              <w:t>{token: string,user: UserOut,profiles: UserProfileOut[]}</w:t>
             </w:r>
           </w:p>
         </w:tc>
@@ -23756,7 +23530,7 @@
               <w:rPr>
                 <w:rFonts w:ascii="Times New Roman" w:eastAsia="Times New Roman" w:hAnsi="Times New Roman" w:cs="Times New Roman"/>
               </w:rPr>
-              <w:t>/documents/upload</w:t>
+              <w:t>/auth/login</w:t>
             </w:r>
           </w:p>
         </w:tc>
@@ -23786,7 +23560,7 @@
                 <w:sz w:val="28"/>
                 <w:szCs w:val="28"/>
               </w:rPr>
-              <w:t>Загрузка PDF-документа</w:t>
+              <w:t>Вход пользователя</w:t>
             </w:r>
           </w:p>
         </w:tc>
@@ -23813,7 +23587,7 @@
                 <w:rFonts w:ascii="Times New Roman" w:eastAsia="Times New Roman" w:hAnsi="Times New Roman" w:cs="Times New Roman"/>
                 <w:lang w:val="en-US"/>
               </w:rPr>
-              <w:t>{</w:t>
+              <w:t>{email: string,password: string}</w:t>
             </w:r>
             <w:r>
               <w:rPr>
@@ -23821,7 +23595,6 @@
                 <w:lang w:val="en-US"/>
               </w:rPr>
               <w:br/>
-              <w:t>file: string,</w:t>
             </w:r>
             <w:r>
               <w:rPr>
@@ -23829,7 +23602,6 @@
                 <w:lang w:val="en-US"/>
               </w:rPr>
               <w:br/>
-              <w:t>title?: string,</w:t>
             </w:r>
             <w:r>
               <w:rPr>
@@ -23837,7 +23609,6 @@
                 <w:lang w:val="en-US"/>
               </w:rPr>
               <w:br/>
-              <w:t>kind?: string,</w:t>
             </w:r>
             <w:r>
               <w:rPr>
@@ -23845,7 +23616,6 @@
                 <w:lang w:val="en-US"/>
               </w:rPr>
               <w:br/>
-              <w:t>owner_user_id?: string</w:t>
             </w:r>
             <w:r>
               <w:rPr>
@@ -23853,7 +23623,6 @@
                 <w:lang w:val="en-US"/>
               </w:rPr>
               <w:br/>
-              <w:t>}</w:t>
             </w:r>
           </w:p>
         </w:tc>
@@ -23878,21 +23647,7 @@
               <w:rPr>
                 <w:rFonts w:ascii="Times New Roman" w:eastAsia="Times New Roman" w:hAnsi="Times New Roman" w:cs="Times New Roman"/>
               </w:rPr>
-              <w:t>{</w:t>
-            </w:r>
-            <w:r>
-              <w:rPr>
-                <w:rFonts w:ascii="Times New Roman" w:eastAsia="Times New Roman" w:hAnsi="Times New Roman" w:cs="Times New Roman"/>
-              </w:rPr>
-              <w:br/>
-              <w:t>document: DocumentOut</w:t>
-            </w:r>
-            <w:r>
-              <w:rPr>
-                <w:rFonts w:ascii="Times New Roman" w:eastAsia="Times New Roman" w:hAnsi="Times New Roman" w:cs="Times New Roman"/>
-              </w:rPr>
-              <w:br/>
-              <w:t>}</w:t>
+              <w:t>{token: string,user: UserOut,profiles: UserProfileOut[]}</w:t>
             </w:r>
           </w:p>
         </w:tc>
@@ -23923,7 +23678,6 @@
               </w:rPr>
             </w:pPr>
             <w:r>
-              <w:lastRenderedPageBreak/>
               <w:t>5</w:t>
             </w:r>
           </w:p>
@@ -23982,7 +23736,7 @@
               <w:rPr>
                 <w:rFonts w:ascii="Times New Roman" w:eastAsia="Times New Roman" w:hAnsi="Times New Roman" w:cs="Times New Roman"/>
               </w:rPr>
-              <w:t>/documents</w:t>
+              <w:t>/me</w:t>
             </w:r>
           </w:p>
         </w:tc>
@@ -24012,7 +23766,7 @@
                 <w:sz w:val="28"/>
                 <w:szCs w:val="28"/>
               </w:rPr>
-              <w:t>Получение списка документов</w:t>
+              <w:t>Получение текущей сессии</w:t>
             </w:r>
           </w:p>
         </w:tc>
@@ -24039,7 +23793,7 @@
                 <w:rFonts w:ascii="Times New Roman" w:eastAsia="Times New Roman" w:hAnsi="Times New Roman" w:cs="Times New Roman"/>
                 <w:lang w:val="en-US"/>
               </w:rPr>
-              <w:t>{</w:t>
+              <w:t>Authorization: Bearer token</w:t>
             </w:r>
             <w:r>
               <w:rPr>
@@ -24047,7 +23801,6 @@
                 <w:lang w:val="en-US"/>
               </w:rPr>
               <w:br/>
-              <w:t>kind?: string,</w:t>
             </w:r>
             <w:r>
               <w:rPr>
@@ -24055,7 +23808,6 @@
                 <w:lang w:val="en-US"/>
               </w:rPr>
               <w:br/>
-              <w:t>only_unique?: bool</w:t>
             </w:r>
             <w:r>
               <w:rPr>
@@ -24063,7 +23815,20 @@
                 <w:lang w:val="en-US"/>
               </w:rPr>
               <w:br/>
-              <w:t>}</w:t>
+            </w:r>
+            <w:r>
+              <w:rPr>
+                <w:rFonts w:ascii="Times New Roman" w:eastAsia="Times New Roman" w:hAnsi="Times New Roman" w:cs="Times New Roman"/>
+                <w:lang w:val="en-US"/>
+              </w:rPr>
+              <w:br/>
+            </w:r>
+            <w:r>
+              <w:rPr>
+                <w:rFonts w:ascii="Times New Roman" w:eastAsia="Times New Roman" w:hAnsi="Times New Roman" w:cs="Times New Roman"/>
+                <w:lang w:val="en-US"/>
+              </w:rPr>
+              <w:br/>
             </w:r>
           </w:p>
         </w:tc>
@@ -24088,21 +23853,7 @@
               <w:rPr>
                 <w:rFonts w:ascii="Times New Roman" w:eastAsia="Times New Roman" w:hAnsi="Times New Roman" w:cs="Times New Roman"/>
               </w:rPr>
-              <w:t>{</w:t>
-            </w:r>
-            <w:r>
-              <w:rPr>
-                <w:rFonts w:ascii="Times New Roman" w:eastAsia="Times New Roman" w:hAnsi="Times New Roman" w:cs="Times New Roman"/>
-              </w:rPr>
-              <w:br/>
-              <w:t>documents: DocumentOut[]</w:t>
-            </w:r>
-            <w:r>
-              <w:rPr>
-                <w:rFonts w:ascii="Times New Roman" w:eastAsia="Times New Roman" w:hAnsi="Times New Roman" w:cs="Times New Roman"/>
-              </w:rPr>
-              <w:br/>
-              <w:t>}</w:t>
+              <w:t>{token: string,user: UserOut,profiles: UserProfileOut[]}</w:t>
             </w:r>
           </w:p>
         </w:tc>
@@ -24191,7 +23942,7 @@
               <w:rPr>
                 <w:rFonts w:ascii="Times New Roman" w:eastAsia="Times New Roman" w:hAnsi="Times New Roman" w:cs="Times New Roman"/>
               </w:rPr>
-              <w:t>/documents/{document_id}</w:t>
+              <w:t>/profiles</w:t>
             </w:r>
           </w:p>
         </w:tc>
@@ -24221,7 +23972,7 @@
                 <w:sz w:val="28"/>
                 <w:szCs w:val="28"/>
               </w:rPr>
-              <w:t>Получение документа по ID</w:t>
+              <w:t>Получение профилей текущего пользователя</w:t>
             </w:r>
           </w:p>
         </w:tc>
@@ -24248,7 +23999,7 @@
                 <w:rFonts w:ascii="Times New Roman" w:eastAsia="Times New Roman" w:hAnsi="Times New Roman" w:cs="Times New Roman"/>
                 <w:lang w:val="en-US"/>
               </w:rPr>
-              <w:t>{</w:t>
+              <w:t>Authorization: Bearer token</w:t>
             </w:r>
             <w:r>
               <w:rPr>
@@ -24256,7 +24007,6 @@
                 <w:lang w:val="en-US"/>
               </w:rPr>
               <w:br/>
-              <w:t>document_id: string</w:t>
             </w:r>
             <w:r>
               <w:rPr>
@@ -24264,7 +24014,27 @@
                 <w:lang w:val="en-US"/>
               </w:rPr>
               <w:br/>
-              <w:t>}</w:t>
+            </w:r>
+            <w:r>
+              <w:rPr>
+                <w:rFonts w:ascii="Times New Roman" w:eastAsia="Times New Roman" w:hAnsi="Times New Roman" w:cs="Times New Roman"/>
+                <w:lang w:val="en-US"/>
+              </w:rPr>
+              <w:br/>
+            </w:r>
+            <w:r>
+              <w:rPr>
+                <w:rFonts w:ascii="Times New Roman" w:eastAsia="Times New Roman" w:hAnsi="Times New Roman" w:cs="Times New Roman"/>
+                <w:lang w:val="en-US"/>
+              </w:rPr>
+              <w:br/>
+            </w:r>
+            <w:r>
+              <w:rPr>
+                <w:rFonts w:ascii="Times New Roman" w:eastAsia="Times New Roman" w:hAnsi="Times New Roman" w:cs="Times New Roman"/>
+                <w:lang w:val="en-US"/>
+              </w:rPr>
+              <w:br/>
             </w:r>
           </w:p>
         </w:tc>
@@ -24289,21 +24059,7 @@
               <w:rPr>
                 <w:rFonts w:ascii="Times New Roman" w:eastAsia="Times New Roman" w:hAnsi="Times New Roman" w:cs="Times New Roman"/>
               </w:rPr>
-              <w:t>{</w:t>
-            </w:r>
-            <w:r>
-              <w:rPr>
-                <w:rFonts w:ascii="Times New Roman" w:eastAsia="Times New Roman" w:hAnsi="Times New Roman" w:cs="Times New Roman"/>
-              </w:rPr>
-              <w:br/>
-              <w:t>document: DocumentOut</w:t>
-            </w:r>
-            <w:r>
-              <w:rPr>
-                <w:rFonts w:ascii="Times New Roman" w:eastAsia="Times New Roman" w:hAnsi="Times New Roman" w:cs="Times New Roman"/>
-              </w:rPr>
-              <w:br/>
-              <w:t>}</w:t>
+              <w:t>{profiles: UserProfileOut[]}</w:t>
             </w:r>
           </w:p>
         </w:tc>
@@ -24363,7 +24119,7 @@
               <w:rPr>
                 <w:rFonts w:ascii="Times New Roman" w:eastAsia="Times New Roman" w:hAnsi="Times New Roman" w:cs="Times New Roman"/>
               </w:rPr>
-              <w:t>PATCH</w:t>
+              <w:t>POST</w:t>
             </w:r>
           </w:p>
         </w:tc>
@@ -24392,7 +24148,7 @@
               <w:rPr>
                 <w:rFonts w:ascii="Times New Roman" w:eastAsia="Times New Roman" w:hAnsi="Times New Roman" w:cs="Times New Roman"/>
               </w:rPr>
-              <w:t>/documents/{document_id}</w:t>
+              <w:t>/profiles</w:t>
             </w:r>
           </w:p>
         </w:tc>
@@ -24422,7 +24178,7 @@
                 <w:sz w:val="28"/>
                 <w:szCs w:val="28"/>
               </w:rPr>
-              <w:t>Обновление документа</w:t>
+              <w:t>Создание профиля правил</w:t>
             </w:r>
           </w:p>
         </w:tc>
@@ -24449,7 +24205,7 @@
                 <w:rFonts w:ascii="Times New Roman" w:eastAsia="Times New Roman" w:hAnsi="Times New Roman" w:cs="Times New Roman"/>
                 <w:lang w:val="en-US"/>
               </w:rPr>
-              <w:t>{</w:t>
+              <w:t>{name: string}</w:t>
             </w:r>
             <w:r>
               <w:rPr>
@@ -24457,7 +24213,6 @@
                 <w:lang w:val="en-US"/>
               </w:rPr>
               <w:br/>
-              <w:t>title?: string,</w:t>
             </w:r>
             <w:r>
               <w:rPr>
@@ -24465,7 +24220,6 @@
                 <w:lang w:val="en-US"/>
               </w:rPr>
               <w:br/>
-              <w:t>text?: string,</w:t>
             </w:r>
             <w:r>
               <w:rPr>
@@ -24473,7 +24227,6 @@
                 <w:lang w:val="en-US"/>
               </w:rPr>
               <w:br/>
-              <w:t>kind?: string,</w:t>
             </w:r>
             <w:r>
               <w:rPr>
@@ -24481,7 +24234,6 @@
                 <w:lang w:val="en-US"/>
               </w:rPr>
               <w:br/>
-              <w:t>owner_user_id?: string</w:t>
             </w:r>
             <w:r>
               <w:rPr>
@@ -24489,7 +24241,6 @@
                 <w:lang w:val="en-US"/>
               </w:rPr>
               <w:br/>
-              <w:t>}</w:t>
             </w:r>
           </w:p>
         </w:tc>
@@ -24514,21 +24265,7 @@
               <w:rPr>
                 <w:rFonts w:ascii="Times New Roman" w:eastAsia="Times New Roman" w:hAnsi="Times New Roman" w:cs="Times New Roman"/>
               </w:rPr>
-              <w:t>{</w:t>
-            </w:r>
-            <w:r>
-              <w:rPr>
-                <w:rFonts w:ascii="Times New Roman" w:eastAsia="Times New Roman" w:hAnsi="Times New Roman" w:cs="Times New Roman"/>
-              </w:rPr>
-              <w:br/>
-              <w:t>document: DocumentOut</w:t>
-            </w:r>
-            <w:r>
-              <w:rPr>
-                <w:rFonts w:ascii="Times New Roman" w:eastAsia="Times New Roman" w:hAnsi="Times New Roman" w:cs="Times New Roman"/>
-              </w:rPr>
-              <w:br/>
-              <w:t>}</w:t>
+              <w:t>{profile: UserProfileOut}</w:t>
             </w:r>
           </w:p>
         </w:tc>
@@ -24588,7 +24325,7 @@
               <w:rPr>
                 <w:rFonts w:ascii="Times New Roman" w:eastAsia="Times New Roman" w:hAnsi="Times New Roman" w:cs="Times New Roman"/>
               </w:rPr>
-              <w:t>DELETE</w:t>
+              <w:t>POST</w:t>
             </w:r>
           </w:p>
         </w:tc>
@@ -24617,7 +24354,7 @@
               <w:rPr>
                 <w:rFonts w:ascii="Times New Roman" w:eastAsia="Times New Roman" w:hAnsi="Times New Roman" w:cs="Times New Roman"/>
               </w:rPr>
-              <w:t>/documents/{document_id}</w:t>
+              <w:t>/documents</w:t>
             </w:r>
           </w:p>
         </w:tc>
@@ -24647,7 +24384,7 @@
                 <w:sz w:val="28"/>
                 <w:szCs w:val="28"/>
               </w:rPr>
-              <w:t>Удаление документа</w:t>
+              <w:t>Создание документа из текста</w:t>
             </w:r>
           </w:p>
         </w:tc>
@@ -24674,7 +24411,7 @@
                 <w:rFonts w:ascii="Times New Roman" w:eastAsia="Times New Roman" w:hAnsi="Times New Roman" w:cs="Times New Roman"/>
                 <w:lang w:val="en-US"/>
               </w:rPr>
-              <w:t>{</w:t>
+              <w:t>{title: string,text: string,kind: string,owner_user_id?: string}</w:t>
             </w:r>
             <w:r>
               <w:rPr>
@@ -24682,7 +24419,6 @@
                 <w:lang w:val="en-US"/>
               </w:rPr>
               <w:br/>
-              <w:t>document_id: string</w:t>
             </w:r>
             <w:r>
               <w:rPr>
@@ -24690,7 +24426,27 @@
                 <w:lang w:val="en-US"/>
               </w:rPr>
               <w:br/>
-              <w:t>}</w:t>
+            </w:r>
+            <w:r>
+              <w:rPr>
+                <w:rFonts w:ascii="Times New Roman" w:eastAsia="Times New Roman" w:hAnsi="Times New Roman" w:cs="Times New Roman"/>
+                <w:lang w:val="en-US"/>
+              </w:rPr>
+              <w:br/>
+            </w:r>
+            <w:r>
+              <w:rPr>
+                <w:rFonts w:ascii="Times New Roman" w:eastAsia="Times New Roman" w:hAnsi="Times New Roman" w:cs="Times New Roman"/>
+                <w:lang w:val="en-US"/>
+              </w:rPr>
+              <w:br/>
+            </w:r>
+            <w:r>
+              <w:rPr>
+                <w:rFonts w:ascii="Times New Roman" w:eastAsia="Times New Roman" w:hAnsi="Times New Roman" w:cs="Times New Roman"/>
+                <w:lang w:val="en-US"/>
+              </w:rPr>
+              <w:br/>
             </w:r>
           </w:p>
         </w:tc>
@@ -24709,39 +24465,13 @@
               <w:spacing w:line="360" w:lineRule="auto"/>
               <w:rPr>
                 <w:rFonts w:ascii="Times New Roman" w:eastAsia="Times New Roman" w:hAnsi="Times New Roman" w:cs="Times New Roman"/>
-                <w:lang w:val="en-US"/>
-              </w:rPr>
-            </w:pPr>
-            <w:r>
-              <w:rPr>
-                <w:rFonts w:ascii="Times New Roman" w:eastAsia="Times New Roman" w:hAnsi="Times New Roman" w:cs="Times New Roman"/>
-                <w:lang w:val="en-US"/>
-              </w:rPr>
-              <w:t>{</w:t>
-            </w:r>
-            <w:r>
-              <w:rPr>
-                <w:rFonts w:ascii="Times New Roman" w:eastAsia="Times New Roman" w:hAnsi="Times New Roman" w:cs="Times New Roman"/>
-                <w:lang w:val="en-US"/>
-              </w:rPr>
-              <w:br/>
-              <w:t>status: string,</w:t>
-            </w:r>
-            <w:r>
-              <w:rPr>
-                <w:rFonts w:ascii="Times New Roman" w:eastAsia="Times New Roman" w:hAnsi="Times New Roman" w:cs="Times New Roman"/>
-                <w:lang w:val="en-US"/>
-              </w:rPr>
-              <w:br/>
-              <w:t>document_id: string</w:t>
-            </w:r>
-            <w:r>
-              <w:rPr>
-                <w:rFonts w:ascii="Times New Roman" w:eastAsia="Times New Roman" w:hAnsi="Times New Roman" w:cs="Times New Roman"/>
-                <w:lang w:val="en-US"/>
-              </w:rPr>
-              <w:br/>
-              <w:t>}</w:t>
+              </w:rPr>
+            </w:pPr>
+            <w:r>
+              <w:rPr>
+                <w:rFonts w:ascii="Times New Roman" w:eastAsia="Times New Roman" w:hAnsi="Times New Roman" w:cs="Times New Roman"/>
+              </w:rPr>
+              <w:t>{document: DocumentOut}</w:t>
             </w:r>
           </w:p>
         </w:tc>
@@ -24801,7 +24531,7 @@
               <w:rPr>
                 <w:rFonts w:ascii="Times New Roman" w:eastAsia="Times New Roman" w:hAnsi="Times New Roman" w:cs="Times New Roman"/>
               </w:rPr>
-              <w:t>GET</w:t>
+              <w:t>POST</w:t>
             </w:r>
           </w:p>
         </w:tc>
@@ -24830,7 +24560,7 @@
               <w:rPr>
                 <w:rFonts w:ascii="Times New Roman" w:eastAsia="Times New Roman" w:hAnsi="Times New Roman" w:cs="Times New Roman"/>
               </w:rPr>
-              <w:t>/archive/unique</w:t>
+              <w:t>/documents/upload</w:t>
             </w:r>
           </w:p>
         </w:tc>
@@ -24860,7 +24590,7 @@
                 <w:sz w:val="28"/>
                 <w:szCs w:val="28"/>
               </w:rPr>
-              <w:t>Получение архива уникальных работ</w:t>
+              <w:t>Загрузка одного документа</w:t>
             </w:r>
           </w:p>
         </w:tc>
@@ -24887,7 +24617,42 @@
                 <w:rFonts w:ascii="Times New Roman" w:eastAsia="Times New Roman" w:hAnsi="Times New Roman" w:cs="Times New Roman"/>
                 <w:lang w:val="en-US"/>
               </w:rPr>
-              <w:t>Нет</w:t>
+              <w:t>{file: binary,title?: string,kind?: string,owner_user_id?: string}</w:t>
+            </w:r>
+            <w:r>
+              <w:rPr>
+                <w:rFonts w:ascii="Times New Roman" w:eastAsia="Times New Roman" w:hAnsi="Times New Roman" w:cs="Times New Roman"/>
+                <w:lang w:val="en-US"/>
+              </w:rPr>
+              <w:br/>
+            </w:r>
+            <w:r>
+              <w:rPr>
+                <w:rFonts w:ascii="Times New Roman" w:eastAsia="Times New Roman" w:hAnsi="Times New Roman" w:cs="Times New Roman"/>
+                <w:lang w:val="en-US"/>
+              </w:rPr>
+              <w:br/>
+            </w:r>
+            <w:r>
+              <w:rPr>
+                <w:rFonts w:ascii="Times New Roman" w:eastAsia="Times New Roman" w:hAnsi="Times New Roman" w:cs="Times New Roman"/>
+                <w:lang w:val="en-US"/>
+              </w:rPr>
+              <w:br/>
+            </w:r>
+            <w:r>
+              <w:rPr>
+                <w:rFonts w:ascii="Times New Roman" w:eastAsia="Times New Roman" w:hAnsi="Times New Roman" w:cs="Times New Roman"/>
+                <w:lang w:val="en-US"/>
+              </w:rPr>
+              <w:br/>
+            </w:r>
+            <w:r>
+              <w:rPr>
+                <w:rFonts w:ascii="Times New Roman" w:eastAsia="Times New Roman" w:hAnsi="Times New Roman" w:cs="Times New Roman"/>
+                <w:lang w:val="en-US"/>
+              </w:rPr>
+              <w:br/>
             </w:r>
           </w:p>
         </w:tc>
@@ -24912,21 +24677,7 @@
               <w:rPr>
                 <w:rFonts w:ascii="Times New Roman" w:eastAsia="Times New Roman" w:hAnsi="Times New Roman" w:cs="Times New Roman"/>
               </w:rPr>
-              <w:t>{</w:t>
-            </w:r>
-            <w:r>
-              <w:rPr>
-                <w:rFonts w:ascii="Times New Roman" w:eastAsia="Times New Roman" w:hAnsi="Times New Roman" w:cs="Times New Roman"/>
-              </w:rPr>
-              <w:br/>
-              <w:t>archive: ArchiveItem[]</w:t>
-            </w:r>
-            <w:r>
-              <w:rPr>
-                <w:rFonts w:ascii="Times New Roman" w:eastAsia="Times New Roman" w:hAnsi="Times New Roman" w:cs="Times New Roman"/>
-              </w:rPr>
-              <w:br/>
-              <w:t>}</w:t>
+              <w:t>{document: DocumentOut}</w:t>
             </w:r>
           </w:p>
         </w:tc>
@@ -24957,8 +24708,7 @@
               </w:rPr>
             </w:pPr>
             <w:r>
-              <w:lastRenderedPageBreak/>
-              <w:t>13</w:t>
+              <w:t>10</w:t>
             </w:r>
           </w:p>
         </w:tc>
@@ -25016,7 +24766,7 @@
               <w:rPr>
                 <w:rFonts w:ascii="Times New Roman" w:eastAsia="Times New Roman" w:hAnsi="Times New Roman" w:cs="Times New Roman"/>
               </w:rPr>
-              <w:t>/documents/{document_id}/archive</w:t>
+              <w:t>/documents/upload/batch</w:t>
             </w:r>
           </w:p>
         </w:tc>
@@ -25046,7 +24796,7 @@
                 <w:sz w:val="28"/>
                 <w:szCs w:val="28"/>
               </w:rPr>
-              <w:t>Добавление документа в архив уникальных работ</w:t>
+              <w:t>Массовая загрузка документов</w:t>
             </w:r>
           </w:p>
         </w:tc>
@@ -25073,7 +24823,7 @@
                 <w:rFonts w:ascii="Times New Roman" w:eastAsia="Times New Roman" w:hAnsi="Times New Roman" w:cs="Times New Roman"/>
                 <w:lang w:val="en-US"/>
               </w:rPr>
-              <w:t>{</w:t>
+              <w:t>{files: binary[],kind?: string,owner_user_id?: string}</w:t>
             </w:r>
             <w:r>
               <w:rPr>
@@ -25081,7 +24831,6 @@
                 <w:lang w:val="en-US"/>
               </w:rPr>
               <w:br/>
-              <w:t>document_id: string</w:t>
             </w:r>
             <w:r>
               <w:rPr>
@@ -25089,7 +24838,27 @@
                 <w:lang w:val="en-US"/>
               </w:rPr>
               <w:br/>
-              <w:t>}</w:t>
+            </w:r>
+            <w:r>
+              <w:rPr>
+                <w:rFonts w:ascii="Times New Roman" w:eastAsia="Times New Roman" w:hAnsi="Times New Roman" w:cs="Times New Roman"/>
+                <w:lang w:val="en-US"/>
+              </w:rPr>
+              <w:br/>
+            </w:r>
+            <w:r>
+              <w:rPr>
+                <w:rFonts w:ascii="Times New Roman" w:eastAsia="Times New Roman" w:hAnsi="Times New Roman" w:cs="Times New Roman"/>
+                <w:lang w:val="en-US"/>
+              </w:rPr>
+              <w:br/>
+            </w:r>
+            <w:r>
+              <w:rPr>
+                <w:rFonts w:ascii="Times New Roman" w:eastAsia="Times New Roman" w:hAnsi="Times New Roman" w:cs="Times New Roman"/>
+                <w:lang w:val="en-US"/>
+              </w:rPr>
+              <w:br/>
             </w:r>
           </w:p>
         </w:tc>
@@ -25108,39 +24877,13 @@
               <w:spacing w:line="360" w:lineRule="auto"/>
               <w:rPr>
                 <w:rFonts w:ascii="Times New Roman" w:eastAsia="Times New Roman" w:hAnsi="Times New Roman" w:cs="Times New Roman"/>
-                <w:lang w:val="en-US"/>
-              </w:rPr>
-            </w:pPr>
-            <w:r>
-              <w:rPr>
-                <w:rFonts w:ascii="Times New Roman" w:eastAsia="Times New Roman" w:hAnsi="Times New Roman" w:cs="Times New Roman"/>
-                <w:lang w:val="en-US"/>
-              </w:rPr>
-              <w:t>{</w:t>
-            </w:r>
-            <w:r>
-              <w:rPr>
-                <w:rFonts w:ascii="Times New Roman" w:eastAsia="Times New Roman" w:hAnsi="Times New Roman" w:cs="Times New Roman"/>
-                <w:lang w:val="en-US"/>
-              </w:rPr>
-              <w:br/>
-              <w:t>status: string,</w:t>
-            </w:r>
-            <w:r>
-              <w:rPr>
-                <w:rFonts w:ascii="Times New Roman" w:eastAsia="Times New Roman" w:hAnsi="Times New Roman" w:cs="Times New Roman"/>
-                <w:lang w:val="en-US"/>
-              </w:rPr>
-              <w:br/>
-              <w:t>document_id: string</w:t>
-            </w:r>
-            <w:r>
-              <w:rPr>
-                <w:rFonts w:ascii="Times New Roman" w:eastAsia="Times New Roman" w:hAnsi="Times New Roman" w:cs="Times New Roman"/>
-                <w:lang w:val="en-US"/>
-              </w:rPr>
-              <w:br/>
-              <w:t>}</w:t>
+              </w:rPr>
+            </w:pPr>
+            <w:r>
+              <w:rPr>
+                <w:rFonts w:ascii="Times New Roman" w:eastAsia="Times New Roman" w:hAnsi="Times New Roman" w:cs="Times New Roman"/>
+              </w:rPr>
+              <w:t>{total: int,saved: int,failed: int,items: BatchUploadItem[]}</w:t>
             </w:r>
           </w:p>
         </w:tc>
@@ -25200,7 +24943,7 @@
               <w:rPr>
                 <w:rFonts w:ascii="Times New Roman" w:eastAsia="Times New Roman" w:hAnsi="Times New Roman" w:cs="Times New Roman"/>
               </w:rPr>
-              <w:t>POST</w:t>
+              <w:t>GET</w:t>
             </w:r>
           </w:p>
         </w:tc>
@@ -25229,7 +24972,7 @@
               <w:rPr>
                 <w:rFonts w:ascii="Times New Roman" w:eastAsia="Times New Roman" w:hAnsi="Times New Roman" w:cs="Times New Roman"/>
               </w:rPr>
-              <w:t>/rules/exclusions</w:t>
+              <w:t>/documents</w:t>
             </w:r>
           </w:p>
         </w:tc>
@@ -25259,7 +25002,7 @@
                 <w:sz w:val="28"/>
                 <w:szCs w:val="28"/>
               </w:rPr>
-              <w:t>Создание правила исключения</w:t>
+              <w:t>Получение списка документов</w:t>
             </w:r>
           </w:p>
         </w:tc>
@@ -25286,7 +25029,7 @@
                 <w:rFonts w:ascii="Times New Roman" w:eastAsia="Times New Roman" w:hAnsi="Times New Roman" w:cs="Times New Roman"/>
                 <w:lang w:val="en-US"/>
               </w:rPr>
-              <w:t>{</w:t>
+              <w:t>{kind?: string,only_unique?: bool}</w:t>
             </w:r>
             <w:r>
               <w:rPr>
@@ -25294,7 +25037,6 @@
                 <w:lang w:val="en-US"/>
               </w:rPr>
               <w:br/>
-              <w:t>name: string,</w:t>
             </w:r>
             <w:r>
               <w:rPr>
@@ -25302,7 +25044,6 @@
                 <w:lang w:val="en-US"/>
               </w:rPr>
               <w:br/>
-              <w:t>rule_type: 'literal'|'contains'|'starts_with'|'regex',</w:t>
             </w:r>
             <w:r>
               <w:rPr>
@@ -25310,7 +25051,6 @@
                 <w:lang w:val="en-US"/>
               </w:rPr>
               <w:br/>
-              <w:t>value: string,</w:t>
             </w:r>
             <w:r>
               <w:rPr>
@@ -25318,7 +25058,6 @@
                 <w:lang w:val="en-US"/>
               </w:rPr>
               <w:br/>
-              <w:t>description?: string</w:t>
             </w:r>
             <w:r>
               <w:rPr>
@@ -25326,7 +25065,6 @@
                 <w:lang w:val="en-US"/>
               </w:rPr>
               <w:br/>
-              <w:t>}</w:t>
             </w:r>
           </w:p>
         </w:tc>
@@ -25351,21 +25089,7 @@
               <w:rPr>
                 <w:rFonts w:ascii="Times New Roman" w:eastAsia="Times New Roman" w:hAnsi="Times New Roman" w:cs="Times New Roman"/>
               </w:rPr>
-              <w:t>{</w:t>
-            </w:r>
-            <w:r>
-              <w:rPr>
-                <w:rFonts w:ascii="Times New Roman" w:eastAsia="Times New Roman" w:hAnsi="Times New Roman" w:cs="Times New Roman"/>
-              </w:rPr>
-              <w:br/>
-              <w:t>rule: ExclusionRuleOut</w:t>
-            </w:r>
-            <w:r>
-              <w:rPr>
-                <w:rFonts w:ascii="Times New Roman" w:eastAsia="Times New Roman" w:hAnsi="Times New Roman" w:cs="Times New Roman"/>
-              </w:rPr>
-              <w:br/>
-              <w:t>}</w:t>
+              <w:t>{documents: DocumentOut[]}</w:t>
             </w:r>
           </w:p>
         </w:tc>
@@ -25454,7 +25178,7 @@
               <w:rPr>
                 <w:rFonts w:ascii="Times New Roman" w:eastAsia="Times New Roman" w:hAnsi="Times New Roman" w:cs="Times New Roman"/>
               </w:rPr>
-              <w:t>/rules/exclusions</w:t>
+              <w:t>/documents/{document_id}</w:t>
             </w:r>
           </w:p>
         </w:tc>
@@ -25484,7 +25208,7 @@
                 <w:sz w:val="28"/>
                 <w:szCs w:val="28"/>
               </w:rPr>
-              <w:t>Получение списка правил исключения</w:t>
+              <w:t>Получение документа по ID</w:t>
             </w:r>
           </w:p>
         </w:tc>
@@ -25511,7 +25235,42 @@
                 <w:rFonts w:ascii="Times New Roman" w:eastAsia="Times New Roman" w:hAnsi="Times New Roman" w:cs="Times New Roman"/>
                 <w:lang w:val="en-US"/>
               </w:rPr>
-              <w:t>Нет</w:t>
+              <w:t>{document_id: string}</w:t>
+            </w:r>
+            <w:r>
+              <w:rPr>
+                <w:rFonts w:ascii="Times New Roman" w:eastAsia="Times New Roman" w:hAnsi="Times New Roman" w:cs="Times New Roman"/>
+                <w:lang w:val="en-US"/>
+              </w:rPr>
+              <w:br/>
+            </w:r>
+            <w:r>
+              <w:rPr>
+                <w:rFonts w:ascii="Times New Roman" w:eastAsia="Times New Roman" w:hAnsi="Times New Roman" w:cs="Times New Roman"/>
+                <w:lang w:val="en-US"/>
+              </w:rPr>
+              <w:br/>
+            </w:r>
+            <w:r>
+              <w:rPr>
+                <w:rFonts w:ascii="Times New Roman" w:eastAsia="Times New Roman" w:hAnsi="Times New Roman" w:cs="Times New Roman"/>
+                <w:lang w:val="en-US"/>
+              </w:rPr>
+              <w:br/>
+            </w:r>
+            <w:r>
+              <w:rPr>
+                <w:rFonts w:ascii="Times New Roman" w:eastAsia="Times New Roman" w:hAnsi="Times New Roman" w:cs="Times New Roman"/>
+                <w:lang w:val="en-US"/>
+              </w:rPr>
+              <w:br/>
+            </w:r>
+            <w:r>
+              <w:rPr>
+                <w:rFonts w:ascii="Times New Roman" w:eastAsia="Times New Roman" w:hAnsi="Times New Roman" w:cs="Times New Roman"/>
+                <w:lang w:val="en-US"/>
+              </w:rPr>
+              <w:br/>
             </w:r>
           </w:p>
         </w:tc>
@@ -25536,21 +25295,7 @@
               <w:rPr>
                 <w:rFonts w:ascii="Times New Roman" w:eastAsia="Times New Roman" w:hAnsi="Times New Roman" w:cs="Times New Roman"/>
               </w:rPr>
-              <w:t>{</w:t>
-            </w:r>
-            <w:r>
-              <w:rPr>
-                <w:rFonts w:ascii="Times New Roman" w:eastAsia="Times New Roman" w:hAnsi="Times New Roman" w:cs="Times New Roman"/>
-              </w:rPr>
-              <w:br/>
-              <w:t>rules: ExclusionRuleOut[]</w:t>
-            </w:r>
-            <w:r>
-              <w:rPr>
-                <w:rFonts w:ascii="Times New Roman" w:eastAsia="Times New Roman" w:hAnsi="Times New Roman" w:cs="Times New Roman"/>
-              </w:rPr>
-              <w:br/>
-              <w:t>}</w:t>
+              <w:t>{document: DocumentOut}</w:t>
             </w:r>
           </w:p>
         </w:tc>
@@ -25610,7 +25355,7 @@
               <w:rPr>
                 <w:rFonts w:ascii="Times New Roman" w:eastAsia="Times New Roman" w:hAnsi="Times New Roman" w:cs="Times New Roman"/>
               </w:rPr>
-              <w:t>DELETE</w:t>
+              <w:t>PATCH</w:t>
             </w:r>
           </w:p>
         </w:tc>
@@ -25639,7 +25384,7 @@
               <w:rPr>
                 <w:rFonts w:ascii="Times New Roman" w:eastAsia="Times New Roman" w:hAnsi="Times New Roman" w:cs="Times New Roman"/>
               </w:rPr>
-              <w:t>/rules/exclusions/{rule_id}</w:t>
+              <w:t>/documents/{document_id}</w:t>
             </w:r>
           </w:p>
         </w:tc>
@@ -25669,7 +25414,7 @@
                 <w:sz w:val="28"/>
                 <w:szCs w:val="28"/>
               </w:rPr>
-              <w:t>Удаление правила исключения</w:t>
+              <w:t>Обновление документа</w:t>
             </w:r>
           </w:p>
         </w:tc>
@@ -25696,7 +25441,7 @@
                 <w:rFonts w:ascii="Times New Roman" w:eastAsia="Times New Roman" w:hAnsi="Times New Roman" w:cs="Times New Roman"/>
                 <w:lang w:val="en-US"/>
               </w:rPr>
-              <w:t>{</w:t>
+              <w:t>{title?: string,text?: string,kind?: string,owner_user_id?: string}</w:t>
             </w:r>
             <w:r>
               <w:rPr>
@@ -25704,7 +25449,6 @@
                 <w:lang w:val="en-US"/>
               </w:rPr>
               <w:br/>
-              <w:t>rule_id: string</w:t>
             </w:r>
             <w:r>
               <w:rPr>
@@ -25712,7 +25456,27 @@
                 <w:lang w:val="en-US"/>
               </w:rPr>
               <w:br/>
-              <w:t>}</w:t>
+            </w:r>
+            <w:r>
+              <w:rPr>
+                <w:rFonts w:ascii="Times New Roman" w:eastAsia="Times New Roman" w:hAnsi="Times New Roman" w:cs="Times New Roman"/>
+                <w:lang w:val="en-US"/>
+              </w:rPr>
+              <w:br/>
+            </w:r>
+            <w:r>
+              <w:rPr>
+                <w:rFonts w:ascii="Times New Roman" w:eastAsia="Times New Roman" w:hAnsi="Times New Roman" w:cs="Times New Roman"/>
+                <w:lang w:val="en-US"/>
+              </w:rPr>
+              <w:br/>
+            </w:r>
+            <w:r>
+              <w:rPr>
+                <w:rFonts w:ascii="Times New Roman" w:eastAsia="Times New Roman" w:hAnsi="Times New Roman" w:cs="Times New Roman"/>
+                <w:lang w:val="en-US"/>
+              </w:rPr>
+              <w:br/>
             </w:r>
           </w:p>
         </w:tc>
@@ -25737,21 +25501,7 @@
               <w:rPr>
                 <w:rFonts w:ascii="Times New Roman" w:eastAsia="Times New Roman" w:hAnsi="Times New Roman" w:cs="Times New Roman"/>
               </w:rPr>
-              <w:t>{</w:t>
-            </w:r>
-            <w:r>
-              <w:rPr>
-                <w:rFonts w:ascii="Times New Roman" w:eastAsia="Times New Roman" w:hAnsi="Times New Roman" w:cs="Times New Roman"/>
-              </w:rPr>
-              <w:br/>
-              <w:t>status: string</w:t>
-            </w:r>
-            <w:r>
-              <w:rPr>
-                <w:rFonts w:ascii="Times New Roman" w:eastAsia="Times New Roman" w:hAnsi="Times New Roman" w:cs="Times New Roman"/>
-              </w:rPr>
-              <w:br/>
-              <w:t>}</w:t>
+              <w:t>{document: DocumentOut}</w:t>
             </w:r>
           </w:p>
         </w:tc>
@@ -25811,7 +25561,7 @@
               <w:rPr>
                 <w:rFonts w:ascii="Times New Roman" w:eastAsia="Times New Roman" w:hAnsi="Times New Roman" w:cs="Times New Roman"/>
               </w:rPr>
-              <w:t>POST</w:t>
+              <w:t>DELETE</w:t>
             </w:r>
           </w:p>
         </w:tc>
@@ -25840,7 +25590,7 @@
               <w:rPr>
                 <w:rFonts w:ascii="Times New Roman" w:eastAsia="Times New Roman" w:hAnsi="Times New Roman" w:cs="Times New Roman"/>
               </w:rPr>
-              <w:t>/checks</w:t>
+              <w:t>/documents/{document_id}</w:t>
             </w:r>
           </w:p>
         </w:tc>
@@ -25870,7 +25620,7 @@
                 <w:sz w:val="28"/>
                 <w:szCs w:val="28"/>
               </w:rPr>
-              <w:t>Запуск проверки на заимствования</w:t>
+              <w:t>Удаление документа</w:t>
             </w:r>
           </w:p>
         </w:tc>
@@ -25897,7 +25647,7 @@
                 <w:rFonts w:ascii="Times New Roman" w:eastAsia="Times New Roman" w:hAnsi="Times New Roman" w:cs="Times New Roman"/>
                 <w:lang w:val="en-US"/>
               </w:rPr>
-              <w:t>{</w:t>
+              <w:t>{document_id: string}</w:t>
             </w:r>
             <w:r>
               <w:rPr>
@@ -25905,7 +25655,6 @@
                 <w:lang w:val="en-US"/>
               </w:rPr>
               <w:br/>
-              <w:t>submission_document_id?: string,</w:t>
             </w:r>
             <w:r>
               <w:rPr>
@@ -25913,7 +25662,6 @@
                 <w:lang w:val="en-US"/>
               </w:rPr>
               <w:br/>
-              <w:t>text?: string,</w:t>
             </w:r>
             <w:r>
               <w:rPr>
@@ -25921,7 +25669,6 @@
                 <w:lang w:val="en-US"/>
               </w:rPr>
               <w:br/>
-              <w:t>title?: string,</w:t>
             </w:r>
             <w:r>
               <w:rPr>
@@ -25929,7 +25676,6 @@
                 <w:lang w:val="en-US"/>
               </w:rPr>
               <w:br/>
-              <w:t>owner_user_id?: string,</w:t>
             </w:r>
             <w:r>
               <w:rPr>
@@ -25937,46 +25683,6 @@
                 <w:lang w:val="en-US"/>
               </w:rPr>
               <w:br/>
-            </w:r>
-            <w:r>
-              <w:rPr>
-                <w:rFonts w:ascii="Times New Roman" w:eastAsia="Times New Roman" w:hAnsi="Times New Roman" w:cs="Times New Roman"/>
-                <w:lang w:val="en-US"/>
-              </w:rPr>
-              <w:lastRenderedPageBreak/>
-              <w:t>reference_ids?: string[],</w:t>
-            </w:r>
-            <w:r>
-              <w:rPr>
-                <w:rFonts w:ascii="Times New Roman" w:eastAsia="Times New Roman" w:hAnsi="Times New Roman" w:cs="Times New Roman"/>
-                <w:lang w:val="en-US"/>
-              </w:rPr>
-              <w:br/>
-              <w:t>include_unique_archive?: bool,</w:t>
-            </w:r>
-            <w:r>
-              <w:rPr>
-                <w:rFonts w:ascii="Times New Roman" w:eastAsia="Times New Roman" w:hAnsi="Times New Roman" w:cs="Times New Roman"/>
-                <w:lang w:val="en-US"/>
-              </w:rPr>
-              <w:br/>
-              <w:t>use_exclusion_rules?: bool,</w:t>
-            </w:r>
-            <w:r>
-              <w:rPr>
-                <w:rFonts w:ascii="Times New Roman" w:eastAsia="Times New Roman" w:hAnsi="Times New Roman" w:cs="Times New Roman"/>
-                <w:lang w:val="en-US"/>
-              </w:rPr>
-              <w:br/>
-              <w:t>uniqueness_threshold?: float</w:t>
-            </w:r>
-            <w:r>
-              <w:rPr>
-                <w:rFonts w:ascii="Times New Roman" w:eastAsia="Times New Roman" w:hAnsi="Times New Roman" w:cs="Times New Roman"/>
-                <w:lang w:val="en-US"/>
-              </w:rPr>
-              <w:br/>
-              <w:t>}</w:t>
             </w:r>
           </w:p>
         </w:tc>
@@ -26001,22 +25707,7 @@
               <w:rPr>
                 <w:rFonts w:ascii="Times New Roman" w:eastAsia="Times New Roman" w:hAnsi="Times New Roman" w:cs="Times New Roman"/>
               </w:rPr>
-              <w:lastRenderedPageBreak/>
-              <w:t>{</w:t>
-            </w:r>
-            <w:r>
-              <w:rPr>
-                <w:rFonts w:ascii="Times New Roman" w:eastAsia="Times New Roman" w:hAnsi="Times New Roman" w:cs="Times New Roman"/>
-              </w:rPr>
-              <w:br/>
-              <w:t>check: CheckOut</w:t>
-            </w:r>
-            <w:r>
-              <w:rPr>
-                <w:rFonts w:ascii="Times New Roman" w:eastAsia="Times New Roman" w:hAnsi="Times New Roman" w:cs="Times New Roman"/>
-              </w:rPr>
-              <w:br/>
-              <w:t>}</w:t>
+              <w:t>{status: string,document_id: string}</w:t>
             </w:r>
           </w:p>
         </w:tc>
@@ -26105,7 +25796,7 @@
               <w:rPr>
                 <w:rFonts w:ascii="Times New Roman" w:eastAsia="Times New Roman" w:hAnsi="Times New Roman" w:cs="Times New Roman"/>
               </w:rPr>
-              <w:t>/checks/{check_id}</w:t>
+              <w:t>/archive/unique</w:t>
             </w:r>
           </w:p>
         </w:tc>
@@ -26135,7 +25826,7 @@
                 <w:sz w:val="28"/>
                 <w:szCs w:val="28"/>
               </w:rPr>
-              <w:t>Получение сохранённого результата проверки</w:t>
+              <w:t>Получение архива уникальных работ</w:t>
             </w:r>
           </w:p>
         </w:tc>
@@ -26162,7 +25853,7 @@
                 <w:rFonts w:ascii="Times New Roman" w:eastAsia="Times New Roman" w:hAnsi="Times New Roman" w:cs="Times New Roman"/>
                 <w:lang w:val="en-US"/>
               </w:rPr>
-              <w:t>{</w:t>
+              <w:t>Нет</w:t>
             </w:r>
             <w:r>
               <w:rPr>
@@ -26170,7 +25861,6 @@
                 <w:lang w:val="en-US"/>
               </w:rPr>
               <w:br/>
-              <w:t>check_id: string</w:t>
             </w:r>
             <w:r>
               <w:rPr>
@@ -26178,7 +25868,27 @@
                 <w:lang w:val="en-US"/>
               </w:rPr>
               <w:br/>
-              <w:t>}</w:t>
+            </w:r>
+            <w:r>
+              <w:rPr>
+                <w:rFonts w:ascii="Times New Roman" w:eastAsia="Times New Roman" w:hAnsi="Times New Roman" w:cs="Times New Roman"/>
+                <w:lang w:val="en-US"/>
+              </w:rPr>
+              <w:br/>
+            </w:r>
+            <w:r>
+              <w:rPr>
+                <w:rFonts w:ascii="Times New Roman" w:eastAsia="Times New Roman" w:hAnsi="Times New Roman" w:cs="Times New Roman"/>
+                <w:lang w:val="en-US"/>
+              </w:rPr>
+              <w:br/>
+            </w:r>
+            <w:r>
+              <w:rPr>
+                <w:rFonts w:ascii="Times New Roman" w:eastAsia="Times New Roman" w:hAnsi="Times New Roman" w:cs="Times New Roman"/>
+                <w:lang w:val="en-US"/>
+              </w:rPr>
+              <w:br/>
             </w:r>
           </w:p>
         </w:tc>
@@ -26203,21 +25913,7 @@
               <w:rPr>
                 <w:rFonts w:ascii="Times New Roman" w:eastAsia="Times New Roman" w:hAnsi="Times New Roman" w:cs="Times New Roman"/>
               </w:rPr>
-              <w:t>{</w:t>
-            </w:r>
-            <w:r>
-              <w:rPr>
-                <w:rFonts w:ascii="Times New Roman" w:eastAsia="Times New Roman" w:hAnsi="Times New Roman" w:cs="Times New Roman"/>
-              </w:rPr>
-              <w:br/>
-              <w:t>check: CheckOut</w:t>
-            </w:r>
-            <w:r>
-              <w:rPr>
-                <w:rFonts w:ascii="Times New Roman" w:eastAsia="Times New Roman" w:hAnsi="Times New Roman" w:cs="Times New Roman"/>
-              </w:rPr>
-              <w:br/>
-              <w:t>}</w:t>
+              <w:t>{archive: ArchiveItem[]}</w:t>
             </w:r>
           </w:p>
         </w:tc>
@@ -26277,7 +25973,7 @@
               <w:rPr>
                 <w:rFonts w:ascii="Times New Roman" w:eastAsia="Times New Roman" w:hAnsi="Times New Roman" w:cs="Times New Roman"/>
               </w:rPr>
-              <w:t>PATCH</w:t>
+              <w:t>POST</w:t>
             </w:r>
           </w:p>
         </w:tc>
@@ -26306,7 +26002,7 @@
               <w:rPr>
                 <w:rFonts w:ascii="Times New Roman" w:eastAsia="Times New Roman" w:hAnsi="Times New Roman" w:cs="Times New Roman"/>
               </w:rPr>
-              <w:t>/checks/{check_id}/originality</w:t>
+              <w:t>/documents/{document_id}/archive</w:t>
             </w:r>
           </w:p>
         </w:tc>
@@ -26336,7 +26032,7 @@
                 <w:sz w:val="28"/>
                 <w:szCs w:val="28"/>
               </w:rPr>
-              <w:t>Изменение процента оригинальности</w:t>
+              <w:t>Добавление документа в архив уникальных работ</w:t>
             </w:r>
           </w:p>
         </w:tc>
@@ -26363,7 +26059,7 @@
                 <w:rFonts w:ascii="Times New Roman" w:eastAsia="Times New Roman" w:hAnsi="Times New Roman" w:cs="Times New Roman"/>
                 <w:lang w:val="en-US"/>
               </w:rPr>
-              <w:t>{</w:t>
+              <w:t>{document_id: string}</w:t>
             </w:r>
             <w:r>
               <w:rPr>
@@ -26371,7 +26067,6 @@
                 <w:lang w:val="en-US"/>
               </w:rPr>
               <w:br/>
-              <w:t>check_id: string,</w:t>
             </w:r>
             <w:r>
               <w:rPr>
@@ -26379,7 +26074,6 @@
                 <w:lang w:val="en-US"/>
               </w:rPr>
               <w:br/>
-              <w:t>originality_percent: float</w:t>
             </w:r>
             <w:r>
               <w:rPr>
@@ -26387,7 +26081,20 @@
                 <w:lang w:val="en-US"/>
               </w:rPr>
               <w:br/>
-              <w:t>}</w:t>
+            </w:r>
+            <w:r>
+              <w:rPr>
+                <w:rFonts w:ascii="Times New Roman" w:eastAsia="Times New Roman" w:hAnsi="Times New Roman" w:cs="Times New Roman"/>
+                <w:lang w:val="en-US"/>
+              </w:rPr>
+              <w:br/>
+            </w:r>
+            <w:r>
+              <w:rPr>
+                <w:rFonts w:ascii="Times New Roman" w:eastAsia="Times New Roman" w:hAnsi="Times New Roman" w:cs="Times New Roman"/>
+                <w:lang w:val="en-US"/>
+              </w:rPr>
+              <w:br/>
             </w:r>
           </w:p>
         </w:tc>
@@ -26412,21 +26119,7 @@
               <w:rPr>
                 <w:rFonts w:ascii="Times New Roman" w:eastAsia="Times New Roman" w:hAnsi="Times New Roman" w:cs="Times New Roman"/>
               </w:rPr>
-              <w:t>{</w:t>
-            </w:r>
-            <w:r>
-              <w:rPr>
-                <w:rFonts w:ascii="Times New Roman" w:eastAsia="Times New Roman" w:hAnsi="Times New Roman" w:cs="Times New Roman"/>
-              </w:rPr>
-              <w:br/>
-              <w:t>check: CheckOut</w:t>
-            </w:r>
-            <w:r>
-              <w:rPr>
-                <w:rFonts w:ascii="Times New Roman" w:eastAsia="Times New Roman" w:hAnsi="Times New Roman" w:cs="Times New Roman"/>
-              </w:rPr>
-              <w:br/>
-              <w:t>}</w:t>
+              <w:t>{status: string,document_id: string}</w:t>
             </w:r>
           </w:p>
         </w:tc>
@@ -26486,7 +26179,7 @@
               <w:rPr>
                 <w:rFonts w:ascii="Times New Roman" w:eastAsia="Times New Roman" w:hAnsi="Times New Roman" w:cs="Times New Roman"/>
               </w:rPr>
-              <w:t>GET</w:t>
+              <w:t>POST</w:t>
             </w:r>
           </w:p>
         </w:tc>
@@ -26515,7 +26208,7 @@
               <w:rPr>
                 <w:rFonts w:ascii="Times New Roman" w:eastAsia="Times New Roman" w:hAnsi="Times New Roman" w:cs="Times New Roman"/>
               </w:rPr>
-              <w:t>/checks/{check_id}/report</w:t>
+              <w:t>/rules/exclusions</w:t>
             </w:r>
           </w:p>
         </w:tc>
@@ -26545,7 +26238,7 @@
                 <w:sz w:val="28"/>
                 <w:szCs w:val="28"/>
               </w:rPr>
-              <w:t>Получение структурированного отчёта</w:t>
+              <w:t>Создание правила исключения</w:t>
             </w:r>
           </w:p>
         </w:tc>
@@ -26572,7 +26265,7 @@
                 <w:rFonts w:ascii="Times New Roman" w:eastAsia="Times New Roman" w:hAnsi="Times New Roman" w:cs="Times New Roman"/>
                 <w:lang w:val="en-US"/>
               </w:rPr>
-              <w:t>{</w:t>
+              <w:t>{name: string,rule_type: string,value: string,description?: string,profile_id?: string}</w:t>
             </w:r>
             <w:r>
               <w:rPr>
@@ -26580,7 +26273,6 @@
                 <w:lang w:val="en-US"/>
               </w:rPr>
               <w:br/>
-              <w:t>check_id: string</w:t>
             </w:r>
             <w:r>
               <w:rPr>
@@ -26588,7 +26280,27 @@
                 <w:lang w:val="en-US"/>
               </w:rPr>
               <w:br/>
-              <w:t>}</w:t>
+            </w:r>
+            <w:r>
+              <w:rPr>
+                <w:rFonts w:ascii="Times New Roman" w:eastAsia="Times New Roman" w:hAnsi="Times New Roman" w:cs="Times New Roman"/>
+                <w:lang w:val="en-US"/>
+              </w:rPr>
+              <w:br/>
+            </w:r>
+            <w:r>
+              <w:rPr>
+                <w:rFonts w:ascii="Times New Roman" w:eastAsia="Times New Roman" w:hAnsi="Times New Roman" w:cs="Times New Roman"/>
+                <w:lang w:val="en-US"/>
+              </w:rPr>
+              <w:br/>
+            </w:r>
+            <w:r>
+              <w:rPr>
+                <w:rFonts w:ascii="Times New Roman" w:eastAsia="Times New Roman" w:hAnsi="Times New Roman" w:cs="Times New Roman"/>
+                <w:lang w:val="en-US"/>
+              </w:rPr>
+              <w:br/>
             </w:r>
           </w:p>
         </w:tc>
@@ -26607,6 +26319,150 @@
               <w:spacing w:line="360" w:lineRule="auto"/>
               <w:rPr>
                 <w:rFonts w:ascii="Times New Roman" w:eastAsia="Times New Roman" w:hAnsi="Times New Roman" w:cs="Times New Roman"/>
+              </w:rPr>
+            </w:pPr>
+            <w:r>
+              <w:rPr>
+                <w:rFonts w:ascii="Times New Roman" w:eastAsia="Times New Roman" w:hAnsi="Times New Roman" w:cs="Times New Roman"/>
+              </w:rPr>
+              <w:t>{rule: ExclusionRuleOut}</w:t>
+            </w:r>
+          </w:p>
+        </w:tc>
+      </w:tr>
+      <w:tr>
+        <w:trPr>
+          <w:trHeight w:val="2498"/>
+        </w:trPr>
+        <w:tc>
+          <w:tcPr>
+            <w:tcW w:w="851" w:type="dxa"/>
+            <w:tcBorders>
+              <w:top w:val="single" w:sz="4" w:space="0" w:color="000000"/>
+              <w:left w:val="single" w:sz="4" w:space="0" w:color="000000"/>
+              <w:bottom w:val="single" w:sz="4" w:space="0" w:color="000000"/>
+              <w:right w:val="single" w:sz="4" w:space="0" w:color="000000"/>
+            </w:tcBorders>
+          </w:tcPr>
+          <w:p>
+            <w:pPr>
+              <w:spacing w:line="360" w:lineRule="auto"/>
+              <w:jc w:val="center"/>
+              <w:rPr>
+                <w:rFonts w:ascii="Times New Roman" w:eastAsia="Times New Roman" w:hAnsi="Times New Roman" w:cs="Times New Roman"/>
+                <w:b/>
+                <w:sz w:val="28"/>
+                <w:szCs w:val="28"/>
+              </w:rPr>
+            </w:pPr>
+            <w:r>
+              <w:t>18</w:t>
+            </w:r>
+          </w:p>
+        </w:tc>
+        <w:tc>
+          <w:tcPr>
+            <w:tcW w:w="1134" w:type="dxa"/>
+            <w:tcBorders>
+              <w:top w:val="single" w:sz="4" w:space="0" w:color="000000"/>
+              <w:left w:val="single" w:sz="4" w:space="0" w:color="000000"/>
+              <w:bottom w:val="single" w:sz="4" w:space="0" w:color="000000"/>
+              <w:right w:val="single" w:sz="4" w:space="0" w:color="000000"/>
+            </w:tcBorders>
+          </w:tcPr>
+          <w:p>
+            <w:pPr>
+              <w:spacing w:line="360" w:lineRule="auto"/>
+              <w:jc w:val="center"/>
+              <w:rPr>
+                <w:rFonts w:ascii="Times New Roman" w:eastAsia="Times New Roman" w:hAnsi="Times New Roman" w:cs="Times New Roman"/>
+                <w:b/>
+                <w:sz w:val="28"/>
+                <w:szCs w:val="28"/>
+              </w:rPr>
+            </w:pPr>
+            <w:r>
+              <w:rPr>
+                <w:rFonts w:ascii="Times New Roman" w:eastAsia="Times New Roman" w:hAnsi="Times New Roman" w:cs="Times New Roman"/>
+              </w:rPr>
+              <w:t>GET</w:t>
+            </w:r>
+          </w:p>
+        </w:tc>
+        <w:tc>
+          <w:tcPr>
+            <w:tcW w:w="1276" w:type="dxa"/>
+            <w:tcBorders>
+              <w:top w:val="single" w:sz="4" w:space="0" w:color="000000"/>
+              <w:left w:val="single" w:sz="4" w:space="0" w:color="000000"/>
+              <w:bottom w:val="single" w:sz="4" w:space="0" w:color="000000"/>
+              <w:right w:val="single" w:sz="4" w:space="0" w:color="000000"/>
+            </w:tcBorders>
+          </w:tcPr>
+          <w:p>
+            <w:pPr>
+              <w:spacing w:line="360" w:lineRule="auto"/>
+              <w:jc w:val="center"/>
+              <w:rPr>
+                <w:rFonts w:ascii="Times New Roman" w:eastAsia="Times New Roman" w:hAnsi="Times New Roman" w:cs="Times New Roman"/>
+                <w:b/>
+                <w:sz w:val="28"/>
+                <w:szCs w:val="28"/>
+              </w:rPr>
+            </w:pPr>
+            <w:r>
+              <w:rPr>
+                <w:rFonts w:ascii="Times New Roman" w:eastAsia="Times New Roman" w:hAnsi="Times New Roman" w:cs="Times New Roman"/>
+              </w:rPr>
+              <w:t>/rules/exclusions</w:t>
+            </w:r>
+          </w:p>
+        </w:tc>
+        <w:tc>
+          <w:tcPr>
+            <w:tcW w:w="2410" w:type="dxa"/>
+            <w:tcBorders>
+              <w:top w:val="single" w:sz="4" w:space="0" w:color="000000"/>
+              <w:left w:val="single" w:sz="4" w:space="0" w:color="000000"/>
+              <w:bottom w:val="single" w:sz="4" w:space="0" w:color="000000"/>
+              <w:right w:val="single" w:sz="4" w:space="0" w:color="000000"/>
+            </w:tcBorders>
+          </w:tcPr>
+          <w:p>
+            <w:pPr>
+              <w:spacing w:line="360" w:lineRule="auto"/>
+              <w:jc w:val="center"/>
+              <w:rPr>
+                <w:rFonts w:ascii="Times New Roman" w:eastAsia="Times New Roman" w:hAnsi="Times New Roman" w:cs="Times New Roman"/>
+                <w:bCs/>
+              </w:rPr>
+            </w:pPr>
+            <w:r>
+              <w:rPr>
+                <w:rFonts w:ascii="Times New Roman" w:eastAsia="Times New Roman" w:hAnsi="Times New Roman" w:cs="Times New Roman"/>
+                <w:bCs/>
+                <w:sz w:val="28"/>
+                <w:szCs w:val="28"/>
+              </w:rPr>
+              <w:t>Получение списка правил исключения</w:t>
+            </w:r>
+          </w:p>
+        </w:tc>
+        <w:tc>
+          <w:tcPr>
+            <w:tcW w:w="2268" w:type="dxa"/>
+            <w:tcBorders>
+              <w:top w:val="single" w:sz="4" w:space="0" w:color="000000"/>
+              <w:left w:val="single" w:sz="4" w:space="0" w:color="000000"/>
+              <w:bottom w:val="single" w:sz="4" w:space="0" w:color="000000"/>
+              <w:right w:val="single" w:sz="4" w:space="0" w:color="000000"/>
+            </w:tcBorders>
+          </w:tcPr>
+          <w:p>
+            <w:pPr>
+              <w:spacing w:line="360" w:lineRule="auto"/>
+              <w:rPr>
+                <w:rFonts w:ascii="Times New Roman" w:eastAsia="Times New Roman" w:hAnsi="Times New Roman" w:cs="Times New Roman"/>
                 <w:lang w:val="en-US"/>
               </w:rPr>
             </w:pPr>
@@ -26615,7 +26471,7 @@
                 <w:rFonts w:ascii="Times New Roman" w:eastAsia="Times New Roman" w:hAnsi="Times New Roman" w:cs="Times New Roman"/>
                 <w:lang w:val="en-US"/>
               </w:rPr>
-              <w:t>{</w:t>
+              <w:t>{profile_id?: string}</w:t>
             </w:r>
             <w:r>
               <w:rPr>
@@ -26623,7 +26479,6 @@
                 <w:lang w:val="en-US"/>
               </w:rPr>
               <w:br/>
-              <w:t>check: CheckOut,</w:t>
             </w:r>
             <w:r>
               <w:rPr>
@@ -26631,7 +26486,6 @@
                 <w:lang w:val="en-US"/>
               </w:rPr>
               <w:br/>
-              <w:t>summary: object,</w:t>
             </w:r>
             <w:r>
               <w:rPr>
@@ -26639,7 +26493,6 @@
                 <w:lang w:val="en-US"/>
               </w:rPr>
               <w:br/>
-              <w:t>by_source_kind: object</w:t>
             </w:r>
             <w:r>
               <w:rPr>
@@ -26647,7 +26500,1068 @@
                 <w:lang w:val="en-US"/>
               </w:rPr>
               <w:br/>
-              <w:t>}</w:t>
+            </w:r>
+            <w:r>
+              <w:rPr>
+                <w:rFonts w:ascii="Times New Roman" w:eastAsia="Times New Roman" w:hAnsi="Times New Roman" w:cs="Times New Roman"/>
+                <w:lang w:val="en-US"/>
+              </w:rPr>
+              <w:br/>
+            </w:r>
+          </w:p>
+        </w:tc>
+        <w:tc>
+          <w:tcPr>
+            <w:tcW w:w="1417" w:type="dxa"/>
+            <w:tcBorders>
+              <w:top w:val="single" w:sz="4" w:space="0" w:color="000000"/>
+              <w:left w:val="single" w:sz="4" w:space="0" w:color="000000"/>
+              <w:bottom w:val="single" w:sz="4" w:space="0" w:color="000000"/>
+              <w:right w:val="single" w:sz="4" w:space="0" w:color="000000"/>
+            </w:tcBorders>
+          </w:tcPr>
+          <w:p>
+            <w:pPr>
+              <w:spacing w:line="360" w:lineRule="auto"/>
+              <w:rPr>
+                <w:rFonts w:ascii="Times New Roman" w:eastAsia="Times New Roman" w:hAnsi="Times New Roman" w:cs="Times New Roman"/>
+              </w:rPr>
+            </w:pPr>
+            <w:r>
+              <w:rPr>
+                <w:rFonts w:ascii="Times New Roman" w:eastAsia="Times New Roman" w:hAnsi="Times New Roman" w:cs="Times New Roman"/>
+              </w:rPr>
+              <w:t>{rules: ExclusionRuleOut[]}</w:t>
+            </w:r>
+          </w:p>
+        </w:tc>
+      </w:tr>
+      <w:tr>
+        <w:trPr>
+          <w:trHeight w:val="2498"/>
+        </w:trPr>
+        <w:tc>
+          <w:tcPr>
+            <w:tcW w:w="851" w:type="dxa"/>
+            <w:tcBorders>
+              <w:top w:val="single" w:sz="4" w:space="0" w:color="000000"/>
+              <w:left w:val="single" w:sz="4" w:space="0" w:color="000000"/>
+              <w:bottom w:val="single" w:sz="4" w:space="0" w:color="000000"/>
+              <w:right w:val="single" w:sz="4" w:space="0" w:color="000000"/>
+            </w:tcBorders>
+          </w:tcPr>
+          <w:p>
+            <w:pPr>
+              <w:spacing w:line="360" w:lineRule="auto"/>
+              <w:jc w:val="center"/>
+              <w:rPr>
+                <w:rFonts w:ascii="Times New Roman" w:eastAsia="Times New Roman" w:hAnsi="Times New Roman" w:cs="Times New Roman"/>
+                <w:b/>
+                <w:sz w:val="28"/>
+                <w:szCs w:val="28"/>
+              </w:rPr>
+            </w:pPr>
+            <w:r>
+              <w:t>19</w:t>
+            </w:r>
+          </w:p>
+        </w:tc>
+        <w:tc>
+          <w:tcPr>
+            <w:tcW w:w="1134" w:type="dxa"/>
+            <w:tcBorders>
+              <w:top w:val="single" w:sz="4" w:space="0" w:color="000000"/>
+              <w:left w:val="single" w:sz="4" w:space="0" w:color="000000"/>
+              <w:bottom w:val="single" w:sz="4" w:space="0" w:color="000000"/>
+              <w:right w:val="single" w:sz="4" w:space="0" w:color="000000"/>
+            </w:tcBorders>
+          </w:tcPr>
+          <w:p>
+            <w:pPr>
+              <w:spacing w:line="360" w:lineRule="auto"/>
+              <w:jc w:val="center"/>
+              <w:rPr>
+                <w:rFonts w:ascii="Times New Roman" w:eastAsia="Times New Roman" w:hAnsi="Times New Roman" w:cs="Times New Roman"/>
+                <w:b/>
+                <w:sz w:val="28"/>
+                <w:szCs w:val="28"/>
+              </w:rPr>
+            </w:pPr>
+            <w:r>
+              <w:rPr>
+                <w:rFonts w:ascii="Times New Roman" w:eastAsia="Times New Roman" w:hAnsi="Times New Roman" w:cs="Times New Roman"/>
+              </w:rPr>
+              <w:t>DELETE</w:t>
+            </w:r>
+          </w:p>
+        </w:tc>
+        <w:tc>
+          <w:tcPr>
+            <w:tcW w:w="1276" w:type="dxa"/>
+            <w:tcBorders>
+              <w:top w:val="single" w:sz="4" w:space="0" w:color="000000"/>
+              <w:left w:val="single" w:sz="4" w:space="0" w:color="000000"/>
+              <w:bottom w:val="single" w:sz="4" w:space="0" w:color="000000"/>
+              <w:right w:val="single" w:sz="4" w:space="0" w:color="000000"/>
+            </w:tcBorders>
+          </w:tcPr>
+          <w:p>
+            <w:pPr>
+              <w:spacing w:line="360" w:lineRule="auto"/>
+              <w:jc w:val="center"/>
+              <w:rPr>
+                <w:rFonts w:ascii="Times New Roman" w:eastAsia="Times New Roman" w:hAnsi="Times New Roman" w:cs="Times New Roman"/>
+                <w:b/>
+                <w:sz w:val="28"/>
+                <w:szCs w:val="28"/>
+              </w:rPr>
+            </w:pPr>
+            <w:r>
+              <w:rPr>
+                <w:rFonts w:ascii="Times New Roman" w:eastAsia="Times New Roman" w:hAnsi="Times New Roman" w:cs="Times New Roman"/>
+              </w:rPr>
+              <w:t>/rules/exclusions/{rule_id}</w:t>
+            </w:r>
+          </w:p>
+        </w:tc>
+        <w:tc>
+          <w:tcPr>
+            <w:tcW w:w="2410" w:type="dxa"/>
+            <w:tcBorders>
+              <w:top w:val="single" w:sz="4" w:space="0" w:color="000000"/>
+              <w:left w:val="single" w:sz="4" w:space="0" w:color="000000"/>
+              <w:bottom w:val="single" w:sz="4" w:space="0" w:color="000000"/>
+              <w:right w:val="single" w:sz="4" w:space="0" w:color="000000"/>
+            </w:tcBorders>
+          </w:tcPr>
+          <w:p>
+            <w:pPr>
+              <w:spacing w:line="360" w:lineRule="auto"/>
+              <w:jc w:val="center"/>
+              <w:rPr>
+                <w:rFonts w:ascii="Times New Roman" w:eastAsia="Times New Roman" w:hAnsi="Times New Roman" w:cs="Times New Roman"/>
+                <w:bCs/>
+              </w:rPr>
+            </w:pPr>
+            <w:r>
+              <w:rPr>
+                <w:rFonts w:ascii="Times New Roman" w:eastAsia="Times New Roman" w:hAnsi="Times New Roman" w:cs="Times New Roman"/>
+                <w:bCs/>
+                <w:sz w:val="28"/>
+                <w:szCs w:val="28"/>
+              </w:rPr>
+              <w:t>Удаление правила исключения</w:t>
+            </w:r>
+          </w:p>
+        </w:tc>
+        <w:tc>
+          <w:tcPr>
+            <w:tcW w:w="2268" w:type="dxa"/>
+            <w:tcBorders>
+              <w:top w:val="single" w:sz="4" w:space="0" w:color="000000"/>
+              <w:left w:val="single" w:sz="4" w:space="0" w:color="000000"/>
+              <w:bottom w:val="single" w:sz="4" w:space="0" w:color="000000"/>
+              <w:right w:val="single" w:sz="4" w:space="0" w:color="000000"/>
+            </w:tcBorders>
+          </w:tcPr>
+          <w:p>
+            <w:pPr>
+              <w:spacing w:line="360" w:lineRule="auto"/>
+              <w:rPr>
+                <w:rFonts w:ascii="Times New Roman" w:eastAsia="Times New Roman" w:hAnsi="Times New Roman" w:cs="Times New Roman"/>
+                <w:lang w:val="en-US"/>
+              </w:rPr>
+            </w:pPr>
+            <w:r>
+              <w:rPr>
+                <w:rFonts w:ascii="Times New Roman" w:eastAsia="Times New Roman" w:hAnsi="Times New Roman" w:cs="Times New Roman"/>
+                <w:lang w:val="en-US"/>
+              </w:rPr>
+              <w:t>{rule_id: string}</w:t>
+            </w:r>
+            <w:r>
+              <w:rPr>
+                <w:rFonts w:ascii="Times New Roman" w:eastAsia="Times New Roman" w:hAnsi="Times New Roman" w:cs="Times New Roman"/>
+                <w:lang w:val="en-US"/>
+              </w:rPr>
+              <w:br/>
+            </w:r>
+            <w:r>
+              <w:rPr>
+                <w:rFonts w:ascii="Times New Roman" w:eastAsia="Times New Roman" w:hAnsi="Times New Roman" w:cs="Times New Roman"/>
+                <w:lang w:val="en-US"/>
+              </w:rPr>
+              <w:br/>
+            </w:r>
+            <w:r>
+              <w:rPr>
+                <w:rFonts w:ascii="Times New Roman" w:eastAsia="Times New Roman" w:hAnsi="Times New Roman" w:cs="Times New Roman"/>
+                <w:lang w:val="en-US"/>
+              </w:rPr>
+              <w:br/>
+            </w:r>
+            <w:r>
+              <w:rPr>
+                <w:rFonts w:ascii="Times New Roman" w:eastAsia="Times New Roman" w:hAnsi="Times New Roman" w:cs="Times New Roman"/>
+                <w:lang w:val="en-US"/>
+              </w:rPr>
+              <w:br/>
+            </w:r>
+            <w:r>
+              <w:rPr>
+                <w:rFonts w:ascii="Times New Roman" w:eastAsia="Times New Roman" w:hAnsi="Times New Roman" w:cs="Times New Roman"/>
+                <w:lang w:val="en-US"/>
+              </w:rPr>
+              <w:br/>
+            </w:r>
+          </w:p>
+        </w:tc>
+        <w:tc>
+          <w:tcPr>
+            <w:tcW w:w="1417" w:type="dxa"/>
+            <w:tcBorders>
+              <w:top w:val="single" w:sz="4" w:space="0" w:color="000000"/>
+              <w:left w:val="single" w:sz="4" w:space="0" w:color="000000"/>
+              <w:bottom w:val="single" w:sz="4" w:space="0" w:color="000000"/>
+              <w:right w:val="single" w:sz="4" w:space="0" w:color="000000"/>
+            </w:tcBorders>
+          </w:tcPr>
+          <w:p>
+            <w:pPr>
+              <w:spacing w:line="360" w:lineRule="auto"/>
+              <w:rPr>
+                <w:rFonts w:ascii="Times New Roman" w:eastAsia="Times New Roman" w:hAnsi="Times New Roman" w:cs="Times New Roman"/>
+              </w:rPr>
+            </w:pPr>
+            <w:r>
+              <w:rPr>
+                <w:rFonts w:ascii="Times New Roman" w:eastAsia="Times New Roman" w:hAnsi="Times New Roman" w:cs="Times New Roman"/>
+              </w:rPr>
+              <w:t>{status: string}</w:t>
+            </w:r>
+          </w:p>
+        </w:tc>
+      </w:tr>
+      <w:tr>
+        <w:trPr>
+          <w:trHeight w:val="2498"/>
+        </w:trPr>
+        <w:tc>
+          <w:tcPr>
+            <w:tcW w:w="851" w:type="dxa"/>
+            <w:tcBorders>
+              <w:top w:val="single" w:sz="4" w:space="0" w:color="000000"/>
+              <w:left w:val="single" w:sz="4" w:space="0" w:color="000000"/>
+              <w:bottom w:val="single" w:sz="4" w:space="0" w:color="000000"/>
+              <w:right w:val="single" w:sz="4" w:space="0" w:color="000000"/>
+            </w:tcBorders>
+          </w:tcPr>
+          <w:p>
+            <w:pPr>
+              <w:spacing w:line="360" w:lineRule="auto"/>
+              <w:jc w:val="center"/>
+              <w:rPr>
+                <w:rFonts w:ascii="Times New Roman" w:eastAsia="Times New Roman" w:hAnsi="Times New Roman" w:cs="Times New Roman"/>
+                <w:b/>
+                <w:sz w:val="28"/>
+                <w:szCs w:val="28"/>
+              </w:rPr>
+            </w:pPr>
+            <w:r>
+              <w:t>20</w:t>
+            </w:r>
+          </w:p>
+        </w:tc>
+        <w:tc>
+          <w:tcPr>
+            <w:tcW w:w="1134" w:type="dxa"/>
+            <w:tcBorders>
+              <w:top w:val="single" w:sz="4" w:space="0" w:color="000000"/>
+              <w:left w:val="single" w:sz="4" w:space="0" w:color="000000"/>
+              <w:bottom w:val="single" w:sz="4" w:space="0" w:color="000000"/>
+              <w:right w:val="single" w:sz="4" w:space="0" w:color="000000"/>
+            </w:tcBorders>
+          </w:tcPr>
+          <w:p>
+            <w:pPr>
+              <w:spacing w:line="360" w:lineRule="auto"/>
+              <w:jc w:val="center"/>
+              <w:rPr>
+                <w:rFonts w:ascii="Times New Roman" w:eastAsia="Times New Roman" w:hAnsi="Times New Roman" w:cs="Times New Roman"/>
+                <w:b/>
+                <w:sz w:val="28"/>
+                <w:szCs w:val="28"/>
+              </w:rPr>
+            </w:pPr>
+            <w:r>
+              <w:rPr>
+                <w:rFonts w:ascii="Times New Roman" w:eastAsia="Times New Roman" w:hAnsi="Times New Roman" w:cs="Times New Roman"/>
+              </w:rPr>
+              <w:t>POST</w:t>
+            </w:r>
+          </w:p>
+        </w:tc>
+        <w:tc>
+          <w:tcPr>
+            <w:tcW w:w="1276" w:type="dxa"/>
+            <w:tcBorders>
+              <w:top w:val="single" w:sz="4" w:space="0" w:color="000000"/>
+              <w:left w:val="single" w:sz="4" w:space="0" w:color="000000"/>
+              <w:bottom w:val="single" w:sz="4" w:space="0" w:color="000000"/>
+              <w:right w:val="single" w:sz="4" w:space="0" w:color="000000"/>
+            </w:tcBorders>
+          </w:tcPr>
+          <w:p>
+            <w:pPr>
+              <w:spacing w:line="360" w:lineRule="auto"/>
+              <w:jc w:val="center"/>
+              <w:rPr>
+                <w:rFonts w:ascii="Times New Roman" w:eastAsia="Times New Roman" w:hAnsi="Times New Roman" w:cs="Times New Roman"/>
+                <w:b/>
+                <w:sz w:val="28"/>
+                <w:szCs w:val="28"/>
+              </w:rPr>
+            </w:pPr>
+            <w:r>
+              <w:rPr>
+                <w:rFonts w:ascii="Times New Roman" w:eastAsia="Times New Roman" w:hAnsi="Times New Roman" w:cs="Times New Roman"/>
+              </w:rPr>
+              <w:t>/checks</w:t>
+            </w:r>
+          </w:p>
+        </w:tc>
+        <w:tc>
+          <w:tcPr>
+            <w:tcW w:w="2410" w:type="dxa"/>
+            <w:tcBorders>
+              <w:top w:val="single" w:sz="4" w:space="0" w:color="000000"/>
+              <w:left w:val="single" w:sz="4" w:space="0" w:color="000000"/>
+              <w:bottom w:val="single" w:sz="4" w:space="0" w:color="000000"/>
+              <w:right w:val="single" w:sz="4" w:space="0" w:color="000000"/>
+            </w:tcBorders>
+          </w:tcPr>
+          <w:p>
+            <w:pPr>
+              <w:spacing w:line="360" w:lineRule="auto"/>
+              <w:jc w:val="center"/>
+              <w:rPr>
+                <w:rFonts w:ascii="Times New Roman" w:eastAsia="Times New Roman" w:hAnsi="Times New Roman" w:cs="Times New Roman"/>
+                <w:bCs/>
+              </w:rPr>
+            </w:pPr>
+            <w:r>
+              <w:rPr>
+                <w:rFonts w:ascii="Times New Roman" w:eastAsia="Times New Roman" w:hAnsi="Times New Roman" w:cs="Times New Roman"/>
+                <w:bCs/>
+                <w:sz w:val="28"/>
+                <w:szCs w:val="28"/>
+              </w:rPr>
+              <w:t>Запуск проверки на заимствования</w:t>
+            </w:r>
+          </w:p>
+        </w:tc>
+        <w:tc>
+          <w:tcPr>
+            <w:tcW w:w="2268" w:type="dxa"/>
+            <w:tcBorders>
+              <w:top w:val="single" w:sz="4" w:space="0" w:color="000000"/>
+              <w:left w:val="single" w:sz="4" w:space="0" w:color="000000"/>
+              <w:bottom w:val="single" w:sz="4" w:space="0" w:color="000000"/>
+              <w:right w:val="single" w:sz="4" w:space="0" w:color="000000"/>
+            </w:tcBorders>
+          </w:tcPr>
+          <w:p>
+            <w:pPr>
+              <w:spacing w:line="360" w:lineRule="auto"/>
+              <w:rPr>
+                <w:rFonts w:ascii="Times New Roman" w:eastAsia="Times New Roman" w:hAnsi="Times New Roman" w:cs="Times New Roman"/>
+                <w:lang w:val="en-US"/>
+              </w:rPr>
+            </w:pPr>
+            <w:r>
+              <w:rPr>
+                <w:rFonts w:ascii="Times New Roman" w:eastAsia="Times New Roman" w:hAnsi="Times New Roman" w:cs="Times New Roman"/>
+                <w:lang w:val="en-US"/>
+              </w:rPr>
+              <w:t>{submission_document_id?: string,text?: string,owner_user_id?: string,reference_ids?: string[],profile_id?: string,include_unique_archive?: bool,use_exclusion_rules?: bool,uniqueness_threshold?: float}</w:t>
+            </w:r>
+            <w:r>
+              <w:rPr>
+                <w:rFonts w:ascii="Times New Roman" w:eastAsia="Times New Roman" w:hAnsi="Times New Roman" w:cs="Times New Roman"/>
+                <w:lang w:val="en-US"/>
+              </w:rPr>
+              <w:br/>
+            </w:r>
+            <w:r>
+              <w:rPr>
+                <w:rFonts w:ascii="Times New Roman" w:eastAsia="Times New Roman" w:hAnsi="Times New Roman" w:cs="Times New Roman"/>
+                <w:lang w:val="en-US"/>
+              </w:rPr>
+              <w:br/>
+            </w:r>
+            <w:r>
+              <w:rPr>
+                <w:rFonts w:ascii="Times New Roman" w:eastAsia="Times New Roman" w:hAnsi="Times New Roman" w:cs="Times New Roman"/>
+                <w:lang w:val="en-US"/>
+              </w:rPr>
+              <w:br/>
+            </w:r>
+            <w:r>
+              <w:rPr>
+                <w:rFonts w:ascii="Times New Roman" w:eastAsia="Times New Roman" w:hAnsi="Times New Roman" w:cs="Times New Roman"/>
+                <w:lang w:val="en-US"/>
+              </w:rPr>
+              <w:br/>
+            </w:r>
+            <w:r>
+              <w:rPr>
+                <w:rFonts w:ascii="Times New Roman" w:eastAsia="Times New Roman" w:hAnsi="Times New Roman" w:cs="Times New Roman"/>
+                <w:lang w:val="en-US"/>
+              </w:rPr>
+              <w:br/>
+            </w:r>
+          </w:p>
+        </w:tc>
+        <w:tc>
+          <w:tcPr>
+            <w:tcW w:w="1417" w:type="dxa"/>
+            <w:tcBorders>
+              <w:top w:val="single" w:sz="4" w:space="0" w:color="000000"/>
+              <w:left w:val="single" w:sz="4" w:space="0" w:color="000000"/>
+              <w:bottom w:val="single" w:sz="4" w:space="0" w:color="000000"/>
+              <w:right w:val="single" w:sz="4" w:space="0" w:color="000000"/>
+            </w:tcBorders>
+          </w:tcPr>
+          <w:p>
+            <w:pPr>
+              <w:spacing w:line="360" w:lineRule="auto"/>
+              <w:rPr>
+                <w:rFonts w:ascii="Times New Roman" w:eastAsia="Times New Roman" w:hAnsi="Times New Roman" w:cs="Times New Roman"/>
+              </w:rPr>
+            </w:pPr>
+            <w:r>
+              <w:rPr>
+                <w:rFonts w:ascii="Times New Roman" w:eastAsia="Times New Roman" w:hAnsi="Times New Roman" w:cs="Times New Roman"/>
+              </w:rPr>
+              <w:t>{check: CheckOut}</w:t>
+            </w:r>
+          </w:p>
+        </w:tc>
+      </w:tr>
+      <w:tr>
+        <w:trPr>
+          <w:trHeight w:val="2498"/>
+        </w:trPr>
+        <w:tc>
+          <w:tcPr>
+            <w:tcW w:w="851" w:type="dxa"/>
+            <w:tcBorders>
+              <w:top w:val="single" w:sz="4" w:space="0" w:color="000000"/>
+              <w:left w:val="single" w:sz="4" w:space="0" w:color="000000"/>
+              <w:bottom w:val="single" w:sz="4" w:space="0" w:color="000000"/>
+              <w:right w:val="single" w:sz="4" w:space="0" w:color="000000"/>
+            </w:tcBorders>
+          </w:tcPr>
+          <w:p>
+            <w:pPr>
+              <w:spacing w:line="360" w:lineRule="auto"/>
+              <w:jc w:val="center"/>
+              <w:rPr>
+                <w:rFonts w:ascii="Times New Roman" w:eastAsia="Times New Roman" w:hAnsi="Times New Roman" w:cs="Times New Roman"/>
+                <w:b/>
+                <w:sz w:val="28"/>
+                <w:szCs w:val="28"/>
+              </w:rPr>
+            </w:pPr>
+            <w:r>
+              <w:t>21</w:t>
+            </w:r>
+          </w:p>
+        </w:tc>
+        <w:tc>
+          <w:tcPr>
+            <w:tcW w:w="1134" w:type="dxa"/>
+            <w:tcBorders>
+              <w:top w:val="single" w:sz="4" w:space="0" w:color="000000"/>
+              <w:left w:val="single" w:sz="4" w:space="0" w:color="000000"/>
+              <w:bottom w:val="single" w:sz="4" w:space="0" w:color="000000"/>
+              <w:right w:val="single" w:sz="4" w:space="0" w:color="000000"/>
+            </w:tcBorders>
+          </w:tcPr>
+          <w:p>
+            <w:pPr>
+              <w:spacing w:line="360" w:lineRule="auto"/>
+              <w:jc w:val="center"/>
+              <w:rPr>
+                <w:rFonts w:ascii="Times New Roman" w:eastAsia="Times New Roman" w:hAnsi="Times New Roman" w:cs="Times New Roman"/>
+                <w:b/>
+                <w:sz w:val="28"/>
+                <w:szCs w:val="28"/>
+              </w:rPr>
+            </w:pPr>
+            <w:r>
+              <w:rPr>
+                <w:rFonts w:ascii="Times New Roman" w:eastAsia="Times New Roman" w:hAnsi="Times New Roman" w:cs="Times New Roman"/>
+              </w:rPr>
+              <w:t>GET</w:t>
+            </w:r>
+          </w:p>
+        </w:tc>
+        <w:tc>
+          <w:tcPr>
+            <w:tcW w:w="1276" w:type="dxa"/>
+            <w:tcBorders>
+              <w:top w:val="single" w:sz="4" w:space="0" w:color="000000"/>
+              <w:left w:val="single" w:sz="4" w:space="0" w:color="000000"/>
+              <w:bottom w:val="single" w:sz="4" w:space="0" w:color="000000"/>
+              <w:right w:val="single" w:sz="4" w:space="0" w:color="000000"/>
+            </w:tcBorders>
+          </w:tcPr>
+          <w:p>
+            <w:pPr>
+              <w:spacing w:line="360" w:lineRule="auto"/>
+              <w:jc w:val="center"/>
+              <w:rPr>
+                <w:rFonts w:ascii="Times New Roman" w:eastAsia="Times New Roman" w:hAnsi="Times New Roman" w:cs="Times New Roman"/>
+                <w:b/>
+                <w:sz w:val="28"/>
+                <w:szCs w:val="28"/>
+              </w:rPr>
+            </w:pPr>
+            <w:r>
+              <w:rPr>
+                <w:rFonts w:ascii="Times New Roman" w:eastAsia="Times New Roman" w:hAnsi="Times New Roman" w:cs="Times New Roman"/>
+              </w:rPr>
+              <w:t>/checks/{check_id}</w:t>
+            </w:r>
+          </w:p>
+        </w:tc>
+        <w:tc>
+          <w:tcPr>
+            <w:tcW w:w="2410" w:type="dxa"/>
+            <w:tcBorders>
+              <w:top w:val="single" w:sz="4" w:space="0" w:color="000000"/>
+              <w:left w:val="single" w:sz="4" w:space="0" w:color="000000"/>
+              <w:bottom w:val="single" w:sz="4" w:space="0" w:color="000000"/>
+              <w:right w:val="single" w:sz="4" w:space="0" w:color="000000"/>
+            </w:tcBorders>
+          </w:tcPr>
+          <w:p>
+            <w:pPr>
+              <w:spacing w:line="360" w:lineRule="auto"/>
+              <w:jc w:val="center"/>
+              <w:rPr>
+                <w:rFonts w:ascii="Times New Roman" w:eastAsia="Times New Roman" w:hAnsi="Times New Roman" w:cs="Times New Roman"/>
+                <w:bCs/>
+              </w:rPr>
+            </w:pPr>
+            <w:r>
+              <w:rPr>
+                <w:rFonts w:ascii="Times New Roman" w:eastAsia="Times New Roman" w:hAnsi="Times New Roman" w:cs="Times New Roman"/>
+                <w:bCs/>
+                <w:sz w:val="28"/>
+                <w:szCs w:val="28"/>
+              </w:rPr>
+              <w:t>Получение сохранённого результата проверки</w:t>
+            </w:r>
+          </w:p>
+        </w:tc>
+        <w:tc>
+          <w:tcPr>
+            <w:tcW w:w="2268" w:type="dxa"/>
+            <w:tcBorders>
+              <w:top w:val="single" w:sz="4" w:space="0" w:color="000000"/>
+              <w:left w:val="single" w:sz="4" w:space="0" w:color="000000"/>
+              <w:bottom w:val="single" w:sz="4" w:space="0" w:color="000000"/>
+              <w:right w:val="single" w:sz="4" w:space="0" w:color="000000"/>
+            </w:tcBorders>
+          </w:tcPr>
+          <w:p>
+            <w:pPr>
+              <w:spacing w:line="360" w:lineRule="auto"/>
+              <w:rPr>
+                <w:rFonts w:ascii="Times New Roman" w:eastAsia="Times New Roman" w:hAnsi="Times New Roman" w:cs="Times New Roman"/>
+                <w:lang w:val="en-US"/>
+              </w:rPr>
+            </w:pPr>
+            <w:r>
+              <w:rPr>
+                <w:rFonts w:ascii="Times New Roman" w:eastAsia="Times New Roman" w:hAnsi="Times New Roman" w:cs="Times New Roman"/>
+                <w:lang w:val="en-US"/>
+              </w:rPr>
+              <w:t>{check_id: string}</w:t>
+            </w:r>
+            <w:r>
+              <w:rPr>
+                <w:rFonts w:ascii="Times New Roman" w:eastAsia="Times New Roman" w:hAnsi="Times New Roman" w:cs="Times New Roman"/>
+                <w:lang w:val="en-US"/>
+              </w:rPr>
+              <w:br/>
+            </w:r>
+            <w:r>
+              <w:rPr>
+                <w:rFonts w:ascii="Times New Roman" w:eastAsia="Times New Roman" w:hAnsi="Times New Roman" w:cs="Times New Roman"/>
+                <w:lang w:val="en-US"/>
+              </w:rPr>
+              <w:br/>
+            </w:r>
+            <w:r>
+              <w:rPr>
+                <w:rFonts w:ascii="Times New Roman" w:eastAsia="Times New Roman" w:hAnsi="Times New Roman" w:cs="Times New Roman"/>
+                <w:lang w:val="en-US"/>
+              </w:rPr>
+              <w:br/>
+            </w:r>
+            <w:r>
+              <w:rPr>
+                <w:rFonts w:ascii="Times New Roman" w:eastAsia="Times New Roman" w:hAnsi="Times New Roman" w:cs="Times New Roman"/>
+                <w:lang w:val="en-US"/>
+              </w:rPr>
+              <w:br/>
+            </w:r>
+            <w:r>
+              <w:rPr>
+                <w:rFonts w:ascii="Times New Roman" w:eastAsia="Times New Roman" w:hAnsi="Times New Roman" w:cs="Times New Roman"/>
+                <w:lang w:val="en-US"/>
+              </w:rPr>
+              <w:br/>
+            </w:r>
+          </w:p>
+        </w:tc>
+        <w:tc>
+          <w:tcPr>
+            <w:tcW w:w="1417" w:type="dxa"/>
+            <w:tcBorders>
+              <w:top w:val="single" w:sz="4" w:space="0" w:color="000000"/>
+              <w:left w:val="single" w:sz="4" w:space="0" w:color="000000"/>
+              <w:bottom w:val="single" w:sz="4" w:space="0" w:color="000000"/>
+              <w:right w:val="single" w:sz="4" w:space="0" w:color="000000"/>
+            </w:tcBorders>
+          </w:tcPr>
+          <w:p>
+            <w:pPr>
+              <w:spacing w:line="360" w:lineRule="auto"/>
+              <w:rPr>
+                <w:rFonts w:ascii="Times New Roman" w:eastAsia="Times New Roman" w:hAnsi="Times New Roman" w:cs="Times New Roman"/>
+              </w:rPr>
+            </w:pPr>
+            <w:r>
+              <w:rPr>
+                <w:rFonts w:ascii="Times New Roman" w:eastAsia="Times New Roman" w:hAnsi="Times New Roman" w:cs="Times New Roman"/>
+              </w:rPr>
+              <w:t>{check: CheckOut}</w:t>
+            </w:r>
+          </w:p>
+        </w:tc>
+      </w:tr>
+      <w:tr>
+        <w:trPr>
+          <w:trHeight w:val="2498"/>
+        </w:trPr>
+        <w:tc>
+          <w:tcPr>
+            <w:tcW w:w="851" w:type="dxa"/>
+            <w:tcBorders>
+              <w:top w:val="single" w:sz="4" w:space="0" w:color="000000"/>
+              <w:left w:val="single" w:sz="4" w:space="0" w:color="000000"/>
+              <w:bottom w:val="single" w:sz="4" w:space="0" w:color="000000"/>
+              <w:right w:val="single" w:sz="4" w:space="0" w:color="000000"/>
+            </w:tcBorders>
+          </w:tcPr>
+          <w:p>
+            <w:pPr>
+              <w:spacing w:line="360" w:lineRule="auto"/>
+              <w:jc w:val="center"/>
+              <w:rPr>
+                <w:rFonts w:ascii="Times New Roman" w:eastAsia="Times New Roman" w:hAnsi="Times New Roman" w:cs="Times New Roman"/>
+                <w:b/>
+                <w:sz w:val="28"/>
+                <w:szCs w:val="28"/>
+              </w:rPr>
+            </w:pPr>
+            <w:r>
+              <w:t>22</w:t>
+            </w:r>
+          </w:p>
+        </w:tc>
+        <w:tc>
+          <w:tcPr>
+            <w:tcW w:w="1134" w:type="dxa"/>
+            <w:tcBorders>
+              <w:top w:val="single" w:sz="4" w:space="0" w:color="000000"/>
+              <w:left w:val="single" w:sz="4" w:space="0" w:color="000000"/>
+              <w:bottom w:val="single" w:sz="4" w:space="0" w:color="000000"/>
+              <w:right w:val="single" w:sz="4" w:space="0" w:color="000000"/>
+            </w:tcBorders>
+          </w:tcPr>
+          <w:p>
+            <w:pPr>
+              <w:spacing w:line="360" w:lineRule="auto"/>
+              <w:jc w:val="center"/>
+              <w:rPr>
+                <w:rFonts w:ascii="Times New Roman" w:eastAsia="Times New Roman" w:hAnsi="Times New Roman" w:cs="Times New Roman"/>
+                <w:b/>
+                <w:sz w:val="28"/>
+                <w:szCs w:val="28"/>
+              </w:rPr>
+            </w:pPr>
+            <w:r>
+              <w:rPr>
+                <w:rFonts w:ascii="Times New Roman" w:eastAsia="Times New Roman" w:hAnsi="Times New Roman" w:cs="Times New Roman"/>
+              </w:rPr>
+              <w:t>PATCH</w:t>
+            </w:r>
+          </w:p>
+        </w:tc>
+        <w:tc>
+          <w:tcPr>
+            <w:tcW w:w="1276" w:type="dxa"/>
+            <w:tcBorders>
+              <w:top w:val="single" w:sz="4" w:space="0" w:color="000000"/>
+              <w:left w:val="single" w:sz="4" w:space="0" w:color="000000"/>
+              <w:bottom w:val="single" w:sz="4" w:space="0" w:color="000000"/>
+              <w:right w:val="single" w:sz="4" w:space="0" w:color="000000"/>
+            </w:tcBorders>
+          </w:tcPr>
+          <w:p>
+            <w:pPr>
+              <w:spacing w:line="360" w:lineRule="auto"/>
+              <w:jc w:val="center"/>
+              <w:rPr>
+                <w:rFonts w:ascii="Times New Roman" w:eastAsia="Times New Roman" w:hAnsi="Times New Roman" w:cs="Times New Roman"/>
+                <w:b/>
+                <w:sz w:val="28"/>
+                <w:szCs w:val="28"/>
+              </w:rPr>
+            </w:pPr>
+            <w:r>
+              <w:rPr>
+                <w:rFonts w:ascii="Times New Roman" w:eastAsia="Times New Roman" w:hAnsi="Times New Roman" w:cs="Times New Roman"/>
+              </w:rPr>
+              <w:t>/checks/{check_id}/originality</w:t>
+            </w:r>
+          </w:p>
+        </w:tc>
+        <w:tc>
+          <w:tcPr>
+            <w:tcW w:w="2410" w:type="dxa"/>
+            <w:tcBorders>
+              <w:top w:val="single" w:sz="4" w:space="0" w:color="000000"/>
+              <w:left w:val="single" w:sz="4" w:space="0" w:color="000000"/>
+              <w:bottom w:val="single" w:sz="4" w:space="0" w:color="000000"/>
+              <w:right w:val="single" w:sz="4" w:space="0" w:color="000000"/>
+            </w:tcBorders>
+          </w:tcPr>
+          <w:p>
+            <w:pPr>
+              <w:spacing w:line="360" w:lineRule="auto"/>
+              <w:jc w:val="center"/>
+              <w:rPr>
+                <w:rFonts w:ascii="Times New Roman" w:eastAsia="Times New Roman" w:hAnsi="Times New Roman" w:cs="Times New Roman"/>
+                <w:bCs/>
+              </w:rPr>
+            </w:pPr>
+            <w:r>
+              <w:rPr>
+                <w:rFonts w:ascii="Times New Roman" w:eastAsia="Times New Roman" w:hAnsi="Times New Roman" w:cs="Times New Roman"/>
+                <w:bCs/>
+                <w:sz w:val="28"/>
+                <w:szCs w:val="28"/>
+              </w:rPr>
+              <w:t>Изменение процента оригинальности</w:t>
+            </w:r>
+          </w:p>
+        </w:tc>
+        <w:tc>
+          <w:tcPr>
+            <w:tcW w:w="2268" w:type="dxa"/>
+            <w:tcBorders>
+              <w:top w:val="single" w:sz="4" w:space="0" w:color="000000"/>
+              <w:left w:val="single" w:sz="4" w:space="0" w:color="000000"/>
+              <w:bottom w:val="single" w:sz="4" w:space="0" w:color="000000"/>
+              <w:right w:val="single" w:sz="4" w:space="0" w:color="000000"/>
+            </w:tcBorders>
+          </w:tcPr>
+          <w:p>
+            <w:pPr>
+              <w:spacing w:line="360" w:lineRule="auto"/>
+              <w:rPr>
+                <w:rFonts w:ascii="Times New Roman" w:eastAsia="Times New Roman" w:hAnsi="Times New Roman" w:cs="Times New Roman"/>
+                <w:lang w:val="en-US"/>
+              </w:rPr>
+            </w:pPr>
+            <w:r>
+              <w:rPr>
+                <w:rFonts w:ascii="Times New Roman" w:eastAsia="Times New Roman" w:hAnsi="Times New Roman" w:cs="Times New Roman"/>
+                <w:lang w:val="en-US"/>
+              </w:rPr>
+              <w:t>{check_id: string,originality_percent: float}</w:t>
+            </w:r>
+            <w:r>
+              <w:rPr>
+                <w:rFonts w:ascii="Times New Roman" w:eastAsia="Times New Roman" w:hAnsi="Times New Roman" w:cs="Times New Roman"/>
+                <w:lang w:val="en-US"/>
+              </w:rPr>
+              <w:br/>
+            </w:r>
+            <w:r>
+              <w:rPr>
+                <w:rFonts w:ascii="Times New Roman" w:eastAsia="Times New Roman" w:hAnsi="Times New Roman" w:cs="Times New Roman"/>
+                <w:lang w:val="en-US"/>
+              </w:rPr>
+              <w:br/>
+            </w:r>
+            <w:r>
+              <w:rPr>
+                <w:rFonts w:ascii="Times New Roman" w:eastAsia="Times New Roman" w:hAnsi="Times New Roman" w:cs="Times New Roman"/>
+                <w:lang w:val="en-US"/>
+              </w:rPr>
+              <w:br/>
+            </w:r>
+            <w:r>
+              <w:rPr>
+                <w:rFonts w:ascii="Times New Roman" w:eastAsia="Times New Roman" w:hAnsi="Times New Roman" w:cs="Times New Roman"/>
+                <w:lang w:val="en-US"/>
+              </w:rPr>
+              <w:br/>
+            </w:r>
+            <w:r>
+              <w:rPr>
+                <w:rFonts w:ascii="Times New Roman" w:eastAsia="Times New Roman" w:hAnsi="Times New Roman" w:cs="Times New Roman"/>
+                <w:lang w:val="en-US"/>
+              </w:rPr>
+              <w:br/>
+            </w:r>
+          </w:p>
+        </w:tc>
+        <w:tc>
+          <w:tcPr>
+            <w:tcW w:w="1417" w:type="dxa"/>
+            <w:tcBorders>
+              <w:top w:val="single" w:sz="4" w:space="0" w:color="000000"/>
+              <w:left w:val="single" w:sz="4" w:space="0" w:color="000000"/>
+              <w:bottom w:val="single" w:sz="4" w:space="0" w:color="000000"/>
+              <w:right w:val="single" w:sz="4" w:space="0" w:color="000000"/>
+            </w:tcBorders>
+          </w:tcPr>
+          <w:p>
+            <w:pPr>
+              <w:spacing w:line="360" w:lineRule="auto"/>
+              <w:rPr>
+                <w:rFonts w:ascii="Times New Roman" w:eastAsia="Times New Roman" w:hAnsi="Times New Roman" w:cs="Times New Roman"/>
+              </w:rPr>
+            </w:pPr>
+            <w:r>
+              <w:rPr>
+                <w:rFonts w:ascii="Times New Roman" w:eastAsia="Times New Roman" w:hAnsi="Times New Roman" w:cs="Times New Roman"/>
+              </w:rPr>
+              <w:t>{check: CheckOut}</w:t>
+            </w:r>
+          </w:p>
+        </w:tc>
+      </w:tr>
+      <w:tr>
+        <w:trPr>
+          <w:trHeight w:val="2498"/>
+        </w:trPr>
+        <w:tc>
+          <w:tcPr>
+            <w:tcW w:w="851" w:type="dxa"/>
+            <w:tcBorders>
+              <w:top w:val="single" w:sz="4" w:space="0" w:color="000000"/>
+              <w:left w:val="single" w:sz="4" w:space="0" w:color="000000"/>
+              <w:bottom w:val="single" w:sz="4" w:space="0" w:color="000000"/>
+              <w:right w:val="single" w:sz="4" w:space="0" w:color="000000"/>
+            </w:tcBorders>
+          </w:tcPr>
+          <w:p>
+            <w:pPr>
+              <w:spacing w:line="360" w:lineRule="auto"/>
+              <w:jc w:val="center"/>
+              <w:rPr>
+                <w:rFonts w:ascii="Times New Roman" w:eastAsia="Times New Roman" w:hAnsi="Times New Roman" w:cs="Times New Roman"/>
+                <w:b/>
+                <w:sz w:val="28"/>
+                <w:szCs w:val="28"/>
+              </w:rPr>
+            </w:pPr>
+            <w:r>
+              <w:t>23</w:t>
+            </w:r>
+          </w:p>
+        </w:tc>
+        <w:tc>
+          <w:tcPr>
+            <w:tcW w:w="1134" w:type="dxa"/>
+            <w:tcBorders>
+              <w:top w:val="single" w:sz="4" w:space="0" w:color="000000"/>
+              <w:left w:val="single" w:sz="4" w:space="0" w:color="000000"/>
+              <w:bottom w:val="single" w:sz="4" w:space="0" w:color="000000"/>
+              <w:right w:val="single" w:sz="4" w:space="0" w:color="000000"/>
+            </w:tcBorders>
+          </w:tcPr>
+          <w:p>
+            <w:pPr>
+              <w:spacing w:line="360" w:lineRule="auto"/>
+              <w:jc w:val="center"/>
+              <w:rPr>
+                <w:rFonts w:ascii="Times New Roman" w:eastAsia="Times New Roman" w:hAnsi="Times New Roman" w:cs="Times New Roman"/>
+                <w:b/>
+                <w:sz w:val="28"/>
+                <w:szCs w:val="28"/>
+              </w:rPr>
+            </w:pPr>
+            <w:r>
+              <w:rPr>
+                <w:rFonts w:ascii="Times New Roman" w:eastAsia="Times New Roman" w:hAnsi="Times New Roman" w:cs="Times New Roman"/>
+              </w:rPr>
+              <w:t>GET</w:t>
+            </w:r>
+          </w:p>
+        </w:tc>
+        <w:tc>
+          <w:tcPr>
+            <w:tcW w:w="1276" w:type="dxa"/>
+            <w:tcBorders>
+              <w:top w:val="single" w:sz="4" w:space="0" w:color="000000"/>
+              <w:left w:val="single" w:sz="4" w:space="0" w:color="000000"/>
+              <w:bottom w:val="single" w:sz="4" w:space="0" w:color="000000"/>
+              <w:right w:val="single" w:sz="4" w:space="0" w:color="000000"/>
+            </w:tcBorders>
+          </w:tcPr>
+          <w:p>
+            <w:pPr>
+              <w:spacing w:line="360" w:lineRule="auto"/>
+              <w:jc w:val="center"/>
+              <w:rPr>
+                <w:rFonts w:ascii="Times New Roman" w:eastAsia="Times New Roman" w:hAnsi="Times New Roman" w:cs="Times New Roman"/>
+                <w:b/>
+                <w:sz w:val="28"/>
+                <w:szCs w:val="28"/>
+              </w:rPr>
+            </w:pPr>
+            <w:r>
+              <w:rPr>
+                <w:rFonts w:ascii="Times New Roman" w:eastAsia="Times New Roman" w:hAnsi="Times New Roman" w:cs="Times New Roman"/>
+              </w:rPr>
+              <w:t>/checks/{check_id}/report</w:t>
+            </w:r>
+          </w:p>
+        </w:tc>
+        <w:tc>
+          <w:tcPr>
+            <w:tcW w:w="2410" w:type="dxa"/>
+            <w:tcBorders>
+              <w:top w:val="single" w:sz="4" w:space="0" w:color="000000"/>
+              <w:left w:val="single" w:sz="4" w:space="0" w:color="000000"/>
+              <w:bottom w:val="single" w:sz="4" w:space="0" w:color="000000"/>
+              <w:right w:val="single" w:sz="4" w:space="0" w:color="000000"/>
+            </w:tcBorders>
+          </w:tcPr>
+          <w:p>
+            <w:pPr>
+              <w:spacing w:line="360" w:lineRule="auto"/>
+              <w:jc w:val="center"/>
+              <w:rPr>
+                <w:rFonts w:ascii="Times New Roman" w:eastAsia="Times New Roman" w:hAnsi="Times New Roman" w:cs="Times New Roman"/>
+                <w:bCs/>
+              </w:rPr>
+            </w:pPr>
+            <w:r>
+              <w:rPr>
+                <w:rFonts w:ascii="Times New Roman" w:eastAsia="Times New Roman" w:hAnsi="Times New Roman" w:cs="Times New Roman"/>
+                <w:bCs/>
+                <w:sz w:val="28"/>
+                <w:szCs w:val="28"/>
+              </w:rPr>
+              <w:t>Получение структурированного отчёта</w:t>
+            </w:r>
+          </w:p>
+        </w:tc>
+        <w:tc>
+          <w:tcPr>
+            <w:tcW w:w="2268" w:type="dxa"/>
+            <w:tcBorders>
+              <w:top w:val="single" w:sz="4" w:space="0" w:color="000000"/>
+              <w:left w:val="single" w:sz="4" w:space="0" w:color="000000"/>
+              <w:bottom w:val="single" w:sz="4" w:space="0" w:color="000000"/>
+              <w:right w:val="single" w:sz="4" w:space="0" w:color="000000"/>
+            </w:tcBorders>
+          </w:tcPr>
+          <w:p>
+            <w:pPr>
+              <w:spacing w:line="360" w:lineRule="auto"/>
+              <w:rPr>
+                <w:rFonts w:ascii="Times New Roman" w:eastAsia="Times New Roman" w:hAnsi="Times New Roman" w:cs="Times New Roman"/>
+                <w:lang w:val="en-US"/>
+              </w:rPr>
+            </w:pPr>
+            <w:r>
+              <w:rPr>
+                <w:rFonts w:ascii="Times New Roman" w:eastAsia="Times New Roman" w:hAnsi="Times New Roman" w:cs="Times New Roman"/>
+                <w:lang w:val="en-US"/>
+              </w:rPr>
+              <w:t>{check_id: string}</w:t>
+            </w:r>
+            <w:r>
+              <w:rPr>
+                <w:rFonts w:ascii="Times New Roman" w:eastAsia="Times New Roman" w:hAnsi="Times New Roman" w:cs="Times New Roman"/>
+                <w:lang w:val="en-US"/>
+              </w:rPr>
+              <w:br/>
+            </w:r>
+            <w:r>
+              <w:rPr>
+                <w:rFonts w:ascii="Times New Roman" w:eastAsia="Times New Roman" w:hAnsi="Times New Roman" w:cs="Times New Roman"/>
+                <w:lang w:val="en-US"/>
+              </w:rPr>
+              <w:br/>
+            </w:r>
+            <w:r>
+              <w:rPr>
+                <w:rFonts w:ascii="Times New Roman" w:eastAsia="Times New Roman" w:hAnsi="Times New Roman" w:cs="Times New Roman"/>
+                <w:lang w:val="en-US"/>
+              </w:rPr>
+              <w:br/>
+            </w:r>
+            <w:r>
+              <w:rPr>
+                <w:rFonts w:ascii="Times New Roman" w:eastAsia="Times New Roman" w:hAnsi="Times New Roman" w:cs="Times New Roman"/>
+                <w:lang w:val="en-US"/>
+              </w:rPr>
+              <w:br/>
+            </w:r>
+            <w:r>
+              <w:rPr>
+                <w:rFonts w:ascii="Times New Roman" w:eastAsia="Times New Roman" w:hAnsi="Times New Roman" w:cs="Times New Roman"/>
+                <w:lang w:val="en-US"/>
+              </w:rPr>
+              <w:br/>
+            </w:r>
+          </w:p>
+        </w:tc>
+        <w:tc>
+          <w:tcPr>
+            <w:tcW w:w="1417" w:type="dxa"/>
+            <w:tcBorders>
+              <w:top w:val="single" w:sz="4" w:space="0" w:color="000000"/>
+              <w:left w:val="single" w:sz="4" w:space="0" w:color="000000"/>
+              <w:bottom w:val="single" w:sz="4" w:space="0" w:color="000000"/>
+              <w:right w:val="single" w:sz="4" w:space="0" w:color="000000"/>
+            </w:tcBorders>
+          </w:tcPr>
+          <w:p>
+            <w:pPr>
+              <w:spacing w:line="360" w:lineRule="auto"/>
+              <w:rPr>
+                <w:rFonts w:ascii="Times New Roman" w:eastAsia="Times New Roman" w:hAnsi="Times New Roman" w:cs="Times New Roman"/>
+              </w:rPr>
+            </w:pPr>
+            <w:r>
+              <w:rPr>
+                <w:rFonts w:ascii="Times New Roman" w:eastAsia="Times New Roman" w:hAnsi="Times New Roman" w:cs="Times New Roman"/>
+              </w:rPr>
+              <w:t>{check: CheckOut,summary: object,by_source_kind: object}</w:t>
             </w:r>
           </w:p>
         </w:tc>
@@ -30889,8 +31803,8 @@
       <w:szCs w:val="72"/>
     </w:rPr>
   </w:style>
-  <w:style w:type="table" w:customStyle="1" w:styleId="TableNormal0">
-    <w:name w:val="Table Normal"/>
+  <w:style w:type="table" w:customStyle="1" w:styleId="TableNormal1">
+    <w:name w:val="Table Normal1"/>
     <w:tblPr>
       <w:tblCellMar>
         <w:top w:w="0" w:type="dxa"/>
@@ -31454,8 +32368,9 @@
       <w:szCs w:val="48"/>
     </w:rPr>
   </w:style>
-  <w:style w:type="table" w:customStyle="1" w:styleId="af8">
-    <w:basedOn w:val="TableNormal0"/>
+  <w:style w:type="table" w:customStyle="1" w:styleId="250">
+    <w:name w:val="25"/>
+    <w:basedOn w:val="TableNormal1"/>
     <w:tblPr>
       <w:tblStyleRowBandSize w:val="1"/>
       <w:tblStyleColBandSize w:val="1"/>
@@ -31465,8 +32380,9 @@
       </w:tblCellMar>
     </w:tblPr>
   </w:style>
-  <w:style w:type="table" w:customStyle="1" w:styleId="af9">
-    <w:basedOn w:val="TableNormal0"/>
+  <w:style w:type="table" w:customStyle="1" w:styleId="240">
+    <w:name w:val="24"/>
+    <w:basedOn w:val="TableNormal1"/>
     <w:pPr>
       <w:widowControl w:val="0"/>
       <w:spacing w:after="0" w:line="240" w:lineRule="auto"/>
@@ -31480,15 +32396,17 @@
       </w:tblCellMar>
     </w:tblPr>
   </w:style>
-  <w:style w:type="table" w:customStyle="1" w:styleId="afa">
-    <w:basedOn w:val="TableNormal0"/>
+  <w:style w:type="table" w:customStyle="1" w:styleId="230">
+    <w:name w:val="23"/>
+    <w:basedOn w:val="TableNormal1"/>
     <w:tblPr>
       <w:tblStyleRowBandSize w:val="1"/>
       <w:tblStyleColBandSize w:val="1"/>
     </w:tblPr>
   </w:style>
-  <w:style w:type="table" w:customStyle="1" w:styleId="afb">
-    <w:basedOn w:val="TableNormal0"/>
+  <w:style w:type="table" w:customStyle="1" w:styleId="220">
+    <w:name w:val="22"/>
+    <w:basedOn w:val="TableNormal1"/>
     <w:tblPr>
       <w:tblStyleRowBandSize w:val="1"/>
       <w:tblStyleColBandSize w:val="1"/>
@@ -31498,8 +32416,9 @@
       </w:tblCellMar>
     </w:tblPr>
   </w:style>
-  <w:style w:type="table" w:customStyle="1" w:styleId="afc">
-    <w:basedOn w:val="TableNormal0"/>
+  <w:style w:type="table" w:customStyle="1" w:styleId="210">
+    <w:name w:val="21"/>
+    <w:basedOn w:val="TableNormal1"/>
     <w:tblPr>
       <w:tblStyleRowBandSize w:val="1"/>
       <w:tblStyleColBandSize w:val="1"/>
@@ -31509,8 +32428,9 @@
       </w:tblCellMar>
     </w:tblPr>
   </w:style>
-  <w:style w:type="table" w:customStyle="1" w:styleId="afd">
-    <w:basedOn w:val="TableNormal0"/>
+  <w:style w:type="table" w:customStyle="1" w:styleId="200">
+    <w:name w:val="20"/>
+    <w:basedOn w:val="TableNormal1"/>
     <w:tblPr>
       <w:tblStyleRowBandSize w:val="1"/>
       <w:tblStyleColBandSize w:val="1"/>
@@ -31520,8 +32440,9 @@
       </w:tblCellMar>
     </w:tblPr>
   </w:style>
-  <w:style w:type="table" w:customStyle="1" w:styleId="afe">
-    <w:basedOn w:val="TableNormal0"/>
+  <w:style w:type="table" w:customStyle="1" w:styleId="19">
+    <w:name w:val="19"/>
+    <w:basedOn w:val="TableNormal1"/>
     <w:tblPr>
       <w:tblStyleRowBandSize w:val="1"/>
       <w:tblStyleColBandSize w:val="1"/>
@@ -31531,8 +32452,9 @@
       </w:tblCellMar>
     </w:tblPr>
   </w:style>
-  <w:style w:type="table" w:customStyle="1" w:styleId="aff">
-    <w:basedOn w:val="TableNormal0"/>
+  <w:style w:type="table" w:customStyle="1" w:styleId="18">
+    <w:name w:val="18"/>
+    <w:basedOn w:val="TableNormal1"/>
     <w:tblPr>
       <w:tblStyleRowBandSize w:val="1"/>
       <w:tblStyleColBandSize w:val="1"/>
@@ -31667,7 +32589,7 @@
       <w:spacing w:before="240" w:after="240" w:line="240" w:lineRule="auto"/>
     </w:pPr>
   </w:style>
-  <w:style w:type="table" w:customStyle="1" w:styleId="210">
+  <w:style w:type="table" w:customStyle="1" w:styleId="211">
     <w:name w:val="Сетка таблицы21"/>
     <w:basedOn w:val="a2"/>
     <w:next w:val="a6"/>
@@ -31691,8 +32613,9 @@
       </w:tblBorders>
     </w:tblPr>
   </w:style>
-  <w:style w:type="table" w:customStyle="1" w:styleId="aff0">
-    <w:basedOn w:val="TableNormal0"/>
+  <w:style w:type="table" w:customStyle="1" w:styleId="17">
+    <w:name w:val="17"/>
+    <w:basedOn w:val="TableNormal1"/>
     <w:pPr>
       <w:widowControl w:val="0"/>
       <w:spacing w:after="0" w:line="240" w:lineRule="auto"/>
@@ -31706,8 +32629,9 @@
       </w:tblCellMar>
     </w:tblPr>
   </w:style>
-  <w:style w:type="table" w:customStyle="1" w:styleId="aff1">
-    <w:basedOn w:val="TableNormal0"/>
+  <w:style w:type="table" w:customStyle="1" w:styleId="16">
+    <w:name w:val="16"/>
+    <w:basedOn w:val="TableNormal1"/>
     <w:tblPr>
       <w:tblStyleRowBandSize w:val="1"/>
       <w:tblStyleColBandSize w:val="1"/>
@@ -31717,8 +32641,9 @@
       </w:tblCellMar>
     </w:tblPr>
   </w:style>
-  <w:style w:type="table" w:customStyle="1" w:styleId="aff2">
-    <w:basedOn w:val="TableNormal0"/>
+  <w:style w:type="table" w:customStyle="1" w:styleId="15">
+    <w:name w:val="15"/>
+    <w:basedOn w:val="TableNormal1"/>
     <w:pPr>
       <w:widowControl w:val="0"/>
       <w:spacing w:after="0" w:line="240" w:lineRule="auto"/>
@@ -31736,8 +32661,9 @@
       </w:tblCellMar>
     </w:tblPr>
   </w:style>
-  <w:style w:type="table" w:customStyle="1" w:styleId="aff3">
-    <w:basedOn w:val="TableNormal0"/>
+  <w:style w:type="table" w:customStyle="1" w:styleId="14">
+    <w:name w:val="14"/>
+    <w:basedOn w:val="TableNormal1"/>
     <w:pPr>
       <w:widowControl w:val="0"/>
       <w:spacing w:after="0" w:line="240" w:lineRule="auto"/>
@@ -31755,8 +32681,9 @@
       </w:tblCellMar>
     </w:tblPr>
   </w:style>
-  <w:style w:type="table" w:customStyle="1" w:styleId="aff4">
-    <w:basedOn w:val="TableNormal0"/>
+  <w:style w:type="table" w:customStyle="1" w:styleId="130">
+    <w:name w:val="13"/>
+    <w:basedOn w:val="TableNormal1"/>
     <w:pPr>
       <w:widowControl w:val="0"/>
       <w:spacing w:after="0" w:line="240" w:lineRule="auto"/>
@@ -31774,8 +32701,9 @@
       </w:tblCellMar>
     </w:tblPr>
   </w:style>
-  <w:style w:type="table" w:customStyle="1" w:styleId="aff5">
-    <w:basedOn w:val="TableNormal0"/>
+  <w:style w:type="table" w:customStyle="1" w:styleId="120">
+    <w:name w:val="12"/>
+    <w:basedOn w:val="TableNormal1"/>
     <w:pPr>
       <w:widowControl w:val="0"/>
       <w:spacing w:after="0" w:line="240" w:lineRule="auto"/>
@@ -31793,8 +32721,9 @@
       </w:tblCellMar>
     </w:tblPr>
   </w:style>
-  <w:style w:type="table" w:customStyle="1" w:styleId="aff6">
-    <w:basedOn w:val="TableNormal0"/>
+  <w:style w:type="table" w:customStyle="1" w:styleId="111">
+    <w:name w:val="11"/>
+    <w:basedOn w:val="TableNormal1"/>
     <w:pPr>
       <w:widowControl w:val="0"/>
       <w:spacing w:after="0" w:line="240" w:lineRule="auto"/>
@@ -31812,8 +32741,9 @@
       </w:tblCellMar>
     </w:tblPr>
   </w:style>
-  <w:style w:type="table" w:customStyle="1" w:styleId="aff7">
-    <w:basedOn w:val="TableNormal0"/>
+  <w:style w:type="table" w:customStyle="1" w:styleId="100">
+    <w:name w:val="10"/>
+    <w:basedOn w:val="TableNormal1"/>
     <w:pPr>
       <w:widowControl w:val="0"/>
       <w:spacing w:after="0" w:line="240" w:lineRule="auto"/>
@@ -31831,8 +32761,9 @@
       </w:tblCellMar>
     </w:tblPr>
   </w:style>
-  <w:style w:type="table" w:customStyle="1" w:styleId="aff8">
-    <w:basedOn w:val="TableNormal0"/>
+  <w:style w:type="table" w:customStyle="1" w:styleId="9">
+    <w:name w:val="9"/>
+    <w:basedOn w:val="TableNormal1"/>
     <w:pPr>
       <w:widowControl w:val="0"/>
       <w:spacing w:after="0" w:line="240" w:lineRule="auto"/>
@@ -31850,8 +32781,9 @@
       </w:tblCellMar>
     </w:tblPr>
   </w:style>
-  <w:style w:type="table" w:customStyle="1" w:styleId="aff9">
-    <w:basedOn w:val="TableNormal0"/>
+  <w:style w:type="table" w:customStyle="1" w:styleId="8">
+    <w:name w:val="8"/>
+    <w:basedOn w:val="TableNormal1"/>
     <w:pPr>
       <w:widowControl w:val="0"/>
       <w:spacing w:after="0" w:line="240" w:lineRule="auto"/>
@@ -31869,8 +32801,9 @@
       </w:tblCellMar>
     </w:tblPr>
   </w:style>
-  <w:style w:type="table" w:customStyle="1" w:styleId="affa">
-    <w:basedOn w:val="TableNormal0"/>
+  <w:style w:type="table" w:customStyle="1" w:styleId="7">
+    <w:name w:val="7"/>
+    <w:basedOn w:val="TableNormal1"/>
     <w:pPr>
       <w:widowControl w:val="0"/>
       <w:spacing w:after="0" w:line="240" w:lineRule="auto"/>
@@ -31888,8 +32821,9 @@
       </w:tblCellMar>
     </w:tblPr>
   </w:style>
-  <w:style w:type="table" w:customStyle="1" w:styleId="affb">
-    <w:basedOn w:val="TableNormal0"/>
+  <w:style w:type="table" w:customStyle="1" w:styleId="60">
+    <w:name w:val="6"/>
+    <w:basedOn w:val="TableNormal1"/>
     <w:tblPr>
       <w:tblStyleRowBandSize w:val="1"/>
       <w:tblStyleColBandSize w:val="1"/>
@@ -31899,8 +32833,9 @@
       </w:tblCellMar>
     </w:tblPr>
   </w:style>
-  <w:style w:type="table" w:customStyle="1" w:styleId="affc">
-    <w:basedOn w:val="TableNormal0"/>
+  <w:style w:type="table" w:customStyle="1" w:styleId="50">
+    <w:name w:val="5"/>
+    <w:basedOn w:val="TableNormal1"/>
     <w:tblPr>
       <w:tblStyleRowBandSize w:val="1"/>
       <w:tblStyleColBandSize w:val="1"/>
@@ -31910,8 +32845,9 @@
       </w:tblCellMar>
     </w:tblPr>
   </w:style>
-  <w:style w:type="table" w:customStyle="1" w:styleId="affd">
-    <w:basedOn w:val="TableNormal0"/>
+  <w:style w:type="table" w:customStyle="1" w:styleId="42">
+    <w:name w:val="4"/>
+    <w:basedOn w:val="TableNormal1"/>
     <w:tblPr>
       <w:tblStyleRowBandSize w:val="1"/>
       <w:tblStyleColBandSize w:val="1"/>
@@ -31921,8 +32857,9 @@
       </w:tblCellMar>
     </w:tblPr>
   </w:style>
-  <w:style w:type="table" w:customStyle="1" w:styleId="affe">
-    <w:basedOn w:val="TableNormal0"/>
+  <w:style w:type="table" w:customStyle="1" w:styleId="38">
+    <w:name w:val="3"/>
+    <w:basedOn w:val="TableNormal1"/>
     <w:tblPr>
       <w:tblStyleRowBandSize w:val="1"/>
       <w:tblStyleColBandSize w:val="1"/>
@@ -31932,8 +32869,9 @@
       </w:tblCellMar>
     </w:tblPr>
   </w:style>
-  <w:style w:type="table" w:customStyle="1" w:styleId="afff">
-    <w:basedOn w:val="TableNormal0"/>
+  <w:style w:type="table" w:customStyle="1" w:styleId="28">
+    <w:name w:val="2"/>
+    <w:basedOn w:val="TableNormal1"/>
     <w:pPr>
       <w:widowControl w:val="0"/>
       <w:spacing w:after="0" w:line="240" w:lineRule="auto"/>
@@ -31951,8 +32889,9 @@
       </w:tblCellMar>
     </w:tblPr>
   </w:style>
-  <w:style w:type="table" w:customStyle="1" w:styleId="afff0">
-    <w:basedOn w:val="TableNormal0"/>
+  <w:style w:type="table" w:customStyle="1" w:styleId="1a">
+    <w:name w:val="1"/>
+    <w:basedOn w:val="TableNormal1"/>
     <w:tblPr>
       <w:tblStyleRowBandSize w:val="1"/>
       <w:tblStyleColBandSize w:val="1"/>
@@ -31962,10 +32901,10 @@
       </w:tblCellMar>
     </w:tblPr>
   </w:style>
-  <w:style w:type="paragraph" w:styleId="afff1">
+  <w:style w:type="paragraph" w:styleId="af8">
     <w:name w:val="annotation text"/>
     <w:basedOn w:val="a0"/>
-    <w:link w:val="afff2"/>
+    <w:link w:val="af9"/>
     <w:uiPriority w:val="99"/>
     <w:semiHidden/>
     <w:unhideWhenUsed/>
@@ -31977,10 +32916,10 @@
       <w:szCs w:val="20"/>
     </w:rPr>
   </w:style>
-  <w:style w:type="character" w:customStyle="1" w:styleId="afff2">
+  <w:style w:type="character" w:customStyle="1" w:styleId="af9">
     <w:name w:val="Текст примечания Знак"/>
     <w:basedOn w:val="a1"/>
-    <w:link w:val="afff1"/>
+    <w:link w:val="af8"/>
     <w:uiPriority w:val="99"/>
     <w:semiHidden/>
     <w:rPr>
@@ -31988,7 +32927,7 @@
       <w:szCs w:val="20"/>
     </w:rPr>
   </w:style>
-  <w:style w:type="character" w:styleId="afff3">
+  <w:style w:type="character" w:styleId="afa">
     <w:name w:val="annotation reference"/>
     <w:basedOn w:val="a1"/>
     <w:uiPriority w:val="99"/>
@@ -31999,11 +32938,11 @@
       <w:szCs w:val="16"/>
     </w:rPr>
   </w:style>
-  <w:style w:type="paragraph" w:styleId="afff4">
+  <w:style w:type="paragraph" w:styleId="afb">
     <w:name w:val="annotation subject"/>
-    <w:basedOn w:val="afff1"/>
-    <w:next w:val="afff1"/>
-    <w:link w:val="afff5"/>
+    <w:basedOn w:val="af8"/>
+    <w:next w:val="af8"/>
+    <w:link w:val="afc"/>
     <w:uiPriority w:val="99"/>
     <w:semiHidden/>
     <w:unhideWhenUsed/>
@@ -32013,10 +32952,10 @@
       <w:bCs/>
     </w:rPr>
   </w:style>
-  <w:style w:type="character" w:customStyle="1" w:styleId="afff5">
+  <w:style w:type="character" w:customStyle="1" w:styleId="afc">
     <w:name w:val="Тема примечания Знак"/>
-    <w:basedOn w:val="afff2"/>
-    <w:link w:val="afff4"/>
+    <w:basedOn w:val="af9"/>
+    <w:link w:val="afb"/>
     <w:uiPriority w:val="99"/>
     <w:semiHidden/>
     <w:rsid w:val="009C14D3"/>
@@ -32027,9 +32966,9 @@
       <w:szCs w:val="20"/>
     </w:rPr>
   </w:style>
-  <w:style w:type="character" w:customStyle="1" w:styleId="afff6">
+  <w:style w:type="character" w:customStyle="1" w:styleId="afd">
     <w:name w:val="ТекстОсновной Знак"/>
-    <w:link w:val="afff7"/>
+    <w:link w:val="afe"/>
     <w:rsid w:val="001B66FE"/>
     <w:rPr>
       <w:rFonts w:ascii="Times New Roman" w:eastAsia="Times New Roman" w:hAnsi="Times New Roman" w:cs="Times New Roman"/>
@@ -32037,10 +32976,10 @@
       <w:szCs w:val="28"/>
     </w:rPr>
   </w:style>
-  <w:style w:type="paragraph" w:customStyle="1" w:styleId="afff7">
+  <w:style w:type="paragraph" w:customStyle="1" w:styleId="afe">
     <w:name w:val="ТекстОсновной"/>
     <w:basedOn w:val="a0"/>
-    <w:link w:val="afff6"/>
+    <w:link w:val="afd"/>
     <w:qFormat/>
     <w:rsid w:val="001B66FE"/>
     <w:pPr>
@@ -32404,28 +33343,28 @@
 </file>
 
 <file path=customXml/item1.xml><?xml version="1.0" encoding="utf-8"?>
-<b:Sources xmlns:b="http://schemas.openxmlformats.org/officeDocument/2006/bibliography" xmlns="http://schemas.openxmlformats.org/officeDocument/2006/bibliography" SelectedStyle="\APASixthEditionOfficeOnline.xsl" StyleName="APA" Version="6"/>
-</file>
-
-<file path=customXml/item2.xml><?xml version="1.0" encoding="utf-8"?>
 <go:gDocsCustomXmlDataStorage xmlns:go="http://customooxmlschemas.google.com/" xmlns:r="http://schemas.openxmlformats.org/officeDocument/2006/relationships" uri="GoogleDocsCustomDataVersion2">
   <go:docsCustomData xmlns:go="http://customooxmlschemas.google.com/" roundtripDataSignature="AMtx7mgnq6EaWzZ+Rua8DDB6I9iwF/ofYQ==">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</go:docsCustomData>
 </go:gDocsCustomXmlDataStorage>
 </file>
 
-<file path=customXml/itemProps1.xml><?xml version="1.0" encoding="utf-8"?>
-<ds:datastoreItem xmlns:ds="http://schemas.openxmlformats.org/officeDocument/2006/customXml" ds:itemID="{4C986554-1DB2-46F1-A350-5F50580F6789}">
-  <ds:schemaRefs>
-    <ds:schemaRef ds:uri="http://schemas.openxmlformats.org/officeDocument/2006/bibliography"/>
-  </ds:schemaRefs>
-</ds:datastoreItem>
+<file path=customXml/item2.xml><?xml version="1.0" encoding="utf-8"?>
+<b:Sources xmlns:b="http://schemas.openxmlformats.org/officeDocument/2006/bibliography" xmlns="http://schemas.openxmlformats.org/officeDocument/2006/bibliography" SelectedStyle="\APASixthEditionOfficeOnline.xsl" StyleName="APA" Version="6"/>
 </file>
 
-<file path=customXml/itemProps2.xml><?xml version="1.0" encoding="utf-8"?>
+<file path=customXml/itemProps1.xml><?xml version="1.0" encoding="utf-8"?>
 <ds:datastoreItem xmlns:ds="http://schemas.openxmlformats.org/officeDocument/2006/customXml" ds:itemID="{11111111-1234-1234-1234-123412341234}">
   <ds:schemaRefs>
     <ds:schemaRef ds:uri="http://customooxmlschemas.google.com/"/>
     <ds:schemaRef ds:uri="http://schemas.openxmlformats.org/officeDocument/2006/relationships"/>
   </ds:schemaRefs>
 </ds:datastoreItem>
+</file>
+
+<file path=customXml/itemProps2.xml><?xml version="1.0" encoding="utf-8"?>
+<ds:datastoreItem xmlns:ds="http://schemas.openxmlformats.org/officeDocument/2006/customXml" ds:itemID="{4C986554-1DB2-46F1-A350-5F50580F6789}">
+  <ds:schemaRefs>
+    <ds:schemaRef ds:uri="http://schemas.openxmlformats.org/officeDocument/2006/bibliography"/>
+  </ds:schemaRefs>
+</ds:datastoreItem>
 </file>
--- a/ИУ5Ц-101б_Васильев_В_М_РПЗ.docx
+++ b/ИУ5Ц-101б_Васильев_В_М_РПЗ.docx
@@ -22,238 +22,247 @@
     </w:p>
     <w:tbl>
       <w:tblPr>
-        <w:tblW w:w="9574" w:type="dxa"/>
-        <w:tblLayout w:type="fixed"/>
-        <w:tblLook w:val="0400" w:firstRow="0" w:lastRow="0" w:firstColumn="0" w:lastColumn="0" w:noHBand="0" w:noVBand="1"/>
+        <w:tblW w:w="0" w:type="auto"/>
+        <w:tblLook w:val="04A0" w:firstRow="1" w:lastRow="0" w:firstColumn="1" w:lastColumn="0" w:noHBand="0" w:noVBand="1"/>
       </w:tblPr>
       <w:tblGrid>
-        <w:gridCol w:w="1386"/>
-        <w:gridCol w:w="8188"/>
+        <w:gridCol w:w="1686"/>
+        <w:gridCol w:w="7956"/>
       </w:tblGrid>
       <w:tr>
         <w:tc>
           <w:tcPr>
-            <w:tcW w:w="1386" w:type="dxa"/>
+            <w:tcW w:w="1384" w:type="dxa"/>
           </w:tcPr>
           <w:p>
             <w:pPr>
-              <w:widowControl w:val="0"/>
               <w:spacing w:after="0" w:line="240" w:lineRule="auto"/>
               <w:rPr>
                 <w:rFonts w:ascii="Times New Roman" w:eastAsia="Times New Roman" w:hAnsi="Times New Roman" w:cs="Times New Roman"/>
                 <w:b/>
-                <w:lang w:val="en-GB"/>
+                <w:sz w:val="24"/>
+                <w:szCs w:val="24"/>
               </w:rPr>
             </w:pPr>
-            <w:r>
-              <w:rPr>
-                <w:rFonts w:ascii="Times New Roman" w:eastAsia="Times New Roman" w:hAnsi="Times New Roman" w:cs="Times New Roman"/>
+            <w:bookmarkStart w:id="0" w:name="_Hlk168913975"/>
+            <w:r>
+              <w:rPr>
+                <w:rFonts w:ascii="Times New Roman" w:eastAsia="Times New Roman" w:hAnsi="Times New Roman" w:cs="Times New Roman"/>
+                <w:b/>
                 <w:noProof/>
-                <w:lang w:val="en-GB"/>
+                <w:sz w:val="24"/>
+                <w:szCs w:val="24"/>
               </w:rPr>
               <w:drawing>
-                <wp:anchor distT="0" distB="0" distL="114300" distR="114300" simplePos="0" relativeHeight="251659264" behindDoc="0" locked="0" layoutInCell="1" hidden="0" allowOverlap="1" wp14:anchorId="651E01EC" wp14:editId="4B3CA9DA">
-                  <wp:simplePos x="0" y="0"/>
-                  <wp:positionH relativeFrom="column">
-                    <wp:posOffset>-13969</wp:posOffset>
-                  </wp:positionH>
-                  <wp:positionV relativeFrom="paragraph">
-                    <wp:posOffset>209550</wp:posOffset>
-                  </wp:positionV>
-                  <wp:extent cx="733424" cy="828675"/>
-                  <wp:effectExtent l="0" t="0" r="0" b="0"/>
-                  <wp:wrapSquare wrapText="bothSides" distT="0" distB="0" distL="114300" distR="114300"/>
-                  <wp:docPr id="25" name="image3.jpg"/>
-                  <wp:cNvGraphicFramePr/>
+                <wp:inline distT="0" distB="0" distL="0" distR="0" wp14:anchorId="731CCD62" wp14:editId="33002A01">
+                  <wp:extent cx="926605" cy="1070159"/>
+                  <wp:effectExtent l="0" t="0" r="6985" b="0"/>
+                  <wp:docPr id="6" name="Рисунок 6"/>
+                  <wp:cNvGraphicFramePr>
+                    <a:graphicFrameLocks xmlns:a="http://schemas.openxmlformats.org/drawingml/2006/main" noChangeAspect="1"/>
+                  </wp:cNvGraphicFramePr>
                   <a:graphic xmlns:a="http://schemas.openxmlformats.org/drawingml/2006/main">
                     <a:graphicData uri="http://schemas.openxmlformats.org/drawingml/2006/picture">
                       <pic:pic xmlns:pic="http://schemas.openxmlformats.org/drawingml/2006/picture">
                         <pic:nvPicPr>
-                          <pic:cNvPr id="0" name="image3.jpg"/>
-                          <pic:cNvPicPr preferRelativeResize="0"/>
+                          <pic:cNvPr id="0" name="Picture 1"/>
+                          <pic:cNvPicPr>
+                            <a:picLocks noChangeAspect="1" noChangeArrowheads="1"/>
+                          </pic:cNvPicPr>
                         </pic:nvPicPr>
-                        <pic:blipFill>
-                          <a:blip r:embed="rId9"/>
-                          <a:srcRect/>
-                          <a:stretch>
-                            <a:fillRect/>
-                          </a:stretch>
+                        <pic:blipFill rotWithShape="1">
+                          <a:blip r:embed="rId9" cstate="print">
+                            <a:extLst>
+                              <a:ext uri="{28A0092B-C50C-407E-A947-70E740481C1C}">
+                                <a14:useLocalDpi xmlns:a14="http://schemas.microsoft.com/office/drawing/2010/main" val="0"/>
+                              </a:ext>
+                            </a:extLst>
+                          </a:blip>
+                          <a:srcRect l="12031" t="5322" r="11620" b="6485"/>
+                          <a:stretch/>
                         </pic:blipFill>
-                        <pic:spPr>
+                        <pic:spPr bwMode="auto">
                           <a:xfrm>
                             <a:off x="0" y="0"/>
-                            <a:ext cx="733424" cy="828675"/>
+                            <a:ext cx="926605" cy="1070159"/>
                           </a:xfrm>
                           <a:prstGeom prst="rect">
                             <a:avLst/>
                           </a:prstGeom>
-                          <a:ln/>
+                          <a:noFill/>
+                          <a:ln>
+                            <a:noFill/>
+                          </a:ln>
+                          <a:extLst>
+                            <a:ext uri="{53640926-AAD7-44D8-BBD7-CCE9431645EC}">
+                              <a14:shadowObscured xmlns:a14="http://schemas.microsoft.com/office/drawing/2010/main"/>
+                            </a:ext>
+                          </a:extLst>
                         </pic:spPr>
                       </pic:pic>
                     </a:graphicData>
                   </a:graphic>
-                </wp:anchor>
+                </wp:inline>
               </w:drawing>
             </w:r>
           </w:p>
         </w:tc>
         <w:tc>
           <w:tcPr>
-            <w:tcW w:w="8188" w:type="dxa"/>
+            <w:tcW w:w="8469" w:type="dxa"/>
           </w:tcPr>
           <w:p>
             <w:pPr>
-              <w:widowControl w:val="0"/>
               <w:spacing w:after="0" w:line="240" w:lineRule="auto"/>
+              <w:ind w:left="-99"/>
               <w:jc w:val="center"/>
               <w:rPr>
                 <w:rFonts w:ascii="Times New Roman" w:eastAsia="Times New Roman" w:hAnsi="Times New Roman" w:cs="Times New Roman"/>
                 <w:b/>
+                <w:sz w:val="24"/>
+                <w:szCs w:val="24"/>
               </w:rPr>
             </w:pPr>
             <w:r>
               <w:rPr>
                 <w:rFonts w:ascii="Times New Roman" w:eastAsia="Times New Roman" w:hAnsi="Times New Roman" w:cs="Times New Roman"/>
                 <w:b/>
+                <w:sz w:val="24"/>
+                <w:szCs w:val="24"/>
               </w:rPr>
               <w:t>Министерство науки и высшего образования Российской Федерации</w:t>
             </w:r>
           </w:p>
           <w:p>
             <w:pPr>
-              <w:widowControl w:val="0"/>
               <w:spacing w:after="0" w:line="240" w:lineRule="auto"/>
+              <w:ind w:left="-99"/>
               <w:jc w:val="center"/>
               <w:rPr>
                 <w:rFonts w:ascii="Times New Roman" w:eastAsia="Times New Roman" w:hAnsi="Times New Roman" w:cs="Times New Roman"/>
                 <w:b/>
+                <w:sz w:val="24"/>
+                <w:szCs w:val="24"/>
               </w:rPr>
             </w:pPr>
             <w:r>
               <w:rPr>
                 <w:rFonts w:ascii="Times New Roman" w:eastAsia="Times New Roman" w:hAnsi="Times New Roman" w:cs="Times New Roman"/>
                 <w:b/>
+                <w:sz w:val="24"/>
+                <w:szCs w:val="24"/>
               </w:rPr>
               <w:t xml:space="preserve">Федеральное государственное автономное образовательное учреждение </w:t>
             </w:r>
           </w:p>
           <w:p>
             <w:pPr>
-              <w:widowControl w:val="0"/>
               <w:spacing w:after="0" w:line="240" w:lineRule="auto"/>
+              <w:ind w:left="-99"/>
               <w:jc w:val="center"/>
               <w:rPr>
                 <w:rFonts w:ascii="Times New Roman" w:eastAsia="Times New Roman" w:hAnsi="Times New Roman" w:cs="Times New Roman"/>
                 <w:b/>
+                <w:sz w:val="24"/>
+                <w:szCs w:val="24"/>
               </w:rPr>
             </w:pPr>
             <w:r>
               <w:rPr>
                 <w:rFonts w:ascii="Times New Roman" w:eastAsia="Times New Roman" w:hAnsi="Times New Roman" w:cs="Times New Roman"/>
                 <w:b/>
+                <w:sz w:val="24"/>
+                <w:szCs w:val="24"/>
               </w:rPr>
               <w:t>высшего образования</w:t>
             </w:r>
           </w:p>
           <w:p>
             <w:pPr>
-              <w:widowControl w:val="0"/>
               <w:spacing w:after="0" w:line="240" w:lineRule="auto"/>
-              <w:ind w:right="-2"/>
+              <w:ind w:left="-99"/>
               <w:jc w:val="center"/>
               <w:rPr>
                 <w:rFonts w:ascii="Times New Roman" w:eastAsia="Times New Roman" w:hAnsi="Times New Roman" w:cs="Times New Roman"/>
                 <w:b/>
+                <w:sz w:val="24"/>
+                <w:szCs w:val="24"/>
               </w:rPr>
             </w:pPr>
             <w:r>
               <w:rPr>
                 <w:rFonts w:ascii="Times New Roman" w:eastAsia="Times New Roman" w:hAnsi="Times New Roman" w:cs="Times New Roman"/>
                 <w:b/>
+                <w:sz w:val="24"/>
+                <w:szCs w:val="24"/>
               </w:rPr>
               <w:t>«Московский государственный технический университет</w:t>
             </w:r>
           </w:p>
           <w:p>
             <w:pPr>
-              <w:widowControl w:val="0"/>
               <w:spacing w:after="0" w:line="240" w:lineRule="auto"/>
-              <w:ind w:right="-2"/>
+              <w:ind w:left="-99"/>
               <w:jc w:val="center"/>
               <w:rPr>
                 <w:rFonts w:ascii="Times New Roman" w:eastAsia="Times New Roman" w:hAnsi="Times New Roman" w:cs="Times New Roman"/>
                 <w:b/>
+                <w:sz w:val="24"/>
+                <w:szCs w:val="24"/>
               </w:rPr>
             </w:pPr>
             <w:r>
               <w:rPr>
                 <w:rFonts w:ascii="Times New Roman" w:eastAsia="Times New Roman" w:hAnsi="Times New Roman" w:cs="Times New Roman"/>
                 <w:b/>
+                <w:sz w:val="24"/>
+                <w:szCs w:val="24"/>
               </w:rPr>
               <w:t>имени Н.Э. Баумана</w:t>
             </w:r>
           </w:p>
           <w:p>
             <w:pPr>
-              <w:widowControl w:val="0"/>
               <w:spacing w:after="0" w:line="240" w:lineRule="auto"/>
+              <w:ind w:left="-99"/>
               <w:jc w:val="center"/>
               <w:rPr>
                 <w:rFonts w:ascii="Times New Roman" w:eastAsia="Times New Roman" w:hAnsi="Times New Roman" w:cs="Times New Roman"/>
                 <w:b/>
+                <w:sz w:val="24"/>
+                <w:szCs w:val="24"/>
               </w:rPr>
             </w:pPr>
             <w:r>
               <w:rPr>
                 <w:rFonts w:ascii="Times New Roman" w:eastAsia="Times New Roman" w:hAnsi="Times New Roman" w:cs="Times New Roman"/>
                 <w:b/>
+                <w:sz w:val="24"/>
+                <w:szCs w:val="24"/>
               </w:rPr>
               <w:t>(национальный исследовательский университет)»</w:t>
             </w:r>
           </w:p>
           <w:p>
             <w:pPr>
-              <w:widowControl w:val="0"/>
               <w:spacing w:after="0" w:line="240" w:lineRule="auto"/>
+              <w:ind w:left="-99"/>
               <w:jc w:val="center"/>
               <w:rPr>
                 <w:rFonts w:ascii="Times New Roman" w:eastAsia="Times New Roman" w:hAnsi="Times New Roman" w:cs="Times New Roman"/>
                 <w:b/>
-                <w:lang w:val="en-GB"/>
+                <w:sz w:val="24"/>
+                <w:szCs w:val="24"/>
               </w:rPr>
             </w:pPr>
             <w:r>
               <w:rPr>
                 <w:rFonts w:ascii="Times New Roman" w:eastAsia="Times New Roman" w:hAnsi="Times New Roman" w:cs="Times New Roman"/>
                 <w:b/>
-              </w:rPr>
-              <w:t xml:space="preserve">(МГТУ им. </w:t>
-            </w:r>
-            <w:r>
-              <w:rPr>
-                <w:rFonts w:ascii="Times New Roman" w:eastAsia="Times New Roman" w:hAnsi="Times New Roman" w:cs="Times New Roman"/>
-                <w:b/>
-                <w:lang w:val="en-GB"/>
-              </w:rPr>
-              <w:t xml:space="preserve">Н.Э. </w:t>
-            </w:r>
-            <w:proofErr w:type="spellStart"/>
-            <w:r>
-              <w:rPr>
-                <w:rFonts w:ascii="Times New Roman" w:eastAsia="Times New Roman" w:hAnsi="Times New Roman" w:cs="Times New Roman"/>
-                <w:b/>
-                <w:lang w:val="en-GB"/>
-              </w:rPr>
-              <w:t>Баумана</w:t>
-            </w:r>
-            <w:proofErr w:type="spellEnd"/>
-            <w:r>
-              <w:rPr>
-                <w:rFonts w:ascii="Times New Roman" w:eastAsia="Times New Roman" w:hAnsi="Times New Roman" w:cs="Times New Roman"/>
-                <w:b/>
-                <w:lang w:val="en-GB"/>
-              </w:rPr>
-              <w:t>)</w:t>
+                <w:sz w:val="24"/>
+                <w:szCs w:val="24"/>
+              </w:rPr>
+              <w:t>(МГТУ им. Н.Э. Баумана)</w:t>
             </w:r>
           </w:p>
         </w:tc>
@@ -261,29 +270,28 @@
     </w:tbl>
     <w:p>
       <w:pPr>
-        <w:widowControl w:val="0"/>
         <w:pBdr>
-          <w:bottom w:val="single" w:sz="24" w:space="1" w:color="000000"/>
+          <w:bottom w:val="thinThickSmallGap" w:sz="24" w:space="1" w:color="auto"/>
         </w:pBdr>
         <w:spacing w:after="0" w:line="240" w:lineRule="auto"/>
         <w:jc w:val="center"/>
         <w:rPr>
           <w:rFonts w:ascii="Times New Roman" w:eastAsia="Times New Roman" w:hAnsi="Times New Roman" w:cs="Times New Roman"/>
           <w:b/>
-          <w:sz w:val="10"/>
-          <w:szCs w:val="10"/>
-          <w:lang w:val="en-GB"/>
-        </w:rPr>
-      </w:pPr>
-    </w:p>
-    <w:p>
-      <w:pPr>
-        <w:widowControl w:val="0"/>
+          <w:sz w:val="6"/>
+          <w:szCs w:val="24"/>
+        </w:rPr>
+      </w:pPr>
+    </w:p>
+    <w:p>
+      <w:pPr>
         <w:spacing w:after="0" w:line="240" w:lineRule="auto"/>
+        <w:jc w:val="center"/>
         <w:rPr>
           <w:rFonts w:ascii="Times New Roman" w:eastAsia="Times New Roman" w:hAnsi="Times New Roman" w:cs="Times New Roman"/>
           <w:b/>
-          <w:lang w:val="en-GB"/>
+          <w:sz w:val="24"/>
+          <w:szCs w:val="24"/>
         </w:rPr>
       </w:pPr>
     </w:p>
@@ -316,13 +324,13 @@
               <w:spacing w:after="0" w:line="240" w:lineRule="auto"/>
               <w:rPr>
                 <w:rFonts w:ascii="Times New Roman" w:eastAsia="Times New Roman" w:hAnsi="Times New Roman" w:cs="Times New Roman"/>
-                <w:lang w:val="en-GB"/>
+                <w:lang w:val="en-GB" w:eastAsia="en-US"/>
               </w:rPr>
             </w:pPr>
             <w:r>
               <w:rPr>
                 <w:rFonts w:ascii="Times New Roman" w:eastAsia="Times New Roman" w:hAnsi="Times New Roman" w:cs="Times New Roman"/>
-                <w:lang w:val="en-GB"/>
+                <w:lang w:val="en-GB" w:eastAsia="en-US"/>
               </w:rPr>
               <w:t>ФАКУЛЬТЕТ</w:t>
             </w:r>
@@ -342,11 +350,13 @@
               <w:jc w:val="both"/>
               <w:rPr>
                 <w:rFonts w:ascii="Times New Roman" w:eastAsia="Times New Roman" w:hAnsi="Times New Roman" w:cs="Times New Roman"/>
+                <w:lang w:eastAsia="en-US"/>
               </w:rPr>
             </w:pPr>
             <w:r>
               <w:rPr>
                 <w:rFonts w:ascii="Times New Roman" w:eastAsia="Times New Roman" w:hAnsi="Times New Roman" w:cs="Times New Roman"/>
+                <w:lang w:eastAsia="en-US"/>
               </w:rPr>
               <w:t xml:space="preserve">ГОЛОВНОЙ УЧЕБНО-ИССЛЕДОВАТЕЛЬСКИЙ И МЕТОДИЧЕСКИЙ ЦЕНТР </w:t>
             </w:r>
@@ -364,6 +374,7 @@
               <w:spacing w:after="0" w:line="240" w:lineRule="auto"/>
               <w:rPr>
                 <w:rFonts w:ascii="Times New Roman" w:eastAsia="Times New Roman" w:hAnsi="Times New Roman" w:cs="Times New Roman"/>
+                <w:lang w:eastAsia="en-US"/>
               </w:rPr>
             </w:pPr>
           </w:p>
@@ -382,11 +393,13 @@
               <w:jc w:val="both"/>
               <w:rPr>
                 <w:rFonts w:ascii="Times New Roman" w:eastAsia="Times New Roman" w:hAnsi="Times New Roman" w:cs="Times New Roman"/>
+                <w:lang w:eastAsia="en-US"/>
               </w:rPr>
             </w:pPr>
             <w:r>
               <w:rPr>
                 <w:rFonts w:ascii="Times New Roman" w:eastAsia="Times New Roman" w:hAnsi="Times New Roman" w:cs="Times New Roman"/>
+                <w:lang w:eastAsia="en-US"/>
               </w:rPr>
               <w:t xml:space="preserve">ПРОФЕССИОНАЛЬНОЙ РЕАБИЛИТАЦИИ ЛИЦ С ОГРАНИЧЕННЫМИ </w:t>
             </w:r>
@@ -404,6 +417,7 @@
               <w:spacing w:after="0" w:line="240" w:lineRule="auto"/>
               <w:rPr>
                 <w:rFonts w:ascii="Times New Roman" w:eastAsia="Times New Roman" w:hAnsi="Times New Roman" w:cs="Times New Roman"/>
+                <w:lang w:eastAsia="en-US"/>
               </w:rPr>
             </w:pPr>
           </w:p>
@@ -422,13 +436,13 @@
               <w:jc w:val="both"/>
               <w:rPr>
                 <w:rFonts w:ascii="Times New Roman" w:eastAsia="Times New Roman" w:hAnsi="Times New Roman" w:cs="Times New Roman"/>
-                <w:lang w:val="en-GB"/>
+                <w:lang w:val="en-GB" w:eastAsia="en-US"/>
               </w:rPr>
             </w:pPr>
             <w:r>
               <w:rPr>
                 <w:rFonts w:ascii="Times New Roman" w:eastAsia="Times New Roman" w:hAnsi="Times New Roman" w:cs="Times New Roman"/>
-                <w:lang w:val="en-GB"/>
+                <w:lang w:val="en-GB" w:eastAsia="en-US"/>
               </w:rPr>
               <w:t>ВОЗМОЖНОСТЯМИ ЗДОРОВЬЯ</w:t>
             </w:r>
@@ -446,13 +460,13 @@
               <w:spacing w:after="0" w:line="240" w:lineRule="auto"/>
               <w:rPr>
                 <w:rFonts w:ascii="Times New Roman" w:eastAsia="Times New Roman" w:hAnsi="Times New Roman" w:cs="Times New Roman"/>
-                <w:lang w:val="en-GB"/>
+                <w:lang w:val="en-GB" w:eastAsia="en-US"/>
               </w:rPr>
             </w:pPr>
             <w:r>
               <w:rPr>
                 <w:rFonts w:ascii="Times New Roman" w:eastAsia="Times New Roman" w:hAnsi="Times New Roman" w:cs="Times New Roman"/>
-                <w:lang w:val="en-GB"/>
+                <w:lang w:val="en-GB" w:eastAsia="en-US"/>
               </w:rPr>
               <w:t>КАФЕДРА</w:t>
             </w:r>
@@ -472,11 +486,13 @@
               <w:spacing w:after="0" w:line="240" w:lineRule="auto"/>
               <w:rPr>
                 <w:rFonts w:ascii="Times New Roman" w:eastAsia="Times New Roman" w:hAnsi="Times New Roman" w:cs="Times New Roman"/>
+                <w:lang w:eastAsia="en-US"/>
               </w:rPr>
             </w:pPr>
             <w:r>
               <w:rPr>
                 <w:rFonts w:ascii="Times New Roman" w:eastAsia="Times New Roman" w:hAnsi="Times New Roman" w:cs="Times New Roman"/>
+                <w:lang w:eastAsia="en-US"/>
               </w:rPr>
               <w:t>СИСТЕМЫ ОБРАБОТКИ ИНФОРМАЦИИ И УПРАВЛЕНИЯ</w:t>
             </w:r>
@@ -486,1524 +502,778 @@
     </w:tbl>
     <w:p>
       <w:pPr>
-        <w:widowControl w:val="0"/>
-        <w:spacing w:after="0" w:line="240" w:lineRule="auto"/>
-        <w:rPr>
-          <w:rFonts w:ascii="Times New Roman" w:eastAsia="Times New Roman" w:hAnsi="Times New Roman" w:cs="Times New Roman"/>
-          <w:b/>
-          <w:sz w:val="44"/>
-          <w:szCs w:val="44"/>
-        </w:rPr>
-      </w:pPr>
-    </w:p>
-    <w:p>
-      <w:pPr>
-        <w:widowControl w:val="0"/>
+        <w:rPr>
+          <w:rFonts w:ascii="Times New Roman" w:eastAsia="Times New Roman" w:hAnsi="Times New Roman" w:cs="Times New Roman"/>
+          <w:sz w:val="28"/>
+          <w:szCs w:val="28"/>
+        </w:rPr>
+      </w:pPr>
+    </w:p>
+    <w:p>
+      <w:pPr>
+        <w:rPr>
+          <w:rFonts w:ascii="Times New Roman" w:eastAsia="Times New Roman" w:hAnsi="Times New Roman" w:cs="Times New Roman"/>
+          <w:sz w:val="28"/>
+          <w:szCs w:val="28"/>
+        </w:rPr>
+      </w:pPr>
+    </w:p>
+    <w:p>
+      <w:pPr>
         <w:spacing w:after="0" w:line="240" w:lineRule="auto"/>
         <w:jc w:val="center"/>
         <w:rPr>
           <w:rFonts w:ascii="Times New Roman" w:eastAsia="Times New Roman" w:hAnsi="Times New Roman" w:cs="Times New Roman"/>
           <w:b/>
-          <w:sz w:val="44"/>
-          <w:szCs w:val="44"/>
-        </w:rPr>
-      </w:pPr>
-    </w:p>
-    <w:p>
-      <w:pPr>
-        <w:widowControl w:val="0"/>
+          <w:sz w:val="32"/>
+          <w:szCs w:val="32"/>
+        </w:rPr>
+      </w:pPr>
+      <w:r>
+        <w:rPr>
+          <w:rFonts w:ascii="Times New Roman" w:eastAsia="Times New Roman" w:hAnsi="Times New Roman" w:cs="Times New Roman"/>
+          <w:b/>
+          <w:sz w:val="32"/>
+          <w:szCs w:val="32"/>
+        </w:rPr>
+        <w:t>РАСЧЕТНО-ПОЯСНИТЕЛЬНАЯ ЗАПИСКА</w:t>
+      </w:r>
+    </w:p>
+    <w:p>
+      <w:pPr>
         <w:spacing w:after="0" w:line="240" w:lineRule="auto"/>
         <w:jc w:val="center"/>
         <w:rPr>
           <w:rFonts w:ascii="Times New Roman" w:eastAsia="Times New Roman" w:hAnsi="Times New Roman" w:cs="Times New Roman"/>
           <w:b/>
-          <w:sz w:val="44"/>
-          <w:szCs w:val="44"/>
-        </w:rPr>
-      </w:pPr>
-    </w:p>
-    <w:p>
-      <w:pPr>
-        <w:widowControl w:val="0"/>
+          <w:i/>
+          <w:sz w:val="32"/>
+          <w:szCs w:val="32"/>
+        </w:rPr>
+      </w:pPr>
+    </w:p>
+    <w:p>
+      <w:pPr>
         <w:spacing w:after="0" w:line="240" w:lineRule="auto"/>
         <w:jc w:val="center"/>
         <w:rPr>
           <w:rFonts w:ascii="Times New Roman" w:eastAsia="Times New Roman" w:hAnsi="Times New Roman" w:cs="Times New Roman"/>
           <w:b/>
-          <w:sz w:val="44"/>
-          <w:szCs w:val="44"/>
+          <w:i/>
+          <w:sz w:val="32"/>
+          <w:szCs w:val="32"/>
         </w:rPr>
       </w:pPr>
       <w:r>
         <w:rPr>
           <w:rFonts w:ascii="Times New Roman" w:eastAsia="Times New Roman" w:hAnsi="Times New Roman" w:cs="Times New Roman"/>
           <w:b/>
-          <w:sz w:val="44"/>
-          <w:szCs w:val="44"/>
-        </w:rPr>
-        <w:t>РАСЧЕТНО-ПОЯСНИТЕЛЬНАЯ ЗАПИСКА</w:t>
-      </w:r>
-    </w:p>
-    <w:p>
-      <w:pPr>
-        <w:widowControl w:val="0"/>
+          <w:i/>
+          <w:sz w:val="32"/>
+          <w:szCs w:val="32"/>
+        </w:rPr>
+        <w:t xml:space="preserve">К ВЫПУСКНОЙ КВАЛИФИКАЦИОННОЙ РАБОТЕ </w:t>
+      </w:r>
+    </w:p>
+    <w:p>
+      <w:pPr>
         <w:spacing w:after="0" w:line="240" w:lineRule="auto"/>
         <w:jc w:val="center"/>
         <w:rPr>
           <w:rFonts w:ascii="Times New Roman" w:eastAsia="Times New Roman" w:hAnsi="Times New Roman" w:cs="Times New Roman"/>
           <w:b/>
+          <w:i/>
+          <w:sz w:val="32"/>
+          <w:szCs w:val="32"/>
+        </w:rPr>
+      </w:pPr>
+    </w:p>
+    <w:p>
+      <w:pPr>
+        <w:spacing w:after="0" w:line="240" w:lineRule="auto"/>
+        <w:jc w:val="center"/>
+        <w:rPr>
+          <w:rFonts w:ascii="Times New Roman" w:eastAsia="Times New Roman" w:hAnsi="Times New Roman" w:cs="Times New Roman"/>
+          <w:b/>
+          <w:i/>
+          <w:sz w:val="32"/>
+          <w:szCs w:val="32"/>
+        </w:rPr>
+      </w:pPr>
+      <w:r>
+        <w:rPr>
+          <w:rFonts w:ascii="Times New Roman" w:eastAsia="Times New Roman" w:hAnsi="Times New Roman" w:cs="Times New Roman"/>
+          <w:b/>
+          <w:i/>
+          <w:sz w:val="32"/>
+          <w:szCs w:val="32"/>
+        </w:rPr>
+        <w:t>НА ТЕМУ:</w:t>
+      </w:r>
+    </w:p>
+    <w:p>
+      <w:pPr>
+        <w:ind w:firstLine="709"/>
+        <w:jc w:val="center"/>
+        <w:rPr>
+          <w:rFonts w:ascii="Times New Roman" w:eastAsiaTheme="minorHAnsi" w:hAnsi="Times New Roman" w:cs="Times New Roman"/>
+          <w:sz w:val="28"/>
+          <w:szCs w:val="28"/>
+        </w:rPr>
+      </w:pPr>
+      <w:r>
+        <w:rPr>
+          <w:rFonts w:ascii="Times New Roman" w:eastAsia="Times New Roman" w:hAnsi="Times New Roman" w:cs="Times New Roman"/>
+          <w:b/>
+          <w:sz w:val="32"/>
+          <w:szCs w:val="32"/>
+        </w:rPr>
+        <w:t>Автоматизированная система проверки статей на плагиат с визуальным выделением заимствований в тексте</w:t>
+      </w:r>
+    </w:p>
+    <w:p>
+      <w:pPr>
+        <w:ind w:firstLine="709"/>
+        <w:jc w:val="both"/>
+        <w:rPr>
+          <w:rFonts w:ascii="Times New Roman" w:eastAsiaTheme="minorHAnsi" w:hAnsi="Times New Roman" w:cs="Times New Roman"/>
+          <w:sz w:val="28"/>
+          <w:szCs w:val="28"/>
+        </w:rPr>
+      </w:pPr>
+    </w:p>
+    <w:p>
+      <w:pPr>
+        <w:ind w:firstLine="709"/>
+        <w:jc w:val="both"/>
+        <w:rPr>
+          <w:rFonts w:ascii="Times New Roman" w:eastAsiaTheme="minorHAnsi" w:hAnsi="Times New Roman" w:cs="Times New Roman"/>
+          <w:sz w:val="28"/>
+          <w:szCs w:val="28"/>
+        </w:rPr>
+      </w:pPr>
+    </w:p>
+    <w:p>
+      <w:pPr>
+        <w:jc w:val="both"/>
+        <w:rPr>
+          <w:rFonts w:ascii="Times New Roman" w:eastAsiaTheme="minorHAnsi" w:hAnsi="Times New Roman" w:cs="Times New Roman"/>
+          <w:sz w:val="28"/>
+          <w:szCs w:val="28"/>
+        </w:rPr>
+      </w:pPr>
+    </w:p>
+    <w:p>
+      <w:pPr>
+        <w:tabs>
+          <w:tab w:val="left" w:pos="1276"/>
+          <w:tab w:val="left" w:pos="2977"/>
+          <w:tab w:val="left" w:pos="3261"/>
+          <w:tab w:val="left" w:pos="5529"/>
+          <w:tab w:val="left" w:pos="5954"/>
+          <w:tab w:val="left" w:pos="6237"/>
+          <w:tab w:val="left" w:pos="9356"/>
+        </w:tabs>
+        <w:spacing w:after="0" w:line="240" w:lineRule="auto"/>
+        <w:rPr>
+          <w:rFonts w:ascii="Times New Roman" w:eastAsia="Times New Roman" w:hAnsi="Times New Roman" w:cs="Times New Roman"/>
+          <w:b/>
+          <w:bCs/>
+          <w:sz w:val="28"/>
+          <w:szCs w:val="28"/>
+          <w:u w:val="single"/>
+        </w:rPr>
+      </w:pPr>
+      <w:r>
+        <w:rPr>
+          <w:rFonts w:ascii="Times New Roman" w:eastAsia="Times New Roman" w:hAnsi="Times New Roman" w:cs="Times New Roman"/>
+          <w:bCs/>
+          <w:sz w:val="28"/>
+          <w:szCs w:val="28"/>
+        </w:rPr>
+        <w:t xml:space="preserve">Студент </w:t>
+      </w:r>
+      <w:r>
+        <w:rPr>
+          <w:rFonts w:ascii="Times New Roman" w:eastAsia="Times New Roman" w:hAnsi="Times New Roman" w:cs="Times New Roman"/>
+          <w:bCs/>
+          <w:sz w:val="28"/>
+          <w:szCs w:val="28"/>
+          <w:u w:val="single"/>
+        </w:rPr>
+        <w:tab/>
+        <w:t>ИУ5Ц – 101Б</w:t>
+      </w:r>
+      <w:r>
+        <w:rPr>
+          <w:rFonts w:ascii="Times New Roman" w:eastAsia="Times New Roman" w:hAnsi="Times New Roman" w:cs="Times New Roman"/>
+          <w:bCs/>
+          <w:sz w:val="28"/>
+          <w:szCs w:val="28"/>
+          <w:u w:val="single"/>
+        </w:rPr>
+        <w:tab/>
+      </w:r>
+      <w:r>
+        <w:rPr>
+          <w:rFonts w:ascii="Times New Roman" w:eastAsia="Times New Roman" w:hAnsi="Times New Roman" w:cs="Times New Roman"/>
+          <w:bCs/>
+          <w:sz w:val="28"/>
+          <w:szCs w:val="28"/>
+        </w:rPr>
+        <w:tab/>
+      </w:r>
+      <w:r>
+        <w:rPr>
+          <w:rFonts w:ascii="Times New Roman" w:eastAsia="Times New Roman" w:hAnsi="Times New Roman" w:cs="Times New Roman"/>
+          <w:bCs/>
+          <w:sz w:val="28"/>
+          <w:szCs w:val="28"/>
+          <w:u w:val="single"/>
+        </w:rPr>
+        <w:tab/>
+      </w:r>
+      <w:r>
+        <w:rPr>
+          <w:rFonts w:ascii="Times New Roman" w:eastAsia="Times New Roman" w:hAnsi="Times New Roman" w:cs="Times New Roman"/>
+          <w:bCs/>
+          <w:sz w:val="28"/>
+          <w:szCs w:val="28"/>
+        </w:rPr>
+        <w:tab/>
+      </w:r>
+      <w:r>
+        <w:rPr>
+          <w:rFonts w:ascii="Times New Roman" w:eastAsia="Times New Roman" w:hAnsi="Times New Roman" w:cs="Times New Roman"/>
+          <w:bCs/>
+          <w:sz w:val="28"/>
+          <w:szCs w:val="28"/>
+          <w:u w:val="single"/>
+        </w:rPr>
+        <w:tab/>
+        <w:t>В.М. Васильев</w:t>
+      </w:r>
+      <w:r>
+        <w:rPr>
+          <w:rFonts w:ascii="Times New Roman" w:eastAsia="Times New Roman" w:hAnsi="Times New Roman" w:cs="Times New Roman"/>
+          <w:bCs/>
+          <w:sz w:val="28"/>
+          <w:szCs w:val="28"/>
+          <w:u w:val="single"/>
+        </w:rPr>
+        <w:tab/>
+      </w:r>
+    </w:p>
+    <w:p>
+      <w:pPr>
+        <w:tabs>
+          <w:tab w:val="left" w:pos="1418"/>
+          <w:tab w:val="left" w:pos="3544"/>
+          <w:tab w:val="left" w:pos="6521"/>
+        </w:tabs>
+        <w:spacing w:after="0" w:line="240" w:lineRule="auto"/>
+        <w:ind w:right="565"/>
+        <w:rPr>
+          <w:rFonts w:ascii="Times New Roman" w:eastAsia="Times New Roman" w:hAnsi="Times New Roman" w:cs="Times New Roman"/>
           <w:sz w:val="24"/>
           <w:szCs w:val="24"/>
         </w:rPr>
       </w:pPr>
-    </w:p>
-    <w:p>
-      <w:pPr>
-        <w:widowControl w:val="0"/>
+      <w:r>
+        <w:rPr>
+          <w:rFonts w:ascii="Times New Roman" w:eastAsia="Times New Roman" w:hAnsi="Times New Roman" w:cs="Times New Roman"/>
+          <w:sz w:val="24"/>
+          <w:szCs w:val="24"/>
+        </w:rPr>
+        <w:tab/>
+        <w:t>(Группа)</w:t>
+      </w:r>
+      <w:r>
+        <w:rPr>
+          <w:rFonts w:ascii="Times New Roman" w:eastAsia="Times New Roman" w:hAnsi="Times New Roman" w:cs="Times New Roman"/>
+          <w:sz w:val="24"/>
+          <w:szCs w:val="24"/>
+        </w:rPr>
+        <w:tab/>
+        <w:t>(Подпись, дата)</w:t>
+      </w:r>
+      <w:r>
+        <w:rPr>
+          <w:rFonts w:ascii="Times New Roman" w:eastAsia="Times New Roman" w:hAnsi="Times New Roman" w:cs="Times New Roman"/>
+          <w:sz w:val="24"/>
+          <w:szCs w:val="24"/>
+        </w:rPr>
+        <w:tab/>
+        <w:t>(</w:t>
+      </w:r>
+      <w:proofErr w:type="spellStart"/>
+      <w:r>
+        <w:rPr>
+          <w:rFonts w:ascii="Times New Roman" w:eastAsia="Times New Roman" w:hAnsi="Times New Roman" w:cs="Times New Roman"/>
+          <w:sz w:val="24"/>
+          <w:szCs w:val="24"/>
+        </w:rPr>
+        <w:t>И.О.Фамилия</w:t>
+      </w:r>
+      <w:proofErr w:type="spellEnd"/>
+      <w:r>
+        <w:rPr>
+          <w:rFonts w:ascii="Times New Roman" w:eastAsia="Times New Roman" w:hAnsi="Times New Roman" w:cs="Times New Roman"/>
+          <w:sz w:val="24"/>
+          <w:szCs w:val="24"/>
+        </w:rPr>
+        <w:t>)</w:t>
+      </w:r>
+    </w:p>
+    <w:p>
+      <w:pPr>
         <w:spacing w:after="0" w:line="240" w:lineRule="auto"/>
+        <w:ind w:right="565"/>
+        <w:rPr>
+          <w:rFonts w:ascii="Times New Roman" w:eastAsia="Times New Roman" w:hAnsi="Times New Roman" w:cs="Times New Roman"/>
+          <w:sz w:val="24"/>
+          <w:szCs w:val="24"/>
+        </w:rPr>
+      </w:pPr>
+      <w:r>
+        <w:rPr>
+          <w:rFonts w:ascii="Times New Roman" w:eastAsia="Times New Roman" w:hAnsi="Times New Roman" w:cs="Times New Roman"/>
+          <w:sz w:val="24"/>
+          <w:szCs w:val="24"/>
+        </w:rPr>
+        <w:t xml:space="preserve"> </w:t>
+      </w:r>
+    </w:p>
+    <w:p>
+      <w:pPr>
+        <w:tabs>
+          <w:tab w:val="left" w:pos="1276"/>
+          <w:tab w:val="left" w:pos="2835"/>
+          <w:tab w:val="left" w:pos="3261"/>
+          <w:tab w:val="left" w:pos="5529"/>
+          <w:tab w:val="left" w:pos="5954"/>
+          <w:tab w:val="left" w:pos="6237"/>
+          <w:tab w:val="left" w:pos="9356"/>
+        </w:tabs>
+        <w:spacing w:after="0" w:line="240" w:lineRule="auto"/>
+        <w:rPr>
+          <w:rFonts w:ascii="Times New Roman" w:eastAsia="Times New Roman" w:hAnsi="Times New Roman" w:cs="Times New Roman"/>
+          <w:b/>
+          <w:bCs/>
+          <w:sz w:val="28"/>
+          <w:szCs w:val="28"/>
+          <w:u w:val="single"/>
+        </w:rPr>
+      </w:pPr>
+      <w:r>
+        <w:rPr>
+          <w:rFonts w:ascii="Times New Roman" w:eastAsia="Times New Roman" w:hAnsi="Times New Roman" w:cs="Times New Roman"/>
+          <w:bCs/>
+          <w:sz w:val="28"/>
+          <w:szCs w:val="28"/>
+        </w:rPr>
+        <w:t>Руководитель ВКРБ</w:t>
+      </w:r>
+      <w:r>
+        <w:rPr>
+          <w:rFonts w:ascii="Times New Roman" w:eastAsia="Times New Roman" w:hAnsi="Times New Roman" w:cs="Times New Roman"/>
+          <w:bCs/>
+          <w:sz w:val="28"/>
+          <w:szCs w:val="28"/>
+        </w:rPr>
+        <w:tab/>
+      </w:r>
+      <w:r>
+        <w:rPr>
+          <w:rFonts w:ascii="Times New Roman" w:eastAsia="Times New Roman" w:hAnsi="Times New Roman" w:cs="Times New Roman"/>
+          <w:bCs/>
+          <w:sz w:val="28"/>
+          <w:szCs w:val="28"/>
+        </w:rPr>
+        <w:tab/>
+      </w:r>
+      <w:r>
+        <w:rPr>
+          <w:rFonts w:ascii="Times New Roman" w:eastAsia="Times New Roman" w:hAnsi="Times New Roman" w:cs="Times New Roman"/>
+          <w:bCs/>
+          <w:sz w:val="28"/>
+          <w:szCs w:val="28"/>
+          <w:u w:val="single"/>
+        </w:rPr>
+        <w:tab/>
+      </w:r>
+      <w:r>
+        <w:rPr>
+          <w:rFonts w:ascii="Times New Roman" w:eastAsia="Times New Roman" w:hAnsi="Times New Roman" w:cs="Times New Roman"/>
+          <w:bCs/>
+          <w:sz w:val="28"/>
+          <w:szCs w:val="28"/>
+        </w:rPr>
+        <w:tab/>
+      </w:r>
+      <w:r>
+        <w:rPr>
+          <w:rFonts w:ascii="Times New Roman" w:eastAsia="Times New Roman" w:hAnsi="Times New Roman" w:cs="Times New Roman"/>
+          <w:bCs/>
+          <w:sz w:val="28"/>
+          <w:szCs w:val="28"/>
+          <w:u w:val="single"/>
+        </w:rPr>
+        <w:tab/>
+        <w:t>А.М. Балашов</w:t>
+      </w:r>
+      <w:r>
+        <w:rPr>
+          <w:rFonts w:ascii="Times New Roman" w:eastAsia="Times New Roman" w:hAnsi="Times New Roman" w:cs="Times New Roman"/>
+          <w:b/>
+          <w:bCs/>
+          <w:sz w:val="28"/>
+          <w:szCs w:val="28"/>
+          <w:u w:val="single"/>
+        </w:rPr>
+        <w:tab/>
+      </w:r>
+    </w:p>
+    <w:p>
+      <w:pPr>
+        <w:tabs>
+          <w:tab w:val="left" w:pos="1418"/>
+          <w:tab w:val="left" w:pos="3544"/>
+          <w:tab w:val="left" w:pos="6521"/>
+        </w:tabs>
+        <w:spacing w:after="0" w:line="240" w:lineRule="auto"/>
+        <w:ind w:right="565"/>
+        <w:rPr>
+          <w:rFonts w:ascii="Times New Roman" w:eastAsia="Times New Roman" w:hAnsi="Times New Roman" w:cs="Times New Roman"/>
+          <w:sz w:val="24"/>
+          <w:szCs w:val="24"/>
+        </w:rPr>
+      </w:pPr>
+      <w:r>
+        <w:rPr>
+          <w:rFonts w:ascii="Times New Roman" w:eastAsia="Times New Roman" w:hAnsi="Times New Roman" w:cs="Times New Roman"/>
+          <w:sz w:val="28"/>
+          <w:szCs w:val="28"/>
+        </w:rPr>
+        <w:tab/>
+      </w:r>
+      <w:r>
+        <w:rPr>
+          <w:rFonts w:ascii="Times New Roman" w:eastAsia="Times New Roman" w:hAnsi="Times New Roman" w:cs="Times New Roman"/>
+          <w:sz w:val="24"/>
+          <w:szCs w:val="24"/>
+        </w:rPr>
+        <w:tab/>
+        <w:t>(Подпись, дата)</w:t>
+      </w:r>
+      <w:r>
+        <w:rPr>
+          <w:rFonts w:ascii="Times New Roman" w:eastAsia="Times New Roman" w:hAnsi="Times New Roman" w:cs="Times New Roman"/>
+          <w:sz w:val="24"/>
+          <w:szCs w:val="24"/>
+        </w:rPr>
+        <w:tab/>
+        <w:t>(</w:t>
+      </w:r>
+      <w:proofErr w:type="spellStart"/>
+      <w:r>
+        <w:rPr>
+          <w:rFonts w:ascii="Times New Roman" w:eastAsia="Times New Roman" w:hAnsi="Times New Roman" w:cs="Times New Roman"/>
+          <w:sz w:val="24"/>
+          <w:szCs w:val="24"/>
+        </w:rPr>
+        <w:t>И.О.Фамилия</w:t>
+      </w:r>
+      <w:proofErr w:type="spellEnd"/>
+      <w:r>
+        <w:rPr>
+          <w:rFonts w:ascii="Times New Roman" w:eastAsia="Times New Roman" w:hAnsi="Times New Roman" w:cs="Times New Roman"/>
+          <w:sz w:val="24"/>
+          <w:szCs w:val="24"/>
+        </w:rPr>
+        <w:t>)</w:t>
+      </w:r>
+    </w:p>
+    <w:p>
+      <w:pPr>
+        <w:tabs>
+          <w:tab w:val="left" w:pos="1418"/>
+          <w:tab w:val="left" w:pos="3544"/>
+          <w:tab w:val="left" w:pos="6521"/>
+        </w:tabs>
+        <w:spacing w:after="0" w:line="240" w:lineRule="auto"/>
+        <w:ind w:right="565"/>
+        <w:rPr>
+          <w:rFonts w:ascii="Times New Roman" w:eastAsia="Times New Roman" w:hAnsi="Times New Roman" w:cs="Times New Roman"/>
+          <w:sz w:val="24"/>
+          <w:szCs w:val="24"/>
+        </w:rPr>
+      </w:pPr>
+      <w:r>
+        <w:rPr>
+          <w:rFonts w:ascii="Times New Roman" w:eastAsia="Times New Roman" w:hAnsi="Times New Roman" w:cs="Times New Roman"/>
+          <w:sz w:val="24"/>
+          <w:szCs w:val="24"/>
+        </w:rPr>
+        <w:t xml:space="preserve"> </w:t>
+      </w:r>
+    </w:p>
+    <w:p>
+      <w:pPr>
+        <w:spacing w:after="0" w:line="240" w:lineRule="auto"/>
+        <w:ind w:right="565"/>
+        <w:rPr>
+          <w:rFonts w:ascii="Times New Roman" w:eastAsia="Times New Roman" w:hAnsi="Times New Roman" w:cs="Times New Roman"/>
+          <w:sz w:val="24"/>
+          <w:szCs w:val="24"/>
+        </w:rPr>
+      </w:pPr>
+    </w:p>
+    <w:p>
+      <w:pPr>
+        <w:tabs>
+          <w:tab w:val="left" w:pos="1276"/>
+          <w:tab w:val="left" w:pos="2835"/>
+          <w:tab w:val="left" w:pos="3261"/>
+          <w:tab w:val="left" w:pos="5529"/>
+          <w:tab w:val="left" w:pos="5954"/>
+          <w:tab w:val="left" w:pos="6237"/>
+          <w:tab w:val="left" w:pos="9356"/>
+        </w:tabs>
+        <w:spacing w:after="0" w:line="240" w:lineRule="auto"/>
+        <w:rPr>
+          <w:rFonts w:ascii="Times New Roman" w:eastAsia="Times New Roman" w:hAnsi="Times New Roman" w:cs="Times New Roman"/>
+          <w:b/>
+          <w:bCs/>
+          <w:sz w:val="28"/>
+          <w:szCs w:val="28"/>
+          <w:u w:val="single"/>
+        </w:rPr>
+      </w:pPr>
+      <w:proofErr w:type="spellStart"/>
+      <w:r>
+        <w:rPr>
+          <w:rFonts w:ascii="Times New Roman" w:eastAsia="Times New Roman" w:hAnsi="Times New Roman" w:cs="Times New Roman"/>
+          <w:bCs/>
+          <w:sz w:val="28"/>
+          <w:szCs w:val="28"/>
+        </w:rPr>
+        <w:t>Нормоконтролер</w:t>
+      </w:r>
+      <w:proofErr w:type="spellEnd"/>
+      <w:r>
+        <w:rPr>
+          <w:rFonts w:ascii="Times New Roman" w:eastAsia="Times New Roman" w:hAnsi="Times New Roman" w:cs="Times New Roman"/>
+          <w:bCs/>
+          <w:sz w:val="28"/>
+          <w:szCs w:val="28"/>
+        </w:rPr>
+        <w:tab/>
+      </w:r>
+      <w:r>
+        <w:rPr>
+          <w:rFonts w:ascii="Times New Roman" w:eastAsia="Times New Roman" w:hAnsi="Times New Roman" w:cs="Times New Roman"/>
+          <w:bCs/>
+          <w:sz w:val="28"/>
+          <w:szCs w:val="28"/>
+        </w:rPr>
+        <w:tab/>
+      </w:r>
+      <w:r>
+        <w:rPr>
+          <w:rFonts w:ascii="Times New Roman" w:eastAsia="Times New Roman" w:hAnsi="Times New Roman" w:cs="Times New Roman"/>
+          <w:bCs/>
+          <w:sz w:val="28"/>
+          <w:szCs w:val="28"/>
+          <w:u w:val="single"/>
+        </w:rPr>
+        <w:tab/>
+      </w:r>
+      <w:r>
+        <w:rPr>
+          <w:rFonts w:ascii="Times New Roman" w:eastAsia="Times New Roman" w:hAnsi="Times New Roman" w:cs="Times New Roman"/>
+          <w:bCs/>
+          <w:sz w:val="28"/>
+          <w:szCs w:val="28"/>
+        </w:rPr>
+        <w:tab/>
+      </w:r>
+      <w:r>
+        <w:rPr>
+          <w:rFonts w:ascii="Times New Roman" w:eastAsia="Times New Roman" w:hAnsi="Times New Roman" w:cs="Times New Roman"/>
+          <w:bCs/>
+          <w:sz w:val="28"/>
+          <w:szCs w:val="28"/>
+          <w:u w:val="single"/>
+        </w:rPr>
+        <w:tab/>
+      </w:r>
+      <w:proofErr w:type="spellStart"/>
+      <w:r>
+        <w:rPr>
+          <w:rFonts w:ascii="Times New Roman" w:eastAsia="Times New Roman" w:hAnsi="Times New Roman" w:cs="Times New Roman"/>
+          <w:bCs/>
+          <w:sz w:val="28"/>
+          <w:szCs w:val="28"/>
+          <w:u w:val="single"/>
+        </w:rPr>
+        <w:t>Ю.Н.Кротов</w:t>
+      </w:r>
+      <w:proofErr w:type="spellEnd"/>
+      <w:r>
+        <w:rPr>
+          <w:rFonts w:ascii="Times New Roman" w:eastAsia="Times New Roman" w:hAnsi="Times New Roman" w:cs="Times New Roman"/>
+          <w:b/>
+          <w:bCs/>
+          <w:sz w:val="28"/>
+          <w:szCs w:val="28"/>
+          <w:u w:val="single"/>
+        </w:rPr>
+        <w:tab/>
+      </w:r>
+    </w:p>
+    <w:p>
+      <w:pPr>
+        <w:tabs>
+          <w:tab w:val="left" w:pos="1418"/>
+          <w:tab w:val="left" w:pos="3544"/>
+          <w:tab w:val="left" w:pos="6521"/>
+        </w:tabs>
+        <w:spacing w:after="0" w:line="240" w:lineRule="auto"/>
+        <w:ind w:right="565"/>
+        <w:rPr>
+          <w:rFonts w:ascii="Times New Roman" w:eastAsia="Times New Roman" w:hAnsi="Times New Roman" w:cs="Times New Roman"/>
+          <w:sz w:val="24"/>
+          <w:szCs w:val="24"/>
+        </w:rPr>
+      </w:pPr>
+      <w:r>
+        <w:rPr>
+          <w:rFonts w:ascii="Times New Roman" w:eastAsia="Times New Roman" w:hAnsi="Times New Roman" w:cs="Times New Roman"/>
+          <w:sz w:val="28"/>
+          <w:szCs w:val="28"/>
+        </w:rPr>
+        <w:tab/>
+      </w:r>
+      <w:r>
+        <w:rPr>
+          <w:rFonts w:ascii="Times New Roman" w:eastAsia="Times New Roman" w:hAnsi="Times New Roman" w:cs="Times New Roman"/>
+          <w:sz w:val="24"/>
+          <w:szCs w:val="24"/>
+        </w:rPr>
+        <w:tab/>
+        <w:t>(Подпись, дата)</w:t>
+      </w:r>
+      <w:r>
+        <w:rPr>
+          <w:rFonts w:ascii="Times New Roman" w:eastAsia="Times New Roman" w:hAnsi="Times New Roman" w:cs="Times New Roman"/>
+          <w:sz w:val="24"/>
+          <w:szCs w:val="24"/>
+        </w:rPr>
+        <w:tab/>
+        <w:t>(</w:t>
+      </w:r>
+      <w:proofErr w:type="spellStart"/>
+      <w:r>
+        <w:rPr>
+          <w:rFonts w:ascii="Times New Roman" w:eastAsia="Times New Roman" w:hAnsi="Times New Roman" w:cs="Times New Roman"/>
+          <w:sz w:val="24"/>
+          <w:szCs w:val="24"/>
+        </w:rPr>
+        <w:t>И.О.Фамилия</w:t>
+      </w:r>
+      <w:proofErr w:type="spellEnd"/>
+      <w:r>
+        <w:rPr>
+          <w:rFonts w:ascii="Times New Roman" w:eastAsia="Times New Roman" w:hAnsi="Times New Roman" w:cs="Times New Roman"/>
+          <w:sz w:val="24"/>
+          <w:szCs w:val="24"/>
+        </w:rPr>
+        <w:t>)</w:t>
+      </w:r>
+    </w:p>
+    <w:p>
+      <w:pPr>
+        <w:spacing w:after="0" w:line="240" w:lineRule="auto"/>
+        <w:ind w:right="565"/>
+        <w:rPr>
+          <w:rFonts w:ascii="Times New Roman" w:eastAsia="Times New Roman" w:hAnsi="Times New Roman" w:cs="Times New Roman"/>
+          <w:sz w:val="24"/>
+          <w:szCs w:val="24"/>
+        </w:rPr>
+      </w:pPr>
+      <w:r>
+        <w:rPr>
+          <w:rFonts w:ascii="Times New Roman" w:eastAsia="Times New Roman" w:hAnsi="Times New Roman" w:cs="Times New Roman"/>
+          <w:sz w:val="24"/>
+          <w:szCs w:val="24"/>
+        </w:rPr>
+        <w:t xml:space="preserve"> </w:t>
+      </w:r>
+    </w:p>
+    <w:p>
+      <w:pPr>
+        <w:spacing w:after="0" w:line="360" w:lineRule="auto"/>
+        <w:rPr>
+          <w:rFonts w:ascii="Times New Roman" w:eastAsiaTheme="minorHAnsi" w:hAnsi="Times New Roman" w:cs="Times New Roman"/>
+          <w:sz w:val="28"/>
+          <w:szCs w:val="28"/>
+        </w:rPr>
+      </w:pPr>
+    </w:p>
+    <w:p>
+      <w:pPr>
+        <w:spacing w:after="0" w:line="360" w:lineRule="auto"/>
+        <w:rPr>
+          <w:rFonts w:ascii="Times New Roman" w:eastAsiaTheme="minorHAnsi" w:hAnsi="Times New Roman" w:cs="Times New Roman"/>
+          <w:sz w:val="28"/>
+          <w:szCs w:val="28"/>
+        </w:rPr>
+      </w:pPr>
+    </w:p>
+    <w:p>
+      <w:pPr>
+        <w:spacing w:after="0" w:line="360" w:lineRule="auto"/>
+        <w:rPr>
+          <w:rFonts w:ascii="Times New Roman" w:eastAsiaTheme="minorHAnsi" w:hAnsi="Times New Roman" w:cs="Times New Roman"/>
+          <w:sz w:val="28"/>
+          <w:szCs w:val="28"/>
+        </w:rPr>
+      </w:pPr>
+    </w:p>
+    <w:p>
+      <w:pPr>
+        <w:spacing w:after="0" w:line="360" w:lineRule="auto"/>
         <w:jc w:val="center"/>
-        <w:rPr>
-          <w:rFonts w:ascii="Times New Roman" w:eastAsia="Times New Roman" w:hAnsi="Times New Roman" w:cs="Times New Roman"/>
-          <w:b/>
-          <w:i/>
-          <w:color w:val="000000"/>
-          <w:sz w:val="40"/>
-          <w:szCs w:val="40"/>
-        </w:rPr>
-      </w:pPr>
-      <w:r>
-        <w:rPr>
-          <w:rFonts w:ascii="Times New Roman" w:eastAsia="Times New Roman" w:hAnsi="Times New Roman" w:cs="Times New Roman"/>
-          <w:b/>
-          <w:i/>
-          <w:color w:val="000000"/>
-          <w:sz w:val="40"/>
-          <w:szCs w:val="40"/>
-        </w:rPr>
-        <w:t xml:space="preserve">К ВЫПУСКНОЙ КВАЛИФИКАЦИОННОЙ РАБОТЕ </w:t>
-      </w:r>
-    </w:p>
-    <w:p>
-      <w:pPr>
-        <w:widowControl w:val="0"/>
-        <w:spacing w:after="0" w:line="240" w:lineRule="auto"/>
-        <w:jc w:val="center"/>
-        <w:rPr>
-          <w:rFonts w:ascii="Times New Roman" w:eastAsia="Times New Roman" w:hAnsi="Times New Roman" w:cs="Times New Roman"/>
-          <w:i/>
-        </w:rPr>
-      </w:pPr>
-    </w:p>
-    <w:p>
-      <w:pPr>
-        <w:widowControl w:val="0"/>
-        <w:spacing w:after="0" w:line="240" w:lineRule="auto"/>
-        <w:jc w:val="center"/>
-        <w:rPr>
-          <w:rFonts w:ascii="Times New Roman" w:eastAsia="Times New Roman" w:hAnsi="Times New Roman" w:cs="Times New Roman"/>
-          <w:b/>
-          <w:i/>
-          <w:sz w:val="40"/>
-          <w:szCs w:val="40"/>
-          <w:lang w:val="en-GB"/>
-        </w:rPr>
-      </w:pPr>
-      <w:r>
-        <w:rPr>
-          <w:rFonts w:ascii="Times New Roman" w:eastAsia="Times New Roman" w:hAnsi="Times New Roman" w:cs="Times New Roman"/>
-          <w:b/>
-          <w:i/>
-          <w:sz w:val="40"/>
-          <w:szCs w:val="40"/>
-          <w:lang w:val="en-GB"/>
-        </w:rPr>
-        <w:t>НА ТЕМУ:</w:t>
-      </w:r>
-    </w:p>
-    <w:p>
-      <w:pPr>
-        <w:widowControl w:val="0"/>
-        <w:spacing w:after="0" w:line="240" w:lineRule="auto"/>
-        <w:jc w:val="center"/>
-        <w:rPr>
-          <w:rFonts w:ascii="Times New Roman" w:eastAsia="Times New Roman" w:hAnsi="Times New Roman" w:cs="Times New Roman"/>
-          <w:b/>
-          <w:i/>
-          <w:sz w:val="40"/>
-          <w:szCs w:val="40"/>
-          <w:lang w:val="en-GB"/>
-        </w:rPr>
-      </w:pPr>
-    </w:p>
-    <w:tbl>
-      <w:tblPr>
-        <w:tblW w:w="9349" w:type="dxa"/>
-        <w:tblBorders>
-          <w:top w:val="nil"/>
-          <w:left w:val="nil"/>
-          <w:bottom w:val="nil"/>
-          <w:right w:val="nil"/>
-          <w:insideH w:val="nil"/>
-          <w:insideV w:val="nil"/>
-        </w:tblBorders>
-        <w:tblLayout w:type="fixed"/>
-        <w:tblLook w:val="0400" w:firstRow="0" w:lastRow="0" w:firstColumn="0" w:lastColumn="0" w:noHBand="0" w:noVBand="1"/>
-      </w:tblPr>
-      <w:tblGrid>
-        <w:gridCol w:w="9349"/>
-      </w:tblGrid>
-      <w:tr>
-        <w:tc>
-          <w:tcPr>
-            <w:tcW w:w="9349" w:type="dxa"/>
-            <w:tcBorders>
-              <w:bottom w:val="single" w:sz="4" w:space="0" w:color="000000"/>
-            </w:tcBorders>
-          </w:tcPr>
-          <w:p>
-            <w:pPr>
-              <w:widowControl w:val="0"/>
-              <w:spacing w:after="0" w:line="240" w:lineRule="auto"/>
-              <w:jc w:val="center"/>
-              <w:rPr>
-                <w:rFonts w:ascii="Times New Roman" w:eastAsia="Times New Roman" w:hAnsi="Times New Roman" w:cs="Times New Roman"/>
-                <w:b/>
-                <w:i/>
-                <w:sz w:val="40"/>
-                <w:szCs w:val="40"/>
-                <w:u w:val="single"/>
-              </w:rPr>
-            </w:pPr>
-            <w:r>
-              <w:rPr>
-                <w:rFonts w:ascii="Times New Roman" w:eastAsia="Times New Roman" w:hAnsi="Times New Roman" w:cs="Times New Roman"/>
-                <w:b/>
-                <w:i/>
-                <w:sz w:val="40"/>
-                <w:szCs w:val="40"/>
-                <w:u w:val="single"/>
-              </w:rPr>
-              <w:t>Автоматизированная система проверки статей на плагиат с визуальным выделением заимствований в тексте</w:t>
-            </w:r>
-          </w:p>
-        </w:tc>
-      </w:tr>
-    </w:tbl>
-    <w:p>
-      <w:pPr>
-        <w:widowControl w:val="0"/>
-        <w:spacing w:after="0" w:line="240" w:lineRule="auto"/>
-        <w:jc w:val="center"/>
-        <w:rPr>
-          <w:rFonts w:ascii="Times New Roman" w:eastAsia="Times New Roman" w:hAnsi="Times New Roman" w:cs="Times New Roman"/>
-          <w:b/>
-          <w:i/>
-          <w:sz w:val="40"/>
-          <w:szCs w:val="40"/>
-        </w:rPr>
-      </w:pPr>
-    </w:p>
-    <w:p>
-      <w:pPr>
-        <w:widowControl w:val="0"/>
-        <w:spacing w:after="0" w:line="240" w:lineRule="auto"/>
-        <w:jc w:val="center"/>
-        <w:rPr>
-          <w:rFonts w:ascii="Times New Roman" w:eastAsia="Times New Roman" w:hAnsi="Times New Roman" w:cs="Times New Roman"/>
-          <w:b/>
-          <w:i/>
-          <w:sz w:val="40"/>
-          <w:szCs w:val="40"/>
-        </w:rPr>
-      </w:pPr>
-    </w:p>
-    <w:p>
-      <w:pPr>
-        <w:widowControl w:val="0"/>
-        <w:spacing w:after="0" w:line="240" w:lineRule="auto"/>
-        <w:jc w:val="center"/>
-        <w:rPr>
-          <w:rFonts w:ascii="Times New Roman" w:eastAsia="Times New Roman" w:hAnsi="Times New Roman" w:cs="Times New Roman"/>
-          <w:b/>
-          <w:i/>
-          <w:sz w:val="40"/>
-          <w:szCs w:val="40"/>
-        </w:rPr>
-      </w:pPr>
-    </w:p>
-    <w:tbl>
-      <w:tblPr>
-        <w:tblW w:w="9348" w:type="dxa"/>
-        <w:tblBorders>
-          <w:top w:val="nil"/>
-          <w:left w:val="nil"/>
-          <w:bottom w:val="nil"/>
-          <w:right w:val="nil"/>
-          <w:insideH w:val="nil"/>
-          <w:insideV w:val="nil"/>
-        </w:tblBorders>
-        <w:tblLayout w:type="fixed"/>
-        <w:tblLook w:val="0400" w:firstRow="0" w:lastRow="0" w:firstColumn="0" w:lastColumn="0" w:noHBand="0" w:noVBand="1"/>
-      </w:tblPr>
-      <w:tblGrid>
-        <w:gridCol w:w="2971"/>
-        <w:gridCol w:w="1701"/>
-        <w:gridCol w:w="284"/>
-        <w:gridCol w:w="2126"/>
-        <w:gridCol w:w="283"/>
-        <w:gridCol w:w="1983"/>
-      </w:tblGrid>
-      <w:tr>
-        <w:tc>
-          <w:tcPr>
-            <w:tcW w:w="2971" w:type="dxa"/>
-          </w:tcPr>
-          <w:p>
-            <w:pPr>
-              <w:widowControl w:val="0"/>
-              <w:spacing w:after="0" w:line="240" w:lineRule="auto"/>
-              <w:rPr>
-                <w:rFonts w:ascii="Times New Roman" w:eastAsia="Times New Roman" w:hAnsi="Times New Roman" w:cs="Times New Roman"/>
-                <w:lang w:val="en-GB"/>
-              </w:rPr>
-            </w:pPr>
-            <w:proofErr w:type="spellStart"/>
-            <w:r>
-              <w:rPr>
-                <w:rFonts w:ascii="Times New Roman" w:eastAsia="Times New Roman" w:hAnsi="Times New Roman" w:cs="Times New Roman"/>
-                <w:lang w:val="en-GB"/>
-              </w:rPr>
-              <w:t>Студент</w:t>
-            </w:r>
-            <w:proofErr w:type="spellEnd"/>
-          </w:p>
-        </w:tc>
-        <w:tc>
-          <w:tcPr>
-            <w:tcW w:w="1701" w:type="dxa"/>
-            <w:tcBorders>
-              <w:bottom w:val="single" w:sz="4" w:space="0" w:color="000000"/>
-            </w:tcBorders>
-          </w:tcPr>
-          <w:p>
-            <w:pPr>
-              <w:widowControl w:val="0"/>
-              <w:spacing w:after="0" w:line="240" w:lineRule="auto"/>
-              <w:jc w:val="center"/>
-              <w:rPr>
-                <w:rFonts w:ascii="Times New Roman" w:eastAsia="Times New Roman" w:hAnsi="Times New Roman" w:cs="Times New Roman"/>
-                <w:lang w:val="en-GB"/>
-              </w:rPr>
-            </w:pPr>
-            <w:r>
-              <w:rPr>
-                <w:rFonts w:ascii="Times New Roman" w:eastAsia="Times New Roman" w:hAnsi="Times New Roman" w:cs="Times New Roman"/>
-                <w:lang w:val="en-GB"/>
-              </w:rPr>
-              <w:t>ИУ5Ц-101Б</w:t>
-            </w:r>
-          </w:p>
-        </w:tc>
-        <w:tc>
-          <w:tcPr>
-            <w:tcW w:w="284" w:type="dxa"/>
-          </w:tcPr>
-          <w:p>
-            <w:pPr>
-              <w:widowControl w:val="0"/>
-              <w:spacing w:after="0" w:line="240" w:lineRule="auto"/>
-              <w:rPr>
-                <w:rFonts w:ascii="Times New Roman" w:eastAsia="Times New Roman" w:hAnsi="Times New Roman" w:cs="Times New Roman"/>
-                <w:lang w:val="en-GB"/>
-              </w:rPr>
-            </w:pPr>
-          </w:p>
-        </w:tc>
-        <w:tc>
-          <w:tcPr>
-            <w:tcW w:w="2126" w:type="dxa"/>
-            <w:tcBorders>
-              <w:bottom w:val="single" w:sz="4" w:space="0" w:color="000000"/>
-            </w:tcBorders>
-          </w:tcPr>
-          <w:p>
-            <w:pPr>
-              <w:widowControl w:val="0"/>
-              <w:spacing w:after="0" w:line="240" w:lineRule="auto"/>
-              <w:rPr>
-                <w:rFonts w:ascii="Times New Roman" w:eastAsia="Times New Roman" w:hAnsi="Times New Roman" w:cs="Times New Roman"/>
-                <w:lang w:val="en-GB"/>
-              </w:rPr>
-            </w:pPr>
-          </w:p>
-        </w:tc>
-        <w:tc>
-          <w:tcPr>
-            <w:tcW w:w="283" w:type="dxa"/>
-          </w:tcPr>
-          <w:p>
-            <w:pPr>
-              <w:widowControl w:val="0"/>
-              <w:spacing w:after="0" w:line="240" w:lineRule="auto"/>
-              <w:rPr>
-                <w:rFonts w:ascii="Times New Roman" w:eastAsia="Times New Roman" w:hAnsi="Times New Roman" w:cs="Times New Roman"/>
-                <w:lang w:val="en-GB"/>
-              </w:rPr>
-            </w:pPr>
-          </w:p>
-        </w:tc>
-        <w:tc>
-          <w:tcPr>
-            <w:tcW w:w="1983" w:type="dxa"/>
-            <w:tcBorders>
-              <w:bottom w:val="single" w:sz="4" w:space="0" w:color="000000"/>
-            </w:tcBorders>
-            <w:shd w:val="clear" w:color="auto" w:fill="auto"/>
-          </w:tcPr>
-          <w:p>
-            <w:pPr>
-              <w:widowControl w:val="0"/>
-              <w:spacing w:after="0" w:line="240" w:lineRule="auto"/>
-              <w:jc w:val="center"/>
-              <w:rPr>
-                <w:rFonts w:ascii="Times New Roman" w:eastAsia="Times New Roman" w:hAnsi="Times New Roman" w:cs="Times New Roman"/>
-              </w:rPr>
-            </w:pPr>
-            <w:r>
-              <w:rPr>
-                <w:rFonts w:ascii="Times New Roman" w:eastAsia="Times New Roman" w:hAnsi="Times New Roman" w:cs="Times New Roman"/>
-              </w:rPr>
-              <w:t>В.М. Васильев</w:t>
-            </w:r>
-          </w:p>
-        </w:tc>
-      </w:tr>
-      <w:tr>
-        <w:tc>
-          <w:tcPr>
-            <w:tcW w:w="2971" w:type="dxa"/>
-          </w:tcPr>
-          <w:p>
-            <w:pPr>
-              <w:widowControl w:val="0"/>
-              <w:spacing w:after="0" w:line="240" w:lineRule="auto"/>
-              <w:rPr>
-                <w:rFonts w:ascii="Times New Roman" w:eastAsia="Times New Roman" w:hAnsi="Times New Roman" w:cs="Times New Roman"/>
-                <w:sz w:val="20"/>
-                <w:szCs w:val="20"/>
-                <w:lang w:val="en-GB"/>
-              </w:rPr>
-            </w:pPr>
-          </w:p>
-        </w:tc>
-        <w:tc>
-          <w:tcPr>
-            <w:tcW w:w="1701" w:type="dxa"/>
-            <w:tcBorders>
-              <w:top w:val="single" w:sz="4" w:space="0" w:color="000000"/>
-            </w:tcBorders>
-          </w:tcPr>
-          <w:p>
-            <w:pPr>
-              <w:widowControl w:val="0"/>
-              <w:spacing w:after="0" w:line="240" w:lineRule="auto"/>
-              <w:jc w:val="center"/>
-              <w:rPr>
-                <w:rFonts w:ascii="Times New Roman" w:eastAsia="Times New Roman" w:hAnsi="Times New Roman" w:cs="Times New Roman"/>
-                <w:sz w:val="20"/>
-                <w:szCs w:val="20"/>
-                <w:lang w:val="en-GB"/>
-              </w:rPr>
-            </w:pPr>
-            <w:r>
-              <w:rPr>
-                <w:rFonts w:ascii="Times New Roman" w:eastAsia="Times New Roman" w:hAnsi="Times New Roman" w:cs="Times New Roman"/>
-                <w:sz w:val="20"/>
-                <w:szCs w:val="20"/>
-                <w:lang w:val="en-GB"/>
-              </w:rPr>
-              <w:t>(</w:t>
-            </w:r>
-            <w:proofErr w:type="spellStart"/>
-            <w:r>
-              <w:rPr>
-                <w:rFonts w:ascii="Times New Roman" w:eastAsia="Times New Roman" w:hAnsi="Times New Roman" w:cs="Times New Roman"/>
-                <w:sz w:val="20"/>
-                <w:szCs w:val="20"/>
-                <w:lang w:val="en-GB"/>
-              </w:rPr>
-              <w:t>группа</w:t>
-            </w:r>
-            <w:proofErr w:type="spellEnd"/>
-            <w:r>
-              <w:rPr>
-                <w:rFonts w:ascii="Times New Roman" w:eastAsia="Times New Roman" w:hAnsi="Times New Roman" w:cs="Times New Roman"/>
-                <w:sz w:val="20"/>
-                <w:szCs w:val="20"/>
-                <w:lang w:val="en-GB"/>
-              </w:rPr>
-              <w:t>)</w:t>
-            </w:r>
-          </w:p>
-        </w:tc>
-        <w:tc>
-          <w:tcPr>
-            <w:tcW w:w="284" w:type="dxa"/>
-          </w:tcPr>
-          <w:p>
-            <w:pPr>
-              <w:widowControl w:val="0"/>
-              <w:spacing w:after="0" w:line="240" w:lineRule="auto"/>
-              <w:rPr>
-                <w:rFonts w:ascii="Times New Roman" w:eastAsia="Times New Roman" w:hAnsi="Times New Roman" w:cs="Times New Roman"/>
-                <w:sz w:val="20"/>
-                <w:szCs w:val="20"/>
-                <w:lang w:val="en-GB"/>
-              </w:rPr>
-            </w:pPr>
-          </w:p>
-        </w:tc>
-        <w:tc>
-          <w:tcPr>
-            <w:tcW w:w="2126" w:type="dxa"/>
-            <w:tcBorders>
-              <w:top w:val="single" w:sz="4" w:space="0" w:color="000000"/>
-            </w:tcBorders>
-          </w:tcPr>
-          <w:p>
-            <w:pPr>
-              <w:widowControl w:val="0"/>
-              <w:spacing w:after="0" w:line="240" w:lineRule="auto"/>
-              <w:jc w:val="center"/>
-              <w:rPr>
-                <w:rFonts w:ascii="Times New Roman" w:eastAsia="Times New Roman" w:hAnsi="Times New Roman" w:cs="Times New Roman"/>
-                <w:sz w:val="20"/>
-                <w:szCs w:val="20"/>
-                <w:lang w:val="en-GB"/>
-              </w:rPr>
-            </w:pPr>
-            <w:r>
-              <w:rPr>
-                <w:rFonts w:ascii="Times New Roman" w:eastAsia="Times New Roman" w:hAnsi="Times New Roman" w:cs="Times New Roman"/>
-                <w:sz w:val="20"/>
-                <w:szCs w:val="20"/>
-                <w:lang w:val="en-GB"/>
-              </w:rPr>
-              <w:t>(</w:t>
-            </w:r>
-            <w:proofErr w:type="spellStart"/>
-            <w:r>
-              <w:rPr>
-                <w:rFonts w:ascii="Times New Roman" w:eastAsia="Times New Roman" w:hAnsi="Times New Roman" w:cs="Times New Roman"/>
-                <w:sz w:val="20"/>
-                <w:szCs w:val="20"/>
-                <w:lang w:val="en-GB"/>
-              </w:rPr>
-              <w:t>подпись</w:t>
-            </w:r>
-            <w:proofErr w:type="spellEnd"/>
-            <w:r>
-              <w:rPr>
-                <w:rFonts w:ascii="Times New Roman" w:eastAsia="Times New Roman" w:hAnsi="Times New Roman" w:cs="Times New Roman"/>
-                <w:sz w:val="20"/>
-                <w:szCs w:val="20"/>
-                <w:lang w:val="en-GB"/>
-              </w:rPr>
-              <w:t xml:space="preserve">, </w:t>
-            </w:r>
-            <w:proofErr w:type="spellStart"/>
-            <w:r>
-              <w:rPr>
-                <w:rFonts w:ascii="Times New Roman" w:eastAsia="Times New Roman" w:hAnsi="Times New Roman" w:cs="Times New Roman"/>
-                <w:sz w:val="20"/>
-                <w:szCs w:val="20"/>
-                <w:lang w:val="en-GB"/>
-              </w:rPr>
-              <w:t>дата</w:t>
-            </w:r>
-            <w:proofErr w:type="spellEnd"/>
-            <w:r>
-              <w:rPr>
-                <w:rFonts w:ascii="Times New Roman" w:eastAsia="Times New Roman" w:hAnsi="Times New Roman" w:cs="Times New Roman"/>
-                <w:sz w:val="20"/>
-                <w:szCs w:val="20"/>
-                <w:lang w:val="en-GB"/>
-              </w:rPr>
-              <w:t>)</w:t>
-            </w:r>
-          </w:p>
-        </w:tc>
-        <w:tc>
-          <w:tcPr>
-            <w:tcW w:w="283" w:type="dxa"/>
-          </w:tcPr>
-          <w:p>
-            <w:pPr>
-              <w:widowControl w:val="0"/>
-              <w:spacing w:after="0" w:line="240" w:lineRule="auto"/>
-              <w:jc w:val="center"/>
-              <w:rPr>
-                <w:rFonts w:ascii="Times New Roman" w:eastAsia="Times New Roman" w:hAnsi="Times New Roman" w:cs="Times New Roman"/>
-                <w:sz w:val="20"/>
-                <w:szCs w:val="20"/>
-                <w:lang w:val="en-GB"/>
-              </w:rPr>
-            </w:pPr>
-          </w:p>
-        </w:tc>
-        <w:tc>
-          <w:tcPr>
-            <w:tcW w:w="1983" w:type="dxa"/>
-            <w:tcBorders>
-              <w:top w:val="single" w:sz="4" w:space="0" w:color="000000"/>
-            </w:tcBorders>
-          </w:tcPr>
-          <w:p>
-            <w:pPr>
-              <w:widowControl w:val="0"/>
-              <w:spacing w:after="0" w:line="240" w:lineRule="auto"/>
-              <w:jc w:val="center"/>
-              <w:rPr>
-                <w:rFonts w:ascii="Times New Roman" w:eastAsia="Times New Roman" w:hAnsi="Times New Roman" w:cs="Times New Roman"/>
-                <w:sz w:val="20"/>
-                <w:szCs w:val="20"/>
-                <w:lang w:val="en-GB"/>
-              </w:rPr>
-            </w:pPr>
-            <w:r>
-              <w:rPr>
-                <w:rFonts w:ascii="Times New Roman" w:eastAsia="Times New Roman" w:hAnsi="Times New Roman" w:cs="Times New Roman"/>
-                <w:sz w:val="20"/>
-                <w:szCs w:val="20"/>
-                <w:lang w:val="en-GB"/>
-              </w:rPr>
-              <w:t xml:space="preserve">(И.О. </w:t>
-            </w:r>
-            <w:proofErr w:type="spellStart"/>
-            <w:r>
-              <w:rPr>
-                <w:rFonts w:ascii="Times New Roman" w:eastAsia="Times New Roman" w:hAnsi="Times New Roman" w:cs="Times New Roman"/>
-                <w:sz w:val="20"/>
-                <w:szCs w:val="20"/>
-                <w:lang w:val="en-GB"/>
-              </w:rPr>
-              <w:t>Фамилия</w:t>
-            </w:r>
-            <w:proofErr w:type="spellEnd"/>
-            <w:r>
-              <w:rPr>
-                <w:rFonts w:ascii="Times New Roman" w:eastAsia="Times New Roman" w:hAnsi="Times New Roman" w:cs="Times New Roman"/>
-                <w:sz w:val="20"/>
-                <w:szCs w:val="20"/>
-                <w:lang w:val="en-GB"/>
-              </w:rPr>
-              <w:t>)</w:t>
-            </w:r>
-          </w:p>
-        </w:tc>
-      </w:tr>
-      <w:tr>
-        <w:tc>
-          <w:tcPr>
-            <w:tcW w:w="2971" w:type="dxa"/>
-          </w:tcPr>
-          <w:p>
-            <w:pPr>
-              <w:widowControl w:val="0"/>
-              <w:spacing w:after="0" w:line="240" w:lineRule="auto"/>
-              <w:rPr>
-                <w:rFonts w:ascii="Times New Roman" w:eastAsia="Times New Roman" w:hAnsi="Times New Roman" w:cs="Times New Roman"/>
-                <w:lang w:val="en-GB"/>
-              </w:rPr>
-            </w:pPr>
-          </w:p>
-        </w:tc>
-        <w:tc>
-          <w:tcPr>
-            <w:tcW w:w="1701" w:type="dxa"/>
-          </w:tcPr>
-          <w:p>
-            <w:pPr>
-              <w:widowControl w:val="0"/>
-              <w:spacing w:after="0" w:line="240" w:lineRule="auto"/>
-              <w:rPr>
-                <w:rFonts w:ascii="Times New Roman" w:eastAsia="Times New Roman" w:hAnsi="Times New Roman" w:cs="Times New Roman"/>
-                <w:lang w:val="en-GB"/>
-              </w:rPr>
-            </w:pPr>
-          </w:p>
-        </w:tc>
-        <w:tc>
-          <w:tcPr>
-            <w:tcW w:w="284" w:type="dxa"/>
-          </w:tcPr>
-          <w:p>
-            <w:pPr>
-              <w:widowControl w:val="0"/>
-              <w:spacing w:after="0" w:line="240" w:lineRule="auto"/>
-              <w:rPr>
-                <w:rFonts w:ascii="Times New Roman" w:eastAsia="Times New Roman" w:hAnsi="Times New Roman" w:cs="Times New Roman"/>
-                <w:lang w:val="en-GB"/>
-              </w:rPr>
-            </w:pPr>
-          </w:p>
-        </w:tc>
-        <w:tc>
-          <w:tcPr>
-            <w:tcW w:w="2126" w:type="dxa"/>
-          </w:tcPr>
-          <w:p>
-            <w:pPr>
-              <w:widowControl w:val="0"/>
-              <w:spacing w:after="0" w:line="240" w:lineRule="auto"/>
-              <w:jc w:val="center"/>
-              <w:rPr>
-                <w:rFonts w:ascii="Times New Roman" w:eastAsia="Times New Roman" w:hAnsi="Times New Roman" w:cs="Times New Roman"/>
-                <w:lang w:val="en-GB"/>
-              </w:rPr>
-            </w:pPr>
-          </w:p>
-        </w:tc>
-        <w:tc>
-          <w:tcPr>
-            <w:tcW w:w="283" w:type="dxa"/>
-          </w:tcPr>
-          <w:p>
-            <w:pPr>
-              <w:widowControl w:val="0"/>
-              <w:spacing w:after="0" w:line="240" w:lineRule="auto"/>
-              <w:jc w:val="center"/>
-              <w:rPr>
-                <w:rFonts w:ascii="Times New Roman" w:eastAsia="Times New Roman" w:hAnsi="Times New Roman" w:cs="Times New Roman"/>
-                <w:lang w:val="en-GB"/>
-              </w:rPr>
-            </w:pPr>
-          </w:p>
-        </w:tc>
-        <w:tc>
-          <w:tcPr>
-            <w:tcW w:w="1983" w:type="dxa"/>
-          </w:tcPr>
-          <w:p>
-            <w:pPr>
-              <w:widowControl w:val="0"/>
-              <w:spacing w:after="0" w:line="240" w:lineRule="auto"/>
-              <w:jc w:val="center"/>
-              <w:rPr>
-                <w:rFonts w:ascii="Times New Roman" w:eastAsia="Times New Roman" w:hAnsi="Times New Roman" w:cs="Times New Roman"/>
-                <w:lang w:val="en-GB"/>
-              </w:rPr>
-            </w:pPr>
-          </w:p>
-        </w:tc>
-      </w:tr>
-      <w:tr>
-        <w:tc>
-          <w:tcPr>
-            <w:tcW w:w="2971" w:type="dxa"/>
-          </w:tcPr>
-          <w:p>
-            <w:pPr>
-              <w:widowControl w:val="0"/>
-              <w:spacing w:after="0" w:line="240" w:lineRule="auto"/>
-              <w:rPr>
-                <w:rFonts w:ascii="Times New Roman" w:eastAsia="Times New Roman" w:hAnsi="Times New Roman" w:cs="Times New Roman"/>
-                <w:lang w:val="en-GB"/>
-              </w:rPr>
-            </w:pPr>
-            <w:proofErr w:type="spellStart"/>
-            <w:r>
-              <w:rPr>
-                <w:rFonts w:ascii="Times New Roman" w:eastAsia="Times New Roman" w:hAnsi="Times New Roman" w:cs="Times New Roman"/>
-                <w:lang w:val="en-GB"/>
-              </w:rPr>
-              <w:t>Руководитель</w:t>
-            </w:r>
-            <w:proofErr w:type="spellEnd"/>
-            <w:r>
-              <w:rPr>
-                <w:rFonts w:ascii="Times New Roman" w:eastAsia="Times New Roman" w:hAnsi="Times New Roman" w:cs="Times New Roman"/>
-                <w:lang w:val="en-GB"/>
-              </w:rPr>
-              <w:t xml:space="preserve"> ВКР</w:t>
-            </w:r>
-          </w:p>
-        </w:tc>
-        <w:tc>
-          <w:tcPr>
-            <w:tcW w:w="1701" w:type="dxa"/>
-          </w:tcPr>
-          <w:p>
-            <w:pPr>
-              <w:widowControl w:val="0"/>
-              <w:spacing w:after="0" w:line="240" w:lineRule="auto"/>
-              <w:rPr>
-                <w:rFonts w:ascii="Times New Roman" w:eastAsia="Times New Roman" w:hAnsi="Times New Roman" w:cs="Times New Roman"/>
-                <w:lang w:val="en-GB"/>
-              </w:rPr>
-            </w:pPr>
-          </w:p>
-        </w:tc>
-        <w:tc>
-          <w:tcPr>
-            <w:tcW w:w="284" w:type="dxa"/>
-          </w:tcPr>
-          <w:p>
-            <w:pPr>
-              <w:widowControl w:val="0"/>
-              <w:spacing w:after="0" w:line="240" w:lineRule="auto"/>
-              <w:rPr>
-                <w:rFonts w:ascii="Times New Roman" w:eastAsia="Times New Roman" w:hAnsi="Times New Roman" w:cs="Times New Roman"/>
-                <w:lang w:val="en-GB"/>
-              </w:rPr>
-            </w:pPr>
-          </w:p>
-        </w:tc>
-        <w:tc>
-          <w:tcPr>
-            <w:tcW w:w="2126" w:type="dxa"/>
-            <w:tcBorders>
-              <w:bottom w:val="single" w:sz="4" w:space="0" w:color="000000"/>
-            </w:tcBorders>
-          </w:tcPr>
-          <w:p>
-            <w:pPr>
-              <w:widowControl w:val="0"/>
-              <w:spacing w:after="0" w:line="240" w:lineRule="auto"/>
-              <w:jc w:val="center"/>
-              <w:rPr>
-                <w:rFonts w:ascii="Times New Roman" w:eastAsia="Times New Roman" w:hAnsi="Times New Roman" w:cs="Times New Roman"/>
-                <w:lang w:val="en-GB"/>
-              </w:rPr>
-            </w:pPr>
-          </w:p>
-        </w:tc>
-        <w:tc>
-          <w:tcPr>
-            <w:tcW w:w="283" w:type="dxa"/>
-          </w:tcPr>
-          <w:p>
-            <w:pPr>
-              <w:widowControl w:val="0"/>
-              <w:spacing w:after="0" w:line="240" w:lineRule="auto"/>
-              <w:jc w:val="center"/>
-              <w:rPr>
-                <w:rFonts w:ascii="Times New Roman" w:eastAsia="Times New Roman" w:hAnsi="Times New Roman" w:cs="Times New Roman"/>
-                <w:lang w:val="en-GB"/>
-              </w:rPr>
-            </w:pPr>
-          </w:p>
-        </w:tc>
-        <w:tc>
-          <w:tcPr>
-            <w:tcW w:w="1983" w:type="dxa"/>
-            <w:tcBorders>
-              <w:bottom w:val="single" w:sz="4" w:space="0" w:color="000000"/>
-            </w:tcBorders>
-          </w:tcPr>
-          <w:p>
-            <w:pPr>
-              <w:widowControl w:val="0"/>
-              <w:spacing w:after="0" w:line="240" w:lineRule="auto"/>
-              <w:jc w:val="center"/>
-              <w:rPr>
-                <w:rFonts w:ascii="Times New Roman" w:eastAsia="Times New Roman" w:hAnsi="Times New Roman" w:cs="Times New Roman"/>
-              </w:rPr>
-            </w:pPr>
-            <w:r>
-              <w:rPr>
-                <w:rFonts w:ascii="Times New Roman" w:eastAsia="Times New Roman" w:hAnsi="Times New Roman" w:cs="Times New Roman"/>
-              </w:rPr>
-              <w:t>А.М. Балашов</w:t>
-            </w:r>
-          </w:p>
-        </w:tc>
-      </w:tr>
-      <w:tr>
-        <w:tc>
-          <w:tcPr>
-            <w:tcW w:w="2971" w:type="dxa"/>
-          </w:tcPr>
-          <w:p>
-            <w:pPr>
-              <w:widowControl w:val="0"/>
-              <w:spacing w:after="0" w:line="240" w:lineRule="auto"/>
-              <w:rPr>
-                <w:rFonts w:ascii="Times New Roman" w:eastAsia="Times New Roman" w:hAnsi="Times New Roman" w:cs="Times New Roman"/>
-                <w:lang w:val="en-GB"/>
-              </w:rPr>
-            </w:pPr>
-          </w:p>
-        </w:tc>
-        <w:tc>
-          <w:tcPr>
-            <w:tcW w:w="1701" w:type="dxa"/>
-          </w:tcPr>
-          <w:p>
-            <w:pPr>
-              <w:widowControl w:val="0"/>
-              <w:spacing w:after="0" w:line="240" w:lineRule="auto"/>
-              <w:rPr>
-                <w:rFonts w:ascii="Times New Roman" w:eastAsia="Times New Roman" w:hAnsi="Times New Roman" w:cs="Times New Roman"/>
-                <w:lang w:val="en-GB"/>
-              </w:rPr>
-            </w:pPr>
-          </w:p>
-        </w:tc>
-        <w:tc>
-          <w:tcPr>
-            <w:tcW w:w="284" w:type="dxa"/>
-          </w:tcPr>
-          <w:p>
-            <w:pPr>
-              <w:widowControl w:val="0"/>
-              <w:spacing w:after="0" w:line="240" w:lineRule="auto"/>
-              <w:rPr>
-                <w:rFonts w:ascii="Times New Roman" w:eastAsia="Times New Roman" w:hAnsi="Times New Roman" w:cs="Times New Roman"/>
-                <w:lang w:val="en-GB"/>
-              </w:rPr>
-            </w:pPr>
-          </w:p>
-        </w:tc>
-        <w:tc>
-          <w:tcPr>
-            <w:tcW w:w="2126" w:type="dxa"/>
-            <w:tcBorders>
-              <w:top w:val="single" w:sz="4" w:space="0" w:color="000000"/>
-            </w:tcBorders>
-          </w:tcPr>
-          <w:p>
-            <w:pPr>
-              <w:widowControl w:val="0"/>
-              <w:spacing w:after="0" w:line="240" w:lineRule="auto"/>
-              <w:jc w:val="center"/>
-              <w:rPr>
-                <w:rFonts w:ascii="Times New Roman" w:eastAsia="Times New Roman" w:hAnsi="Times New Roman" w:cs="Times New Roman"/>
-                <w:lang w:val="en-GB"/>
-              </w:rPr>
-            </w:pPr>
-            <w:r>
-              <w:rPr>
-                <w:rFonts w:ascii="Times New Roman" w:eastAsia="Times New Roman" w:hAnsi="Times New Roman" w:cs="Times New Roman"/>
-                <w:sz w:val="20"/>
-                <w:szCs w:val="20"/>
-                <w:lang w:val="en-GB"/>
-              </w:rPr>
-              <w:t>(</w:t>
-            </w:r>
-            <w:proofErr w:type="spellStart"/>
-            <w:r>
-              <w:rPr>
-                <w:rFonts w:ascii="Times New Roman" w:eastAsia="Times New Roman" w:hAnsi="Times New Roman" w:cs="Times New Roman"/>
-                <w:sz w:val="20"/>
-                <w:szCs w:val="20"/>
-                <w:lang w:val="en-GB"/>
-              </w:rPr>
-              <w:t>подпись</w:t>
-            </w:r>
-            <w:proofErr w:type="spellEnd"/>
-            <w:r>
-              <w:rPr>
-                <w:rFonts w:ascii="Times New Roman" w:eastAsia="Times New Roman" w:hAnsi="Times New Roman" w:cs="Times New Roman"/>
-                <w:sz w:val="20"/>
-                <w:szCs w:val="20"/>
-                <w:lang w:val="en-GB"/>
-              </w:rPr>
-              <w:t xml:space="preserve">, </w:t>
-            </w:r>
-            <w:proofErr w:type="spellStart"/>
-            <w:r>
-              <w:rPr>
-                <w:rFonts w:ascii="Times New Roman" w:eastAsia="Times New Roman" w:hAnsi="Times New Roman" w:cs="Times New Roman"/>
-                <w:sz w:val="20"/>
-                <w:szCs w:val="20"/>
-                <w:lang w:val="en-GB"/>
-              </w:rPr>
-              <w:t>дата</w:t>
-            </w:r>
-            <w:proofErr w:type="spellEnd"/>
-            <w:r>
-              <w:rPr>
-                <w:rFonts w:ascii="Times New Roman" w:eastAsia="Times New Roman" w:hAnsi="Times New Roman" w:cs="Times New Roman"/>
-                <w:sz w:val="20"/>
-                <w:szCs w:val="20"/>
-                <w:lang w:val="en-GB"/>
-              </w:rPr>
-              <w:t>)</w:t>
-            </w:r>
-          </w:p>
-        </w:tc>
-        <w:tc>
-          <w:tcPr>
-            <w:tcW w:w="283" w:type="dxa"/>
-          </w:tcPr>
-          <w:p>
-            <w:pPr>
-              <w:widowControl w:val="0"/>
-              <w:spacing w:after="0" w:line="240" w:lineRule="auto"/>
-              <w:jc w:val="center"/>
-              <w:rPr>
-                <w:rFonts w:ascii="Times New Roman" w:eastAsia="Times New Roman" w:hAnsi="Times New Roman" w:cs="Times New Roman"/>
-                <w:lang w:val="en-GB"/>
-              </w:rPr>
-            </w:pPr>
-          </w:p>
-        </w:tc>
-        <w:tc>
-          <w:tcPr>
-            <w:tcW w:w="1983" w:type="dxa"/>
-            <w:tcBorders>
-              <w:top w:val="single" w:sz="4" w:space="0" w:color="000000"/>
-            </w:tcBorders>
-          </w:tcPr>
-          <w:p>
-            <w:pPr>
-              <w:widowControl w:val="0"/>
-              <w:spacing w:after="0" w:line="240" w:lineRule="auto"/>
-              <w:jc w:val="center"/>
-              <w:rPr>
-                <w:rFonts w:ascii="Times New Roman" w:eastAsia="Times New Roman" w:hAnsi="Times New Roman" w:cs="Times New Roman"/>
-                <w:lang w:val="en-GB"/>
-              </w:rPr>
-            </w:pPr>
-            <w:r>
-              <w:rPr>
-                <w:rFonts w:ascii="Times New Roman" w:eastAsia="Times New Roman" w:hAnsi="Times New Roman" w:cs="Times New Roman"/>
-                <w:sz w:val="20"/>
-                <w:szCs w:val="20"/>
-                <w:lang w:val="en-GB"/>
-              </w:rPr>
-              <w:t xml:space="preserve">(И.О. </w:t>
-            </w:r>
-            <w:proofErr w:type="spellStart"/>
-            <w:r>
-              <w:rPr>
-                <w:rFonts w:ascii="Times New Roman" w:eastAsia="Times New Roman" w:hAnsi="Times New Roman" w:cs="Times New Roman"/>
-                <w:sz w:val="20"/>
-                <w:szCs w:val="20"/>
-                <w:lang w:val="en-GB"/>
-              </w:rPr>
-              <w:t>Фамилия</w:t>
-            </w:r>
-            <w:proofErr w:type="spellEnd"/>
-            <w:r>
-              <w:rPr>
-                <w:rFonts w:ascii="Times New Roman" w:eastAsia="Times New Roman" w:hAnsi="Times New Roman" w:cs="Times New Roman"/>
-                <w:sz w:val="20"/>
-                <w:szCs w:val="20"/>
-                <w:lang w:val="en-GB"/>
-              </w:rPr>
-              <w:t>)</w:t>
-            </w:r>
-          </w:p>
-        </w:tc>
-      </w:tr>
-      <w:tr>
-        <w:tc>
-          <w:tcPr>
-            <w:tcW w:w="2971" w:type="dxa"/>
-          </w:tcPr>
-          <w:p>
-            <w:pPr>
-              <w:widowControl w:val="0"/>
-              <w:spacing w:after="0" w:line="240" w:lineRule="auto"/>
-              <w:rPr>
-                <w:rFonts w:ascii="Times New Roman" w:eastAsia="Times New Roman" w:hAnsi="Times New Roman" w:cs="Times New Roman"/>
-                <w:lang w:val="en-GB"/>
-              </w:rPr>
-            </w:pPr>
-          </w:p>
-        </w:tc>
-        <w:tc>
-          <w:tcPr>
-            <w:tcW w:w="1701" w:type="dxa"/>
-          </w:tcPr>
-          <w:p>
-            <w:pPr>
-              <w:widowControl w:val="0"/>
-              <w:spacing w:after="0" w:line="240" w:lineRule="auto"/>
-              <w:rPr>
-                <w:rFonts w:ascii="Times New Roman" w:eastAsia="Times New Roman" w:hAnsi="Times New Roman" w:cs="Times New Roman"/>
-                <w:lang w:val="en-GB"/>
-              </w:rPr>
-            </w:pPr>
-          </w:p>
-        </w:tc>
-        <w:tc>
-          <w:tcPr>
-            <w:tcW w:w="284" w:type="dxa"/>
-          </w:tcPr>
-          <w:p>
-            <w:pPr>
-              <w:widowControl w:val="0"/>
-              <w:spacing w:after="0" w:line="240" w:lineRule="auto"/>
-              <w:rPr>
-                <w:rFonts w:ascii="Times New Roman" w:eastAsia="Times New Roman" w:hAnsi="Times New Roman" w:cs="Times New Roman"/>
-                <w:lang w:val="en-GB"/>
-              </w:rPr>
-            </w:pPr>
-          </w:p>
-        </w:tc>
-        <w:tc>
-          <w:tcPr>
-            <w:tcW w:w="2126" w:type="dxa"/>
-          </w:tcPr>
-          <w:p>
-            <w:pPr>
-              <w:widowControl w:val="0"/>
-              <w:spacing w:after="0" w:line="240" w:lineRule="auto"/>
-              <w:jc w:val="center"/>
-              <w:rPr>
-                <w:rFonts w:ascii="Times New Roman" w:eastAsia="Times New Roman" w:hAnsi="Times New Roman" w:cs="Times New Roman"/>
-                <w:sz w:val="20"/>
-                <w:szCs w:val="20"/>
-                <w:lang w:val="en-GB"/>
-              </w:rPr>
-            </w:pPr>
-          </w:p>
-        </w:tc>
-        <w:tc>
-          <w:tcPr>
-            <w:tcW w:w="283" w:type="dxa"/>
-          </w:tcPr>
-          <w:p>
-            <w:pPr>
-              <w:widowControl w:val="0"/>
-              <w:spacing w:after="0" w:line="240" w:lineRule="auto"/>
-              <w:jc w:val="center"/>
-              <w:rPr>
-                <w:rFonts w:ascii="Times New Roman" w:eastAsia="Times New Roman" w:hAnsi="Times New Roman" w:cs="Times New Roman"/>
-                <w:lang w:val="en-GB"/>
-              </w:rPr>
-            </w:pPr>
-          </w:p>
-        </w:tc>
-        <w:tc>
-          <w:tcPr>
-            <w:tcW w:w="1983" w:type="dxa"/>
-          </w:tcPr>
-          <w:p>
-            <w:pPr>
-              <w:widowControl w:val="0"/>
-              <w:spacing w:after="0" w:line="240" w:lineRule="auto"/>
-              <w:jc w:val="center"/>
-              <w:rPr>
-                <w:rFonts w:ascii="Times New Roman" w:eastAsia="Times New Roman" w:hAnsi="Times New Roman" w:cs="Times New Roman"/>
-                <w:sz w:val="20"/>
-                <w:szCs w:val="20"/>
-                <w:lang w:val="en-GB"/>
-              </w:rPr>
-            </w:pPr>
-          </w:p>
-        </w:tc>
-      </w:tr>
-      <w:tr>
-        <w:tc>
-          <w:tcPr>
-            <w:tcW w:w="2971" w:type="dxa"/>
-          </w:tcPr>
-          <w:p>
-            <w:pPr>
-              <w:widowControl w:val="0"/>
-              <w:spacing w:after="0" w:line="240" w:lineRule="auto"/>
-              <w:rPr>
-                <w:rFonts w:ascii="Times New Roman" w:eastAsia="Times New Roman" w:hAnsi="Times New Roman" w:cs="Times New Roman"/>
-                <w:lang w:val="en-GB"/>
-              </w:rPr>
-            </w:pPr>
-            <w:proofErr w:type="spellStart"/>
-            <w:r>
-              <w:rPr>
-                <w:rFonts w:ascii="Times New Roman" w:eastAsia="Times New Roman" w:hAnsi="Times New Roman" w:cs="Times New Roman"/>
-                <w:lang w:val="en-GB"/>
-              </w:rPr>
-              <w:t>Нормоконтролер</w:t>
-            </w:r>
-            <w:proofErr w:type="spellEnd"/>
-          </w:p>
-        </w:tc>
-        <w:tc>
-          <w:tcPr>
-            <w:tcW w:w="1701" w:type="dxa"/>
-          </w:tcPr>
-          <w:p>
-            <w:pPr>
-              <w:widowControl w:val="0"/>
-              <w:spacing w:after="0" w:line="240" w:lineRule="auto"/>
-              <w:rPr>
-                <w:rFonts w:ascii="Times New Roman" w:eastAsia="Times New Roman" w:hAnsi="Times New Roman" w:cs="Times New Roman"/>
-                <w:lang w:val="en-GB"/>
-              </w:rPr>
-            </w:pPr>
-          </w:p>
-        </w:tc>
-        <w:tc>
-          <w:tcPr>
-            <w:tcW w:w="284" w:type="dxa"/>
-          </w:tcPr>
-          <w:p>
-            <w:pPr>
-              <w:widowControl w:val="0"/>
-              <w:spacing w:after="0" w:line="240" w:lineRule="auto"/>
-              <w:rPr>
-                <w:rFonts w:ascii="Times New Roman" w:eastAsia="Times New Roman" w:hAnsi="Times New Roman" w:cs="Times New Roman"/>
-                <w:lang w:val="en-GB"/>
-              </w:rPr>
-            </w:pPr>
-          </w:p>
-        </w:tc>
-        <w:tc>
-          <w:tcPr>
-            <w:tcW w:w="2126" w:type="dxa"/>
-            <w:tcBorders>
-              <w:bottom w:val="single" w:sz="4" w:space="0" w:color="000000"/>
-            </w:tcBorders>
-          </w:tcPr>
-          <w:p>
-            <w:pPr>
-              <w:widowControl w:val="0"/>
-              <w:spacing w:after="0" w:line="240" w:lineRule="auto"/>
-              <w:jc w:val="center"/>
-              <w:rPr>
-                <w:rFonts w:ascii="Times New Roman" w:eastAsia="Times New Roman" w:hAnsi="Times New Roman" w:cs="Times New Roman"/>
-                <w:lang w:val="en-GB"/>
-              </w:rPr>
-            </w:pPr>
-          </w:p>
-        </w:tc>
-        <w:tc>
-          <w:tcPr>
-            <w:tcW w:w="283" w:type="dxa"/>
-          </w:tcPr>
-          <w:p>
-            <w:pPr>
-              <w:widowControl w:val="0"/>
-              <w:spacing w:after="0" w:line="240" w:lineRule="auto"/>
-              <w:jc w:val="center"/>
-              <w:rPr>
-                <w:rFonts w:ascii="Times New Roman" w:eastAsia="Times New Roman" w:hAnsi="Times New Roman" w:cs="Times New Roman"/>
-                <w:lang w:val="en-GB"/>
-              </w:rPr>
-            </w:pPr>
-          </w:p>
-        </w:tc>
-        <w:tc>
-          <w:tcPr>
-            <w:tcW w:w="1983" w:type="dxa"/>
-            <w:tcBorders>
-              <w:bottom w:val="single" w:sz="4" w:space="0" w:color="000000"/>
-            </w:tcBorders>
-          </w:tcPr>
-          <w:p>
-            <w:pPr>
-              <w:widowControl w:val="0"/>
-              <w:spacing w:after="0" w:line="240" w:lineRule="auto"/>
-              <w:jc w:val="center"/>
-              <w:rPr>
-                <w:rFonts w:ascii="Times New Roman" w:eastAsia="Times New Roman" w:hAnsi="Times New Roman" w:cs="Times New Roman"/>
-                <w:lang w:val="en-GB"/>
-              </w:rPr>
-            </w:pPr>
-            <w:r>
-              <w:rPr>
-                <w:rFonts w:ascii="Times New Roman" w:eastAsia="Times New Roman" w:hAnsi="Times New Roman" w:cs="Times New Roman"/>
-                <w:lang w:val="en-GB"/>
-              </w:rPr>
-              <w:t xml:space="preserve">Ю.Н. </w:t>
-            </w:r>
-            <w:proofErr w:type="spellStart"/>
-            <w:r>
-              <w:rPr>
-                <w:rFonts w:ascii="Times New Roman" w:eastAsia="Times New Roman" w:hAnsi="Times New Roman" w:cs="Times New Roman"/>
-                <w:lang w:val="en-GB"/>
-              </w:rPr>
-              <w:t>Кротов</w:t>
-            </w:r>
-            <w:proofErr w:type="spellEnd"/>
-          </w:p>
-        </w:tc>
-      </w:tr>
-      <w:tr>
-        <w:tc>
-          <w:tcPr>
-            <w:tcW w:w="2971" w:type="dxa"/>
-          </w:tcPr>
-          <w:p>
-            <w:pPr>
-              <w:widowControl w:val="0"/>
-              <w:spacing w:after="0" w:line="240" w:lineRule="auto"/>
-              <w:rPr>
-                <w:rFonts w:ascii="Times New Roman" w:eastAsia="Times New Roman" w:hAnsi="Times New Roman" w:cs="Times New Roman"/>
-                <w:lang w:val="en-GB"/>
-              </w:rPr>
-            </w:pPr>
-          </w:p>
-        </w:tc>
-        <w:tc>
-          <w:tcPr>
-            <w:tcW w:w="1701" w:type="dxa"/>
-          </w:tcPr>
-          <w:p>
-            <w:pPr>
-              <w:widowControl w:val="0"/>
-              <w:spacing w:after="0" w:line="240" w:lineRule="auto"/>
-              <w:rPr>
-                <w:rFonts w:ascii="Times New Roman" w:eastAsia="Times New Roman" w:hAnsi="Times New Roman" w:cs="Times New Roman"/>
-                <w:lang w:val="en-GB"/>
-              </w:rPr>
-            </w:pPr>
-          </w:p>
-        </w:tc>
-        <w:tc>
-          <w:tcPr>
-            <w:tcW w:w="284" w:type="dxa"/>
-          </w:tcPr>
-          <w:p>
-            <w:pPr>
-              <w:widowControl w:val="0"/>
-              <w:spacing w:after="0" w:line="240" w:lineRule="auto"/>
-              <w:rPr>
-                <w:rFonts w:ascii="Times New Roman" w:eastAsia="Times New Roman" w:hAnsi="Times New Roman" w:cs="Times New Roman"/>
-                <w:lang w:val="en-GB"/>
-              </w:rPr>
-            </w:pPr>
-          </w:p>
-        </w:tc>
-        <w:tc>
-          <w:tcPr>
-            <w:tcW w:w="2126" w:type="dxa"/>
-            <w:tcBorders>
-              <w:top w:val="single" w:sz="4" w:space="0" w:color="000000"/>
-            </w:tcBorders>
-          </w:tcPr>
-          <w:p>
-            <w:pPr>
-              <w:widowControl w:val="0"/>
-              <w:spacing w:after="0" w:line="240" w:lineRule="auto"/>
-              <w:jc w:val="center"/>
-              <w:rPr>
-                <w:rFonts w:ascii="Times New Roman" w:eastAsia="Times New Roman" w:hAnsi="Times New Roman" w:cs="Times New Roman"/>
-                <w:sz w:val="20"/>
-                <w:szCs w:val="20"/>
-                <w:lang w:val="en-GB"/>
-              </w:rPr>
-            </w:pPr>
-            <w:r>
-              <w:rPr>
-                <w:rFonts w:ascii="Times New Roman" w:eastAsia="Times New Roman" w:hAnsi="Times New Roman" w:cs="Times New Roman"/>
-                <w:sz w:val="20"/>
-                <w:szCs w:val="20"/>
-                <w:lang w:val="en-GB"/>
-              </w:rPr>
-              <w:t>(</w:t>
-            </w:r>
-            <w:proofErr w:type="spellStart"/>
-            <w:r>
-              <w:rPr>
-                <w:rFonts w:ascii="Times New Roman" w:eastAsia="Times New Roman" w:hAnsi="Times New Roman" w:cs="Times New Roman"/>
-                <w:sz w:val="20"/>
-                <w:szCs w:val="20"/>
-                <w:lang w:val="en-GB"/>
-              </w:rPr>
-              <w:t>подпись</w:t>
-            </w:r>
-            <w:proofErr w:type="spellEnd"/>
-            <w:r>
-              <w:rPr>
-                <w:rFonts w:ascii="Times New Roman" w:eastAsia="Times New Roman" w:hAnsi="Times New Roman" w:cs="Times New Roman"/>
-                <w:sz w:val="20"/>
-                <w:szCs w:val="20"/>
-                <w:lang w:val="en-GB"/>
-              </w:rPr>
-              <w:t xml:space="preserve">, </w:t>
-            </w:r>
-            <w:proofErr w:type="spellStart"/>
-            <w:r>
-              <w:rPr>
-                <w:rFonts w:ascii="Times New Roman" w:eastAsia="Times New Roman" w:hAnsi="Times New Roman" w:cs="Times New Roman"/>
-                <w:sz w:val="20"/>
-                <w:szCs w:val="20"/>
-                <w:lang w:val="en-GB"/>
-              </w:rPr>
-              <w:t>дата</w:t>
-            </w:r>
-            <w:proofErr w:type="spellEnd"/>
-            <w:r>
-              <w:rPr>
-                <w:rFonts w:ascii="Times New Roman" w:eastAsia="Times New Roman" w:hAnsi="Times New Roman" w:cs="Times New Roman"/>
-                <w:sz w:val="20"/>
-                <w:szCs w:val="20"/>
-                <w:lang w:val="en-GB"/>
-              </w:rPr>
-              <w:t>)</w:t>
-            </w:r>
-          </w:p>
-        </w:tc>
-        <w:tc>
-          <w:tcPr>
-            <w:tcW w:w="283" w:type="dxa"/>
-          </w:tcPr>
-          <w:p>
-            <w:pPr>
-              <w:widowControl w:val="0"/>
-              <w:spacing w:after="0" w:line="240" w:lineRule="auto"/>
-              <w:jc w:val="center"/>
-              <w:rPr>
-                <w:rFonts w:ascii="Times New Roman" w:eastAsia="Times New Roman" w:hAnsi="Times New Roman" w:cs="Times New Roman"/>
-                <w:lang w:val="en-GB"/>
-              </w:rPr>
-            </w:pPr>
-          </w:p>
-        </w:tc>
-        <w:tc>
-          <w:tcPr>
-            <w:tcW w:w="1983" w:type="dxa"/>
-            <w:tcBorders>
-              <w:top w:val="single" w:sz="4" w:space="0" w:color="000000"/>
-            </w:tcBorders>
-          </w:tcPr>
-          <w:p>
-            <w:pPr>
-              <w:widowControl w:val="0"/>
-              <w:spacing w:after="0" w:line="240" w:lineRule="auto"/>
-              <w:jc w:val="center"/>
-              <w:rPr>
-                <w:rFonts w:ascii="Times New Roman" w:eastAsia="Times New Roman" w:hAnsi="Times New Roman" w:cs="Times New Roman"/>
-                <w:sz w:val="20"/>
-                <w:szCs w:val="20"/>
-                <w:lang w:val="en-GB"/>
-              </w:rPr>
-            </w:pPr>
-            <w:r>
-              <w:rPr>
-                <w:rFonts w:ascii="Times New Roman" w:eastAsia="Times New Roman" w:hAnsi="Times New Roman" w:cs="Times New Roman"/>
-                <w:sz w:val="20"/>
-                <w:szCs w:val="20"/>
-                <w:lang w:val="en-GB"/>
-              </w:rPr>
-              <w:t xml:space="preserve">(И.О. </w:t>
-            </w:r>
-            <w:proofErr w:type="spellStart"/>
-            <w:r>
-              <w:rPr>
-                <w:rFonts w:ascii="Times New Roman" w:eastAsia="Times New Roman" w:hAnsi="Times New Roman" w:cs="Times New Roman"/>
-                <w:sz w:val="20"/>
-                <w:szCs w:val="20"/>
-                <w:lang w:val="en-GB"/>
-              </w:rPr>
-              <w:t>Фамилия</w:t>
-            </w:r>
-            <w:proofErr w:type="spellEnd"/>
-            <w:r>
-              <w:rPr>
-                <w:rFonts w:ascii="Times New Roman" w:eastAsia="Times New Roman" w:hAnsi="Times New Roman" w:cs="Times New Roman"/>
-                <w:sz w:val="20"/>
-                <w:szCs w:val="20"/>
-                <w:lang w:val="en-GB"/>
-              </w:rPr>
-              <w:t>)</w:t>
-            </w:r>
-          </w:p>
-        </w:tc>
-      </w:tr>
-    </w:tbl>
-    <w:p>
-      <w:pPr>
-        <w:widowControl w:val="0"/>
-        <w:spacing w:after="0" w:line="240" w:lineRule="auto"/>
-        <w:rPr>
-          <w:rFonts w:ascii="Times New Roman" w:eastAsia="Times New Roman" w:hAnsi="Times New Roman" w:cs="Times New Roman"/>
-          <w:b/>
-          <w:i/>
-          <w:sz w:val="40"/>
-          <w:szCs w:val="40"/>
-          <w:lang w:val="en-GB"/>
-        </w:rPr>
-      </w:pPr>
-    </w:p>
-    <w:p>
-      <w:pPr>
-        <w:widowControl w:val="0"/>
-        <w:spacing w:after="0" w:line="240" w:lineRule="auto"/>
-        <w:rPr>
-          <w:rFonts w:ascii="Times New Roman" w:eastAsia="Times New Roman" w:hAnsi="Times New Roman" w:cs="Times New Roman"/>
-          <w:b/>
-          <w:i/>
-          <w:sz w:val="40"/>
-          <w:szCs w:val="40"/>
-          <w:lang w:val="en-GB"/>
-        </w:rPr>
-      </w:pPr>
-    </w:p>
-    <w:p>
-      <w:pPr>
-        <w:widowControl w:val="0"/>
-        <w:spacing w:after="0" w:line="360" w:lineRule="auto"/>
-        <w:ind w:firstLine="709"/>
-        <w:jc w:val="center"/>
-        <w:rPr>
-          <w:rFonts w:ascii="Times New Roman" w:eastAsia="Times New Roman" w:hAnsi="Times New Roman" w:cs="Times New Roman"/>
-          <w:b/>
-          <w:i/>
-          <w:sz w:val="40"/>
-          <w:szCs w:val="40"/>
-          <w:lang w:val="en-GB"/>
-        </w:rPr>
-      </w:pPr>
-    </w:p>
-    <w:p>
-      <w:pPr>
-        <w:widowControl w:val="0"/>
-        <w:spacing w:after="0" w:line="360" w:lineRule="auto"/>
-        <w:ind w:firstLine="709"/>
-        <w:jc w:val="center"/>
-        <w:rPr>
-          <w:rFonts w:ascii="Times New Roman" w:eastAsia="Times New Roman" w:hAnsi="Times New Roman" w:cs="Times New Roman"/>
-          <w:i/>
-          <w:sz w:val="28"/>
-          <w:szCs w:val="28"/>
-        </w:rPr>
-      </w:pPr>
-      <w:r>
-        <w:rPr>
-          <w:rFonts w:ascii="Times New Roman" w:eastAsia="Times New Roman" w:hAnsi="Times New Roman"/>
-          <w:sz w:val="28"/>
-        </w:rPr>
-        <w:t>2026 г.</w:t>
-      </w:r>
-      <w:r>
         <w:rPr>
           <w:rFonts w:ascii="Times New Roman" w:eastAsia="Times New Roman" w:hAnsi="Times New Roman" w:cs="Times New Roman"/>
           <w:b/>
           <w:color w:val="000000"/>
-          <w:sz w:val="32"/>
-          <w:szCs w:val="32"/>
+          <w:sz w:val="28"/>
+          <w:szCs w:val="28"/>
+        </w:rPr>
+      </w:pPr>
+      <w:r>
+        <w:rPr>
+          <w:rFonts w:ascii="Times New Roman" w:eastAsiaTheme="minorHAnsi" w:hAnsi="Times New Roman" w:cs="Times New Roman"/>
+          <w:sz w:val="28"/>
+        </w:rPr>
+        <w:t>2026 г</w:t>
+      </w:r>
+      <w:r>
+        <w:rPr>
+          <w:rFonts w:ascii="Times New Roman" w:eastAsiaTheme="minorHAnsi" w:hAnsi="Times New Roman" w:cs="Times New Roman"/>
+          <w:sz w:val="28"/>
+        </w:rPr>
+        <w:t>.</w:t>
+      </w:r>
+      <w:r>
+        <w:rPr>
+          <w:rFonts w:ascii="Times New Roman" w:eastAsiaTheme="minorHAnsi" w:hAnsi="Times New Roman" w:cs="Times New Roman"/>
+          <w:sz w:val="28"/>
         </w:rPr>
         <w:br w:type="page"/>
       </w:r>
-    </w:p>
-    <w:p>
-      <w:pPr>
-        <w:pageBreakBefore/>
-        <w:widowControl w:val="0"/>
-        <w:pBdr>
-          <w:top w:val="nil"/>
-          <w:left w:val="nil"/>
-          <w:bottom w:val="nil"/>
-          <w:right w:val="nil"/>
-          <w:between w:val="nil"/>
-        </w:pBdr>
-        <w:spacing w:after="440" w:line="360" w:lineRule="auto"/>
-        <w:jc w:val="center"/>
-        <w:rPr>
-          <w:rFonts w:ascii="Times New Roman" w:eastAsia="Times New Roman" w:hAnsi="Times New Roman" w:cs="Times New Roman"/>
-          <w:b/>
-          <w:color w:val="000000"/>
-          <w:sz w:val="28"/>
-          <w:szCs w:val="28"/>
-        </w:rPr>
-      </w:pPr>
-      <w:bookmarkStart w:id="0" w:name="_Hlk168913975"/>
       <w:r>
         <w:rPr>
           <w:rFonts w:ascii="Times New Roman" w:eastAsia="Times New Roman" w:hAnsi="Times New Roman" w:cs="Times New Roman"/>
@@ -13313,7 +12583,6 @@
         <w:t xml:space="preserve"> UI, открываемый по адресу /</w:t>
       </w:r>
       <w:proofErr w:type="spellStart"/>
-      <w:proofErr w:type="gramStart"/>
       <w:r>
         <w:rPr>
           <w:rFonts w:ascii="Times New Roman" w:eastAsia="Times New Roman" w:hAnsi="Times New Roman"/>
@@ -13327,15 +12596,7 @@
           <w:rFonts w:ascii="Times New Roman" w:eastAsia="Times New Roman" w:hAnsi="Times New Roman"/>
           <w:sz w:val="28"/>
         </w:rPr>
-        <w:t xml:space="preserve"> .</w:t>
-      </w:r>
-      <w:proofErr w:type="gramEnd"/>
-      <w:r>
-        <w:rPr>
-          <w:rFonts w:ascii="Times New Roman" w:eastAsia="Times New Roman" w:hAnsi="Times New Roman"/>
-          <w:sz w:val="28"/>
-        </w:rPr>
-        <w:t xml:space="preserve"> Данный интерфейс формируется автоматически и предоставляет сгруппированный перечень конечных точек API, описание параметров запросов, схемы ответов и возможность интерактивного выполнения методов непосредственно из браузера.</w:t>
+        <w:t xml:space="preserve"> . Данный интерфейс формируется автоматически и предоставляет сгруппированный перечень конечных точек API, описание параметров запросов, схемы ответов и возможность интерактивного выполнения методов непосредственно из браузера.</w:t>
       </w:r>
     </w:p>
     <w:p>
@@ -13539,23 +12800,7 @@
           <w:rFonts w:ascii="Times New Roman" w:eastAsia="Times New Roman" w:hAnsi="Times New Roman"/>
           <w:sz w:val="28"/>
         </w:rPr>
-        <w:t xml:space="preserve">Ключевая прикладная логика проверки на заимствования вынесена в модуль </w:t>
-      </w:r>
-      <w:proofErr w:type="gramStart"/>
-      <w:r>
-        <w:rPr>
-          <w:rFonts w:ascii="Times New Roman" w:eastAsia="Times New Roman" w:hAnsi="Times New Roman"/>
-          <w:sz w:val="28"/>
-        </w:rPr>
-        <w:t>plagiarism.py .</w:t>
-      </w:r>
-      <w:proofErr w:type="gramEnd"/>
-      <w:r>
-        <w:rPr>
-          <w:rFonts w:ascii="Times New Roman" w:eastAsia="Times New Roman" w:hAnsi="Times New Roman"/>
-          <w:sz w:val="28"/>
-        </w:rPr>
-        <w:t xml:space="preserve"> В нём выполняются </w:t>
+        <w:t xml:space="preserve">Ключевая прикладная логика проверки на заимствования вынесена в модуль plagiarism.py . В нём выполняются </w:t>
       </w:r>
       <w:proofErr w:type="spellStart"/>
       <w:r>
@@ -13942,15 +13187,7 @@
           <w:rFonts w:ascii="Times New Roman" w:eastAsia="Times New Roman" w:hAnsi="Times New Roman"/>
           <w:sz w:val="28"/>
         </w:rPr>
-        <w:t>total_</w:t>
-      </w:r>
-      <w:proofErr w:type="gramStart"/>
-      <w:r>
-        <w:rPr>
-          <w:rFonts w:ascii="Times New Roman" w:eastAsia="Times New Roman" w:hAnsi="Times New Roman"/>
-          <w:sz w:val="28"/>
-        </w:rPr>
-        <w:t>tokens</w:t>
+        <w:t>total_tokens</w:t>
       </w:r>
       <w:proofErr w:type="spellEnd"/>
       <w:r>
@@ -13958,15 +13195,7 @@
           <w:rFonts w:ascii="Times New Roman" w:eastAsia="Times New Roman" w:hAnsi="Times New Roman"/>
           <w:sz w:val="28"/>
         </w:rPr>
-        <w:t xml:space="preserve"> ,</w:t>
-      </w:r>
-      <w:proofErr w:type="gramEnd"/>
-      <w:r>
-        <w:rPr>
-          <w:rFonts w:ascii="Times New Roman" w:eastAsia="Times New Roman" w:hAnsi="Times New Roman"/>
-          <w:sz w:val="28"/>
-        </w:rPr>
-        <w:t xml:space="preserve"> а количество токенов, покрытых совпадениями, как </w:t>
+        <w:t xml:space="preserve"> , а количество токенов, покрытых совпадениями, как </w:t>
       </w:r>
       <w:proofErr w:type="spellStart"/>
       <w:r>
@@ -14487,7 +13716,6 @@
         <w:t xml:space="preserve"> UI, доступный по адресу /</w:t>
       </w:r>
       <w:proofErr w:type="spellStart"/>
-      <w:proofErr w:type="gramStart"/>
       <w:r>
         <w:rPr>
           <w:rFonts w:ascii="Times New Roman" w:eastAsia="Times New Roman" w:hAnsi="Times New Roman"/>
@@ -14501,15 +13729,7 @@
           <w:rFonts w:ascii="Times New Roman" w:eastAsia="Times New Roman" w:hAnsi="Times New Roman"/>
           <w:sz w:val="28"/>
         </w:rPr>
-        <w:t xml:space="preserve"> .</w:t>
-      </w:r>
-      <w:proofErr w:type="gramEnd"/>
-      <w:r>
-        <w:rPr>
-          <w:rFonts w:ascii="Times New Roman" w:eastAsia="Times New Roman" w:hAnsi="Times New Roman"/>
-          <w:sz w:val="28"/>
-        </w:rPr>
-        <w:t xml:space="preserve"> Он позволяет выполнять запросы к основным конечным точкам системы, включая вход, регистрацию, выбор профиля, массовую загрузку файлов и запуск проверки.</w:t>
+        <w:t xml:space="preserve"> . Он позволяет выполнять запросы к основным конечным точкам системы, включая вход, регистрацию, выбор профиля, массовую загрузку файлов и запуск проверки.</w:t>
       </w:r>
     </w:p>
     <w:p>
@@ -17811,21 +17031,12 @@
         <w:t xml:space="preserve"> </w:t>
       </w:r>
       <w:proofErr w:type="spellStart"/>
-      <w:proofErr w:type="gramStart"/>
-      <w:r>
-        <w:rPr>
-          <w:rFonts w:ascii="Times New Roman" w:eastAsia="Times New Roman" w:hAnsi="Times New Roman"/>
-          <w:sz w:val="28"/>
-        </w:rPr>
-        <w:t>app.main</w:t>
-      </w:r>
-      <w:proofErr w:type="gramEnd"/>
-      <w:r>
-        <w:rPr>
-          <w:rFonts w:ascii="Times New Roman" w:eastAsia="Times New Roman" w:hAnsi="Times New Roman"/>
-          <w:sz w:val="28"/>
-        </w:rPr>
-        <w:t>:app</w:t>
+      <w:r>
+        <w:rPr>
+          <w:rFonts w:ascii="Times New Roman" w:eastAsia="Times New Roman" w:hAnsi="Times New Roman"/>
+          <w:sz w:val="28"/>
+        </w:rPr>
+        <w:t>app.main:app</w:t>
       </w:r>
       <w:proofErr w:type="spellEnd"/>
       <w:r>
@@ -19633,54 +18844,119 @@
     </w:p>
     <w:p>
       <w:pPr>
-        <w:pStyle w:val="10"/>
-        <w:spacing w:before="0" w:after="440" w:line="360" w:lineRule="auto"/>
+        <w:pageBreakBefore/>
+        <w:spacing w:after="0" w:line="240" w:lineRule="auto"/>
         <w:jc w:val="center"/>
         <w:rPr>
-          <w:rFonts w:eastAsia="Times New Roman" w:cs="Times New Roman"/>
-          <w:color w:val="000000"/>
-        </w:rPr>
-      </w:pPr>
-      <w:bookmarkStart w:id="40" w:name="_Toc200916006"/>
-      <w:bookmarkStart w:id="41" w:name="_Toc230464242"/>
-      <w:r>
-        <w:rPr>
-          <w:color w:val="000000"/>
-        </w:rPr>
-        <w:lastRenderedPageBreak/>
-        <w:t>ПРИЛОЖЕНИЕ Б ТЕХНИЧЕСКОЕ ЗАДАНИЕ</w:t>
-      </w:r>
-      <w:bookmarkEnd w:id="40"/>
-      <w:bookmarkEnd w:id="41"/>
-    </w:p>
-    <w:p>
-      <w:pPr>
-        <w:spacing w:after="0" w:line="240" w:lineRule="auto"/>
-        <w:rPr>
-          <w:rFonts w:ascii="Times New Roman" w:eastAsia="Times New Roman" w:hAnsi="Times New Roman" w:cs="Times New Roman"/>
+          <w:rFonts w:asciiTheme="minorHAnsi" w:eastAsiaTheme="minorHAnsi" w:hAnsiTheme="minorHAnsi" w:cstheme="minorBidi"/>
+          <w:lang w:eastAsia="en-US"/>
+        </w:rPr>
+      </w:pPr>
+      <w:r>
+        <w:rPr>
+          <w:rFonts w:ascii="Times New Roman" w:eastAsia="Times New Roman" w:hAnsi="Times New Roman" w:cs="Times New Roman"/>
+          <w:b/>
           <w:sz w:val="24"/>
           <w:szCs w:val="24"/>
         </w:rPr>
-      </w:pPr>
-      <w:r>
-        <w:rPr>
-          <w:rFonts w:ascii="Times New Roman" w:eastAsia="Times New Roman" w:hAnsi="Times New Roman" w:cs="Times New Roman"/>
-          <w:color w:val="000000"/>
-          <w:sz w:val="28"/>
-          <w:szCs w:val="28"/>
-        </w:rPr>
-        <w:t>МОСКОВСКИЙ ГОСУДАРСТВЕННЫЙ ТЕХНИЧЕСКИЙ УНИВЕРСИТЕТ</w:t>
+        <w:lastRenderedPageBreak/>
+        <w:t>Министерство науки и высшего образования Российской Федерации</w:t>
+      </w:r>
+    </w:p>
+    <w:p>
+      <w:pPr>
+        <w:spacing w:after="0" w:line="240" w:lineRule="auto"/>
+        <w:jc w:val="center"/>
+        <w:rPr>
+          <w:rFonts w:ascii="Times New Roman" w:eastAsia="Times New Roman" w:hAnsi="Times New Roman" w:cs="Times New Roman"/>
+          <w:b/>
+          <w:sz w:val="24"/>
+          <w:szCs w:val="24"/>
+        </w:rPr>
+      </w:pPr>
+      <w:r>
+        <w:rPr>
+          <w:rFonts w:ascii="Times New Roman" w:eastAsia="Times New Roman" w:hAnsi="Times New Roman" w:cs="Times New Roman"/>
+          <w:b/>
+          <w:sz w:val="24"/>
+          <w:szCs w:val="24"/>
+        </w:rPr>
+        <w:t xml:space="preserve">Федеральное государственное автономное образовательное учреждение </w:t>
+      </w:r>
+    </w:p>
+    <w:p>
+      <w:pPr>
+        <w:spacing w:after="0" w:line="240" w:lineRule="auto"/>
+        <w:jc w:val="center"/>
+        <w:rPr>
+          <w:rFonts w:ascii="Times New Roman" w:eastAsia="Times New Roman" w:hAnsi="Times New Roman" w:cs="Times New Roman"/>
+          <w:b/>
+          <w:sz w:val="24"/>
+          <w:szCs w:val="24"/>
+        </w:rPr>
+      </w:pPr>
+      <w:r>
+        <w:rPr>
+          <w:rFonts w:ascii="Times New Roman" w:eastAsia="Times New Roman" w:hAnsi="Times New Roman" w:cs="Times New Roman"/>
+          <w:b/>
+          <w:sz w:val="24"/>
+          <w:szCs w:val="24"/>
+        </w:rPr>
+        <w:t>высшего образования</w:t>
+      </w:r>
+    </w:p>
+    <w:p>
+      <w:pPr>
+        <w:spacing w:after="0" w:line="240" w:lineRule="auto"/>
+        <w:jc w:val="center"/>
+        <w:rPr>
+          <w:rFonts w:ascii="Times New Roman" w:eastAsia="Times New Roman" w:hAnsi="Times New Roman" w:cs="Times New Roman"/>
+          <w:b/>
+          <w:sz w:val="24"/>
+          <w:szCs w:val="24"/>
+        </w:rPr>
+      </w:pPr>
+      <w:r>
+        <w:rPr>
+          <w:rFonts w:ascii="Times New Roman" w:eastAsia="Times New Roman" w:hAnsi="Times New Roman" w:cs="Times New Roman"/>
+          <w:b/>
+          <w:sz w:val="24"/>
+          <w:szCs w:val="24"/>
+        </w:rPr>
+        <w:t>«Московский государственный технический университет имени Н.Э. Баумана</w:t>
+      </w:r>
+    </w:p>
+    <w:p>
+      <w:pPr>
+        <w:spacing w:after="0" w:line="240" w:lineRule="auto"/>
+        <w:jc w:val="center"/>
+        <w:rPr>
+          <w:rFonts w:ascii="Times New Roman" w:eastAsia="Times New Roman" w:hAnsi="Times New Roman" w:cs="Times New Roman"/>
+          <w:b/>
+          <w:sz w:val="24"/>
+          <w:szCs w:val="24"/>
+        </w:rPr>
+      </w:pPr>
+      <w:r>
+        <w:rPr>
+          <w:rFonts w:ascii="Times New Roman" w:eastAsia="Times New Roman" w:hAnsi="Times New Roman" w:cs="Times New Roman"/>
+          <w:b/>
+          <w:sz w:val="24"/>
+          <w:szCs w:val="24"/>
+        </w:rPr>
+        <w:t>(национальный исследовательский университет)»</w:t>
       </w:r>
     </w:p>
     <w:p>
       <w:pPr>
         <w:pBdr>
-          <w:bottom w:val="single" w:sz="12" w:space="1" w:color="000000"/>
+          <w:bottom w:val="thinThickSmallGap" w:sz="24" w:space="1" w:color="auto"/>
         </w:pBdr>
         <w:spacing w:after="0" w:line="240" w:lineRule="auto"/>
         <w:jc w:val="center"/>
         <w:rPr>
           <w:rFonts w:ascii="Times New Roman" w:eastAsia="Times New Roman" w:hAnsi="Times New Roman" w:cs="Times New Roman"/>
+          <w:b/>
           <w:sz w:val="24"/>
           <w:szCs w:val="24"/>
         </w:rPr>
@@ -19688,22 +18964,12 @@
       <w:r>
         <w:rPr>
           <w:rFonts w:ascii="Times New Roman" w:eastAsia="Times New Roman" w:hAnsi="Times New Roman" w:cs="Times New Roman"/>
-          <w:color w:val="000000"/>
-          <w:sz w:val="32"/>
-          <w:szCs w:val="32"/>
-        </w:rPr>
-        <w:t>им. Н.Э. Баумана</w:t>
-      </w:r>
-    </w:p>
-    <w:p>
-      <w:pPr>
-        <w:spacing w:after="240" w:line="240" w:lineRule="auto"/>
-        <w:rPr>
-          <w:rFonts w:ascii="Times New Roman" w:eastAsia="Times New Roman" w:hAnsi="Times New Roman" w:cs="Times New Roman"/>
+          <w:b/>
           <w:sz w:val="24"/>
           <w:szCs w:val="24"/>
         </w:rPr>
-      </w:pPr>
+        <w:t>(МГТУ им. Н.Э. Баумана)</w:t>
+      </w:r>
     </w:p>
     <w:p>
       <w:pPr>
@@ -19732,13 +18998,52 @@
         <w:jc w:val="center"/>
         <w:rPr>
           <w:rFonts w:ascii="Times New Roman" w:eastAsia="Times New Roman" w:hAnsi="Times New Roman" w:cs="Times New Roman"/>
-          <w:sz w:val="28"/>
-          <w:szCs w:val="28"/>
-        </w:rPr>
-      </w:pPr>
-    </w:p>
-    <w:p>
-      <w:pPr>
+          <w:b/>
+          <w:sz w:val="24"/>
+          <w:szCs w:val="24"/>
+        </w:rPr>
+      </w:pPr>
+    </w:p>
+    <w:p>
+      <w:pPr>
+        <w:tabs>
+          <w:tab w:val="left" w:pos="851"/>
+          <w:tab w:val="left" w:pos="6379"/>
+        </w:tabs>
+        <w:spacing w:after="0"/>
+        <w:ind w:right="-2"/>
+        <w:rPr>
+          <w:rFonts w:ascii="Times New Roman" w:eastAsia="Times New Roman" w:hAnsi="Times New Roman" w:cs="Times New Roman"/>
+          <w:sz w:val="28"/>
+          <w:szCs w:val="28"/>
+        </w:rPr>
+      </w:pPr>
+      <w:r>
+        <w:rPr>
+          <w:rFonts w:ascii="Times New Roman" w:eastAsia="Times New Roman" w:hAnsi="Times New Roman" w:cs="Times New Roman"/>
+          <w:sz w:val="28"/>
+          <w:szCs w:val="28"/>
+        </w:rPr>
+        <w:tab/>
+        <w:t>СОГЛАСОВАНО</w:t>
+      </w:r>
+      <w:r>
+        <w:rPr>
+          <w:rFonts w:ascii="Times New Roman" w:eastAsia="Times New Roman" w:hAnsi="Times New Roman" w:cs="Times New Roman"/>
+          <w:sz w:val="28"/>
+          <w:szCs w:val="28"/>
+        </w:rPr>
+        <w:tab/>
+        <w:t>УТВЕРЖДАЮ</w:t>
+      </w:r>
+    </w:p>
+    <w:p>
+      <w:pPr>
+        <w:tabs>
+          <w:tab w:val="left" w:pos="426"/>
+          <w:tab w:val="left" w:pos="5245"/>
+          <w:tab w:val="left" w:pos="8222"/>
+        </w:tabs>
         <w:spacing w:after="0" w:line="240" w:lineRule="auto"/>
         <w:jc w:val="center"/>
         <w:rPr>
@@ -19747,284 +19052,240 @@
           <w:szCs w:val="28"/>
         </w:rPr>
       </w:pPr>
+      <w:r>
+        <w:rPr>
+          <w:rFonts w:ascii="Times New Roman" w:eastAsia="Times New Roman" w:hAnsi="Times New Roman" w:cs="Times New Roman"/>
+          <w:sz w:val="28"/>
+          <w:szCs w:val="28"/>
+        </w:rPr>
+        <w:tab/>
+        <w:t>Научный руководитель</w:t>
+      </w:r>
+      <w:r>
+        <w:rPr>
+          <w:rFonts w:ascii="Times New Roman" w:eastAsia="Times New Roman" w:hAnsi="Times New Roman" w:cs="Times New Roman"/>
+          <w:sz w:val="28"/>
+          <w:szCs w:val="28"/>
+        </w:rPr>
+        <w:tab/>
+        <w:t xml:space="preserve">Заведующий кафедрой </w:t>
+      </w:r>
+      <w:r>
+        <w:rPr>
+          <w:rFonts w:ascii="Times New Roman" w:eastAsia="Times New Roman" w:hAnsi="Times New Roman" w:cs="Times New Roman"/>
+          <w:sz w:val="28"/>
+          <w:szCs w:val="28"/>
+          <w:u w:val="single"/>
+        </w:rPr>
+        <w:tab/>
+        <w:t>ИУ-5</w:t>
+      </w:r>
+      <w:r>
+        <w:rPr>
+          <w:rFonts w:ascii="Times New Roman" w:eastAsia="Times New Roman" w:hAnsi="Times New Roman" w:cs="Times New Roman"/>
+          <w:sz w:val="28"/>
+          <w:szCs w:val="28"/>
+          <w:u w:val="single"/>
+        </w:rPr>
+        <w:tab/>
+      </w:r>
     </w:p>
     <w:p>
       <w:pPr>
         <w:spacing w:after="0" w:line="240" w:lineRule="auto"/>
+        <w:ind w:left="5103" w:right="-2" w:firstLine="2977"/>
         <w:jc w:val="center"/>
         <w:rPr>
           <w:rFonts w:ascii="Times New Roman" w:eastAsia="Times New Roman" w:hAnsi="Times New Roman" w:cs="Times New Roman"/>
-          <w:sz w:val="28"/>
-          <w:szCs w:val="28"/>
-        </w:rPr>
-      </w:pPr>
-    </w:p>
-    <w:tbl>
-      <w:tblPr>
-        <w:tblW w:w="9763" w:type="dxa"/>
-        <w:tblLayout w:type="fixed"/>
-        <w:tblLook w:val="0000" w:firstRow="0" w:lastRow="0" w:firstColumn="0" w:lastColumn="0" w:noHBand="0" w:noVBand="0"/>
-      </w:tblPr>
-      <w:tblGrid>
-        <w:gridCol w:w="236"/>
-        <w:gridCol w:w="3733"/>
-        <w:gridCol w:w="1389"/>
-        <w:gridCol w:w="4405"/>
-      </w:tblGrid>
-      <w:tr>
-        <w:trPr>
-          <w:trHeight w:val="394"/>
-        </w:trPr>
-        <w:tc>
-          <w:tcPr>
-            <w:tcW w:w="236" w:type="dxa"/>
-          </w:tcPr>
-          <w:p>
-            <w:pPr>
-              <w:spacing w:after="0" w:line="240" w:lineRule="auto"/>
-              <w:jc w:val="right"/>
-              <w:rPr>
-                <w:rFonts w:ascii="Times New Roman" w:eastAsia="Times New Roman" w:hAnsi="Times New Roman" w:cs="Times New Roman"/>
-                <w:sz w:val="28"/>
-                <w:szCs w:val="28"/>
-              </w:rPr>
-            </w:pPr>
-          </w:p>
-        </w:tc>
-        <w:tc>
-          <w:tcPr>
-            <w:tcW w:w="3733" w:type="dxa"/>
-          </w:tcPr>
-          <w:p>
-            <w:pPr>
-              <w:spacing w:after="0" w:line="240" w:lineRule="auto"/>
-              <w:rPr>
-                <w:rFonts w:ascii="Times New Roman" w:eastAsia="Times New Roman" w:hAnsi="Times New Roman" w:cs="Times New Roman"/>
-                <w:sz w:val="28"/>
-                <w:szCs w:val="28"/>
-              </w:rPr>
-            </w:pPr>
-            <w:r>
-              <w:rPr>
-                <w:rFonts w:ascii="Times New Roman" w:eastAsia="Times New Roman" w:hAnsi="Times New Roman" w:cs="Times New Roman"/>
-                <w:sz w:val="28"/>
-                <w:szCs w:val="28"/>
-              </w:rPr>
-              <w:t>Утверждаю</w:t>
-            </w:r>
-          </w:p>
-          <w:p>
-            <w:pPr>
-              <w:spacing w:after="0" w:line="240" w:lineRule="auto"/>
-              <w:rPr>
-                <w:rFonts w:ascii="Times New Roman" w:eastAsia="Times New Roman" w:hAnsi="Times New Roman" w:cs="Times New Roman"/>
-                <w:sz w:val="28"/>
-                <w:szCs w:val="28"/>
-              </w:rPr>
-            </w:pPr>
-            <w:r>
-              <w:rPr>
-                <w:rFonts w:ascii="Times New Roman" w:eastAsia="Times New Roman" w:hAnsi="Times New Roman" w:cs="Times New Roman"/>
-                <w:sz w:val="28"/>
-                <w:szCs w:val="28"/>
-              </w:rPr>
-              <w:t>Заведующий кафедрой ИУ-5</w:t>
-            </w:r>
-          </w:p>
-        </w:tc>
-        <w:tc>
-          <w:tcPr>
-            <w:tcW w:w="1389" w:type="dxa"/>
-          </w:tcPr>
-          <w:p>
-            <w:pPr>
-              <w:spacing w:after="0" w:line="240" w:lineRule="auto"/>
-              <w:jc w:val="right"/>
-              <w:rPr>
-                <w:rFonts w:ascii="Times New Roman" w:eastAsia="Times New Roman" w:hAnsi="Times New Roman" w:cs="Times New Roman"/>
-                <w:sz w:val="28"/>
-                <w:szCs w:val="28"/>
-              </w:rPr>
-            </w:pPr>
-          </w:p>
-        </w:tc>
-        <w:tc>
-          <w:tcPr>
-            <w:tcW w:w="4405" w:type="dxa"/>
-          </w:tcPr>
-          <w:p>
-            <w:pPr>
-              <w:spacing w:after="0" w:line="240" w:lineRule="auto"/>
-              <w:ind w:right="35"/>
-              <w:rPr>
-                <w:rFonts w:ascii="Times New Roman" w:eastAsia="Times New Roman" w:hAnsi="Times New Roman" w:cs="Times New Roman"/>
-                <w:sz w:val="28"/>
-                <w:szCs w:val="28"/>
-              </w:rPr>
-            </w:pPr>
-            <w:r>
-              <w:rPr>
-                <w:rFonts w:ascii="Times New Roman" w:eastAsia="Times New Roman" w:hAnsi="Times New Roman" w:cs="Times New Roman"/>
-                <w:sz w:val="28"/>
-                <w:szCs w:val="28"/>
-              </w:rPr>
-              <w:t>Согласовано научный руководитель</w:t>
-            </w:r>
-          </w:p>
-        </w:tc>
-      </w:tr>
-      <w:tr>
-        <w:trPr>
-          <w:trHeight w:val="607"/>
-        </w:trPr>
-        <w:tc>
-          <w:tcPr>
-            <w:tcW w:w="236" w:type="dxa"/>
-          </w:tcPr>
-          <w:p>
-            <w:pPr>
-              <w:spacing w:after="0" w:line="240" w:lineRule="auto"/>
-              <w:rPr>
-                <w:rFonts w:ascii="Times New Roman" w:eastAsia="Times New Roman" w:hAnsi="Times New Roman" w:cs="Times New Roman"/>
-                <w:sz w:val="28"/>
-                <w:szCs w:val="28"/>
-              </w:rPr>
-            </w:pPr>
-          </w:p>
-        </w:tc>
-        <w:tc>
-          <w:tcPr>
-            <w:tcW w:w="3733" w:type="dxa"/>
-          </w:tcPr>
-          <w:p>
-            <w:pPr>
-              <w:spacing w:after="0" w:line="240" w:lineRule="auto"/>
-              <w:rPr>
-                <w:rFonts w:ascii="Times New Roman" w:eastAsia="Times New Roman" w:hAnsi="Times New Roman" w:cs="Times New Roman"/>
-                <w:sz w:val="28"/>
-                <w:szCs w:val="28"/>
-              </w:rPr>
-            </w:pPr>
-            <w:r>
-              <w:rPr>
-                <w:rFonts w:ascii="Times New Roman" w:eastAsia="Times New Roman" w:hAnsi="Times New Roman" w:cs="Times New Roman"/>
-                <w:sz w:val="28"/>
-                <w:szCs w:val="28"/>
-              </w:rPr>
-              <w:t>___________   Ю.Н. Кротов</w:t>
-            </w:r>
-          </w:p>
-          <w:p>
-            <w:pPr>
-              <w:spacing w:after="0" w:line="240" w:lineRule="auto"/>
-              <w:jc w:val="center"/>
-              <w:rPr>
-                <w:rFonts w:ascii="Times New Roman" w:eastAsia="Times New Roman" w:hAnsi="Times New Roman" w:cs="Times New Roman"/>
-                <w:sz w:val="28"/>
-                <w:szCs w:val="28"/>
-              </w:rPr>
-            </w:pPr>
-            <w:r>
-              <w:rPr>
-                <w:rFonts w:ascii="Times New Roman" w:eastAsia="Times New Roman" w:hAnsi="Times New Roman" w:cs="Times New Roman"/>
-                <w:sz w:val="28"/>
-                <w:szCs w:val="28"/>
-              </w:rPr>
-              <w:t>"__"__________2026 г.</w:t>
-            </w:r>
-          </w:p>
-        </w:tc>
-        <w:tc>
-          <w:tcPr>
-            <w:tcW w:w="1389" w:type="dxa"/>
-          </w:tcPr>
-          <w:p>
-            <w:pPr>
-              <w:spacing w:after="0" w:line="240" w:lineRule="auto"/>
-              <w:rPr>
-                <w:rFonts w:ascii="Times New Roman" w:eastAsia="Times New Roman" w:hAnsi="Times New Roman" w:cs="Times New Roman"/>
-                <w:sz w:val="28"/>
-                <w:szCs w:val="28"/>
-              </w:rPr>
-            </w:pPr>
-          </w:p>
-        </w:tc>
-        <w:tc>
-          <w:tcPr>
-            <w:tcW w:w="4405" w:type="dxa"/>
-          </w:tcPr>
-          <w:p>
-            <w:pPr>
-              <w:spacing w:after="0" w:line="240" w:lineRule="auto"/>
-              <w:ind w:right="35"/>
-              <w:jc w:val="right"/>
-              <w:rPr>
-                <w:rFonts w:ascii="Times New Roman" w:eastAsia="Times New Roman" w:hAnsi="Times New Roman" w:cs="Times New Roman"/>
-                <w:sz w:val="28"/>
-                <w:szCs w:val="28"/>
-              </w:rPr>
-            </w:pPr>
-            <w:r>
-              <w:rPr>
-                <w:rFonts w:ascii="Times New Roman" w:eastAsia="Times New Roman" w:hAnsi="Times New Roman" w:cs="Times New Roman"/>
-                <w:sz w:val="28"/>
-                <w:szCs w:val="28"/>
-              </w:rPr>
-              <w:t>__________ А.М. Балашов</w:t>
-            </w:r>
-          </w:p>
-          <w:p>
-            <w:pPr>
-              <w:spacing w:after="0" w:line="240" w:lineRule="auto"/>
-              <w:ind w:right="35"/>
-              <w:jc w:val="right"/>
-              <w:rPr>
-                <w:rFonts w:ascii="Times New Roman" w:eastAsia="Times New Roman" w:hAnsi="Times New Roman" w:cs="Times New Roman"/>
-                <w:sz w:val="28"/>
-                <w:szCs w:val="28"/>
-              </w:rPr>
-            </w:pPr>
-            <w:r>
-              <w:rPr>
-                <w:rFonts w:ascii="Times New Roman" w:eastAsia="Times New Roman" w:hAnsi="Times New Roman" w:cs="Times New Roman"/>
-                <w:sz w:val="28"/>
-                <w:szCs w:val="28"/>
-              </w:rPr>
-              <w:t xml:space="preserve">"__"__________2026 г.   </w:t>
-            </w:r>
-          </w:p>
-        </w:tc>
-      </w:tr>
-    </w:tbl>
-    <w:p>
-      <w:pPr>
-        <w:spacing w:after="240" w:line="240" w:lineRule="auto"/>
-        <w:rPr>
-          <w:rFonts w:ascii="Times New Roman" w:eastAsia="Times New Roman" w:hAnsi="Times New Roman" w:cs="Times New Roman"/>
-          <w:sz w:val="24"/>
-          <w:szCs w:val="24"/>
-        </w:rPr>
-      </w:pPr>
-    </w:p>
-    <w:p>
-      <w:pPr>
+          <w:sz w:val="16"/>
+          <w:szCs w:val="16"/>
+        </w:rPr>
+      </w:pPr>
+      <w:r>
+        <w:rPr>
+          <w:rFonts w:ascii="Times New Roman" w:eastAsia="Times New Roman" w:hAnsi="Times New Roman" w:cs="Times New Roman"/>
+          <w:sz w:val="16"/>
+          <w:szCs w:val="16"/>
+        </w:rPr>
+        <w:t>(Индекс кафедры)</w:t>
+      </w:r>
+    </w:p>
+    <w:p>
+      <w:pPr>
+        <w:tabs>
+          <w:tab w:val="left" w:pos="1560"/>
+          <w:tab w:val="left" w:pos="3969"/>
+          <w:tab w:val="left" w:pos="5387"/>
+          <w:tab w:val="left" w:pos="7655"/>
+          <w:tab w:val="left" w:pos="9498"/>
+        </w:tabs>
         <w:spacing w:after="0" w:line="240" w:lineRule="auto"/>
         <w:rPr>
           <w:rFonts w:ascii="Times New Roman" w:eastAsia="Times New Roman" w:hAnsi="Times New Roman" w:cs="Times New Roman"/>
-          <w:sz w:val="24"/>
-          <w:szCs w:val="24"/>
-        </w:rPr>
-      </w:pPr>
-    </w:p>
-    <w:p>
-      <w:pPr>
-        <w:spacing w:after="0" w:line="240" w:lineRule="auto"/>
-        <w:rPr>
-          <w:rFonts w:ascii="Times New Roman" w:eastAsia="Times New Roman" w:hAnsi="Times New Roman" w:cs="Times New Roman"/>
-          <w:sz w:val="24"/>
-          <w:szCs w:val="24"/>
-        </w:rPr>
-      </w:pPr>
+          <w:sz w:val="28"/>
+          <w:szCs w:val="28"/>
+        </w:rPr>
+      </w:pPr>
+      <w:r>
+        <w:rPr>
+          <w:rFonts w:ascii="Times New Roman" w:eastAsia="Times New Roman" w:hAnsi="Times New Roman" w:cs="Times New Roman"/>
+          <w:sz w:val="28"/>
+          <w:szCs w:val="28"/>
+          <w:u w:val="single"/>
+        </w:rPr>
+        <w:tab/>
+      </w:r>
+      <w:r>
+        <w:rPr>
+          <w:rFonts w:ascii="Times New Roman" w:eastAsia="Times New Roman" w:hAnsi="Times New Roman" w:cs="Times New Roman"/>
+          <w:sz w:val="28"/>
+          <w:szCs w:val="28"/>
+        </w:rPr>
+        <w:t xml:space="preserve"> </w:t>
+      </w:r>
+      <w:r>
+        <w:rPr>
+          <w:rFonts w:ascii="Times New Roman" w:eastAsia="Times New Roman" w:hAnsi="Times New Roman" w:cs="Times New Roman"/>
+          <w:sz w:val="28"/>
+          <w:szCs w:val="28"/>
+          <w:u w:val="single"/>
+        </w:rPr>
+        <w:t>А.М. Балашов</w:t>
+      </w:r>
+      <w:r>
+        <w:rPr>
+          <w:rFonts w:ascii="Times New Roman" w:eastAsia="Times New Roman" w:hAnsi="Times New Roman" w:cs="Times New Roman"/>
+          <w:sz w:val="28"/>
+          <w:szCs w:val="28"/>
+          <w:u w:val="single"/>
+        </w:rPr>
+        <w:tab/>
+      </w:r>
+      <w:r>
+        <w:rPr>
+          <w:rFonts w:ascii="Times New Roman" w:eastAsia="Times New Roman" w:hAnsi="Times New Roman" w:cs="Times New Roman"/>
+          <w:sz w:val="28"/>
+          <w:szCs w:val="28"/>
+        </w:rPr>
+        <w:tab/>
+      </w:r>
+      <w:r>
+        <w:rPr>
+          <w:rFonts w:ascii="Times New Roman" w:eastAsia="Times New Roman" w:hAnsi="Times New Roman" w:cs="Times New Roman"/>
+          <w:sz w:val="28"/>
+          <w:szCs w:val="28"/>
+          <w:u w:val="single"/>
+        </w:rPr>
+        <w:tab/>
+      </w:r>
+      <w:r>
+        <w:rPr>
+          <w:rFonts w:ascii="Times New Roman" w:eastAsia="Times New Roman" w:hAnsi="Times New Roman" w:cs="Times New Roman"/>
+          <w:sz w:val="28"/>
+          <w:szCs w:val="28"/>
+        </w:rPr>
+        <w:t xml:space="preserve"> </w:t>
+      </w:r>
+      <w:r>
+        <w:rPr>
+          <w:rFonts w:ascii="Times New Roman" w:eastAsia="Times New Roman" w:hAnsi="Times New Roman" w:cs="Times New Roman"/>
+          <w:sz w:val="28"/>
+          <w:szCs w:val="28"/>
+          <w:u w:val="single"/>
+        </w:rPr>
+        <w:t>В.И. Терехов</w:t>
+      </w:r>
+      <w:r>
+        <w:rPr>
+          <w:rFonts w:ascii="Times New Roman" w:eastAsia="Times New Roman" w:hAnsi="Times New Roman" w:cs="Times New Roman"/>
+          <w:sz w:val="28"/>
+          <w:szCs w:val="28"/>
+          <w:u w:val="single"/>
+        </w:rPr>
+        <w:tab/>
+      </w:r>
+    </w:p>
+    <w:p>
+      <w:pPr>
+        <w:tabs>
+          <w:tab w:val="left" w:pos="284"/>
+          <w:tab w:val="left" w:pos="1843"/>
+          <w:tab w:val="left" w:pos="5954"/>
+          <w:tab w:val="left" w:pos="7797"/>
+        </w:tabs>
+        <w:spacing w:after="60" w:line="240" w:lineRule="auto"/>
+        <w:rPr>
+          <w:rFonts w:ascii="Times New Roman" w:eastAsia="Times New Roman" w:hAnsi="Times New Roman" w:cs="Times New Roman"/>
+          <w:sz w:val="16"/>
+          <w:szCs w:val="16"/>
+        </w:rPr>
+      </w:pPr>
+      <w:r>
+        <w:rPr>
+          <w:rFonts w:ascii="Times New Roman" w:eastAsia="Times New Roman" w:hAnsi="Times New Roman" w:cs="Times New Roman"/>
+          <w:sz w:val="16"/>
+          <w:szCs w:val="16"/>
+        </w:rPr>
+        <w:tab/>
+        <w:t>(подпись)</w:t>
+      </w:r>
+      <w:r>
+        <w:rPr>
+          <w:rFonts w:ascii="Times New Roman" w:eastAsia="Times New Roman" w:hAnsi="Times New Roman" w:cs="Times New Roman"/>
+          <w:sz w:val="16"/>
+          <w:szCs w:val="16"/>
+        </w:rPr>
+        <w:tab/>
+        <w:t xml:space="preserve">(инициалы и фамилия) </w:t>
+      </w:r>
+      <w:r>
+        <w:rPr>
+          <w:rFonts w:ascii="Times New Roman" w:eastAsia="Times New Roman" w:hAnsi="Times New Roman" w:cs="Times New Roman"/>
+          <w:sz w:val="16"/>
+          <w:szCs w:val="16"/>
+        </w:rPr>
+        <w:tab/>
+        <w:t xml:space="preserve"> (подпись)</w:t>
+      </w:r>
+      <w:r>
+        <w:rPr>
+          <w:rFonts w:ascii="Times New Roman" w:eastAsia="Times New Roman" w:hAnsi="Times New Roman" w:cs="Times New Roman"/>
+          <w:sz w:val="16"/>
+          <w:szCs w:val="16"/>
+        </w:rPr>
+        <w:tab/>
+        <w:t>(инициалы и фамилия)</w:t>
+      </w:r>
+    </w:p>
+    <w:p>
+      <w:pPr>
+        <w:tabs>
+          <w:tab w:val="left" w:pos="5387"/>
+        </w:tabs>
+        <w:spacing w:after="0" w:line="360" w:lineRule="auto"/>
+        <w:rPr>
+          <w:rFonts w:ascii="Times New Roman" w:eastAsia="Times New Roman" w:hAnsi="Times New Roman" w:cs="Times New Roman"/>
+          <w:sz w:val="28"/>
+          <w:szCs w:val="28"/>
+        </w:rPr>
+      </w:pPr>
+      <w:r>
+        <w:rPr>
+          <w:rFonts w:ascii="Times New Roman" w:eastAsia="Times New Roman" w:hAnsi="Times New Roman" w:cs="Times New Roman"/>
+          <w:sz w:val="28"/>
+          <w:szCs w:val="28"/>
+        </w:rPr>
+        <w:t>«____» ____________ 2026 г.</w:t>
+      </w:r>
+      <w:r>
+        <w:rPr>
+          <w:rFonts w:ascii="Times New Roman" w:eastAsia="Times New Roman" w:hAnsi="Times New Roman" w:cs="Times New Roman"/>
+          <w:sz w:val="28"/>
+          <w:szCs w:val="28"/>
+        </w:rPr>
+        <w:tab/>
+        <w:t>«____» ____________ 2026 г.</w:t>
+      </w:r>
     </w:p>
     <w:p>
       <w:pPr>
@@ -20039,7 +19300,7 @@
           <w:tab w:val="center" w:pos="4153"/>
           <w:tab w:val="right" w:pos="8306"/>
         </w:tabs>
-        <w:spacing w:after="0" w:line="240" w:lineRule="auto"/>
+        <w:spacing w:after="0" w:line="360" w:lineRule="auto"/>
         <w:rPr>
           <w:rFonts w:ascii="Times New Roman" w:eastAsia="Times New Roman" w:hAnsi="Times New Roman" w:cs="Times New Roman"/>
           <w:color w:val="000000"/>
@@ -20050,46 +19311,60 @@
     </w:p>
     <w:p>
       <w:pPr>
-        <w:spacing w:after="0" w:line="240" w:lineRule="auto"/>
-        <w:ind w:left="-142" w:right="-143"/>
+        <w:pBdr>
+          <w:top w:val="nil"/>
+          <w:left w:val="nil"/>
+          <w:bottom w:val="nil"/>
+          <w:right w:val="nil"/>
+          <w:between w:val="nil"/>
+        </w:pBdr>
+        <w:tabs>
+          <w:tab w:val="center" w:pos="4153"/>
+          <w:tab w:val="right" w:pos="8306"/>
+        </w:tabs>
+        <w:spacing w:after="0" w:line="360" w:lineRule="auto"/>
+        <w:rPr>
+          <w:rFonts w:ascii="Times New Roman" w:eastAsia="Times New Roman" w:hAnsi="Times New Roman" w:cs="Times New Roman"/>
+          <w:color w:val="000000"/>
+          <w:sz w:val="24"/>
+          <w:szCs w:val="24"/>
+        </w:rPr>
+      </w:pPr>
+    </w:p>
+    <w:p>
+      <w:pPr>
+        <w:pBdr>
+          <w:top w:val="nil"/>
+          <w:left w:val="nil"/>
+          <w:bottom w:val="nil"/>
+          <w:right w:val="nil"/>
+          <w:between w:val="nil"/>
+        </w:pBdr>
+        <w:tabs>
+          <w:tab w:val="center" w:pos="4153"/>
+          <w:tab w:val="right" w:pos="8306"/>
+        </w:tabs>
+        <w:spacing w:after="0" w:line="360" w:lineRule="auto"/>
+        <w:rPr>
+          <w:rFonts w:ascii="Times New Roman" w:eastAsia="Times New Roman" w:hAnsi="Times New Roman" w:cs="Times New Roman"/>
+          <w:color w:val="000000"/>
+          <w:sz w:val="24"/>
+          <w:szCs w:val="24"/>
+        </w:rPr>
+      </w:pPr>
+    </w:p>
+    <w:p>
+      <w:pPr>
+        <w:spacing w:after="0" w:line="360" w:lineRule="auto"/>
         <w:jc w:val="center"/>
         <w:rPr>
           <w:rFonts w:ascii="Times New Roman" w:eastAsia="Times New Roman" w:hAnsi="Times New Roman" w:cs="Times New Roman"/>
-          <w:b/>
-          <w:sz w:val="32"/>
-          <w:szCs w:val="32"/>
-        </w:rPr>
-      </w:pPr>
-    </w:p>
-    <w:p>
-      <w:pPr>
-        <w:spacing w:after="0" w:line="240" w:lineRule="auto"/>
-        <w:ind w:left="-142" w:right="-143"/>
-        <w:jc w:val="center"/>
-        <w:rPr>
-          <w:rFonts w:ascii="Times New Roman" w:eastAsia="Times New Roman" w:hAnsi="Times New Roman" w:cs="Times New Roman"/>
-          <w:b/>
-          <w:sz w:val="32"/>
-          <w:szCs w:val="32"/>
-        </w:rPr>
-      </w:pPr>
-    </w:p>
-    <w:p>
-      <w:pPr>
-        <w:spacing w:after="0" w:line="240" w:lineRule="auto"/>
-        <w:ind w:left="-142" w:right="-143"/>
-        <w:jc w:val="center"/>
-        <w:rPr>
-          <w:rFonts w:ascii="Times New Roman" w:eastAsia="Times New Roman" w:hAnsi="Times New Roman" w:cs="Times New Roman"/>
-          <w:b/>
-          <w:sz w:val="32"/>
-          <w:szCs w:val="32"/>
-        </w:rPr>
-      </w:pPr>
-    </w:p>
-    <w:p>
-      <w:pPr>
-        <w:jc w:val="center"/>
+          <w:color w:val="000000"/>
+          <w:sz w:val="24"/>
+          <w:szCs w:val="24"/>
+        </w:rPr>
+      </w:pPr>
+      <w:r>
         <w:rPr>
           <w:rFonts w:ascii="Times New Roman" w:eastAsia="Times New Roman" w:hAnsi="Times New Roman" w:cs="Times New Roman"/>
           <w:b/>
@@ -20097,48 +19372,8 @@
           <w:sz w:val="36"/>
           <w:szCs w:val="36"/>
         </w:rPr>
-      </w:pPr>
-      <w:r>
-        <w:rPr>
-          <w:rFonts w:ascii="Times New Roman" w:eastAsia="Times New Roman" w:hAnsi="Times New Roman" w:cs="Times New Roman"/>
-          <w:b/>
-          <w:color w:val="000000"/>
-          <w:sz w:val="36"/>
-          <w:szCs w:val="36"/>
-        </w:rPr>
-        <w:t xml:space="preserve">Автоматизированная система проверки статей на плагиат с визуальным выделением </w:t>
-      </w:r>
-      <w:r>
-        <w:rPr>
-          <w:rFonts w:ascii="Times New Roman" w:eastAsia="Times New Roman" w:hAnsi="Times New Roman" w:cs="Times New Roman"/>
-          <w:b/>
-          <w:color w:val="000000"/>
-          <w:sz w:val="36"/>
-          <w:szCs w:val="36"/>
-        </w:rPr>
-        <w:t>заимствований</w:t>
-      </w:r>
-      <w:r>
-        <w:rPr>
-          <w:rFonts w:ascii="Times New Roman" w:eastAsia="Times New Roman" w:hAnsi="Times New Roman" w:cs="Times New Roman"/>
-          <w:b/>
-          <w:color w:val="000000"/>
-          <w:sz w:val="36"/>
-          <w:szCs w:val="36"/>
-        </w:rPr>
-        <w:t xml:space="preserve"> в тексте</w:t>
-      </w:r>
-    </w:p>
-    <w:p>
-      <w:pPr>
-        <w:spacing w:after="0" w:line="240" w:lineRule="auto"/>
-        <w:rPr>
-          <w:rFonts w:ascii="Times New Roman" w:eastAsia="Times New Roman" w:hAnsi="Times New Roman" w:cs="Times New Roman"/>
-          <w:color w:val="000000"/>
-          <w:sz w:val="24"/>
-          <w:szCs w:val="24"/>
-        </w:rPr>
-      </w:pPr>
+        <w:t>Автоматизированная система проверки статей на плагиат с визуальным выделением заимствований в тексте</w:t>
+      </w:r>
     </w:p>
     <w:p>
       <w:pPr>
@@ -20146,20 +19381,24 @@
         <w:jc w:val="center"/>
         <w:rPr>
           <w:rFonts w:ascii="Times New Roman" w:eastAsia="Times New Roman" w:hAnsi="Times New Roman" w:cs="Times New Roman"/>
+          <w:b/>
+          <w:bCs/>
           <w:color w:val="000000"/>
-          <w:sz w:val="28"/>
-          <w:szCs w:val="28"/>
-        </w:rPr>
-      </w:pPr>
-      <w:r>
-        <w:rPr>
-          <w:rFonts w:ascii="Times New Roman" w:eastAsia="Times New Roman" w:hAnsi="Times New Roman" w:cs="Times New Roman"/>
+          <w:sz w:val="32"/>
+          <w:szCs w:val="32"/>
+        </w:rPr>
+      </w:pPr>
+      <w:r>
+        <w:rPr>
+          <w:rFonts w:ascii="Times New Roman" w:eastAsia="Times New Roman" w:hAnsi="Times New Roman" w:cs="Times New Roman"/>
+          <w:b/>
+          <w:bCs/>
           <w:color w:val="000000"/>
-          <w:sz w:val="28"/>
-          <w:szCs w:val="28"/>
+          <w:sz w:val="32"/>
+          <w:szCs w:val="32"/>
           <w:u w:val="single"/>
         </w:rPr>
-        <w:t xml:space="preserve">Техническое задание  </w:t>
+        <w:t>ТЕХНИЧЕСКОЕ ЗАДАНИЕ</w:t>
       </w:r>
     </w:p>
     <w:p>
@@ -20168,15 +19407,15 @@
         <w:jc w:val="center"/>
         <w:rPr>
           <w:rFonts w:ascii="Times New Roman" w:eastAsia="Times New Roman" w:hAnsi="Times New Roman" w:cs="Times New Roman"/>
-          <w:sz w:val="28"/>
-          <w:szCs w:val="28"/>
-        </w:rPr>
-      </w:pPr>
-      <w:r>
-        <w:rPr>
-          <w:rFonts w:ascii="Times New Roman" w:eastAsia="Times New Roman" w:hAnsi="Times New Roman" w:cs="Times New Roman"/>
-          <w:sz w:val="28"/>
-          <w:szCs w:val="28"/>
+          <w:sz w:val="20"/>
+          <w:szCs w:val="20"/>
+        </w:rPr>
+      </w:pPr>
+      <w:r>
+        <w:rPr>
+          <w:rFonts w:ascii="Times New Roman" w:eastAsia="Times New Roman" w:hAnsi="Times New Roman" w:cs="Times New Roman"/>
+          <w:sz w:val="20"/>
+          <w:szCs w:val="20"/>
         </w:rPr>
         <w:t>(вид документа)</w:t>
       </w:r>
@@ -20198,19 +19437,17 @@
         <w:jc w:val="center"/>
         <w:rPr>
           <w:rFonts w:ascii="Times New Roman" w:eastAsia="Times New Roman" w:hAnsi="Times New Roman" w:cs="Times New Roman"/>
-          <w:sz w:val="28"/>
-          <w:szCs w:val="28"/>
-          <w:u w:val="single"/>
-        </w:rPr>
-      </w:pPr>
-      <w:r>
-        <w:rPr>
-          <w:rFonts w:ascii="Times New Roman" w:eastAsia="Times New Roman" w:hAnsi="Times New Roman" w:cs="Times New Roman"/>
-          <w:sz w:val="28"/>
-          <w:szCs w:val="28"/>
-          <w:u w:val="single"/>
-        </w:rPr>
-        <w:t>писчая бумага</w:t>
+          <w:sz w:val="20"/>
+          <w:szCs w:val="20"/>
+        </w:rPr>
+      </w:pPr>
+      <w:r>
+        <w:rPr>
+          <w:rFonts w:ascii="Times New Roman" w:eastAsia="Times New Roman" w:hAnsi="Times New Roman" w:cs="Times New Roman"/>
+          <w:sz w:val="20"/>
+          <w:szCs w:val="20"/>
+        </w:rPr>
+        <w:t>по ГОСТ 19.201-78 Единая система программной документации. Техническое задание. Требования к содержанию и оформлению</w:t>
       </w:r>
     </w:p>
     <w:p>
@@ -20223,14 +19460,6 @@
           <w:szCs w:val="28"/>
         </w:rPr>
       </w:pPr>
-      <w:r>
-        <w:rPr>
-          <w:rFonts w:ascii="Times New Roman" w:eastAsia="Times New Roman" w:hAnsi="Times New Roman" w:cs="Times New Roman"/>
-          <w:sz w:val="28"/>
-          <w:szCs w:val="28"/>
-        </w:rPr>
-        <w:t>(вид носителя)</w:t>
-      </w:r>
     </w:p>
     <w:p>
       <w:pPr>
@@ -20240,8 +19469,18 @@
           <w:rFonts w:ascii="Times New Roman" w:eastAsia="Times New Roman" w:hAnsi="Times New Roman" w:cs="Times New Roman"/>
           <w:sz w:val="28"/>
           <w:szCs w:val="28"/>
-        </w:rPr>
-      </w:pPr>
+          <w:u w:val="single"/>
+        </w:rPr>
+      </w:pPr>
+      <w:r>
+        <w:rPr>
+          <w:rFonts w:ascii="Times New Roman" w:eastAsia="Times New Roman" w:hAnsi="Times New Roman" w:cs="Times New Roman"/>
+          <w:sz w:val="28"/>
+          <w:szCs w:val="28"/>
+          <w:u w:val="single"/>
+        </w:rPr>
+        <w:t>писчая бумага</w:t>
+      </w:r>
     </w:p>
     <w:p>
       <w:pPr>
@@ -20249,19 +19488,17 @@
         <w:jc w:val="center"/>
         <w:rPr>
           <w:rFonts w:ascii="Times New Roman" w:eastAsia="Times New Roman" w:hAnsi="Times New Roman" w:cs="Times New Roman"/>
-          <w:sz w:val="28"/>
-          <w:szCs w:val="28"/>
-          <w:u w:val="single"/>
-        </w:rPr>
-      </w:pPr>
-      <w:r>
-        <w:rPr>
-          <w:rFonts w:ascii="Times New Roman" w:eastAsia="Times New Roman" w:hAnsi="Times New Roman" w:cs="Times New Roman"/>
-          <w:sz w:val="28"/>
-          <w:szCs w:val="28"/>
-          <w:u w:val="single"/>
-        </w:rPr>
-        <w:t>11</w:t>
+          <w:sz w:val="20"/>
+          <w:szCs w:val="20"/>
+        </w:rPr>
+      </w:pPr>
+      <w:r>
+        <w:rPr>
+          <w:rFonts w:ascii="Times New Roman" w:eastAsia="Times New Roman" w:hAnsi="Times New Roman" w:cs="Times New Roman"/>
+          <w:sz w:val="20"/>
+          <w:szCs w:val="20"/>
+        </w:rPr>
+        <w:t>(вид носителя данных)</w:t>
       </w:r>
     </w:p>
     <w:p>
@@ -20274,107 +19511,246 @@
           <w:szCs w:val="28"/>
         </w:rPr>
       </w:pPr>
-      <w:r>
-        <w:rPr>
-          <w:rFonts w:ascii="Times New Roman" w:eastAsia="Times New Roman" w:hAnsi="Times New Roman" w:cs="Times New Roman"/>
-          <w:sz w:val="28"/>
-          <w:szCs w:val="28"/>
-        </w:rPr>
-        <w:t>(количество листов)</w:t>
-      </w:r>
     </w:p>
     <w:p>
       <w:pPr>
         <w:spacing w:after="0" w:line="240" w:lineRule="auto"/>
-        <w:rPr>
-          <w:rFonts w:ascii="Times New Roman" w:eastAsia="Times New Roman" w:hAnsi="Times New Roman" w:cs="Times New Roman"/>
-          <w:sz w:val="28"/>
-          <w:szCs w:val="28"/>
-        </w:rPr>
-      </w:pPr>
-    </w:p>
-    <w:p>
-      <w:pPr>
-        <w:spacing w:after="0" w:line="240" w:lineRule="auto"/>
-        <w:ind w:left="1133"/>
-        <w:rPr>
-          <w:rFonts w:ascii="Times New Roman" w:eastAsia="Times New Roman" w:hAnsi="Times New Roman" w:cs="Times New Roman"/>
-          <w:sz w:val="28"/>
-          <w:szCs w:val="28"/>
-        </w:rPr>
-      </w:pPr>
-    </w:p>
-    <w:p>
-      <w:pPr>
-        <w:spacing w:after="0" w:line="240" w:lineRule="auto"/>
-        <w:ind w:left="1133"/>
-        <w:rPr>
-          <w:rFonts w:ascii="Times New Roman" w:eastAsia="Times New Roman" w:hAnsi="Times New Roman" w:cs="Times New Roman"/>
-          <w:sz w:val="28"/>
-          <w:szCs w:val="28"/>
-        </w:rPr>
-      </w:pPr>
-    </w:p>
-    <w:p>
-      <w:pPr>
-        <w:spacing w:after="0" w:line="240" w:lineRule="auto"/>
-        <w:ind w:left="1133"/>
-        <w:rPr>
-          <w:rFonts w:ascii="Times New Roman" w:eastAsia="Times New Roman" w:hAnsi="Times New Roman" w:cs="Times New Roman"/>
-          <w:sz w:val="28"/>
-          <w:szCs w:val="28"/>
-        </w:rPr>
-      </w:pPr>
-    </w:p>
-    <w:p>
-      <w:pPr>
-        <w:spacing w:after="0" w:line="240" w:lineRule="auto"/>
-        <w:ind w:left="283"/>
-        <w:rPr>
-          <w:rFonts w:ascii="Times New Roman" w:eastAsia="Times New Roman" w:hAnsi="Times New Roman" w:cs="Times New Roman"/>
-          <w:sz w:val="28"/>
-          <w:szCs w:val="28"/>
-        </w:rPr>
-      </w:pPr>
-      <w:r>
-        <w:rPr>
-          <w:rFonts w:ascii="Times New Roman" w:eastAsia="Times New Roman" w:hAnsi="Times New Roman" w:cs="Times New Roman"/>
-          <w:sz w:val="28"/>
-          <w:szCs w:val="28"/>
-        </w:rPr>
-        <w:t>ИСПОЛНИТЕЛЬ: ____________________Васильев Владимир Михайлович</w:t>
-      </w:r>
-    </w:p>
-    <w:p>
-      <w:pPr>
-        <w:spacing w:after="0" w:line="240" w:lineRule="auto"/>
-        <w:ind w:left="1133"/>
-        <w:rPr>
-          <w:rFonts w:ascii="Times New Roman" w:eastAsia="Times New Roman" w:hAnsi="Times New Roman" w:cs="Times New Roman"/>
-          <w:sz w:val="28"/>
-          <w:szCs w:val="28"/>
-        </w:rPr>
-      </w:pPr>
-    </w:p>
-    <w:p>
-      <w:pPr>
-        <w:spacing w:after="0" w:line="240" w:lineRule="auto"/>
-        <w:ind w:left="283"/>
-        <w:rPr>
-          <w:rFonts w:ascii="Times New Roman" w:eastAsia="Times New Roman" w:hAnsi="Times New Roman" w:cs="Times New Roman"/>
-          <w:sz w:val="28"/>
-          <w:szCs w:val="28"/>
-        </w:rPr>
-      </w:pPr>
-      <w:r>
-        <w:rPr>
-          <w:rFonts w:ascii="Times New Roman" w:eastAsia="Times New Roman" w:hAnsi="Times New Roman" w:cs="Times New Roman"/>
-          <w:sz w:val="28"/>
-          <w:szCs w:val="28"/>
-        </w:rPr>
-        <w:t xml:space="preserve">  "__"___________2026 г. </w:t>
-      </w:r>
-    </w:p>
+        <w:jc w:val="center"/>
+        <w:rPr>
+          <w:rFonts w:ascii="Times New Roman" w:eastAsia="Times New Roman" w:hAnsi="Times New Roman" w:cs="Times New Roman"/>
+          <w:sz w:val="28"/>
+          <w:szCs w:val="28"/>
+        </w:rPr>
+      </w:pPr>
+      <w:r>
+        <w:rPr>
+          <w:rFonts w:ascii="Times New Roman" w:eastAsia="Times New Roman" w:hAnsi="Times New Roman" w:cs="Times New Roman"/>
+          <w:sz w:val="28"/>
+          <w:szCs w:val="28"/>
+        </w:rPr>
+        <w:t>Листов 11</w:t>
+      </w:r>
+    </w:p>
+    <w:p>
+      <w:pPr>
+        <w:spacing w:after="0" w:line="360" w:lineRule="auto"/>
+        <w:rPr>
+          <w:rFonts w:ascii="Times New Roman" w:eastAsia="Times New Roman" w:hAnsi="Times New Roman" w:cs="Times New Roman"/>
+          <w:sz w:val="28"/>
+          <w:szCs w:val="28"/>
+        </w:rPr>
+      </w:pPr>
+    </w:p>
+    <w:p>
+      <w:pPr>
+        <w:spacing w:after="0" w:line="360" w:lineRule="auto"/>
+        <w:rPr>
+          <w:rFonts w:ascii="Times New Roman" w:eastAsia="Times New Roman" w:hAnsi="Times New Roman" w:cs="Times New Roman"/>
+          <w:sz w:val="28"/>
+          <w:szCs w:val="28"/>
+        </w:rPr>
+      </w:pPr>
+    </w:p>
+    <w:tbl>
+      <w:tblPr>
+        <w:tblW w:w="5830" w:type="dxa"/>
+        <w:tblInd w:w="3828" w:type="dxa"/>
+        <w:tblLayout w:type="fixed"/>
+        <w:tblLook w:val="0000" w:firstRow="0" w:lastRow="0" w:firstColumn="0" w:lastColumn="0" w:noHBand="0" w:noVBand="0"/>
+      </w:tblPr>
+      <w:tblGrid>
+        <w:gridCol w:w="2378"/>
+        <w:gridCol w:w="423"/>
+        <w:gridCol w:w="236"/>
+        <w:gridCol w:w="2751"/>
+        <w:gridCol w:w="42"/>
+      </w:tblGrid>
+      <w:tr>
+        <w:trPr>
+          <w:gridAfter w:val="1"/>
+          <w:wAfter w:w="42" w:type="dxa"/>
+          <w:trHeight w:val="455"/>
+        </w:trPr>
+        <w:tc>
+          <w:tcPr>
+            <w:tcW w:w="5788" w:type="dxa"/>
+            <w:gridSpan w:val="4"/>
+            <w:vAlign w:val="bottom"/>
+          </w:tcPr>
+          <w:p>
+            <w:pPr>
+              <w:spacing w:after="0" w:line="240" w:lineRule="auto"/>
+              <w:rPr>
+                <w:rFonts w:ascii="Times New Roman" w:eastAsia="Times New Roman" w:hAnsi="Times New Roman" w:cs="Times New Roman"/>
+                <w:color w:val="000000"/>
+                <w:sz w:val="28"/>
+                <w:szCs w:val="28"/>
+              </w:rPr>
+            </w:pPr>
+            <w:r>
+              <w:rPr>
+                <w:rFonts w:ascii="Times New Roman" w:eastAsia="Times New Roman" w:hAnsi="Times New Roman" w:cs="Times New Roman"/>
+                <w:color w:val="000000"/>
+                <w:sz w:val="28"/>
+                <w:szCs w:val="28"/>
+              </w:rPr>
+              <w:t>Исполнитель: студент ИУ5Ц – 101б</w:t>
+            </w:r>
+          </w:p>
+        </w:tc>
+      </w:tr>
+      <w:tr>
+        <w:trPr>
+          <w:trHeight w:val="405"/>
+        </w:trPr>
+        <w:tc>
+          <w:tcPr>
+            <w:tcW w:w="2409" w:type="dxa"/>
+            <w:tcBorders>
+              <w:bottom w:val="single" w:sz="4" w:space="0" w:color="auto"/>
+            </w:tcBorders>
+            <w:vAlign w:val="bottom"/>
+          </w:tcPr>
+          <w:p>
+            <w:pPr>
+              <w:spacing w:after="0" w:line="240" w:lineRule="auto"/>
+              <w:rPr>
+                <w:rFonts w:ascii="Times New Roman" w:eastAsia="Times New Roman" w:hAnsi="Times New Roman" w:cs="Times New Roman"/>
+                <w:color w:val="000000"/>
+                <w:sz w:val="28"/>
+                <w:szCs w:val="28"/>
+              </w:rPr>
+            </w:pPr>
+          </w:p>
+        </w:tc>
+        <w:tc>
+          <w:tcPr>
+            <w:tcW w:w="426" w:type="dxa"/>
+            <w:vAlign w:val="bottom"/>
+          </w:tcPr>
+          <w:p>
+            <w:pPr>
+              <w:spacing w:after="0" w:line="240" w:lineRule="auto"/>
+              <w:rPr>
+                <w:rFonts w:ascii="Times New Roman" w:eastAsia="Times New Roman" w:hAnsi="Times New Roman" w:cs="Times New Roman"/>
+                <w:color w:val="000000"/>
+                <w:sz w:val="28"/>
+                <w:szCs w:val="28"/>
+              </w:rPr>
+            </w:pPr>
+          </w:p>
+        </w:tc>
+        <w:tc>
+          <w:tcPr>
+            <w:tcW w:w="166" w:type="dxa"/>
+            <w:vAlign w:val="bottom"/>
+          </w:tcPr>
+          <w:p>
+            <w:pPr>
+              <w:spacing w:after="0" w:line="240" w:lineRule="auto"/>
+              <w:rPr>
+                <w:rFonts w:ascii="Times New Roman" w:eastAsia="Times New Roman" w:hAnsi="Times New Roman" w:cs="Times New Roman"/>
+                <w:color w:val="000000"/>
+                <w:sz w:val="28"/>
+                <w:szCs w:val="28"/>
+              </w:rPr>
+            </w:pPr>
+          </w:p>
+        </w:tc>
+        <w:tc>
+          <w:tcPr>
+            <w:tcW w:w="2829" w:type="dxa"/>
+            <w:gridSpan w:val="2"/>
+            <w:tcBorders>
+              <w:bottom w:val="single" w:sz="4" w:space="0" w:color="auto"/>
+            </w:tcBorders>
+            <w:vAlign w:val="bottom"/>
+          </w:tcPr>
+          <w:p>
+            <w:pPr>
+              <w:spacing w:after="0" w:line="240" w:lineRule="auto"/>
+              <w:rPr>
+                <w:rFonts w:ascii="Times New Roman" w:eastAsia="Times New Roman" w:hAnsi="Times New Roman" w:cs="Times New Roman"/>
+                <w:color w:val="000000"/>
+                <w:sz w:val="28"/>
+                <w:szCs w:val="28"/>
+              </w:rPr>
+            </w:pPr>
+            <w:r>
+              <w:rPr>
+                <w:rFonts w:ascii="Times New Roman" w:eastAsia="Times New Roman" w:hAnsi="Times New Roman" w:cs="Times New Roman"/>
+                <w:color w:val="000000"/>
+                <w:sz w:val="28"/>
+                <w:szCs w:val="28"/>
+              </w:rPr>
+              <w:t xml:space="preserve"> В.М. Васильев</w:t>
+            </w:r>
+          </w:p>
+        </w:tc>
+      </w:tr>
+      <w:tr>
+        <w:trPr>
+          <w:gridAfter w:val="1"/>
+          <w:wAfter w:w="42" w:type="dxa"/>
+          <w:trHeight w:val="624"/>
+        </w:trPr>
+        <w:tc>
+          <w:tcPr>
+            <w:tcW w:w="5788" w:type="dxa"/>
+            <w:gridSpan w:val="4"/>
+            <w:vAlign w:val="bottom"/>
+          </w:tcPr>
+          <w:p>
+            <w:pPr>
+              <w:spacing w:after="0" w:line="240" w:lineRule="auto"/>
+              <w:rPr>
+                <w:rFonts w:ascii="Times New Roman" w:eastAsia="Times New Roman" w:hAnsi="Times New Roman" w:cs="Times New Roman"/>
+                <w:sz w:val="16"/>
+                <w:szCs w:val="16"/>
+              </w:rPr>
+            </w:pPr>
+            <w:r>
+              <w:rPr>
+                <w:rFonts w:ascii="Times New Roman" w:eastAsia="Times New Roman" w:hAnsi="Times New Roman" w:cs="Times New Roman"/>
+                <w:sz w:val="16"/>
+                <w:szCs w:val="16"/>
+              </w:rPr>
+              <w:t xml:space="preserve">                         (подпись)                                      (инициалы и фамилия)</w:t>
+            </w:r>
+          </w:p>
+          <w:p>
+            <w:pPr>
+              <w:spacing w:after="0" w:line="360" w:lineRule="auto"/>
+              <w:rPr>
+                <w:rFonts w:ascii="Times New Roman" w:eastAsia="Times New Roman" w:hAnsi="Times New Roman" w:cs="Times New Roman"/>
+                <w:sz w:val="16"/>
+                <w:szCs w:val="16"/>
+              </w:rPr>
+            </w:pPr>
+            <w:r>
+              <w:rPr>
+                <w:rFonts w:ascii="Times New Roman" w:eastAsia="Times New Roman" w:hAnsi="Times New Roman" w:cs="Times New Roman"/>
+                <w:color w:val="000000"/>
+                <w:sz w:val="28"/>
+                <w:szCs w:val="28"/>
+              </w:rPr>
+              <w:t>«____» ______________2026 г.</w:t>
+            </w:r>
+          </w:p>
+          <w:p>
+            <w:pPr>
+              <w:spacing w:after="0" w:line="240" w:lineRule="auto"/>
+              <w:rPr>
+                <w:rFonts w:ascii="Times New Roman" w:eastAsia="Times New Roman" w:hAnsi="Times New Roman" w:cs="Times New Roman"/>
+                <w:color w:val="000000"/>
+                <w:sz w:val="28"/>
+                <w:szCs w:val="28"/>
+              </w:rPr>
+            </w:pPr>
+          </w:p>
+        </w:tc>
+      </w:tr>
+    </w:tbl>
     <w:p>
       <w:pPr>
         <w:keepNext/>
@@ -20385,8 +19761,9 @@
           <w:right w:val="nil"/>
           <w:between w:val="nil"/>
         </w:pBdr>
-        <w:spacing w:before="240" w:after="60" w:line="240" w:lineRule="auto"/>
-        <w:jc w:val="both"/>
+        <w:spacing w:after="0" w:line="240" w:lineRule="auto"/>
+        <w:ind w:firstLine="709"/>
+        <w:jc w:val="center"/>
         <w:rPr>
           <w:rFonts w:ascii="Times New Roman" w:eastAsia="Times New Roman" w:hAnsi="Times New Roman" w:cs="Times New Roman"/>
           <w:color w:val="000000"/>
@@ -20397,24 +19774,110 @@
     </w:p>
     <w:p>
       <w:pPr>
+        <w:keepNext/>
+        <w:pBdr>
+          <w:top w:val="nil"/>
+          <w:left w:val="nil"/>
+          <w:bottom w:val="nil"/>
+          <w:right w:val="nil"/>
+          <w:between w:val="nil"/>
+        </w:pBdr>
+        <w:spacing w:after="0" w:line="240" w:lineRule="auto"/>
+        <w:ind w:firstLine="709"/>
         <w:jc w:val="center"/>
         <w:rPr>
-          <w:rFonts w:ascii="Times New Roman" w:eastAsia="Times New Roman" w:hAnsi="Times New Roman"/>
-          <w:sz w:val="28"/>
-        </w:rPr>
-      </w:pPr>
-      <w:r>
-        <w:rPr>
-          <w:rFonts w:ascii="Times New Roman" w:eastAsia="Times New Roman" w:hAnsi="Times New Roman" w:cs="Times New Roman"/>
-          <w:sz w:val="28"/>
-          <w:szCs w:val="28"/>
-        </w:rPr>
-        <w:t>Москва - 2025</w:t>
-      </w:r>
-      <w:r>
-        <w:rPr>
-          <w:rFonts w:ascii="Times New Roman" w:eastAsia="Times New Roman" w:hAnsi="Times New Roman"/>
-          <w:sz w:val="28"/>
+          <w:rFonts w:ascii="Times New Roman" w:eastAsia="Times New Roman" w:hAnsi="Times New Roman" w:cs="Times New Roman"/>
+          <w:color w:val="000000"/>
+          <w:sz w:val="28"/>
+          <w:szCs w:val="28"/>
+        </w:rPr>
+      </w:pPr>
+    </w:p>
+    <w:p>
+      <w:pPr>
+        <w:keepNext/>
+        <w:pBdr>
+          <w:top w:val="nil"/>
+          <w:left w:val="nil"/>
+          <w:bottom w:val="nil"/>
+          <w:right w:val="nil"/>
+          <w:between w:val="nil"/>
+        </w:pBdr>
+        <w:spacing w:after="0" w:line="240" w:lineRule="auto"/>
+        <w:ind w:firstLine="709"/>
+        <w:jc w:val="center"/>
+        <w:rPr>
+          <w:rFonts w:ascii="Times New Roman" w:eastAsia="Times New Roman" w:hAnsi="Times New Roman" w:cs="Times New Roman"/>
+          <w:color w:val="000000"/>
+          <w:sz w:val="28"/>
+          <w:szCs w:val="28"/>
+        </w:rPr>
+      </w:pPr>
+    </w:p>
+    <w:p>
+      <w:pPr>
+        <w:keepNext/>
+        <w:pBdr>
+          <w:top w:val="nil"/>
+          <w:left w:val="nil"/>
+          <w:bottom w:val="nil"/>
+          <w:right w:val="nil"/>
+          <w:between w:val="nil"/>
+        </w:pBdr>
+        <w:spacing w:after="0" w:line="240" w:lineRule="auto"/>
+        <w:ind w:firstLine="709"/>
+        <w:jc w:val="center"/>
+        <w:rPr>
+          <w:rFonts w:ascii="Times New Roman" w:eastAsia="Times New Roman" w:hAnsi="Times New Roman" w:cs="Times New Roman"/>
+          <w:color w:val="000000"/>
+          <w:sz w:val="28"/>
+          <w:szCs w:val="28"/>
+        </w:rPr>
+      </w:pPr>
+    </w:p>
+    <w:p>
+      <w:pPr>
+        <w:keepNext/>
+        <w:pBdr>
+          <w:top w:val="nil"/>
+          <w:left w:val="nil"/>
+          <w:bottom w:val="nil"/>
+          <w:right w:val="nil"/>
+          <w:between w:val="nil"/>
+        </w:pBdr>
+        <w:spacing w:after="0" w:line="240" w:lineRule="auto"/>
+        <w:ind w:firstLine="709"/>
+        <w:jc w:val="center"/>
+        <w:rPr>
+          <w:rFonts w:ascii="Times New Roman" w:eastAsia="Times New Roman" w:hAnsi="Times New Roman" w:cs="Times New Roman"/>
+          <w:color w:val="000000"/>
+          <w:sz w:val="28"/>
+          <w:szCs w:val="28"/>
+        </w:rPr>
+      </w:pPr>
+    </w:p>
+    <w:p>
+      <w:pPr>
+        <w:spacing w:after="0" w:line="240" w:lineRule="auto"/>
+        <w:jc w:val="center"/>
+        <w:rPr>
+          <w:rFonts w:ascii="Times New Roman" w:eastAsia="Times New Roman" w:hAnsi="Times New Roman" w:cs="Times New Roman"/>
+          <w:sz w:val="24"/>
+          <w:szCs w:val="24"/>
+        </w:rPr>
+      </w:pPr>
+      <w:r>
+        <w:rPr>
+          <w:rFonts w:ascii="Times New Roman" w:eastAsia="Times New Roman" w:hAnsi="Times New Roman" w:cs="Times New Roman"/>
+          <w:sz w:val="28"/>
+          <w:szCs w:val="28"/>
+        </w:rPr>
+        <w:t>2026</w:t>
+      </w:r>
+      <w:r>
+        <w:rPr>
+          <w:sz w:val="24"/>
+          <w:szCs w:val="24"/>
         </w:rPr>
         <w:br w:type="page"/>
       </w:r>
@@ -20528,8 +19991,8 @@
           <w:szCs w:val="28"/>
         </w:rPr>
       </w:pPr>
-      <w:bookmarkStart w:id="42" w:name="_heading=h.30j0zll"/>
-      <w:bookmarkEnd w:id="42"/>
+      <w:bookmarkStart w:id="40" w:name="_heading=h.30j0zll"/>
+      <w:bookmarkEnd w:id="40"/>
       <w:r>
         <w:rPr>
           <w:rFonts w:ascii="Times New Roman" w:eastAsia="Times New Roman" w:hAnsi="Times New Roman" w:cs="Times New Roman"/>
@@ -20622,8 +20085,8 @@
           <w:szCs w:val="28"/>
         </w:rPr>
       </w:pPr>
-      <w:bookmarkStart w:id="43" w:name="_heading=h.1fob9te"/>
-      <w:bookmarkEnd w:id="43"/>
+      <w:bookmarkStart w:id="41" w:name="_heading=h.1fob9te"/>
+      <w:bookmarkEnd w:id="41"/>
       <w:r>
         <w:rPr>
           <w:rFonts w:ascii="Times New Roman" w:eastAsia="Times New Roman" w:hAnsi="Times New Roman" w:cs="Times New Roman"/>
@@ -20716,8 +20179,8 @@
           <w:szCs w:val="28"/>
         </w:rPr>
       </w:pPr>
-      <w:bookmarkStart w:id="44" w:name="_heading=h.3znysh7"/>
-      <w:bookmarkEnd w:id="44"/>
+      <w:bookmarkStart w:id="42" w:name="_heading=h.3znysh7"/>
+      <w:bookmarkEnd w:id="42"/>
       <w:r>
         <w:rPr>
           <w:rFonts w:ascii="Times New Roman" w:eastAsia="Times New Roman" w:hAnsi="Times New Roman" w:cs="Times New Roman"/>
@@ -21656,8 +21119,8 @@
           <w:szCs w:val="28"/>
         </w:rPr>
       </w:pPr>
-      <w:bookmarkStart w:id="45" w:name="_heading=h.2et92p0"/>
-      <w:bookmarkEnd w:id="45"/>
+      <w:bookmarkStart w:id="43" w:name="_heading=h.2et92p0"/>
+      <w:bookmarkEnd w:id="43"/>
       <w:r>
         <w:rPr>
           <w:rFonts w:ascii="Times New Roman" w:eastAsia="Times New Roman" w:hAnsi="Times New Roman" w:cs="Times New Roman"/>
@@ -21830,8 +21293,8 @@
           <w:szCs w:val="28"/>
         </w:rPr>
       </w:pPr>
-      <w:bookmarkStart w:id="46" w:name="_heading=h.tyjcwt"/>
-      <w:bookmarkEnd w:id="46"/>
+      <w:bookmarkStart w:id="44" w:name="_heading=h.tyjcwt"/>
+      <w:bookmarkEnd w:id="44"/>
       <w:r>
         <w:rPr>
           <w:rFonts w:ascii="Times New Roman" w:eastAsia="Times New Roman" w:hAnsi="Times New Roman" w:cs="Times New Roman"/>
@@ -22687,19 +22150,6 @@
     </w:p>
     <w:p>
       <w:pPr>
-        <w:spacing w:line="360" w:lineRule="auto"/>
-        <w:ind w:firstLine="709"/>
-        <w:jc w:val="both"/>
-        <w:rPr>
-          <w:rFonts w:ascii="Times New Roman" w:eastAsia="Times New Roman" w:hAnsi="Times New Roman" w:cs="Times New Roman"/>
-          <w:color w:val="FF0000"/>
-          <w:sz w:val="28"/>
-          <w:szCs w:val="28"/>
-        </w:rPr>
-      </w:pPr>
-    </w:p>
-    <w:p>
-      <w:pPr>
         <w:keepNext/>
         <w:keepLines/>
         <w:pBdr>
@@ -22719,8 +22169,8 @@
           <w:szCs w:val="28"/>
         </w:rPr>
       </w:pPr>
-      <w:bookmarkStart w:id="47" w:name="_heading=h.3dy6vkm"/>
-      <w:bookmarkEnd w:id="47"/>
+      <w:bookmarkStart w:id="45" w:name="_heading=h.3dy6vkm"/>
+      <w:bookmarkEnd w:id="45"/>
       <w:r>
         <w:rPr>
           <w:rFonts w:ascii="Times New Roman" w:eastAsia="Times New Roman" w:hAnsi="Times New Roman" w:cs="Times New Roman"/>
@@ -22766,15 +22216,16 @@
         <w:br w:type="page" w:clear="all"/>
       </w:r>
     </w:p>
-    <w:bookmarkStart w:id="48" w:name="_Toc200916007"/>
-    <w:bookmarkStart w:id="49" w:name="_Toc230464243"/>
-    <w:p>
-      <w:pPr>
-        <w:pStyle w:val="10"/>
-        <w:spacing w:before="0" w:after="440" w:line="360" w:lineRule="auto"/>
+    <w:bookmarkStart w:id="46" w:name="_Toc200916007"/>
+    <w:bookmarkStart w:id="47" w:name="_Toc230464243"/>
+    <w:p>
+      <w:pPr>
+        <w:spacing w:after="0" w:line="240" w:lineRule="auto"/>
         <w:jc w:val="center"/>
         <w:rPr>
-          <w:color w:val="000000"/>
+          <w:rFonts w:ascii="Times New Roman" w:eastAsia="Times New Roman" w:hAnsi="Times New Roman" w:cs="Times New Roman"/>
+          <w:b/>
+          <w:lang w:eastAsia="en-US"/>
         </w:rPr>
       </w:pPr>
       <w:sdt>
@@ -22785,14 +22236,24 @@
         <w:sdtEndPr/>
         <w:sdtContent/>
       </w:sdt>
-      <w:r>
-        <w:rPr>
-          <w:color w:val="000000"/>
-        </w:rPr>
-        <w:t>ПРИЛОЖЕНИЕ В ПРОГРАММА И МЕТОДИКА ИСПЫТАНИЙ</w:t>
-      </w:r>
-      <w:bookmarkEnd w:id="48"/>
-      <w:bookmarkEnd w:id="49"/>
+      <w:bookmarkEnd w:id="46"/>
+      <w:bookmarkEnd w:id="47"/>
+      <w:r>
+        <w:rPr>
+          <w:rFonts w:ascii="Times New Roman" w:eastAsia="Times New Roman" w:hAnsi="Times New Roman" w:cs="Times New Roman"/>
+          <w:b/>
+          <w:lang w:eastAsia="en-US"/>
+        </w:rPr>
+        <w:t xml:space="preserve"> </w:t>
+      </w:r>
+      <w:r>
+        <w:rPr>
+          <w:rFonts w:ascii="Times New Roman" w:eastAsia="Times New Roman" w:hAnsi="Times New Roman" w:cs="Times New Roman"/>
+          <w:b/>
+          <w:lang w:eastAsia="en-US"/>
+        </w:rPr>
+        <w:t>Министерство науки и высшего образования Российской Федерации</w:t>
+      </w:r>
     </w:p>
     <w:p>
       <w:pPr>
@@ -22800,52 +22261,97 @@
         <w:jc w:val="center"/>
         <w:rPr>
           <w:rFonts w:ascii="Times New Roman" w:eastAsia="Times New Roman" w:hAnsi="Times New Roman" w:cs="Times New Roman"/>
-          <w:sz w:val="24"/>
-          <w:szCs w:val="24"/>
-        </w:rPr>
-      </w:pPr>
-      <w:r>
-        <w:rPr>
-          <w:rFonts w:ascii="Times New Roman" w:eastAsia="Times New Roman" w:hAnsi="Times New Roman" w:cs="Times New Roman"/>
-          <w:color w:val="000000"/>
-          <w:sz w:val="28"/>
-          <w:szCs w:val="28"/>
-        </w:rPr>
-        <w:t>МОСКОВСКИЙ ГОСУДАРСТВЕННЫЙ ТЕХНИЧЕСКИЙ УНИВЕРСИТЕТ</w:t>
+          <w:b/>
+          <w:lang w:eastAsia="en-US"/>
+        </w:rPr>
+      </w:pPr>
+      <w:r>
+        <w:rPr>
+          <w:rFonts w:ascii="Times New Roman" w:eastAsia="Times New Roman" w:hAnsi="Times New Roman" w:cs="Times New Roman"/>
+          <w:b/>
+          <w:lang w:eastAsia="en-US"/>
+        </w:rPr>
+        <w:t xml:space="preserve">Федеральное государственное автономное образовательное учреждение </w:t>
+      </w:r>
+    </w:p>
+    <w:p>
+      <w:pPr>
+        <w:spacing w:after="0" w:line="240" w:lineRule="auto"/>
+        <w:jc w:val="center"/>
+        <w:rPr>
+          <w:rFonts w:ascii="Times New Roman" w:eastAsia="Times New Roman" w:hAnsi="Times New Roman" w:cs="Times New Roman"/>
+          <w:b/>
+          <w:lang w:eastAsia="en-US"/>
+        </w:rPr>
+      </w:pPr>
+      <w:r>
+        <w:rPr>
+          <w:rFonts w:ascii="Times New Roman" w:eastAsia="Times New Roman" w:hAnsi="Times New Roman" w:cs="Times New Roman"/>
+          <w:b/>
+          <w:lang w:eastAsia="en-US"/>
+        </w:rPr>
+        <w:t>высшего образования</w:t>
+      </w:r>
+    </w:p>
+    <w:p>
+      <w:pPr>
+        <w:spacing w:after="0" w:line="240" w:lineRule="auto"/>
+        <w:jc w:val="center"/>
+        <w:rPr>
+          <w:rFonts w:ascii="Times New Roman" w:eastAsia="Times New Roman" w:hAnsi="Times New Roman" w:cs="Times New Roman"/>
+          <w:b/>
+          <w:lang w:eastAsia="en-US"/>
+        </w:rPr>
+      </w:pPr>
+      <w:r>
+        <w:rPr>
+          <w:rFonts w:ascii="Times New Roman" w:eastAsia="Times New Roman" w:hAnsi="Times New Roman" w:cs="Times New Roman"/>
+          <w:b/>
+          <w:lang w:eastAsia="en-US"/>
+        </w:rPr>
+        <w:t>«Московский государственный технический университет имени Н.Э. Баумана</w:t>
+      </w:r>
+    </w:p>
+    <w:p>
+      <w:pPr>
+        <w:spacing w:after="0" w:line="240" w:lineRule="auto"/>
+        <w:jc w:val="center"/>
+        <w:rPr>
+          <w:rFonts w:ascii="Times New Roman" w:eastAsia="Times New Roman" w:hAnsi="Times New Roman" w:cs="Times New Roman"/>
+          <w:b/>
+          <w:lang w:eastAsia="en-US"/>
+        </w:rPr>
+      </w:pPr>
+      <w:r>
+        <w:rPr>
+          <w:rFonts w:ascii="Times New Roman" w:eastAsia="Times New Roman" w:hAnsi="Times New Roman" w:cs="Times New Roman"/>
+          <w:b/>
+          <w:lang w:eastAsia="en-US"/>
+        </w:rPr>
+        <w:t>(национальный исследовательский университет)»</w:t>
       </w:r>
     </w:p>
     <w:p>
       <w:pPr>
         <w:pBdr>
-          <w:bottom w:val="single" w:sz="12" w:space="1" w:color="000000"/>
+          <w:bottom w:val="thinThickSmallGap" w:sz="24" w:space="1" w:color="auto"/>
         </w:pBdr>
         <w:spacing w:after="0" w:line="240" w:lineRule="auto"/>
         <w:jc w:val="center"/>
         <w:rPr>
           <w:rFonts w:ascii="Times New Roman" w:eastAsia="Times New Roman" w:hAnsi="Times New Roman" w:cs="Times New Roman"/>
-          <w:sz w:val="24"/>
-          <w:szCs w:val="24"/>
-        </w:rPr>
-      </w:pPr>
-      <w:r>
-        <w:rPr>
-          <w:rFonts w:ascii="Times New Roman" w:eastAsia="Times New Roman" w:hAnsi="Times New Roman" w:cs="Times New Roman"/>
-          <w:color w:val="000000"/>
-          <w:sz w:val="32"/>
-          <w:szCs w:val="32"/>
-        </w:rPr>
-        <w:t>им. Н.Э. Баумана</w:t>
-      </w:r>
-    </w:p>
-    <w:p>
-      <w:pPr>
-        <w:spacing w:after="240" w:line="240" w:lineRule="auto"/>
-        <w:rPr>
-          <w:rFonts w:ascii="Times New Roman" w:eastAsia="Times New Roman" w:hAnsi="Times New Roman" w:cs="Times New Roman"/>
-          <w:sz w:val="24"/>
-          <w:szCs w:val="24"/>
-        </w:rPr>
-      </w:pPr>
+          <w:b/>
+          <w:lang w:eastAsia="en-US"/>
+        </w:rPr>
+      </w:pPr>
+      <w:r>
+        <w:rPr>
+          <w:rFonts w:ascii="Times New Roman" w:eastAsia="Times New Roman" w:hAnsi="Times New Roman" w:cs="Times New Roman"/>
+          <w:b/>
+          <w:lang w:eastAsia="en-US"/>
+        </w:rPr>
+        <w:t>(МГТУ им. Н.Э. Баумана)</w:t>
+      </w:r>
     </w:p>
     <w:p>
       <w:pPr>
@@ -22856,6 +22362,7 @@
           <w:color w:val="000000"/>
           <w:sz w:val="28"/>
           <w:szCs w:val="28"/>
+          <w:lang w:eastAsia="en-US"/>
         </w:rPr>
       </w:pPr>
       <w:r>
@@ -22864,6 +22371,7 @@
           <w:color w:val="000000"/>
           <w:sz w:val="28"/>
           <w:szCs w:val="28"/>
+          <w:lang w:eastAsia="en-US"/>
         </w:rPr>
         <w:t>Кафедра «Системы обработки информации и управления»</w:t>
       </w:r>
@@ -22874,18 +22382,8 @@
         <w:jc w:val="center"/>
         <w:rPr>
           <w:rFonts w:ascii="Times New Roman" w:eastAsia="Times New Roman" w:hAnsi="Times New Roman" w:cs="Times New Roman"/>
-          <w:sz w:val="28"/>
-          <w:szCs w:val="28"/>
-        </w:rPr>
-      </w:pPr>
-    </w:p>
-    <w:p>
-      <w:pPr>
-        <w:spacing w:after="0" w:line="240" w:lineRule="auto"/>
-        <w:rPr>
-          <w:rFonts w:ascii="Times New Roman" w:eastAsia="Times New Roman" w:hAnsi="Times New Roman" w:cs="Times New Roman"/>
-          <w:sz w:val="28"/>
-          <w:szCs w:val="28"/>
+          <w:b/>
+          <w:lang w:eastAsia="en-US"/>
         </w:rPr>
       </w:pPr>
     </w:p>
@@ -22895,248 +22393,322 @@
         <w:jc w:val="center"/>
         <w:rPr>
           <w:rFonts w:ascii="Times New Roman" w:eastAsia="Times New Roman" w:hAnsi="Times New Roman" w:cs="Times New Roman"/>
-          <w:sz w:val="28"/>
-          <w:szCs w:val="28"/>
-        </w:rPr>
-      </w:pPr>
-    </w:p>
-    <w:tbl>
-      <w:tblPr>
-        <w:tblW w:w="9763" w:type="dxa"/>
-        <w:tblLayout w:type="fixed"/>
-        <w:tblLook w:val="0000" w:firstRow="0" w:lastRow="0" w:firstColumn="0" w:lastColumn="0" w:noHBand="0" w:noVBand="0"/>
-      </w:tblPr>
-      <w:tblGrid>
-        <w:gridCol w:w="236"/>
-        <w:gridCol w:w="3733"/>
-        <w:gridCol w:w="1389"/>
-        <w:gridCol w:w="4405"/>
-      </w:tblGrid>
-      <w:tr>
-        <w:trPr>
-          <w:trHeight w:val="394"/>
-        </w:trPr>
-        <w:tc>
-          <w:tcPr>
-            <w:tcW w:w="236" w:type="dxa"/>
-          </w:tcPr>
-          <w:p>
-            <w:pPr>
-              <w:spacing w:after="0" w:line="240" w:lineRule="auto"/>
-              <w:jc w:val="right"/>
-              <w:rPr>
-                <w:rFonts w:ascii="Times New Roman" w:eastAsia="Times New Roman" w:hAnsi="Times New Roman" w:cs="Times New Roman"/>
-                <w:sz w:val="28"/>
-                <w:szCs w:val="28"/>
-              </w:rPr>
-            </w:pPr>
-          </w:p>
-        </w:tc>
-        <w:tc>
-          <w:tcPr>
-            <w:tcW w:w="3733" w:type="dxa"/>
-          </w:tcPr>
-          <w:p>
-            <w:pPr>
-              <w:spacing w:after="0" w:line="240" w:lineRule="auto"/>
-              <w:rPr>
-                <w:rFonts w:ascii="Times New Roman" w:eastAsia="Times New Roman" w:hAnsi="Times New Roman" w:cs="Times New Roman"/>
-                <w:sz w:val="28"/>
-                <w:szCs w:val="28"/>
-              </w:rPr>
-            </w:pPr>
-            <w:r>
-              <w:rPr>
-                <w:rFonts w:ascii="Times New Roman" w:eastAsia="Times New Roman" w:hAnsi="Times New Roman" w:cs="Times New Roman"/>
-                <w:sz w:val="28"/>
-                <w:szCs w:val="28"/>
-              </w:rPr>
-              <w:t>Утверждаю</w:t>
-            </w:r>
-          </w:p>
-          <w:p>
-            <w:pPr>
-              <w:spacing w:after="0" w:line="240" w:lineRule="auto"/>
-              <w:rPr>
-                <w:rFonts w:ascii="Times New Roman" w:eastAsia="Times New Roman" w:hAnsi="Times New Roman" w:cs="Times New Roman"/>
-                <w:sz w:val="28"/>
-                <w:szCs w:val="28"/>
-              </w:rPr>
-            </w:pPr>
-            <w:r>
-              <w:rPr>
-                <w:rFonts w:ascii="Times New Roman" w:eastAsia="Times New Roman" w:hAnsi="Times New Roman" w:cs="Times New Roman"/>
-                <w:sz w:val="28"/>
-                <w:szCs w:val="28"/>
-              </w:rPr>
-              <w:t>Заведующий кафедрой ИУ-5</w:t>
-            </w:r>
-          </w:p>
-        </w:tc>
-        <w:tc>
-          <w:tcPr>
-            <w:tcW w:w="1389" w:type="dxa"/>
-          </w:tcPr>
-          <w:p>
-            <w:pPr>
-              <w:spacing w:after="0" w:line="240" w:lineRule="auto"/>
-              <w:jc w:val="right"/>
-              <w:rPr>
-                <w:rFonts w:ascii="Times New Roman" w:eastAsia="Times New Roman" w:hAnsi="Times New Roman" w:cs="Times New Roman"/>
-                <w:sz w:val="28"/>
-                <w:szCs w:val="28"/>
-              </w:rPr>
-            </w:pPr>
-          </w:p>
-        </w:tc>
-        <w:tc>
-          <w:tcPr>
-            <w:tcW w:w="4405" w:type="dxa"/>
-          </w:tcPr>
-          <w:p>
-            <w:pPr>
-              <w:spacing w:after="0" w:line="240" w:lineRule="auto"/>
-              <w:ind w:right="35"/>
-              <w:rPr>
-                <w:rFonts w:ascii="Times New Roman" w:eastAsia="Times New Roman" w:hAnsi="Times New Roman" w:cs="Times New Roman"/>
-                <w:sz w:val="28"/>
-                <w:szCs w:val="28"/>
-              </w:rPr>
-            </w:pPr>
-            <w:r>
-              <w:rPr>
-                <w:rFonts w:ascii="Times New Roman" w:eastAsia="Times New Roman" w:hAnsi="Times New Roman" w:cs="Times New Roman"/>
-                <w:sz w:val="28"/>
-                <w:szCs w:val="28"/>
-              </w:rPr>
-              <w:t>Согласовано научный руководитель</w:t>
-            </w:r>
-          </w:p>
-        </w:tc>
-      </w:tr>
-      <w:tr>
-        <w:trPr>
-          <w:trHeight w:val="607"/>
-        </w:trPr>
-        <w:tc>
-          <w:tcPr>
-            <w:tcW w:w="236" w:type="dxa"/>
-          </w:tcPr>
-          <w:p>
-            <w:pPr>
-              <w:spacing w:after="0" w:line="240" w:lineRule="auto"/>
-              <w:rPr>
-                <w:rFonts w:ascii="Times New Roman" w:eastAsia="Times New Roman" w:hAnsi="Times New Roman" w:cs="Times New Roman"/>
-                <w:sz w:val="28"/>
-                <w:szCs w:val="28"/>
-              </w:rPr>
-            </w:pPr>
-          </w:p>
-        </w:tc>
-        <w:tc>
-          <w:tcPr>
-            <w:tcW w:w="3733" w:type="dxa"/>
-          </w:tcPr>
-          <w:p>
-            <w:pPr>
-              <w:spacing w:after="0" w:line="240" w:lineRule="auto"/>
-              <w:rPr>
-                <w:rFonts w:ascii="Times New Roman" w:eastAsia="Times New Roman" w:hAnsi="Times New Roman" w:cs="Times New Roman"/>
-                <w:sz w:val="28"/>
-                <w:szCs w:val="28"/>
-              </w:rPr>
-            </w:pPr>
-            <w:r>
-              <w:rPr>
-                <w:rFonts w:ascii="Times New Roman" w:eastAsia="Times New Roman" w:hAnsi="Times New Roman" w:cs="Times New Roman"/>
-                <w:sz w:val="28"/>
-                <w:szCs w:val="28"/>
-              </w:rPr>
-              <w:t>___________     Ю.Н. Кротов</w:t>
-            </w:r>
-          </w:p>
-          <w:p>
-            <w:pPr>
-              <w:spacing w:after="0" w:line="240" w:lineRule="auto"/>
-              <w:jc w:val="center"/>
-              <w:rPr>
-                <w:rFonts w:ascii="Times New Roman" w:eastAsia="Times New Roman" w:hAnsi="Times New Roman" w:cs="Times New Roman"/>
-                <w:sz w:val="28"/>
-                <w:szCs w:val="28"/>
-              </w:rPr>
-            </w:pPr>
-            <w:r>
-              <w:rPr>
-                <w:rFonts w:ascii="Times New Roman" w:eastAsia="Times New Roman" w:hAnsi="Times New Roman" w:cs="Times New Roman"/>
-                <w:sz w:val="28"/>
-                <w:szCs w:val="28"/>
-              </w:rPr>
-              <w:t>"__"__________2026 г.</w:t>
-            </w:r>
-          </w:p>
-        </w:tc>
-        <w:tc>
-          <w:tcPr>
-            <w:tcW w:w="1389" w:type="dxa"/>
-          </w:tcPr>
-          <w:p>
-            <w:pPr>
-              <w:spacing w:after="0" w:line="240" w:lineRule="auto"/>
-              <w:rPr>
-                <w:rFonts w:ascii="Times New Roman" w:eastAsia="Times New Roman" w:hAnsi="Times New Roman" w:cs="Times New Roman"/>
-                <w:sz w:val="28"/>
-                <w:szCs w:val="28"/>
-              </w:rPr>
-            </w:pPr>
-          </w:p>
-        </w:tc>
-        <w:tc>
-          <w:tcPr>
-            <w:tcW w:w="4405" w:type="dxa"/>
-          </w:tcPr>
-          <w:p>
-            <w:pPr>
-              <w:spacing w:after="0" w:line="240" w:lineRule="auto"/>
-              <w:ind w:right="35"/>
-              <w:jc w:val="right"/>
-              <w:rPr>
-                <w:rFonts w:ascii="Times New Roman" w:eastAsia="Times New Roman" w:hAnsi="Times New Roman" w:cs="Times New Roman"/>
-                <w:sz w:val="28"/>
-                <w:szCs w:val="28"/>
-              </w:rPr>
-            </w:pPr>
-            <w:r>
-              <w:rPr>
-                <w:rFonts w:ascii="Times New Roman" w:eastAsia="Times New Roman" w:hAnsi="Times New Roman" w:cs="Times New Roman"/>
-                <w:sz w:val="28"/>
-                <w:szCs w:val="28"/>
-              </w:rPr>
-              <w:t>__________ А.М. Балашов</w:t>
-            </w:r>
-          </w:p>
-          <w:p>
-            <w:pPr>
-              <w:spacing w:after="0" w:line="240" w:lineRule="auto"/>
-              <w:ind w:right="35"/>
-              <w:jc w:val="right"/>
-              <w:rPr>
-                <w:rFonts w:ascii="Times New Roman" w:eastAsia="Times New Roman" w:hAnsi="Times New Roman" w:cs="Times New Roman"/>
-                <w:sz w:val="28"/>
-                <w:szCs w:val="28"/>
-              </w:rPr>
-            </w:pPr>
-            <w:r>
-              <w:rPr>
-                <w:rFonts w:ascii="Times New Roman" w:eastAsia="Times New Roman" w:hAnsi="Times New Roman" w:cs="Times New Roman"/>
-                <w:sz w:val="28"/>
-                <w:szCs w:val="28"/>
-              </w:rPr>
-              <w:t xml:space="preserve">"__"__________2026 г.   </w:t>
-            </w:r>
-          </w:p>
-        </w:tc>
-      </w:tr>
-    </w:tbl>
+          <w:b/>
+          <w:lang w:eastAsia="en-US"/>
+        </w:rPr>
+      </w:pPr>
+    </w:p>
+    <w:p>
+      <w:pPr>
+        <w:tabs>
+          <w:tab w:val="left" w:pos="851"/>
+          <w:tab w:val="left" w:pos="6379"/>
+        </w:tabs>
+        <w:spacing w:after="0" w:line="240" w:lineRule="auto"/>
+        <w:ind w:right="-2"/>
+        <w:rPr>
+          <w:rFonts w:ascii="Times New Roman" w:eastAsia="Times New Roman" w:hAnsi="Times New Roman" w:cs="Times New Roman"/>
+          <w:sz w:val="28"/>
+          <w:szCs w:val="28"/>
+          <w:lang w:eastAsia="en-US"/>
+        </w:rPr>
+      </w:pPr>
+      <w:r>
+        <w:rPr>
+          <w:rFonts w:ascii="Times New Roman" w:eastAsia="Times New Roman" w:hAnsi="Times New Roman" w:cs="Times New Roman"/>
+          <w:sz w:val="28"/>
+          <w:szCs w:val="28"/>
+          <w:lang w:eastAsia="en-US"/>
+        </w:rPr>
+        <w:tab/>
+        <w:t>СОГЛАСОВАНО</w:t>
+      </w:r>
+      <w:r>
+        <w:rPr>
+          <w:rFonts w:ascii="Times New Roman" w:eastAsia="Times New Roman" w:hAnsi="Times New Roman" w:cs="Times New Roman"/>
+          <w:sz w:val="28"/>
+          <w:szCs w:val="28"/>
+          <w:lang w:eastAsia="en-US"/>
+        </w:rPr>
+        <w:tab/>
+        <w:t>УТВЕРЖДАЮ</w:t>
+      </w:r>
+    </w:p>
+    <w:p>
+      <w:pPr>
+        <w:tabs>
+          <w:tab w:val="left" w:pos="426"/>
+          <w:tab w:val="left" w:pos="5245"/>
+          <w:tab w:val="left" w:pos="8222"/>
+        </w:tabs>
+        <w:spacing w:after="0" w:line="240" w:lineRule="auto"/>
+        <w:jc w:val="center"/>
+        <w:rPr>
+          <w:rFonts w:ascii="Times New Roman" w:eastAsia="Times New Roman" w:hAnsi="Times New Roman" w:cs="Times New Roman"/>
+          <w:sz w:val="28"/>
+          <w:szCs w:val="28"/>
+          <w:lang w:eastAsia="en-US"/>
+        </w:rPr>
+      </w:pPr>
+      <w:r>
+        <w:rPr>
+          <w:rFonts w:ascii="Times New Roman" w:eastAsia="Times New Roman" w:hAnsi="Times New Roman" w:cs="Times New Roman"/>
+          <w:sz w:val="28"/>
+          <w:szCs w:val="28"/>
+          <w:lang w:eastAsia="en-US"/>
+        </w:rPr>
+        <w:tab/>
+        <w:t>Научный руководитель</w:t>
+      </w:r>
+      <w:r>
+        <w:rPr>
+          <w:rFonts w:ascii="Times New Roman" w:eastAsia="Times New Roman" w:hAnsi="Times New Roman" w:cs="Times New Roman"/>
+          <w:sz w:val="28"/>
+          <w:szCs w:val="28"/>
+          <w:lang w:eastAsia="en-US"/>
+        </w:rPr>
+        <w:tab/>
+        <w:t xml:space="preserve">Заведующий кафедрой </w:t>
+      </w:r>
+      <w:r>
+        <w:rPr>
+          <w:rFonts w:ascii="Times New Roman" w:eastAsia="Times New Roman" w:hAnsi="Times New Roman" w:cs="Times New Roman"/>
+          <w:sz w:val="28"/>
+          <w:szCs w:val="28"/>
+          <w:u w:val="single"/>
+          <w:lang w:eastAsia="en-US"/>
+        </w:rPr>
+        <w:tab/>
+        <w:t>ИУ-5</w:t>
+      </w:r>
+      <w:r>
+        <w:rPr>
+          <w:rFonts w:ascii="Times New Roman" w:eastAsia="Times New Roman" w:hAnsi="Times New Roman" w:cs="Times New Roman"/>
+          <w:sz w:val="28"/>
+          <w:szCs w:val="28"/>
+          <w:u w:val="single"/>
+          <w:lang w:eastAsia="en-US"/>
+        </w:rPr>
+        <w:tab/>
+      </w:r>
+    </w:p>
+    <w:p>
+      <w:pPr>
+        <w:spacing w:after="0" w:line="240" w:lineRule="auto"/>
+        <w:ind w:left="5103" w:right="-2" w:firstLine="2977"/>
+        <w:jc w:val="center"/>
+        <w:rPr>
+          <w:rFonts w:ascii="Times New Roman" w:eastAsia="Times New Roman" w:hAnsi="Times New Roman" w:cs="Times New Roman"/>
+          <w:sz w:val="16"/>
+          <w:szCs w:val="16"/>
+          <w:lang w:eastAsia="en-US"/>
+        </w:rPr>
+      </w:pPr>
+      <w:r>
+        <w:rPr>
+          <w:rFonts w:ascii="Times New Roman" w:eastAsia="Times New Roman" w:hAnsi="Times New Roman" w:cs="Times New Roman"/>
+          <w:sz w:val="16"/>
+          <w:szCs w:val="16"/>
+          <w:lang w:eastAsia="en-US"/>
+        </w:rPr>
+        <w:t>(Индекс кафедры)</w:t>
+      </w:r>
+    </w:p>
+    <w:p>
+      <w:pPr>
+        <w:tabs>
+          <w:tab w:val="left" w:pos="1560"/>
+          <w:tab w:val="left" w:pos="3969"/>
+          <w:tab w:val="left" w:pos="5387"/>
+          <w:tab w:val="left" w:pos="7655"/>
+          <w:tab w:val="left" w:pos="9498"/>
+        </w:tabs>
+        <w:spacing w:after="0" w:line="240" w:lineRule="auto"/>
+        <w:rPr>
+          <w:rFonts w:ascii="Times New Roman" w:eastAsia="Times New Roman" w:hAnsi="Times New Roman" w:cs="Times New Roman"/>
+          <w:sz w:val="28"/>
+          <w:szCs w:val="28"/>
+          <w:lang w:eastAsia="en-US"/>
+        </w:rPr>
+      </w:pPr>
+      <w:r>
+        <w:rPr>
+          <w:rFonts w:ascii="Times New Roman" w:eastAsia="Times New Roman" w:hAnsi="Times New Roman" w:cs="Times New Roman"/>
+          <w:sz w:val="28"/>
+          <w:szCs w:val="28"/>
+          <w:u w:val="single"/>
+          <w:lang w:eastAsia="en-US"/>
+        </w:rPr>
+        <w:tab/>
+      </w:r>
+      <w:r>
+        <w:rPr>
+          <w:rFonts w:ascii="Times New Roman" w:eastAsia="Times New Roman" w:hAnsi="Times New Roman" w:cs="Times New Roman"/>
+          <w:sz w:val="28"/>
+          <w:szCs w:val="28"/>
+          <w:lang w:eastAsia="en-US"/>
+        </w:rPr>
+        <w:t xml:space="preserve"> </w:t>
+      </w:r>
+      <w:r>
+        <w:rPr>
+          <w:rFonts w:ascii="Times New Roman" w:eastAsia="Times New Roman" w:hAnsi="Times New Roman" w:cs="Times New Roman"/>
+          <w:sz w:val="28"/>
+          <w:szCs w:val="28"/>
+          <w:u w:val="single"/>
+          <w:lang w:eastAsia="en-US"/>
+        </w:rPr>
+        <w:t>В.М. Васильев</w:t>
+      </w:r>
+      <w:r>
+        <w:rPr>
+          <w:rFonts w:ascii="Times New Roman" w:eastAsia="Times New Roman" w:hAnsi="Times New Roman" w:cs="Times New Roman"/>
+          <w:sz w:val="28"/>
+          <w:szCs w:val="28"/>
+          <w:u w:val="single"/>
+          <w:lang w:eastAsia="en-US"/>
+        </w:rPr>
+        <w:tab/>
+      </w:r>
+      <w:r>
+        <w:rPr>
+          <w:rFonts w:ascii="Times New Roman" w:eastAsia="Times New Roman" w:hAnsi="Times New Roman" w:cs="Times New Roman"/>
+          <w:sz w:val="28"/>
+          <w:szCs w:val="28"/>
+          <w:lang w:eastAsia="en-US"/>
+        </w:rPr>
+        <w:tab/>
+      </w:r>
+      <w:r>
+        <w:rPr>
+          <w:rFonts w:ascii="Times New Roman" w:eastAsia="Times New Roman" w:hAnsi="Times New Roman" w:cs="Times New Roman"/>
+          <w:sz w:val="28"/>
+          <w:szCs w:val="28"/>
+          <w:u w:val="single"/>
+          <w:lang w:eastAsia="en-US"/>
+        </w:rPr>
+        <w:tab/>
+      </w:r>
+      <w:r>
+        <w:rPr>
+          <w:rFonts w:ascii="Times New Roman" w:eastAsia="Times New Roman" w:hAnsi="Times New Roman" w:cs="Times New Roman"/>
+          <w:sz w:val="28"/>
+          <w:szCs w:val="28"/>
+          <w:lang w:eastAsia="en-US"/>
+        </w:rPr>
+        <w:t xml:space="preserve"> </w:t>
+      </w:r>
+      <w:r>
+        <w:rPr>
+          <w:rFonts w:ascii="Times New Roman" w:eastAsia="Times New Roman" w:hAnsi="Times New Roman" w:cs="Times New Roman"/>
+          <w:sz w:val="28"/>
+          <w:szCs w:val="28"/>
+          <w:u w:val="single"/>
+          <w:lang w:eastAsia="en-US"/>
+        </w:rPr>
+        <w:t>В.И. Терехов</w:t>
+      </w:r>
+      <w:r>
+        <w:rPr>
+          <w:rFonts w:ascii="Times New Roman" w:eastAsia="Times New Roman" w:hAnsi="Times New Roman" w:cs="Times New Roman"/>
+          <w:sz w:val="28"/>
+          <w:szCs w:val="28"/>
+          <w:u w:val="single"/>
+          <w:lang w:eastAsia="en-US"/>
+        </w:rPr>
+        <w:tab/>
+      </w:r>
+    </w:p>
+    <w:p>
+      <w:pPr>
+        <w:tabs>
+          <w:tab w:val="left" w:pos="284"/>
+          <w:tab w:val="left" w:pos="1843"/>
+          <w:tab w:val="left" w:pos="5954"/>
+          <w:tab w:val="left" w:pos="7797"/>
+        </w:tabs>
+        <w:spacing w:after="0" w:line="240" w:lineRule="auto"/>
+        <w:rPr>
+          <w:rFonts w:ascii="Times New Roman" w:eastAsia="Times New Roman" w:hAnsi="Times New Roman" w:cs="Times New Roman"/>
+          <w:sz w:val="16"/>
+          <w:szCs w:val="16"/>
+          <w:lang w:eastAsia="en-US"/>
+        </w:rPr>
+      </w:pPr>
+      <w:r>
+        <w:rPr>
+          <w:rFonts w:ascii="Times New Roman" w:eastAsia="Times New Roman" w:hAnsi="Times New Roman" w:cs="Times New Roman"/>
+          <w:sz w:val="16"/>
+          <w:szCs w:val="16"/>
+          <w:lang w:eastAsia="en-US"/>
+        </w:rPr>
+        <w:tab/>
+        <w:t>(подпись)</w:t>
+      </w:r>
+      <w:r>
+        <w:rPr>
+          <w:rFonts w:ascii="Times New Roman" w:eastAsia="Times New Roman" w:hAnsi="Times New Roman" w:cs="Times New Roman"/>
+          <w:sz w:val="16"/>
+          <w:szCs w:val="16"/>
+          <w:lang w:eastAsia="en-US"/>
+        </w:rPr>
+        <w:tab/>
+        <w:t xml:space="preserve">(инициалы и фамилия) </w:t>
+      </w:r>
+      <w:r>
+        <w:rPr>
+          <w:rFonts w:ascii="Times New Roman" w:eastAsia="Times New Roman" w:hAnsi="Times New Roman" w:cs="Times New Roman"/>
+          <w:sz w:val="16"/>
+          <w:szCs w:val="16"/>
+          <w:lang w:eastAsia="en-US"/>
+        </w:rPr>
+        <w:tab/>
+        <w:t xml:space="preserve"> (подпись)</w:t>
+      </w:r>
+      <w:r>
+        <w:rPr>
+          <w:rFonts w:ascii="Times New Roman" w:eastAsia="Times New Roman" w:hAnsi="Times New Roman" w:cs="Times New Roman"/>
+          <w:sz w:val="16"/>
+          <w:szCs w:val="16"/>
+          <w:lang w:eastAsia="en-US"/>
+        </w:rPr>
+        <w:tab/>
+        <w:t>(инициалы и фамилия)</w:t>
+      </w:r>
+    </w:p>
+    <w:p>
+      <w:pPr>
+        <w:tabs>
+          <w:tab w:val="left" w:pos="5387"/>
+        </w:tabs>
+        <w:spacing w:after="0" w:line="240" w:lineRule="auto"/>
+        <w:rPr>
+          <w:rFonts w:ascii="Times New Roman" w:eastAsia="Times New Roman" w:hAnsi="Times New Roman" w:cs="Times New Roman"/>
+          <w:sz w:val="28"/>
+          <w:szCs w:val="28"/>
+          <w:lang w:eastAsia="en-US"/>
+        </w:rPr>
+      </w:pPr>
+      <w:r>
+        <w:rPr>
+          <w:rFonts w:ascii="Times New Roman" w:eastAsia="Times New Roman" w:hAnsi="Times New Roman" w:cs="Times New Roman"/>
+          <w:sz w:val="28"/>
+          <w:szCs w:val="28"/>
+          <w:lang w:eastAsia="en-US"/>
+        </w:rPr>
+        <w:t>«____» ____________ 2026 г.</w:t>
+      </w:r>
+      <w:r>
+        <w:rPr>
+          <w:rFonts w:ascii="Times New Roman" w:eastAsia="Times New Roman" w:hAnsi="Times New Roman" w:cs="Times New Roman"/>
+          <w:sz w:val="28"/>
+          <w:szCs w:val="28"/>
+          <w:lang w:eastAsia="en-US"/>
+        </w:rPr>
+        <w:tab/>
+        <w:t>«____» ____________ 2026 г.</w:t>
+      </w:r>
+    </w:p>
     <w:p>
       <w:pPr>
         <w:pBdr>
@@ -23154,8 +22726,7 @@
         <w:rPr>
           <w:rFonts w:ascii="Times New Roman" w:eastAsia="Times New Roman" w:hAnsi="Times New Roman" w:cs="Times New Roman"/>
           <w:color w:val="000000"/>
-          <w:sz w:val="24"/>
-          <w:szCs w:val="24"/>
+          <w:lang w:eastAsia="en-US"/>
         </w:rPr>
       </w:pPr>
     </w:p>
@@ -23176,8 +22747,7 @@
         <w:rPr>
           <w:rFonts w:ascii="Times New Roman" w:eastAsia="Times New Roman" w:hAnsi="Times New Roman" w:cs="Times New Roman"/>
           <w:color w:val="000000"/>
-          <w:sz w:val="24"/>
-          <w:szCs w:val="24"/>
+          <w:lang w:eastAsia="en-US"/>
         </w:rPr>
       </w:pPr>
     </w:p>
@@ -23198,82 +22768,81 @@
         <w:rPr>
           <w:rFonts w:ascii="Times New Roman" w:eastAsia="Times New Roman" w:hAnsi="Times New Roman" w:cs="Times New Roman"/>
           <w:color w:val="000000"/>
-          <w:sz w:val="24"/>
-          <w:szCs w:val="24"/>
-        </w:rPr>
-      </w:pPr>
-    </w:p>
-    <w:p>
-      <w:pPr>
+          <w:lang w:eastAsia="en-US"/>
+        </w:rPr>
+      </w:pPr>
+    </w:p>
+    <w:p>
+      <w:pPr>
+        <w:pBdr>
+          <w:top w:val="nil"/>
+          <w:left w:val="nil"/>
+          <w:bottom w:val="nil"/>
+          <w:right w:val="nil"/>
+          <w:between w:val="nil"/>
+        </w:pBdr>
+        <w:tabs>
+          <w:tab w:val="center" w:pos="4153"/>
+          <w:tab w:val="right" w:pos="8306"/>
+        </w:tabs>
         <w:spacing w:after="0" w:line="240" w:lineRule="auto"/>
-        <w:ind w:left="-142" w:right="-143"/>
-        <w:jc w:val="center"/>
-        <w:rPr>
-          <w:rFonts w:ascii="Times New Roman" w:eastAsia="Times New Roman" w:hAnsi="Times New Roman" w:cs="Times New Roman"/>
-          <w:b/>
-          <w:sz w:val="32"/>
-          <w:szCs w:val="32"/>
-        </w:rPr>
-      </w:pPr>
-    </w:p>
-    <w:p>
-      <w:pPr>
-        <w:spacing w:after="0" w:line="240" w:lineRule="auto"/>
-        <w:ind w:left="-142" w:right="-143"/>
-        <w:jc w:val="center"/>
-        <w:rPr>
-          <w:rFonts w:ascii="Times New Roman" w:eastAsia="Times New Roman" w:hAnsi="Times New Roman" w:cs="Times New Roman"/>
-          <w:b/>
-          <w:sz w:val="32"/>
-          <w:szCs w:val="32"/>
-        </w:rPr>
-      </w:pPr>
-    </w:p>
-    <w:p>
-      <w:pPr>
-        <w:spacing w:after="0" w:line="240" w:lineRule="auto"/>
-        <w:ind w:left="-142" w:right="-143"/>
-        <w:jc w:val="center"/>
-        <w:rPr>
-          <w:rFonts w:ascii="Times New Roman" w:eastAsia="Times New Roman" w:hAnsi="Times New Roman" w:cs="Times New Roman"/>
-          <w:b/>
-          <w:sz w:val="32"/>
-          <w:szCs w:val="32"/>
-        </w:rPr>
-      </w:pPr>
-    </w:p>
-    <w:p>
-      <w:pPr>
-        <w:spacing w:after="0" w:line="240" w:lineRule="auto"/>
-        <w:ind w:right="3"/>
-        <w:jc w:val="center"/>
-        <w:rPr>
-          <w:rFonts w:ascii="Times New Roman" w:eastAsia="Times New Roman" w:hAnsi="Times New Roman" w:cs="Times New Roman"/>
-          <w:b/>
+        <w:rPr>
+          <w:rFonts w:ascii="Times New Roman" w:eastAsia="Times New Roman" w:hAnsi="Times New Roman" w:cs="Times New Roman"/>
           <w:color w:val="000000"/>
-          <w:sz w:val="36"/>
-          <w:szCs w:val="36"/>
-        </w:rPr>
-      </w:pPr>
-      <w:r>
-        <w:rPr>
-          <w:rFonts w:ascii="Times New Roman" w:eastAsia="Times New Roman" w:hAnsi="Times New Roman" w:cs="Times New Roman"/>
-          <w:b/>
-          <w:color w:val="000000"/>
-          <w:sz w:val="36"/>
-          <w:szCs w:val="36"/>
-        </w:rPr>
-        <w:t>Система озвучивания текстов с персонализированными параметрами звука</w:t>
-      </w:r>
-    </w:p>
-    <w:p>
-      <w:pPr>
+          <w:lang w:eastAsia="en-US"/>
+        </w:rPr>
+      </w:pPr>
+    </w:p>
+    <w:p>
+      <w:pPr>
+        <w:pBdr>
+          <w:top w:val="nil"/>
+          <w:left w:val="nil"/>
+          <w:bottom w:val="nil"/>
+          <w:right w:val="nil"/>
+          <w:between w:val="nil"/>
+        </w:pBdr>
+        <w:tabs>
+          <w:tab w:val="center" w:pos="4153"/>
+          <w:tab w:val="right" w:pos="8306"/>
+        </w:tabs>
         <w:spacing w:after="0" w:line="240" w:lineRule="auto"/>
         <w:rPr>
           <w:rFonts w:ascii="Times New Roman" w:eastAsia="Times New Roman" w:hAnsi="Times New Roman" w:cs="Times New Roman"/>
           <w:color w:val="000000"/>
           <w:sz w:val="24"/>
           <w:szCs w:val="24"/>
+          <w:lang w:eastAsia="en-US"/>
+        </w:rPr>
+      </w:pPr>
+    </w:p>
+    <w:p>
+      <w:pPr>
+        <w:ind w:firstLine="709"/>
+        <w:jc w:val="center"/>
+        <w:rPr>
+          <w:rFonts w:ascii="Times New Roman" w:eastAsiaTheme="minorHAnsi" w:hAnsi="Times New Roman" w:cs="Times New Roman"/>
+          <w:sz w:val="32"/>
+          <w:szCs w:val="32"/>
+        </w:rPr>
+      </w:pPr>
+      <w:r>
+        <w:rPr>
+          <w:rFonts w:ascii="Times New Roman" w:eastAsia="Times New Roman" w:hAnsi="Times New Roman" w:cs="Times New Roman"/>
+          <w:b/>
+          <w:sz w:val="36"/>
+          <w:szCs w:val="36"/>
+        </w:rPr>
+        <w:t>Автоматизированная система проверки статей на плагиат с визуальным выделением заимствований в тексте</w:t>
+      </w:r>
+    </w:p>
+    <w:p>
+      <w:pPr>
+        <w:spacing w:after="0" w:line="240" w:lineRule="auto"/>
+        <w:rPr>
+          <w:rFonts w:ascii="Times New Roman" w:eastAsia="Times New Roman" w:hAnsi="Times New Roman" w:cs="Times New Roman"/>
+          <w:color w:val="000000"/>
+          <w:lang w:eastAsia="en-US"/>
         </w:rPr>
       </w:pPr>
     </w:p>
@@ -23283,20 +22852,26 @@
         <w:jc w:val="center"/>
         <w:rPr>
           <w:rFonts w:ascii="Times New Roman" w:eastAsia="Times New Roman" w:hAnsi="Times New Roman" w:cs="Times New Roman"/>
+          <w:b/>
+          <w:bCs/>
           <w:color w:val="000000"/>
-          <w:sz w:val="28"/>
-          <w:szCs w:val="28"/>
-        </w:rPr>
-      </w:pPr>
-      <w:r>
-        <w:rPr>
-          <w:rFonts w:ascii="Times New Roman" w:eastAsia="Times New Roman" w:hAnsi="Times New Roman" w:cs="Times New Roman"/>
+          <w:sz w:val="32"/>
+          <w:szCs w:val="32"/>
+          <w:lang w:eastAsia="en-US"/>
+        </w:rPr>
+      </w:pPr>
+      <w:r>
+        <w:rPr>
+          <w:rFonts w:ascii="Times New Roman" w:eastAsia="Times New Roman" w:hAnsi="Times New Roman" w:cs="Times New Roman"/>
+          <w:b/>
+          <w:bCs/>
           <w:color w:val="000000"/>
-          <w:sz w:val="28"/>
-          <w:szCs w:val="28"/>
+          <w:sz w:val="32"/>
+          <w:szCs w:val="32"/>
           <w:u w:val="single"/>
-        </w:rPr>
-        <w:t>Программа и методика испытаний</w:t>
+          <w:lang w:eastAsia="en-US"/>
+        </w:rPr>
+        <w:t>ПРОГРАММА И МЕТОДИКА ИСПЫТАНИЙ</w:t>
       </w:r>
     </w:p>
     <w:p>
@@ -23305,15 +22880,17 @@
         <w:jc w:val="center"/>
         <w:rPr>
           <w:rFonts w:ascii="Times New Roman" w:eastAsia="Times New Roman" w:hAnsi="Times New Roman" w:cs="Times New Roman"/>
-          <w:sz w:val="28"/>
-          <w:szCs w:val="28"/>
-        </w:rPr>
-      </w:pPr>
-      <w:r>
-        <w:rPr>
-          <w:rFonts w:ascii="Times New Roman" w:eastAsia="Times New Roman" w:hAnsi="Times New Roman" w:cs="Times New Roman"/>
-          <w:sz w:val="28"/>
-          <w:szCs w:val="28"/>
+          <w:sz w:val="20"/>
+          <w:szCs w:val="20"/>
+          <w:lang w:eastAsia="en-US"/>
+        </w:rPr>
+      </w:pPr>
+      <w:r>
+        <w:rPr>
+          <w:rFonts w:ascii="Times New Roman" w:eastAsia="Times New Roman" w:hAnsi="Times New Roman" w:cs="Times New Roman"/>
+          <w:sz w:val="20"/>
+          <w:szCs w:val="20"/>
+          <w:lang w:eastAsia="en-US"/>
         </w:rPr>
         <w:t>(вид документа)</w:t>
       </w:r>
@@ -23326,6 +22903,7 @@
           <w:rFonts w:ascii="Times New Roman" w:eastAsia="Times New Roman" w:hAnsi="Times New Roman" w:cs="Times New Roman"/>
           <w:sz w:val="28"/>
           <w:szCs w:val="28"/>
+          <w:lang w:eastAsia="en-US"/>
         </w:rPr>
       </w:pPr>
     </w:p>
@@ -23337,18 +22915,9 @@
           <w:rFonts w:ascii="Times New Roman" w:eastAsia="Times New Roman" w:hAnsi="Times New Roman" w:cs="Times New Roman"/>
           <w:sz w:val="28"/>
           <w:szCs w:val="28"/>
-          <w:u w:val="single"/>
-        </w:rPr>
-      </w:pPr>
-      <w:r>
-        <w:rPr>
-          <w:rFonts w:ascii="Times New Roman" w:eastAsia="Times New Roman" w:hAnsi="Times New Roman" w:cs="Times New Roman"/>
-          <w:sz w:val="28"/>
-          <w:szCs w:val="28"/>
-          <w:u w:val="single"/>
-        </w:rPr>
-        <w:t>писчая бумага</w:t>
-      </w:r>
+          <w:lang w:eastAsia="en-US"/>
+        </w:rPr>
+      </w:pPr>
     </w:p>
     <w:p>
       <w:pPr>
@@ -23358,16 +22927,9 @@
           <w:rFonts w:ascii="Times New Roman" w:eastAsia="Times New Roman" w:hAnsi="Times New Roman" w:cs="Times New Roman"/>
           <w:sz w:val="28"/>
           <w:szCs w:val="28"/>
-        </w:rPr>
-      </w:pPr>
-      <w:r>
-        <w:rPr>
-          <w:rFonts w:ascii="Times New Roman" w:eastAsia="Times New Roman" w:hAnsi="Times New Roman" w:cs="Times New Roman"/>
-          <w:sz w:val="28"/>
-          <w:szCs w:val="28"/>
-        </w:rPr>
-        <w:t>(вид носителя)</w:t>
-      </w:r>
+          <w:lang w:eastAsia="en-US"/>
+        </w:rPr>
+      </w:pPr>
     </w:p>
     <w:p>
       <w:pPr>
@@ -23377,8 +22939,20 @@
           <w:rFonts w:ascii="Times New Roman" w:eastAsia="Times New Roman" w:hAnsi="Times New Roman" w:cs="Times New Roman"/>
           <w:sz w:val="28"/>
           <w:szCs w:val="28"/>
-        </w:rPr>
-      </w:pPr>
+          <w:u w:val="single"/>
+          <w:lang w:eastAsia="en-US"/>
+        </w:rPr>
+      </w:pPr>
+      <w:r>
+        <w:rPr>
+          <w:rFonts w:ascii="Times New Roman" w:eastAsia="Times New Roman" w:hAnsi="Times New Roman" w:cs="Times New Roman"/>
+          <w:sz w:val="28"/>
+          <w:szCs w:val="28"/>
+          <w:u w:val="single"/>
+          <w:lang w:eastAsia="en-US"/>
+        </w:rPr>
+        <w:t>писчая бумага</w:t>
+      </w:r>
     </w:p>
     <w:p>
       <w:pPr>
@@ -23386,19 +22960,19 @@
         <w:jc w:val="center"/>
         <w:rPr>
           <w:rFonts w:ascii="Times New Roman" w:eastAsia="Times New Roman" w:hAnsi="Times New Roman" w:cs="Times New Roman"/>
-          <w:sz w:val="28"/>
-          <w:szCs w:val="28"/>
-          <w:u w:val="single"/>
-        </w:rPr>
-      </w:pPr>
-      <w:r>
-        <w:rPr>
-          <w:rFonts w:ascii="Times New Roman" w:eastAsia="Times New Roman" w:hAnsi="Times New Roman" w:cs="Times New Roman"/>
-          <w:sz w:val="28"/>
-          <w:szCs w:val="28"/>
-          <w:u w:val="single"/>
-        </w:rPr>
-        <w:t>5</w:t>
+          <w:sz w:val="20"/>
+          <w:szCs w:val="20"/>
+          <w:lang w:eastAsia="en-US"/>
+        </w:rPr>
+      </w:pPr>
+      <w:r>
+        <w:rPr>
+          <w:rFonts w:ascii="Times New Roman" w:eastAsia="Times New Roman" w:hAnsi="Times New Roman" w:cs="Times New Roman"/>
+          <w:sz w:val="20"/>
+          <w:szCs w:val="20"/>
+          <w:lang w:eastAsia="en-US"/>
+        </w:rPr>
+        <w:t>(вид носителя данных)</w:t>
       </w:r>
     </w:p>
     <w:p>
@@ -23409,110 +22983,264 @@
           <w:rFonts w:ascii="Times New Roman" w:eastAsia="Times New Roman" w:hAnsi="Times New Roman" w:cs="Times New Roman"/>
           <w:sz w:val="28"/>
           <w:szCs w:val="28"/>
-        </w:rPr>
-      </w:pPr>
-      <w:r>
-        <w:rPr>
-          <w:rFonts w:ascii="Times New Roman" w:eastAsia="Times New Roman" w:hAnsi="Times New Roman" w:cs="Times New Roman"/>
-          <w:sz w:val="28"/>
-          <w:szCs w:val="28"/>
-        </w:rPr>
-        <w:t>(количество листов)</w:t>
-      </w:r>
+          <w:lang w:eastAsia="en-US"/>
+        </w:rPr>
+      </w:pPr>
     </w:p>
     <w:p>
       <w:pPr>
         <w:spacing w:after="0" w:line="240" w:lineRule="auto"/>
-        <w:ind w:left="1133"/>
-        <w:rPr>
-          <w:rFonts w:ascii="Times New Roman" w:eastAsia="Times New Roman" w:hAnsi="Times New Roman" w:cs="Times New Roman"/>
-          <w:sz w:val="28"/>
-          <w:szCs w:val="28"/>
-        </w:rPr>
-      </w:pPr>
+        <w:jc w:val="center"/>
+        <w:rPr>
+          <w:rFonts w:ascii="Times New Roman" w:eastAsia="Times New Roman" w:hAnsi="Times New Roman" w:cs="Times New Roman"/>
+          <w:sz w:val="28"/>
+          <w:szCs w:val="28"/>
+          <w:lang w:eastAsia="en-US"/>
+        </w:rPr>
+      </w:pPr>
+      <w:r>
+        <w:rPr>
+          <w:rFonts w:ascii="Times New Roman" w:eastAsia="Times New Roman" w:hAnsi="Times New Roman" w:cs="Times New Roman"/>
+          <w:sz w:val="28"/>
+          <w:szCs w:val="28"/>
+          <w:lang w:eastAsia="en-US"/>
+        </w:rPr>
+        <w:t>Листов 5</w:t>
+      </w:r>
     </w:p>
     <w:p>
       <w:pPr>
         <w:spacing w:after="0" w:line="240" w:lineRule="auto"/>
-        <w:ind w:left="1133"/>
-        <w:rPr>
-          <w:rFonts w:ascii="Times New Roman" w:eastAsia="Times New Roman" w:hAnsi="Times New Roman" w:cs="Times New Roman"/>
-          <w:sz w:val="28"/>
-          <w:szCs w:val="28"/>
+        <w:rPr>
+          <w:rFonts w:ascii="Times New Roman" w:eastAsia="Times New Roman" w:hAnsi="Times New Roman" w:cs="Times New Roman"/>
+          <w:sz w:val="28"/>
+          <w:szCs w:val="28"/>
+          <w:lang w:eastAsia="en-US"/>
         </w:rPr>
       </w:pPr>
     </w:p>
     <w:p>
       <w:pPr>
         <w:spacing w:after="0" w:line="240" w:lineRule="auto"/>
-        <w:ind w:left="1133"/>
-        <w:rPr>
-          <w:rFonts w:ascii="Times New Roman" w:eastAsia="Times New Roman" w:hAnsi="Times New Roman" w:cs="Times New Roman"/>
-          <w:sz w:val="28"/>
-          <w:szCs w:val="28"/>
+        <w:rPr>
+          <w:rFonts w:ascii="Times New Roman" w:eastAsia="Times New Roman" w:hAnsi="Times New Roman" w:cs="Times New Roman"/>
+          <w:sz w:val="28"/>
+          <w:szCs w:val="28"/>
+          <w:lang w:eastAsia="en-US"/>
         </w:rPr>
       </w:pPr>
     </w:p>
     <w:p>
       <w:pPr>
         <w:spacing w:after="0" w:line="240" w:lineRule="auto"/>
-        <w:ind w:left="1133"/>
-        <w:rPr>
-          <w:rFonts w:ascii="Times New Roman" w:eastAsia="Times New Roman" w:hAnsi="Times New Roman" w:cs="Times New Roman"/>
-          <w:sz w:val="28"/>
-          <w:szCs w:val="28"/>
-        </w:rPr>
-      </w:pPr>
-    </w:p>
-    <w:p>
-      <w:pPr>
-        <w:spacing w:after="0" w:line="240" w:lineRule="auto"/>
-        <w:ind w:left="283"/>
-        <w:rPr>
-          <w:rFonts w:ascii="Times New Roman" w:eastAsia="Times New Roman" w:hAnsi="Times New Roman" w:cs="Times New Roman"/>
-          <w:sz w:val="28"/>
-          <w:szCs w:val="28"/>
-        </w:rPr>
-      </w:pPr>
-      <w:r>
-        <w:rPr>
-          <w:rFonts w:ascii="Times New Roman" w:eastAsia="Times New Roman" w:hAnsi="Times New Roman" w:cs="Times New Roman"/>
-          <w:sz w:val="28"/>
-          <w:szCs w:val="28"/>
-        </w:rPr>
-        <w:t>ИСПОЛНИТЕЛЬ: ____________________ Васильев Владимир Михайлович</w:t>
-      </w:r>
-    </w:p>
-    <w:p>
-      <w:pPr>
-        <w:spacing w:after="0" w:line="240" w:lineRule="auto"/>
-        <w:ind w:left="1133"/>
-        <w:rPr>
-          <w:rFonts w:ascii="Times New Roman" w:eastAsia="Times New Roman" w:hAnsi="Times New Roman" w:cs="Times New Roman"/>
-          <w:sz w:val="28"/>
-          <w:szCs w:val="28"/>
-        </w:rPr>
-      </w:pPr>
-    </w:p>
-    <w:p>
-      <w:pPr>
-        <w:spacing w:after="0" w:line="240" w:lineRule="auto"/>
-        <w:ind w:left="283"/>
-        <w:rPr>
-          <w:rFonts w:ascii="Times New Roman" w:eastAsia="Times New Roman" w:hAnsi="Times New Roman" w:cs="Times New Roman"/>
-          <w:sz w:val="28"/>
-          <w:szCs w:val="28"/>
-        </w:rPr>
-      </w:pPr>
-      <w:r>
-        <w:rPr>
-          <w:rFonts w:ascii="Times New Roman" w:eastAsia="Times New Roman" w:hAnsi="Times New Roman" w:cs="Times New Roman"/>
-          <w:sz w:val="28"/>
-          <w:szCs w:val="28"/>
-        </w:rPr>
-        <w:t xml:space="preserve">  "__"___________2026 г. </w:t>
-      </w:r>
-    </w:p>
+        <w:rPr>
+          <w:rFonts w:ascii="Times New Roman" w:eastAsia="Times New Roman" w:hAnsi="Times New Roman" w:cs="Times New Roman"/>
+          <w:sz w:val="28"/>
+          <w:szCs w:val="28"/>
+          <w:lang w:eastAsia="en-US"/>
+        </w:rPr>
+      </w:pPr>
+    </w:p>
+    <w:tbl>
+      <w:tblPr>
+        <w:tblW w:w="5830" w:type="dxa"/>
+        <w:tblInd w:w="3828" w:type="dxa"/>
+        <w:tblLayout w:type="fixed"/>
+        <w:tblLook w:val="0000" w:firstRow="0" w:lastRow="0" w:firstColumn="0" w:lastColumn="0" w:noHBand="0" w:noVBand="0"/>
+      </w:tblPr>
+      <w:tblGrid>
+        <w:gridCol w:w="2378"/>
+        <w:gridCol w:w="423"/>
+        <w:gridCol w:w="236"/>
+        <w:gridCol w:w="2751"/>
+        <w:gridCol w:w="42"/>
+      </w:tblGrid>
+      <w:tr>
+        <w:trPr>
+          <w:gridAfter w:val="1"/>
+          <w:wAfter w:w="42" w:type="dxa"/>
+          <w:trHeight w:val="455"/>
+        </w:trPr>
+        <w:tc>
+          <w:tcPr>
+            <w:tcW w:w="5788" w:type="dxa"/>
+            <w:gridSpan w:val="4"/>
+            <w:vAlign w:val="bottom"/>
+          </w:tcPr>
+          <w:p>
+            <w:pPr>
+              <w:spacing w:after="0" w:line="240" w:lineRule="auto"/>
+              <w:rPr>
+                <w:rFonts w:ascii="Times New Roman" w:eastAsia="Times New Roman" w:hAnsi="Times New Roman" w:cs="Times New Roman"/>
+                <w:color w:val="000000"/>
+                <w:sz w:val="28"/>
+                <w:szCs w:val="28"/>
+                <w:lang w:eastAsia="en-US"/>
+              </w:rPr>
+            </w:pPr>
+            <w:r>
+              <w:rPr>
+                <w:rFonts w:ascii="Times New Roman" w:eastAsia="Times New Roman" w:hAnsi="Times New Roman" w:cs="Times New Roman"/>
+                <w:color w:val="000000"/>
+                <w:sz w:val="28"/>
+                <w:szCs w:val="28"/>
+                <w:lang w:eastAsia="en-US"/>
+              </w:rPr>
+              <w:t>Исполнитель: студент ИУ5Ц – 101Бб</w:t>
+            </w:r>
+          </w:p>
+        </w:tc>
+      </w:tr>
+      <w:tr>
+        <w:trPr>
+          <w:trHeight w:val="405"/>
+        </w:trPr>
+        <w:tc>
+          <w:tcPr>
+            <w:tcW w:w="2409" w:type="dxa"/>
+            <w:tcBorders>
+              <w:bottom w:val="single" w:sz="4" w:space="0" w:color="auto"/>
+            </w:tcBorders>
+            <w:vAlign w:val="bottom"/>
+          </w:tcPr>
+          <w:p>
+            <w:pPr>
+              <w:spacing w:after="0" w:line="240" w:lineRule="auto"/>
+              <w:rPr>
+                <w:rFonts w:ascii="Times New Roman" w:eastAsia="Times New Roman" w:hAnsi="Times New Roman" w:cs="Times New Roman"/>
+                <w:color w:val="000000"/>
+                <w:sz w:val="28"/>
+                <w:szCs w:val="28"/>
+                <w:lang w:eastAsia="en-US"/>
+              </w:rPr>
+            </w:pPr>
+          </w:p>
+        </w:tc>
+        <w:tc>
+          <w:tcPr>
+            <w:tcW w:w="426" w:type="dxa"/>
+            <w:vAlign w:val="bottom"/>
+          </w:tcPr>
+          <w:p>
+            <w:pPr>
+              <w:spacing w:after="0" w:line="240" w:lineRule="auto"/>
+              <w:rPr>
+                <w:rFonts w:ascii="Times New Roman" w:eastAsia="Times New Roman" w:hAnsi="Times New Roman" w:cs="Times New Roman"/>
+                <w:color w:val="000000"/>
+                <w:sz w:val="28"/>
+                <w:szCs w:val="28"/>
+                <w:lang w:eastAsia="en-US"/>
+              </w:rPr>
+            </w:pPr>
+          </w:p>
+        </w:tc>
+        <w:tc>
+          <w:tcPr>
+            <w:tcW w:w="166" w:type="dxa"/>
+            <w:vAlign w:val="bottom"/>
+          </w:tcPr>
+          <w:p>
+            <w:pPr>
+              <w:spacing w:after="0" w:line="240" w:lineRule="auto"/>
+              <w:rPr>
+                <w:rFonts w:ascii="Times New Roman" w:eastAsia="Times New Roman" w:hAnsi="Times New Roman" w:cs="Times New Roman"/>
+                <w:color w:val="000000"/>
+                <w:sz w:val="28"/>
+                <w:szCs w:val="28"/>
+                <w:lang w:eastAsia="en-US"/>
+              </w:rPr>
+            </w:pPr>
+          </w:p>
+        </w:tc>
+        <w:tc>
+          <w:tcPr>
+            <w:tcW w:w="2829" w:type="dxa"/>
+            <w:gridSpan w:val="2"/>
+            <w:tcBorders>
+              <w:bottom w:val="single" w:sz="4" w:space="0" w:color="auto"/>
+            </w:tcBorders>
+            <w:vAlign w:val="bottom"/>
+          </w:tcPr>
+          <w:p>
+            <w:pPr>
+              <w:spacing w:after="0" w:line="240" w:lineRule="auto"/>
+              <w:rPr>
+                <w:rFonts w:ascii="Times New Roman" w:eastAsia="Times New Roman" w:hAnsi="Times New Roman" w:cs="Times New Roman"/>
+                <w:color w:val="000000"/>
+                <w:sz w:val="28"/>
+                <w:szCs w:val="28"/>
+                <w:lang w:eastAsia="en-US"/>
+              </w:rPr>
+            </w:pPr>
+            <w:r>
+              <w:rPr>
+                <w:rFonts w:ascii="Times New Roman" w:eastAsia="Times New Roman" w:hAnsi="Times New Roman" w:cs="Times New Roman"/>
+                <w:color w:val="000000"/>
+                <w:sz w:val="28"/>
+                <w:szCs w:val="28"/>
+                <w:lang w:eastAsia="en-US"/>
+              </w:rPr>
+              <w:t xml:space="preserve">   В.М. Васильев</w:t>
+            </w:r>
+          </w:p>
+        </w:tc>
+      </w:tr>
+      <w:tr>
+        <w:trPr>
+          <w:gridAfter w:val="1"/>
+          <w:wAfter w:w="42" w:type="dxa"/>
+          <w:trHeight w:val="624"/>
+        </w:trPr>
+        <w:tc>
+          <w:tcPr>
+            <w:tcW w:w="5788" w:type="dxa"/>
+            <w:gridSpan w:val="4"/>
+            <w:vAlign w:val="bottom"/>
+          </w:tcPr>
+          <w:p>
+            <w:pPr>
+              <w:spacing w:after="0" w:line="240" w:lineRule="auto"/>
+              <w:rPr>
+                <w:rFonts w:ascii="Times New Roman" w:eastAsia="Times New Roman" w:hAnsi="Times New Roman" w:cs="Times New Roman"/>
+                <w:sz w:val="16"/>
+                <w:szCs w:val="16"/>
+                <w:lang w:eastAsia="en-US"/>
+              </w:rPr>
+            </w:pPr>
+            <w:r>
+              <w:rPr>
+                <w:rFonts w:ascii="Times New Roman" w:eastAsia="Times New Roman" w:hAnsi="Times New Roman" w:cs="Times New Roman"/>
+                <w:sz w:val="16"/>
+                <w:szCs w:val="16"/>
+                <w:lang w:eastAsia="en-US"/>
+              </w:rPr>
+              <w:t xml:space="preserve">                         (подпись)                                            (инициалы и фамилия)</w:t>
+            </w:r>
+          </w:p>
+          <w:p>
+            <w:pPr>
+              <w:spacing w:after="0" w:line="240" w:lineRule="auto"/>
+              <w:rPr>
+                <w:rFonts w:ascii="Times New Roman" w:eastAsia="Times New Roman" w:hAnsi="Times New Roman" w:cs="Times New Roman"/>
+                <w:sz w:val="16"/>
+                <w:szCs w:val="16"/>
+                <w:lang w:eastAsia="en-US"/>
+              </w:rPr>
+            </w:pPr>
+            <w:r>
+              <w:rPr>
+                <w:rFonts w:ascii="Times New Roman" w:eastAsia="Times New Roman" w:hAnsi="Times New Roman" w:cs="Times New Roman"/>
+                <w:color w:val="000000"/>
+                <w:sz w:val="28"/>
+                <w:szCs w:val="28"/>
+                <w:lang w:eastAsia="en-US"/>
+              </w:rPr>
+              <w:t>«____» ______________2026 г.</w:t>
+            </w:r>
+          </w:p>
+        </w:tc>
+      </w:tr>
+    </w:tbl>
     <w:p>
       <w:pPr>
         <w:keepNext/>
@@ -23523,48 +23251,127 @@
           <w:right w:val="nil"/>
           <w:between w:val="nil"/>
         </w:pBdr>
-        <w:spacing w:before="240" w:after="60" w:line="240" w:lineRule="auto"/>
-        <w:jc w:val="both"/>
+        <w:spacing w:after="0" w:line="240" w:lineRule="auto"/>
+        <w:ind w:firstLine="709"/>
+        <w:jc w:val="center"/>
         <w:rPr>
           <w:rFonts w:ascii="Times New Roman" w:eastAsia="Times New Roman" w:hAnsi="Times New Roman" w:cs="Times New Roman"/>
           <w:color w:val="000000"/>
           <w:sz w:val="28"/>
           <w:szCs w:val="28"/>
-        </w:rPr>
-      </w:pPr>
-    </w:p>
-    <w:p>
-      <w:pPr>
-        <w:widowControl w:val="0"/>
+          <w:lang w:eastAsia="en-US"/>
+        </w:rPr>
+      </w:pPr>
+    </w:p>
+    <w:p>
+      <w:pPr>
+        <w:keepNext/>
+        <w:pBdr>
+          <w:top w:val="nil"/>
+          <w:left w:val="nil"/>
+          <w:bottom w:val="nil"/>
+          <w:right w:val="nil"/>
+          <w:between w:val="nil"/>
+        </w:pBdr>
         <w:spacing w:after="0" w:line="240" w:lineRule="auto"/>
+        <w:ind w:firstLine="709"/>
         <w:jc w:val="center"/>
         <w:rPr>
           <w:rFonts w:ascii="Times New Roman" w:eastAsia="Times New Roman" w:hAnsi="Times New Roman" w:cs="Times New Roman"/>
-          <w:b/>
-          <w:sz w:val="28"/>
-          <w:szCs w:val="28"/>
-        </w:rPr>
-      </w:pPr>
-      <w:r>
-        <w:rPr>
-          <w:rFonts w:ascii="Times New Roman" w:eastAsia="Times New Roman" w:hAnsi="Times New Roman" w:cs="Times New Roman"/>
-          <w:sz w:val="28"/>
-          <w:szCs w:val="28"/>
-        </w:rPr>
-        <w:t>Москва - 2026</w:t>
-      </w:r>
-    </w:p>
-    <w:p>
-      <w:pPr>
-        <w:rPr>
-          <w:rFonts w:ascii="Times New Roman" w:eastAsia="Times New Roman" w:hAnsi="Times New Roman"/>
-          <w:sz w:val="28"/>
-        </w:rPr>
-      </w:pPr>
-      <w:r>
-        <w:rPr>
-          <w:rFonts w:ascii="Times New Roman" w:eastAsia="Times New Roman" w:hAnsi="Times New Roman"/>
-          <w:sz w:val="28"/>
+          <w:color w:val="000000"/>
+          <w:sz w:val="28"/>
+          <w:szCs w:val="28"/>
+          <w:lang w:eastAsia="en-US"/>
+        </w:rPr>
+      </w:pPr>
+    </w:p>
+    <w:p>
+      <w:pPr>
+        <w:keepNext/>
+        <w:pBdr>
+          <w:top w:val="nil"/>
+          <w:left w:val="nil"/>
+          <w:bottom w:val="nil"/>
+          <w:right w:val="nil"/>
+          <w:between w:val="nil"/>
+        </w:pBdr>
+        <w:spacing w:after="0" w:line="240" w:lineRule="auto"/>
+        <w:ind w:firstLine="709"/>
+        <w:jc w:val="center"/>
+        <w:rPr>
+          <w:rFonts w:ascii="Times New Roman" w:eastAsia="Times New Roman" w:hAnsi="Times New Roman" w:cs="Times New Roman"/>
+          <w:color w:val="000000"/>
+          <w:sz w:val="28"/>
+          <w:szCs w:val="28"/>
+          <w:lang w:eastAsia="en-US"/>
+        </w:rPr>
+      </w:pPr>
+    </w:p>
+    <w:p>
+      <w:pPr>
+        <w:keepNext/>
+        <w:pBdr>
+          <w:top w:val="nil"/>
+          <w:left w:val="nil"/>
+          <w:bottom w:val="nil"/>
+          <w:right w:val="nil"/>
+          <w:between w:val="nil"/>
+        </w:pBdr>
+        <w:spacing w:after="0" w:line="240" w:lineRule="auto"/>
+        <w:ind w:firstLine="709"/>
+        <w:jc w:val="center"/>
+        <w:rPr>
+          <w:rFonts w:ascii="Times New Roman" w:eastAsia="Times New Roman" w:hAnsi="Times New Roman" w:cs="Times New Roman"/>
+          <w:color w:val="000000"/>
+          <w:sz w:val="28"/>
+          <w:szCs w:val="28"/>
+          <w:lang w:eastAsia="en-US"/>
+        </w:rPr>
+      </w:pPr>
+    </w:p>
+    <w:p>
+      <w:pPr>
+        <w:keepNext/>
+        <w:pBdr>
+          <w:top w:val="nil"/>
+          <w:left w:val="nil"/>
+          <w:bottom w:val="nil"/>
+          <w:right w:val="nil"/>
+          <w:between w:val="nil"/>
+        </w:pBdr>
+        <w:spacing w:after="0" w:line="240" w:lineRule="auto"/>
+        <w:ind w:firstLine="709"/>
+        <w:jc w:val="center"/>
+        <w:rPr>
+          <w:rFonts w:ascii="Times New Roman" w:eastAsia="Times New Roman" w:hAnsi="Times New Roman" w:cs="Times New Roman"/>
+          <w:color w:val="000000"/>
+          <w:sz w:val="28"/>
+          <w:szCs w:val="28"/>
+          <w:lang w:eastAsia="en-US"/>
+        </w:rPr>
+      </w:pPr>
+    </w:p>
+    <w:p>
+      <w:pPr>
+        <w:pStyle w:val="10"/>
+        <w:spacing w:before="0" w:after="440" w:line="360" w:lineRule="auto"/>
+        <w:jc w:val="center"/>
+        <w:rPr>
+          <w:rFonts w:eastAsia="Times New Roman"/>
+        </w:rPr>
+      </w:pPr>
+      <w:r>
+        <w:rPr>
+          <w:rFonts w:eastAsia="Times New Roman" w:cs="Times New Roman"/>
+          <w:b w:val="0"/>
+          <w:bCs w:val="0"/>
+          <w:lang w:eastAsia="en-US"/>
+        </w:rPr>
+        <w:t>2026</w:t>
+      </w:r>
+      <w:r>
+        <w:rPr>
+          <w:rFonts w:eastAsia="Times New Roman"/>
         </w:rPr>
         <w:br w:type="page"/>
       </w:r>
@@ -23594,7 +23401,7 @@
           <w:szCs w:val="28"/>
         </w:rPr>
       </w:pPr>
-      <w:bookmarkStart w:id="50" w:name="_Toc230464244"/>
+      <w:bookmarkStart w:id="48" w:name="_Toc230464244"/>
       <w:r>
         <w:rPr>
           <w:rFonts w:cs="Times New Roman"/>
@@ -23602,7 +23409,7 @@
         </w:rPr>
         <w:t>Объект испытаний</w:t>
       </w:r>
-      <w:bookmarkEnd w:id="50"/>
+      <w:bookmarkEnd w:id="48"/>
     </w:p>
     <w:p>
       <w:pPr>
@@ -23618,8 +23425,8 @@
           <w:szCs w:val="28"/>
         </w:rPr>
       </w:pPr>
-      <w:bookmarkStart w:id="51" w:name="_heading=h.3pq2rbu9n0o6" w:colFirst="0" w:colLast="0"/>
-      <w:bookmarkEnd w:id="51"/>
+      <w:bookmarkStart w:id="49" w:name="_heading=h.3pq2rbu9n0o6" w:colFirst="0" w:colLast="0"/>
+      <w:bookmarkEnd w:id="49"/>
       <w:r>
         <w:rPr>
           <w:rFonts w:ascii="Times New Roman" w:hAnsi="Times New Roman" w:cs="Times New Roman"/>
@@ -23678,7 +23485,7 @@
           <w:szCs w:val="28"/>
         </w:rPr>
       </w:pPr>
-      <w:bookmarkStart w:id="52" w:name="_Toc230464245"/>
+      <w:bookmarkStart w:id="50" w:name="_Toc230464245"/>
       <w:r>
         <w:rPr>
           <w:rFonts w:cs="Times New Roman"/>
@@ -23686,7 +23493,7 @@
         </w:rPr>
         <w:t>Наименование системы</w:t>
       </w:r>
-      <w:bookmarkEnd w:id="52"/>
+      <w:bookmarkEnd w:id="50"/>
     </w:p>
     <w:p>
       <w:pPr>
@@ -23728,9 +23535,9 @@
           <w:szCs w:val="28"/>
         </w:rPr>
       </w:pPr>
-      <w:bookmarkStart w:id="53" w:name="_heading=h.hyrpq99xgu7v" w:colFirst="0" w:colLast="0"/>
-      <w:bookmarkStart w:id="54" w:name="_Toc230464246"/>
-      <w:bookmarkEnd w:id="53"/>
+      <w:bookmarkStart w:id="51" w:name="_heading=h.hyrpq99xgu7v" w:colFirst="0" w:colLast="0"/>
+      <w:bookmarkStart w:id="52" w:name="_Toc230464246"/>
+      <w:bookmarkEnd w:id="51"/>
       <w:r>
         <w:rPr>
           <w:rFonts w:cs="Times New Roman"/>
@@ -23738,7 +23545,7 @@
         </w:rPr>
         <w:t>Цель испытаний</w:t>
       </w:r>
-      <w:bookmarkEnd w:id="54"/>
+      <w:bookmarkEnd w:id="52"/>
     </w:p>
     <w:p>
       <w:pPr>
@@ -23754,8 +23561,8 @@
           <w:szCs w:val="28"/>
         </w:rPr>
       </w:pPr>
-      <w:bookmarkStart w:id="55" w:name="_heading=h.vqull4f1g2gy" w:colFirst="0" w:colLast="0"/>
-      <w:bookmarkEnd w:id="55"/>
+      <w:bookmarkStart w:id="53" w:name="_heading=h.vqull4f1g2gy" w:colFirst="0" w:colLast="0"/>
+      <w:bookmarkEnd w:id="53"/>
       <w:r>
         <w:rPr>
           <w:rFonts w:ascii="Times New Roman" w:hAnsi="Times New Roman" w:cs="Times New Roman"/>
@@ -23778,7 +23585,7 @@
           <w:szCs w:val="28"/>
         </w:rPr>
       </w:pPr>
-      <w:bookmarkStart w:id="56" w:name="_Toc230464247"/>
+      <w:bookmarkStart w:id="54" w:name="_Toc230464247"/>
       <w:r>
         <w:rPr>
           <w:rFonts w:cs="Times New Roman"/>
@@ -23786,7 +23593,7 @@
         </w:rPr>
         <w:t>Состав предъявляемой документации</w:t>
       </w:r>
-      <w:bookmarkEnd w:id="56"/>
+      <w:bookmarkEnd w:id="54"/>
     </w:p>
     <w:p>
       <w:pPr>
@@ -23890,9 +23697,9 @@
           <w:szCs w:val="28"/>
         </w:rPr>
       </w:pPr>
-      <w:bookmarkStart w:id="57" w:name="_heading=h.8rdguo9skxpn" w:colFirst="0" w:colLast="0"/>
-      <w:bookmarkStart w:id="58" w:name="_Toc230464248"/>
-      <w:bookmarkEnd w:id="57"/>
+      <w:bookmarkStart w:id="55" w:name="_heading=h.8rdguo9skxpn" w:colFirst="0" w:colLast="0"/>
+      <w:bookmarkStart w:id="56" w:name="_Toc230464248"/>
+      <w:bookmarkEnd w:id="55"/>
       <w:r>
         <w:rPr>
           <w:rFonts w:cs="Times New Roman"/>
@@ -23900,7 +23707,7 @@
         </w:rPr>
         <w:t>Технические требования</w:t>
       </w:r>
-      <w:bookmarkEnd w:id="58"/>
+      <w:bookmarkEnd w:id="56"/>
     </w:p>
     <w:p>
       <w:pPr>
@@ -23992,7 +23799,7 @@
           <w:szCs w:val="28"/>
         </w:rPr>
       </w:pPr>
-      <w:bookmarkStart w:id="59" w:name="_Toc230464249"/>
+      <w:bookmarkStart w:id="57" w:name="_Toc230464249"/>
       <w:r>
         <w:rPr>
           <w:rFonts w:cs="Times New Roman"/>
@@ -24000,7 +23807,7 @@
         </w:rPr>
         <w:t>Средства и порядок испытаний</w:t>
       </w:r>
-      <w:bookmarkEnd w:id="59"/>
+      <w:bookmarkEnd w:id="57"/>
     </w:p>
     <w:p>
       <w:pPr>
@@ -24015,9 +23822,9 @@
           <w:szCs w:val="28"/>
         </w:rPr>
       </w:pPr>
-      <w:bookmarkStart w:id="60" w:name="_heading=h.dpguaykjbklm" w:colFirst="0" w:colLast="0"/>
-      <w:bookmarkStart w:id="61" w:name="_Toc230464250"/>
-      <w:bookmarkEnd w:id="60"/>
+      <w:bookmarkStart w:id="58" w:name="_heading=h.dpguaykjbklm" w:colFirst="0" w:colLast="0"/>
+      <w:bookmarkStart w:id="59" w:name="_Toc230464250"/>
+      <w:bookmarkEnd w:id="58"/>
       <w:r>
         <w:rPr>
           <w:rFonts w:cs="Times New Roman"/>
@@ -24025,7 +23832,7 @@
         </w:rPr>
         <w:t>Порядок проведения испытаний</w:t>
       </w:r>
-      <w:bookmarkEnd w:id="61"/>
+      <w:bookmarkEnd w:id="59"/>
     </w:p>
     <w:p>
       <w:pPr>
@@ -24300,23 +24107,13 @@
         <w:t xml:space="preserve"> </w:t>
       </w:r>
       <w:proofErr w:type="spellStart"/>
-      <w:proofErr w:type="gramStart"/>
       <w:r>
         <w:rPr>
           <w:rFonts w:ascii="Times New Roman" w:hAnsi="Times New Roman" w:cs="Times New Roman"/>
           <w:sz w:val="28"/>
           <w:szCs w:val="28"/>
         </w:rPr>
-        <w:t>app.main</w:t>
-      </w:r>
-      <w:proofErr w:type="gramEnd"/>
-      <w:r>
-        <w:rPr>
-          <w:rFonts w:ascii="Times New Roman" w:hAnsi="Times New Roman" w:cs="Times New Roman"/>
-          <w:sz w:val="28"/>
-          <w:szCs w:val="28"/>
-        </w:rPr>
-        <w:t>:app</w:t>
+        <w:t>app.main:app</w:t>
       </w:r>
       <w:proofErr w:type="spellEnd"/>
       <w:r>
@@ -24439,7 +24236,7 @@
           <w:szCs w:val="28"/>
         </w:rPr>
       </w:pPr>
-      <w:bookmarkStart w:id="62" w:name="_Toc230464251"/>
+      <w:bookmarkStart w:id="60" w:name="_Toc230464251"/>
       <w:r>
         <w:rPr>
           <w:rFonts w:cs="Times New Roman"/>
@@ -24447,7 +24244,7 @@
         </w:rPr>
         <w:t>Требования к техническим средствам</w:t>
       </w:r>
-      <w:bookmarkEnd w:id="62"/>
+      <w:bookmarkEnd w:id="60"/>
     </w:p>
     <w:p>
       <w:pPr>
@@ -24825,7 +24622,7 @@
           <w:szCs w:val="28"/>
         </w:rPr>
       </w:pPr>
-      <w:bookmarkStart w:id="63" w:name="_Toc230464252"/>
+      <w:bookmarkStart w:id="61" w:name="_Toc230464252"/>
       <w:r>
         <w:rPr>
           <w:rFonts w:cs="Times New Roman"/>
@@ -24834,7 +24631,7 @@
         <w:lastRenderedPageBreak/>
         <w:t>Требования к программным средствам</w:t>
       </w:r>
-      <w:bookmarkEnd w:id="63"/>
+      <w:bookmarkEnd w:id="61"/>
     </w:p>
     <w:p>
       <w:pPr>
@@ -24854,8 +24651,8 @@
           <w:szCs w:val="28"/>
         </w:rPr>
       </w:pPr>
-      <w:bookmarkStart w:id="64" w:name="_heading=h.2ko702j1gwly" w:colFirst="0" w:colLast="0"/>
-      <w:bookmarkEnd w:id="64"/>
+      <w:bookmarkStart w:id="62" w:name="_heading=h.2ko702j1gwly" w:colFirst="0" w:colLast="0"/>
+      <w:bookmarkEnd w:id="62"/>
       <w:r>
         <w:rPr>
           <w:rFonts w:ascii="Times New Roman" w:hAnsi="Times New Roman" w:cs="Times New Roman"/>
@@ -25422,7 +25219,7 @@
           <w:szCs w:val="28"/>
         </w:rPr>
       </w:pPr>
-      <w:bookmarkStart w:id="65" w:name="_Toc230464253"/>
+      <w:bookmarkStart w:id="63" w:name="_Toc230464253"/>
       <w:r>
         <w:rPr>
           <w:rFonts w:cs="Times New Roman"/>
@@ -25430,7 +25227,7 @@
         </w:rPr>
         <w:t>Методы испытаний</w:t>
       </w:r>
-      <w:bookmarkEnd w:id="65"/>
+      <w:bookmarkEnd w:id="63"/>
     </w:p>
     <w:p>
       <w:pPr>
@@ -25470,8 +25267,8 @@
           <w:szCs w:val="28"/>
         </w:rPr>
       </w:pPr>
-      <w:bookmarkStart w:id="66" w:name="_heading=h.puv3be92za6p" w:colFirst="0" w:colLast="0"/>
-      <w:bookmarkEnd w:id="66"/>
+      <w:bookmarkStart w:id="64" w:name="_heading=h.puv3be92za6p" w:colFirst="0" w:colLast="0"/>
+      <w:bookmarkEnd w:id="64"/>
       <w:r>
         <w:rPr>
           <w:rFonts w:ascii="Times New Roman" w:hAnsi="Times New Roman" w:cs="Times New Roman"/>
@@ -25520,8 +25317,8 @@
                 <w:szCs w:val="28"/>
               </w:rPr>
             </w:pPr>
-            <w:bookmarkStart w:id="67" w:name="_heading=h.q0i1blshmyxl" w:colFirst="0" w:colLast="0"/>
-            <w:bookmarkEnd w:id="67"/>
+            <w:bookmarkStart w:id="65" w:name="_heading=h.q0i1blshmyxl" w:colFirst="0" w:colLast="0"/>
+            <w:bookmarkEnd w:id="65"/>
             <w:r>
               <w:rPr>
                 <w:rFonts w:ascii="Times New Roman" w:hAnsi="Times New Roman" w:cs="Times New Roman"/>
@@ -26714,11 +26511,11 @@
         </w:numPr>
         <w:ind w:left="720" w:hanging="360"/>
       </w:pPr>
-      <w:bookmarkStart w:id="68" w:name="_Toc230464254"/>
+      <w:bookmarkStart w:id="66" w:name="_Toc230464254"/>
       <w:r>
         <w:t>Результат испытаний</w:t>
       </w:r>
-      <w:bookmarkEnd w:id="68"/>
+      <w:bookmarkEnd w:id="66"/>
     </w:p>
     <w:p>
       <w:pPr>
@@ -26792,7 +26589,7 @@
           <w:color w:val="000000"/>
         </w:rPr>
       </w:pPr>
-      <w:bookmarkStart w:id="69" w:name="_Toc230464255"/>
+      <w:bookmarkStart w:id="67" w:name="_Toc230464255"/>
       <w:r>
         <w:rPr>
           <w:rFonts w:eastAsia="Times New Roman"/>
@@ -26800,7 +26597,7 @@
         <w:lastRenderedPageBreak/>
         <w:t>ПРИЛОЖЕНИЕ Г СПИСОК HTTP-МЕТОДОВ</w:t>
       </w:r>
-      <w:bookmarkEnd w:id="69"/>
+      <w:bookmarkEnd w:id="67"/>
     </w:p>
     <w:p>
       <w:pPr>
@@ -27216,7 +27013,6 @@
               <w:t xml:space="preserve">: </w:t>
             </w:r>
             <w:proofErr w:type="spellStart"/>
-            <w:proofErr w:type="gramStart"/>
             <w:r>
               <w:rPr>
                 <w:rFonts w:ascii="Times New Roman" w:eastAsia="Times New Roman" w:hAnsi="Times New Roman" w:cs="Times New Roman"/>
@@ -27225,7 +27021,6 @@
               <w:t>string,email</w:t>
             </w:r>
             <w:proofErr w:type="spellEnd"/>
-            <w:proofErr w:type="gramEnd"/>
             <w:r>
               <w:rPr>
                 <w:rFonts w:ascii="Times New Roman" w:eastAsia="Times New Roman" w:hAnsi="Times New Roman" w:cs="Times New Roman"/>
@@ -27584,7 +27379,6 @@
               <w:t xml:space="preserve">: </w:t>
             </w:r>
             <w:proofErr w:type="spellStart"/>
-            <w:proofErr w:type="gramStart"/>
             <w:r>
               <w:rPr>
                 <w:rFonts w:ascii="Times New Roman" w:eastAsia="Times New Roman" w:hAnsi="Times New Roman" w:cs="Times New Roman"/>
@@ -27596,14 +27390,7 @@
               <w:rPr>
                 <w:rFonts w:ascii="Times New Roman" w:eastAsia="Times New Roman" w:hAnsi="Times New Roman" w:cs="Times New Roman"/>
               </w:rPr>
-              <w:t>[</w:t>
-            </w:r>
-            <w:proofErr w:type="gramEnd"/>
-            <w:r>
-              <w:rPr>
-                <w:rFonts w:ascii="Times New Roman" w:eastAsia="Times New Roman" w:hAnsi="Times New Roman" w:cs="Times New Roman"/>
-              </w:rPr>
-              <w:t>]}</w:t>
+              <w:t>[]}</w:t>
             </w:r>
           </w:p>
         </w:tc>
@@ -27790,7 +27577,6 @@
               <w:t xml:space="preserve">: </w:t>
             </w:r>
             <w:proofErr w:type="spellStart"/>
-            <w:proofErr w:type="gramStart"/>
             <w:r>
               <w:rPr>
                 <w:rFonts w:ascii="Times New Roman" w:eastAsia="Times New Roman" w:hAnsi="Times New Roman" w:cs="Times New Roman"/>
@@ -27799,7 +27585,6 @@
               <w:t>string,email</w:t>
             </w:r>
             <w:proofErr w:type="spellEnd"/>
-            <w:proofErr w:type="gramEnd"/>
             <w:r>
               <w:rPr>
                 <w:rFonts w:ascii="Times New Roman" w:eastAsia="Times New Roman" w:hAnsi="Times New Roman" w:cs="Times New Roman"/>
@@ -27902,7 +27687,6 @@
               <w:t xml:space="preserve">{token: </w:t>
             </w:r>
             <w:proofErr w:type="spellStart"/>
-            <w:proofErr w:type="gramStart"/>
             <w:r>
               <w:rPr>
                 <w:rFonts w:ascii="Times New Roman" w:eastAsia="Times New Roman" w:hAnsi="Times New Roman" w:cs="Times New Roman"/>
@@ -27911,7 +27695,6 @@
               <w:t>string,user</w:t>
             </w:r>
             <w:proofErr w:type="spellEnd"/>
-            <w:proofErr w:type="gramEnd"/>
             <w:r>
               <w:rPr>
                 <w:rFonts w:ascii="Times New Roman" w:eastAsia="Times New Roman" w:hAnsi="Times New Roman" w:cs="Times New Roman"/>
@@ -28121,7 +27904,6 @@
               <w:t xml:space="preserve">{email: </w:t>
             </w:r>
             <w:proofErr w:type="spellStart"/>
-            <w:proofErr w:type="gramStart"/>
             <w:r>
               <w:rPr>
                 <w:rFonts w:ascii="Times New Roman" w:eastAsia="Times New Roman" w:hAnsi="Times New Roman" w:cs="Times New Roman"/>
@@ -28130,7 +27912,6 @@
               <w:t>string,password</w:t>
             </w:r>
             <w:proofErr w:type="spellEnd"/>
-            <w:proofErr w:type="gramEnd"/>
             <w:r>
               <w:rPr>
                 <w:rFonts w:ascii="Times New Roman" w:eastAsia="Times New Roman" w:hAnsi="Times New Roman" w:cs="Times New Roman"/>
@@ -28201,7 +27982,6 @@
               <w:t xml:space="preserve">{token: </w:t>
             </w:r>
             <w:proofErr w:type="spellStart"/>
-            <w:proofErr w:type="gramStart"/>
             <w:r>
               <w:rPr>
                 <w:rFonts w:ascii="Times New Roman" w:eastAsia="Times New Roman" w:hAnsi="Times New Roman" w:cs="Times New Roman"/>
@@ -28210,7 +27990,6 @@
               <w:t>string,user</w:t>
             </w:r>
             <w:proofErr w:type="spellEnd"/>
-            <w:proofErr w:type="gramEnd"/>
             <w:r>
               <w:rPr>
                 <w:rFonts w:ascii="Times New Roman" w:eastAsia="Times New Roman" w:hAnsi="Times New Roman" w:cs="Times New Roman"/>
@@ -28467,7 +28246,6 @@
               <w:t xml:space="preserve">{token: </w:t>
             </w:r>
             <w:proofErr w:type="spellStart"/>
-            <w:proofErr w:type="gramStart"/>
             <w:r>
               <w:rPr>
                 <w:rFonts w:ascii="Times New Roman" w:eastAsia="Times New Roman" w:hAnsi="Times New Roman" w:cs="Times New Roman"/>
@@ -28476,7 +28254,6 @@
               <w:t>string,user</w:t>
             </w:r>
             <w:proofErr w:type="spellEnd"/>
-            <w:proofErr w:type="gramEnd"/>
             <w:r>
               <w:rPr>
                 <w:rFonts w:ascii="Times New Roman" w:eastAsia="Times New Roman" w:hAnsi="Times New Roman" w:cs="Times New Roman"/>
@@ -28745,7 +28522,6 @@
               <w:t xml:space="preserve">: </w:t>
             </w:r>
             <w:proofErr w:type="spellStart"/>
-            <w:proofErr w:type="gramStart"/>
             <w:r>
               <w:rPr>
                 <w:rFonts w:ascii="Times New Roman" w:eastAsia="Times New Roman" w:hAnsi="Times New Roman" w:cs="Times New Roman"/>
@@ -28757,14 +28533,7 @@
               <w:rPr>
                 <w:rFonts w:ascii="Times New Roman" w:eastAsia="Times New Roman" w:hAnsi="Times New Roman" w:cs="Times New Roman"/>
               </w:rPr>
-              <w:t>[</w:t>
-            </w:r>
-            <w:proofErr w:type="gramEnd"/>
-            <w:r>
-              <w:rPr>
-                <w:rFonts w:ascii="Times New Roman" w:eastAsia="Times New Roman" w:hAnsi="Times New Roman" w:cs="Times New Roman"/>
-              </w:rPr>
-              <w:t>]}</w:t>
+              <w:t>[]}</w:t>
             </w:r>
           </w:p>
         </w:tc>
@@ -29164,7 +28933,6 @@
               <w:t xml:space="preserve">{title: </w:t>
             </w:r>
             <w:proofErr w:type="spellStart"/>
-            <w:proofErr w:type="gramStart"/>
             <w:r>
               <w:rPr>
                 <w:rFonts w:ascii="Times New Roman" w:eastAsia="Times New Roman" w:hAnsi="Times New Roman" w:cs="Times New Roman"/>
@@ -29173,7 +28941,6 @@
               <w:t>string,text</w:t>
             </w:r>
             <w:proofErr w:type="spellEnd"/>
-            <w:proofErr w:type="gramEnd"/>
             <w:r>
               <w:rPr>
                 <w:rFonts w:ascii="Times New Roman" w:eastAsia="Times New Roman" w:hAnsi="Times New Roman" w:cs="Times New Roman"/>
@@ -29470,7 +29237,6 @@
               <w:t xml:space="preserve">{file: </w:t>
             </w:r>
             <w:proofErr w:type="spellStart"/>
-            <w:proofErr w:type="gramStart"/>
             <w:r>
               <w:rPr>
                 <w:rFonts w:ascii="Times New Roman" w:eastAsia="Times New Roman" w:hAnsi="Times New Roman" w:cs="Times New Roman"/>
@@ -29484,15 +29250,7 @@
                 <w:rFonts w:ascii="Times New Roman" w:eastAsia="Times New Roman" w:hAnsi="Times New Roman" w:cs="Times New Roman"/>
                 <w:lang w:val="en-US"/>
               </w:rPr>
-              <w:t>?:</w:t>
-            </w:r>
-            <w:proofErr w:type="gramEnd"/>
-            <w:r>
-              <w:rPr>
-                <w:rFonts w:ascii="Times New Roman" w:eastAsia="Times New Roman" w:hAnsi="Times New Roman" w:cs="Times New Roman"/>
-                <w:lang w:val="en-US"/>
-              </w:rPr>
-              <w:t xml:space="preserve"> </w:t>
+              <w:t xml:space="preserve">?: </w:t>
             </w:r>
             <w:proofErr w:type="spellStart"/>
             <w:r>
@@ -29794,23 +29552,7 @@
                 <w:rFonts w:ascii="Times New Roman" w:eastAsia="Times New Roman" w:hAnsi="Times New Roman" w:cs="Times New Roman"/>
                 <w:lang w:val="en-US"/>
               </w:rPr>
-              <w:t xml:space="preserve">{files: </w:t>
-            </w:r>
-            <w:proofErr w:type="gramStart"/>
-            <w:r>
-              <w:rPr>
-                <w:rFonts w:ascii="Times New Roman" w:eastAsia="Times New Roman" w:hAnsi="Times New Roman" w:cs="Times New Roman"/>
-                <w:lang w:val="en-US"/>
-              </w:rPr>
-              <w:t>binary[</w:t>
-            </w:r>
-            <w:proofErr w:type="gramEnd"/>
-            <w:r>
-              <w:rPr>
-                <w:rFonts w:ascii="Times New Roman" w:eastAsia="Times New Roman" w:hAnsi="Times New Roman" w:cs="Times New Roman"/>
-                <w:lang w:val="en-US"/>
-              </w:rPr>
-              <w:t xml:space="preserve">],kind?: </w:t>
+              <w:t xml:space="preserve">{files: binary[],kind?: </w:t>
             </w:r>
             <w:proofErr w:type="spellStart"/>
             <w:r>
@@ -29891,7 +29633,6 @@
               <w:t xml:space="preserve">{total: </w:t>
             </w:r>
             <w:proofErr w:type="spellStart"/>
-            <w:proofErr w:type="gramStart"/>
             <w:r>
               <w:rPr>
                 <w:rFonts w:ascii="Times New Roman" w:eastAsia="Times New Roman" w:hAnsi="Times New Roman" w:cs="Times New Roman"/>
@@ -29900,7 +29641,6 @@
               <w:t>int,saved</w:t>
             </w:r>
             <w:proofErr w:type="spellEnd"/>
-            <w:proofErr w:type="gramEnd"/>
             <w:r>
               <w:rPr>
                 <w:rFonts w:ascii="Times New Roman" w:eastAsia="Times New Roman" w:hAnsi="Times New Roman" w:cs="Times New Roman"/>
@@ -30108,23 +29848,7 @@
                 <w:rFonts w:ascii="Times New Roman" w:eastAsia="Times New Roman" w:hAnsi="Times New Roman" w:cs="Times New Roman"/>
                 <w:lang w:val="en-US"/>
               </w:rPr>
-              <w:t>{</w:t>
-            </w:r>
-            <w:proofErr w:type="gramStart"/>
-            <w:r>
-              <w:rPr>
-                <w:rFonts w:ascii="Times New Roman" w:eastAsia="Times New Roman" w:hAnsi="Times New Roman" w:cs="Times New Roman"/>
-                <w:lang w:val="en-US"/>
-              </w:rPr>
-              <w:t>kind?:</w:t>
-            </w:r>
-            <w:proofErr w:type="gramEnd"/>
-            <w:r>
-              <w:rPr>
-                <w:rFonts w:ascii="Times New Roman" w:eastAsia="Times New Roman" w:hAnsi="Times New Roman" w:cs="Times New Roman"/>
-                <w:lang w:val="en-US"/>
-              </w:rPr>
-              <w:t xml:space="preserve"> </w:t>
+              <w:t xml:space="preserve">{kind?: </w:t>
             </w:r>
             <w:proofErr w:type="spellStart"/>
             <w:r>
@@ -30219,7 +29943,6 @@
               <w:t xml:space="preserve">: </w:t>
             </w:r>
             <w:proofErr w:type="spellStart"/>
-            <w:proofErr w:type="gramStart"/>
             <w:r>
               <w:rPr>
                 <w:rFonts w:ascii="Times New Roman" w:eastAsia="Times New Roman" w:hAnsi="Times New Roman" w:cs="Times New Roman"/>
@@ -30231,14 +29954,7 @@
               <w:rPr>
                 <w:rFonts w:ascii="Times New Roman" w:eastAsia="Times New Roman" w:hAnsi="Times New Roman" w:cs="Times New Roman"/>
               </w:rPr>
-              <w:t>[</w:t>
-            </w:r>
-            <w:proofErr w:type="gramEnd"/>
-            <w:r>
-              <w:rPr>
-                <w:rFonts w:ascii="Times New Roman" w:eastAsia="Times New Roman" w:hAnsi="Times New Roman" w:cs="Times New Roman"/>
-              </w:rPr>
-              <w:t>]}</w:t>
+              <w:t>[]}</w:t>
             </w:r>
           </w:p>
         </w:tc>
@@ -30690,23 +30406,7 @@
                 <w:rFonts w:ascii="Times New Roman" w:eastAsia="Times New Roman" w:hAnsi="Times New Roman" w:cs="Times New Roman"/>
                 <w:lang w:val="en-US"/>
               </w:rPr>
-              <w:t>{</w:t>
-            </w:r>
-            <w:proofErr w:type="gramStart"/>
-            <w:r>
-              <w:rPr>
-                <w:rFonts w:ascii="Times New Roman" w:eastAsia="Times New Roman" w:hAnsi="Times New Roman" w:cs="Times New Roman"/>
-                <w:lang w:val="en-US"/>
-              </w:rPr>
-              <w:t>title?:</w:t>
-            </w:r>
-            <w:proofErr w:type="gramEnd"/>
-            <w:r>
-              <w:rPr>
-                <w:rFonts w:ascii="Times New Roman" w:eastAsia="Times New Roman" w:hAnsi="Times New Roman" w:cs="Times New Roman"/>
-                <w:lang w:val="en-US"/>
-              </w:rPr>
-              <w:t xml:space="preserve"> </w:t>
+              <w:t xml:space="preserve">{title?: </w:t>
             </w:r>
             <w:proofErr w:type="spellStart"/>
             <w:r>
@@ -31097,21 +30797,12 @@
               <w:t xml:space="preserve">{status: </w:t>
             </w:r>
             <w:proofErr w:type="spellStart"/>
-            <w:proofErr w:type="gramStart"/>
             <w:r>
               <w:rPr>
                 <w:rFonts w:ascii="Times New Roman" w:eastAsia="Times New Roman" w:hAnsi="Times New Roman" w:cs="Times New Roman"/>
                 <w:lang w:val="en-US"/>
               </w:rPr>
-              <w:t>string,document</w:t>
-            </w:r>
-            <w:proofErr w:type="gramEnd"/>
-            <w:r>
-              <w:rPr>
-                <w:rFonts w:ascii="Times New Roman" w:eastAsia="Times New Roman" w:hAnsi="Times New Roman" w:cs="Times New Roman"/>
-                <w:lang w:val="en-US"/>
-              </w:rPr>
-              <w:t>_id</w:t>
+              <w:t>string,document_id</w:t>
             </w:r>
             <w:proofErr w:type="spellEnd"/>
             <w:r>
@@ -31367,7 +31058,6 @@
               <w:t xml:space="preserve">: </w:t>
             </w:r>
             <w:proofErr w:type="spellStart"/>
-            <w:proofErr w:type="gramStart"/>
             <w:r>
               <w:rPr>
                 <w:rFonts w:ascii="Times New Roman" w:eastAsia="Times New Roman" w:hAnsi="Times New Roman" w:cs="Times New Roman"/>
@@ -31379,14 +31069,7 @@
               <w:rPr>
                 <w:rFonts w:ascii="Times New Roman" w:eastAsia="Times New Roman" w:hAnsi="Times New Roman" w:cs="Times New Roman"/>
               </w:rPr>
-              <w:t>[</w:t>
-            </w:r>
-            <w:proofErr w:type="gramEnd"/>
-            <w:r>
-              <w:rPr>
-                <w:rFonts w:ascii="Times New Roman" w:eastAsia="Times New Roman" w:hAnsi="Times New Roman" w:cs="Times New Roman"/>
-              </w:rPr>
-              <w:t>]}</w:t>
+              <w:t>[]}</w:t>
             </w:r>
           </w:p>
         </w:tc>
@@ -31649,21 +31332,12 @@
               <w:t xml:space="preserve">{status: </w:t>
             </w:r>
             <w:proofErr w:type="spellStart"/>
-            <w:proofErr w:type="gramStart"/>
             <w:r>
               <w:rPr>
                 <w:rFonts w:ascii="Times New Roman" w:eastAsia="Times New Roman" w:hAnsi="Times New Roman" w:cs="Times New Roman"/>
                 <w:lang w:val="en-US"/>
               </w:rPr>
-              <w:t>string,document</w:t>
-            </w:r>
-            <w:proofErr w:type="gramEnd"/>
-            <w:r>
-              <w:rPr>
-                <w:rFonts w:ascii="Times New Roman" w:eastAsia="Times New Roman" w:hAnsi="Times New Roman" w:cs="Times New Roman"/>
-                <w:lang w:val="en-US"/>
-              </w:rPr>
-              <w:t>_id</w:t>
+              <w:t>string,document_id</w:t>
             </w:r>
             <w:proofErr w:type="spellEnd"/>
             <w:r>
@@ -31842,21 +31516,12 @@
               <w:t xml:space="preserve">{name: </w:t>
             </w:r>
             <w:proofErr w:type="spellStart"/>
-            <w:proofErr w:type="gramStart"/>
             <w:r>
               <w:rPr>
                 <w:rFonts w:ascii="Times New Roman" w:eastAsia="Times New Roman" w:hAnsi="Times New Roman" w:cs="Times New Roman"/>
                 <w:lang w:val="en-US"/>
               </w:rPr>
-              <w:t>string,rule</w:t>
-            </w:r>
-            <w:proofErr w:type="gramEnd"/>
-            <w:r>
-              <w:rPr>
-                <w:rFonts w:ascii="Times New Roman" w:eastAsia="Times New Roman" w:hAnsi="Times New Roman" w:cs="Times New Roman"/>
-                <w:lang w:val="en-US"/>
-              </w:rPr>
-              <w:t>_type</w:t>
+              <w:t>string,rule_type</w:t>
             </w:r>
             <w:proofErr w:type="spellEnd"/>
             <w:r>
@@ -32176,31 +31841,15 @@
                 <w:rFonts w:ascii="Times New Roman" w:eastAsia="Times New Roman" w:hAnsi="Times New Roman" w:cs="Times New Roman"/>
                 <w:lang w:val="en-US"/>
               </w:rPr>
-              <w:t>profile_</w:t>
-            </w:r>
-            <w:proofErr w:type="gramStart"/>
+              <w:t>profile_id</w:t>
+            </w:r>
+            <w:proofErr w:type="spellEnd"/>
             <w:r>
               <w:rPr>
                 <w:rFonts w:ascii="Times New Roman" w:eastAsia="Times New Roman" w:hAnsi="Times New Roman" w:cs="Times New Roman"/>
                 <w:lang w:val="en-US"/>
               </w:rPr>
-              <w:t>id</w:t>
-            </w:r>
-            <w:proofErr w:type="spellEnd"/>
-            <w:r>
-              <w:rPr>
-                <w:rFonts w:ascii="Times New Roman" w:eastAsia="Times New Roman" w:hAnsi="Times New Roman" w:cs="Times New Roman"/>
-                <w:lang w:val="en-US"/>
-              </w:rPr>
-              <w:t>?:</w:t>
-            </w:r>
-            <w:proofErr w:type="gramEnd"/>
-            <w:r>
-              <w:rPr>
-                <w:rFonts w:ascii="Times New Roman" w:eastAsia="Times New Roman" w:hAnsi="Times New Roman" w:cs="Times New Roman"/>
-                <w:lang w:val="en-US"/>
-              </w:rPr>
-              <w:t xml:space="preserve"> string}</w:t>
+              <w:t>?: string}</w:t>
             </w:r>
             <w:r>
               <w:rPr>
@@ -32277,7 +31926,6 @@
               <w:t xml:space="preserve">: </w:t>
             </w:r>
             <w:proofErr w:type="spellStart"/>
-            <w:proofErr w:type="gramStart"/>
             <w:r>
               <w:rPr>
                 <w:rFonts w:ascii="Times New Roman" w:eastAsia="Times New Roman" w:hAnsi="Times New Roman" w:cs="Times New Roman"/>
@@ -32289,14 +31937,7 @@
               <w:rPr>
                 <w:rFonts w:ascii="Times New Roman" w:eastAsia="Times New Roman" w:hAnsi="Times New Roman" w:cs="Times New Roman"/>
               </w:rPr>
-              <w:t>[</w:t>
-            </w:r>
-            <w:proofErr w:type="gramEnd"/>
-            <w:r>
-              <w:rPr>
-                <w:rFonts w:ascii="Times New Roman" w:eastAsia="Times New Roman" w:hAnsi="Times New Roman" w:cs="Times New Roman"/>
-              </w:rPr>
-              <w:t>]}</w:t>
+              <w:t>[]}</w:t>
             </w:r>
           </w:p>
         </w:tc>
@@ -32751,31 +32392,15 @@
                 <w:rFonts w:ascii="Times New Roman" w:eastAsia="Times New Roman" w:hAnsi="Times New Roman" w:cs="Times New Roman"/>
                 <w:lang w:val="en-US"/>
               </w:rPr>
-              <w:t>submission_document_</w:t>
-            </w:r>
-            <w:proofErr w:type="gramStart"/>
+              <w:t>submission_document_id</w:t>
+            </w:r>
+            <w:proofErr w:type="spellEnd"/>
             <w:r>
               <w:rPr>
                 <w:rFonts w:ascii="Times New Roman" w:eastAsia="Times New Roman" w:hAnsi="Times New Roman" w:cs="Times New Roman"/>
                 <w:lang w:val="en-US"/>
               </w:rPr>
-              <w:t>id</w:t>
-            </w:r>
-            <w:proofErr w:type="spellEnd"/>
-            <w:r>
-              <w:rPr>
-                <w:rFonts w:ascii="Times New Roman" w:eastAsia="Times New Roman" w:hAnsi="Times New Roman" w:cs="Times New Roman"/>
-                <w:lang w:val="en-US"/>
-              </w:rPr>
-              <w:t>?:</w:t>
-            </w:r>
-            <w:proofErr w:type="gramEnd"/>
-            <w:r>
-              <w:rPr>
-                <w:rFonts w:ascii="Times New Roman" w:eastAsia="Times New Roman" w:hAnsi="Times New Roman" w:cs="Times New Roman"/>
-                <w:lang w:val="en-US"/>
-              </w:rPr>
-              <w:t xml:space="preserve"> </w:t>
+              <w:t xml:space="preserve">?: </w:t>
             </w:r>
             <w:proofErr w:type="spellStart"/>
             <w:r>
@@ -33455,21 +33080,12 @@
               <w:t xml:space="preserve">: </w:t>
             </w:r>
             <w:proofErr w:type="spellStart"/>
-            <w:proofErr w:type="gramStart"/>
             <w:r>
               <w:rPr>
                 <w:rFonts w:ascii="Times New Roman" w:eastAsia="Times New Roman" w:hAnsi="Times New Roman" w:cs="Times New Roman"/>
                 <w:lang w:val="en-US"/>
               </w:rPr>
-              <w:t>string,originality</w:t>
-            </w:r>
-            <w:proofErr w:type="gramEnd"/>
-            <w:r>
-              <w:rPr>
-                <w:rFonts w:ascii="Times New Roman" w:eastAsia="Times New Roman" w:hAnsi="Times New Roman" w:cs="Times New Roman"/>
-                <w:lang w:val="en-US"/>
-              </w:rPr>
-              <w:t>_percent</w:t>
+              <w:t>string,originality_percent</w:t>
             </w:r>
             <w:proofErr w:type="spellEnd"/>
             <w:r>
@@ -33828,7 +33444,6 @@
               <w:t xml:space="preserve">{check: </w:t>
             </w:r>
             <w:proofErr w:type="spellStart"/>
-            <w:proofErr w:type="gramStart"/>
             <w:r>
               <w:rPr>
                 <w:rFonts w:ascii="Times New Roman" w:eastAsia="Times New Roman" w:hAnsi="Times New Roman" w:cs="Times New Roman"/>
@@ -33837,7 +33452,6 @@
               <w:t>CheckOut,summary</w:t>
             </w:r>
             <w:proofErr w:type="spellEnd"/>
-            <w:proofErr w:type="gramEnd"/>
             <w:r>
               <w:rPr>
                 <w:rFonts w:ascii="Times New Roman" w:eastAsia="Times New Roman" w:hAnsi="Times New Roman" w:cs="Times New Roman"/>
@@ -39687,28 +39301,28 @@
 </file>
 
 <file path=customXml/item1.xml><?xml version="1.0" encoding="utf-8"?>
+<b:Sources xmlns:b="http://schemas.openxmlformats.org/officeDocument/2006/bibliography" xmlns="http://schemas.openxmlformats.org/officeDocument/2006/bibliography" SelectedStyle="\APASixthEditionOfficeOnline.xsl" StyleName="APA" Version="6"/>
+</file>
+
+<file path=customXml/item2.xml><?xml version="1.0" encoding="utf-8"?>
 <go:gDocsCustomXmlDataStorage xmlns:go="http://customooxmlschemas.google.com/" xmlns:r="http://schemas.openxmlformats.org/officeDocument/2006/relationships" uri="GoogleDocsCustomDataVersion2">
   <go:docsCustomData xmlns:go="http://customooxmlschemas.google.com/" roundtripDataSignature="AMtx7mgnq6EaWzZ+Rua8DDB6I9iwF/ofYQ==">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</go:docsCustomData>
 </go:gDocsCustomXmlDataStorage>
 </file>
 
-<file path=customXml/item2.xml><?xml version="1.0" encoding="utf-8"?>
-<b:Sources xmlns:b="http://schemas.openxmlformats.org/officeDocument/2006/bibliography" xmlns="http://schemas.openxmlformats.org/officeDocument/2006/bibliography" SelectedStyle="\APASixthEditionOfficeOnline.xsl" StyleName="APA" Version="6"/>
+<file path=customXml/itemProps1.xml><?xml version="1.0" encoding="utf-8"?>
+<ds:datastoreItem xmlns:ds="http://schemas.openxmlformats.org/officeDocument/2006/customXml" ds:itemID="{4C986554-1DB2-46F1-A350-5F50580F6789}">
+  <ds:schemaRefs>
+    <ds:schemaRef ds:uri="http://schemas.openxmlformats.org/officeDocument/2006/bibliography"/>
+  </ds:schemaRefs>
+</ds:datastoreItem>
 </file>
 
-<file path=customXml/itemProps1.xml><?xml version="1.0" encoding="utf-8"?>
+<file path=customXml/itemProps2.xml><?xml version="1.0" encoding="utf-8"?>
 <ds:datastoreItem xmlns:ds="http://schemas.openxmlformats.org/officeDocument/2006/customXml" ds:itemID="{11111111-1234-1234-1234-123412341234}">
   <ds:schemaRefs>
     <ds:schemaRef ds:uri="http://customooxmlschemas.google.com/"/>
     <ds:schemaRef ds:uri="http://schemas.openxmlformats.org/officeDocument/2006/relationships"/>
   </ds:schemaRefs>
 </ds:datastoreItem>
-</file>
-
-<file path=customXml/itemProps2.xml><?xml version="1.0" encoding="utf-8"?>
-<ds:datastoreItem xmlns:ds="http://schemas.openxmlformats.org/officeDocument/2006/customXml" ds:itemID="{4C986554-1DB2-46F1-A350-5F50580F6789}">
-  <ds:schemaRefs>
-    <ds:schemaRef ds:uri="http://schemas.openxmlformats.org/officeDocument/2006/bibliography"/>
-  </ds:schemaRefs>
-</ds:datastoreItem>
 </file>